--- a/zht/docx/160.content.docx
+++ b/zht/docx/160.content.docx
@@ -19,7 +19,7 @@
         <w:rPr>
           <w:lang w:val="zh_TW" w:bidi="zh_TW"/>
         </w:rPr>
-        <w:t>Resource: 聖經詞典 (Tyndale)</w:t>
+        <w:t>Resource: Tyndale Open Bible Dictionary</w:t>
       </w:r>
       <w:r>
         <w:rPr>
@@ -112,7 +112,7 @@
         <w:rPr>
           <w:lang w:val="zh_TW" w:bidi="zh_TW"/>
         </w:rPr>
-        <w:t>聖經詞典 (Tyndale)</w:t>
+        <w:t>Tyndale Open Bible Dictionary</w:t>
       </w:r>
     </w:p>
     <w:p>
@@ -149,7 +149,7 @@
         <w:rPr>
           <w:lang w:val="zh_TW" w:bidi="zh_TW"/>
         </w:rPr>
-        <w:t>ying</w:t>
+        <w:t>xiu</w:t>
       </w:r>
       <w:r>
         <w:rPr>
@@ -212,7 +212,7 @@
         <w:rPr>
           <w:lang w:val="zh_TW" w:bidi="zh_TW"/>
         </w:rPr>
-        <w:t>應許</w:t>
+        <w:t>休妻</w:t>
       </w:r>
       <w:r>
         <w:rPr>
@@ -231,18 +231,7 @@
         <w:rPr>
           <w:lang w:val="zh_TW" w:bidi="zh_TW"/>
         </w:rPr>
-        <w:t>一個人向另一個人所作的宣告，表示某事將會或不會完成，使另一個人有權期待與應許相應的行為。</w:t>
-      </w:r>
-    </w:p>
-    <w:p>
-      <w:pPr>
-        <w:pStyle w:val="Heading3"/>
-      </w:pPr>
-      <w:r>
-        <w:rPr>
-          <w:lang w:val="zh_TW" w:bidi="zh_TW"/>
-        </w:rPr>
-        <w:t>應許的類型</w:t>
+        <w:t>聖經中關於休妻的規範，與神在歷史中逐步啟示中對婚姻的不同定義密切相關。</w:t>
       </w:r>
     </w:p>
     <w:p>
@@ -256,7 +245,7 @@
         <w:rPr>
           <w:lang w:val="zh_TW" w:bidi="zh_TW"/>
         </w:rPr>
-        <w:t>聖經中有幾個人與人之間彼此應許的例子（例：</w:t>
+        <w:t>在創世記的創造記載中，婚姻被定義為神在無罪環境中所設立的「一體」聯合（</w:t>
       </w:r>
       <w:hyperlink r:id="rId13">
         <w:r>
@@ -267,14 +256,14 @@
             <w:color w:val="0000EE"/>
             <w:u w:val="single"/>
           </w:rPr>
-          <w:t>民22:17</w:t>
+          <w:t>創2:24</w:t>
         </w:r>
       </w:hyperlink>
       <w:r>
         <w:rPr>
           <w:lang w:val="zh_TW" w:bidi="zh_TW"/>
         </w:rPr>
-        <w:t>；</w:t>
+        <w:t>）。在這樣的條件下，婚姻關係的解體是不可想像的。在耶穌的事工中，祂肯定神對婚姻原初設計的這一方面，並描述了「一體」關係的含義，即廢除配偶間的分離狀態，並創造出一種牢不可破的聯合（</w:t>
       </w:r>
       <w:hyperlink r:id="rId14">
         <w:r>
@@ -285,50 +274,25 @@
             <w:color w:val="0000EE"/>
             <w:u w:val="single"/>
           </w:rPr>
-          <w:t>斯4:7</w:t>
+          <w:t>太19:6</w:t>
         </w:r>
       </w:hyperlink>
       <w:r>
         <w:rPr>
           <w:lang w:val="zh_TW" w:bidi="zh_TW"/>
         </w:rPr>
-        <w:t>）以及人對神應許的例子（例：</w:t>
-      </w:r>
-      <w:hyperlink r:id="rId15">
-        <w:r>
-          <w:rPr>
-            <w:lang w:val="zh_TW" w:bidi="zh_TW"/>
-          </w:rPr>
-          <w:rPr>
-            <w:color w:val="0000EE"/>
-            <w:u w:val="single"/>
-          </w:rPr>
-          <w:t>尼5:12</w:t>
-        </w:r>
-      </w:hyperlink>
-      <w:r>
-        <w:rPr>
-          <w:lang w:val="zh_TW" w:bidi="zh_TW"/>
-        </w:rPr>
-        <w:t>）。然而，神對人的應許更為重要。這些屬神的應許絕對可信，因為作應許的那位完全有能力成就祂的應許（</w:t>
-      </w:r>
-      <w:hyperlink r:id="rId16">
-        <w:r>
-          <w:rPr>
-            <w:lang w:val="zh_TW" w:bidi="zh_TW"/>
-          </w:rPr>
-          <w:rPr>
-            <w:color w:val="0000EE"/>
-            <w:u w:val="single"/>
-          </w:rPr>
-          <w:t>羅4:21</w:t>
-        </w:r>
-      </w:hyperlink>
-      <w:r>
-        <w:rPr>
-          <w:lang w:val="zh_TW" w:bidi="zh_TW"/>
-        </w:rPr>
         <w:t>）。</w:t>
+      </w:r>
+    </w:p>
+    <w:p>
+      <w:pPr>
+        <w:pStyle w:val="Heading3"/>
+      </w:pPr>
+      <w:r>
+        <w:rPr>
+          <w:lang w:val="zh_TW" w:bidi="zh_TW"/>
+        </w:rPr>
+        <w:t>舊約聖經對於休妻的觀點</w:t>
       </w:r>
     </w:p>
     <w:p>
@@ -342,25 +306,37 @@
         <w:rPr>
           <w:lang w:val="zh_TW" w:bidi="zh_TW"/>
         </w:rPr>
-        <w:t>聖經中，神的應許保證領受者得著許多益處，包括：</w:t>
-      </w:r>
-    </w:p>
-    <w:p>
-      <w:pPr>
-        <w:pStyle w:val="ListBullet"/>
-        <w:spacing w:line="240" w:lineRule="auto"/>
-        <w:ind w:left="720"/>
-      </w:pPr>
-      <w:r>
-        <w:rPr>
-          <w:lang w:val="zh_TW" w:bidi="zh_TW"/>
-        </w:rPr>
-      </w:r>
-      <w:r>
-        <w:rPr>
-          <w:lang w:val="zh_TW" w:bidi="zh_TW"/>
-        </w:rPr>
-        <w:t>子民的身份（</w:t>
+        <w:t>墮落所帶來的破壞，對男性和女性之間的關係造成了嚴重後果。由於罪切斷了他們對神的主要依賴，男人和女人分別受制於他們最初被造時的元素。男人受制於他來自的塵土（</w:t>
+      </w:r>
+      <w:hyperlink r:id="rId15">
+        <w:r>
+          <w:rPr>
+            <w:lang w:val="zh_TW" w:bidi="zh_TW"/>
+          </w:rPr>
+          <w:rPr>
+            <w:color w:val="0000EE"/>
+            <w:u w:val="single"/>
+          </w:rPr>
+          <w:t>創2:7，</w:t>
+        </w:r>
+      </w:hyperlink>
+      <w:hyperlink r:id="rId16">
+        <w:r>
+          <w:rPr>
+            <w:lang w:val="zh_TW" w:bidi="zh_TW"/>
+          </w:rPr>
+          <w:rPr>
+            <w:color w:val="0000EE"/>
+            <w:u w:val="single"/>
+          </w:rPr>
+          <w:t>3:19</w:t>
+        </w:r>
+      </w:hyperlink>
+      <w:r>
+        <w:rPr>
+          <w:lang w:val="zh_TW" w:bidi="zh_TW"/>
+        </w:rPr>
+        <w:t>），女人則受制於她從男人而被造的事實（</w:t>
       </w:r>
       <w:hyperlink r:id="rId17">
         <w:r>
@@ -371,33 +347,9 @@
             <w:color w:val="0000EE"/>
             <w:u w:val="single"/>
           </w:rPr>
-          <w:t>林後6:16–7:1</w:t>
+          <w:t>2:22，</w:t>
         </w:r>
       </w:hyperlink>
-      <w:r>
-        <w:rPr>
-          <w:lang w:val="zh_TW" w:bidi="zh_TW"/>
-        </w:rPr>
-        <w:t>）</w:t>
-      </w:r>
-    </w:p>
-    <w:p>
-      <w:pPr>
-        <w:pStyle w:val="ListBullet"/>
-        <w:spacing w:line="240" w:lineRule="auto"/>
-        <w:ind w:left="720"/>
-      </w:pPr>
-      <w:r>
-        <w:rPr>
-          <w:lang w:val="zh_TW" w:bidi="zh_TW"/>
-        </w:rPr>
-      </w:r>
-      <w:r>
-        <w:rPr>
-          <w:lang w:val="zh_TW" w:bidi="zh_TW"/>
-        </w:rPr>
-        <w:t>罪的赦免 （</w:t>
-      </w:r>
       <w:hyperlink r:id="rId18">
         <w:r>
           <w:rPr>
@@ -407,32 +359,14 @@
             <w:color w:val="0000EE"/>
             <w:u w:val="single"/>
           </w:rPr>
-          <w:t>約一1:9</w:t>
+          <w:t>3:16</w:t>
         </w:r>
       </w:hyperlink>
       <w:r>
         <w:rPr>
           <w:lang w:val="zh_TW" w:bidi="zh_TW"/>
         </w:rPr>
-        <w:t>）</w:t>
-      </w:r>
-    </w:p>
-    <w:p>
-      <w:pPr>
-        <w:pStyle w:val="ListBullet"/>
-        <w:spacing w:line="240" w:lineRule="auto"/>
-        <w:ind w:left="720"/>
-      </w:pPr>
-      <w:r>
-        <w:rPr>
-          <w:lang w:val="zh_TW" w:bidi="zh_TW"/>
-        </w:rPr>
-      </w:r>
-      <w:r>
-        <w:rPr>
-          <w:lang w:val="zh_TW" w:bidi="zh_TW"/>
-        </w:rPr>
-        <w:t>回應禱告（</w:t>
+        <w:t>）。在墮落之前，男人和女人共享神的形象，享有平等的關係（</w:t>
       </w:r>
       <w:hyperlink r:id="rId19">
         <w:r>
@@ -443,32 +377,14 @@
             <w:color w:val="0000EE"/>
             <w:u w:val="single"/>
           </w:rPr>
-          <w:t>路11:9</w:t>
+          <w:t>1:27</w:t>
         </w:r>
       </w:hyperlink>
       <w:r>
         <w:rPr>
           <w:lang w:val="zh_TW" w:bidi="zh_TW"/>
         </w:rPr>
-        <w:t>）</w:t>
-      </w:r>
-    </w:p>
-    <w:p>
-      <w:pPr>
-        <w:pStyle w:val="ListBullet"/>
-        <w:spacing w:line="240" w:lineRule="auto"/>
-        <w:ind w:left="720"/>
-      </w:pPr>
-      <w:r>
-        <w:rPr>
-          <w:lang w:val="zh_TW" w:bidi="zh_TW"/>
-        </w:rPr>
-      </w:r>
-      <w:r>
-        <w:rPr>
-          <w:lang w:val="zh_TW" w:bidi="zh_TW"/>
-        </w:rPr>
-        <w:t>脫離試探（</w:t>
+        <w:t>）並共同承擔治理受造之物的神聖使命（見</w:t>
       </w:r>
       <w:hyperlink r:id="rId20">
         <w:r>
@@ -479,34 +395,16 @@
             <w:color w:val="0000EE"/>
             <w:u w:val="single"/>
           </w:rPr>
-          <w:t>林前10:13</w:t>
+          <w:t>28</w:t>
         </w:r>
       </w:hyperlink>
       <w:r>
         <w:rPr>
           <w:lang w:val="zh_TW" w:bidi="zh_TW"/>
         </w:rPr>
-        <w:t>）</w:t>
-      </w:r>
-    </w:p>
-    <w:p>
-      <w:pPr>
-        <w:pStyle w:val="ListBullet"/>
-        <w:spacing w:line="240" w:lineRule="auto"/>
-        <w:ind w:left="720"/>
-      </w:pPr>
-      <w:r>
-        <w:rPr>
-          <w:lang w:val="zh_TW" w:bidi="zh_TW"/>
-        </w:rPr>
-      </w:r>
-      <w:r>
-        <w:rPr>
-          <w:lang w:val="zh_TW" w:bidi="zh_TW"/>
-        </w:rPr>
-        <w:t>患難中的恩典（</w:t>
-      </w:r>
-      <w:hyperlink r:id="rId21">
+        <w:t>節）。然而，墮落之後，男人成為女人的掌權者，而女人成為男人的臣服者（</w:t>
+      </w:r>
+      <w:hyperlink r:id="rId18">
         <w:r>
           <w:rPr>
             <w:lang w:val="zh_TW" w:bidi="zh_TW"/>
@@ -515,158 +413,14 @@
             <w:color w:val="0000EE"/>
             <w:u w:val="single"/>
           </w:rPr>
-          <w:t>林後12:9</w:t>
+          <w:t>3:16</w:t>
         </w:r>
       </w:hyperlink>
       <w:r>
         <w:rPr>
           <w:lang w:val="zh_TW" w:bidi="zh_TW"/>
         </w:rPr>
-        <w:t>）</w:t>
-      </w:r>
-    </w:p>
-    <w:p>
-      <w:pPr>
-        <w:pStyle w:val="ListBullet"/>
-        <w:spacing w:line="240" w:lineRule="auto"/>
-        <w:ind w:left="720"/>
-      </w:pPr>
-      <w:r>
-        <w:rPr>
-          <w:lang w:val="zh_TW" w:bidi="zh_TW"/>
-        </w:rPr>
-      </w:r>
-      <w:r>
-        <w:rPr>
-          <w:lang w:val="zh_TW" w:bidi="zh_TW"/>
-        </w:rPr>
-        <w:t>供應一切所需（</w:t>
-      </w:r>
-      <w:hyperlink r:id="rId22">
-        <w:r>
-          <w:rPr>
-            <w:lang w:val="zh_TW" w:bidi="zh_TW"/>
-          </w:rPr>
-          <w:rPr>
-            <w:color w:val="0000EE"/>
-            <w:u w:val="single"/>
-          </w:rPr>
-          <w:t>腓4:19</w:t>
-        </w:r>
-      </w:hyperlink>
-      <w:r>
-        <w:rPr>
-          <w:lang w:val="zh_TW" w:bidi="zh_TW"/>
-        </w:rPr>
-        <w:t>）</w:t>
-      </w:r>
-    </w:p>
-    <w:p>
-      <w:pPr>
-        <w:pStyle w:val="ListBullet"/>
-        <w:spacing w:line="240" w:lineRule="auto"/>
-        <w:ind w:left="720"/>
-      </w:pPr>
-      <w:r>
-        <w:rPr>
-          <w:lang w:val="zh_TW" w:bidi="zh_TW"/>
-        </w:rPr>
-      </w:r>
-      <w:r>
-        <w:rPr>
-          <w:lang w:val="zh_TW" w:bidi="zh_TW"/>
-        </w:rPr>
-        <w:t>順服的獎賞（</w:t>
-      </w:r>
-      <w:hyperlink r:id="rId23">
-        <w:r>
-          <w:rPr>
-            <w:lang w:val="zh_TW" w:bidi="zh_TW"/>
-          </w:rPr>
-          <w:rPr>
-            <w:color w:val="0000EE"/>
-            <w:u w:val="single"/>
-          </w:rPr>
-          <w:t>雅1:12</w:t>
-        </w:r>
-      </w:hyperlink>
-      <w:r>
-        <w:rPr>
-          <w:lang w:val="zh_TW" w:bidi="zh_TW"/>
-        </w:rPr>
-        <w:t>）</w:t>
-      </w:r>
-    </w:p>
-    <w:p>
-      <w:pPr>
-        <w:pStyle w:val="ListBullet"/>
-        <w:spacing w:line="240" w:lineRule="auto"/>
-        <w:ind w:left="720"/>
-      </w:pPr>
-      <w:r>
-        <w:rPr>
-          <w:lang w:val="zh_TW" w:bidi="zh_TW"/>
-        </w:rPr>
-      </w:r>
-      <w:r>
-        <w:rPr>
-          <w:lang w:val="zh_TW" w:bidi="zh_TW"/>
-        </w:rPr>
-        <w:t>永生（</w:t>
-      </w:r>
-      <w:hyperlink r:id="rId24">
-        <w:r>
-          <w:rPr>
-            <w:lang w:val="zh_TW" w:bidi="zh_TW"/>
-          </w:rPr>
-          <w:rPr>
-            <w:color w:val="0000EE"/>
-            <w:u w:val="single"/>
-          </w:rPr>
-          <w:t>路18:29–30</w:t>
-        </w:r>
-      </w:hyperlink>
-      <w:r>
-        <w:rPr>
-          <w:lang w:val="zh_TW" w:bidi="zh_TW"/>
-        </w:rPr>
-        <w:t>；</w:t>
-      </w:r>
-      <w:hyperlink r:id="rId25">
-        <w:r>
-          <w:rPr>
-            <w:lang w:val="zh_TW" w:bidi="zh_TW"/>
-          </w:rPr>
-          <w:rPr>
-            <w:color w:val="0000EE"/>
-            <w:u w:val="single"/>
-          </w:rPr>
-          <w:t>約3:16</w:t>
-        </w:r>
-      </w:hyperlink>
-      <w:r>
-        <w:rPr>
-          <w:lang w:val="zh_TW" w:bidi="zh_TW"/>
-        </w:rPr>
-        <w:t>；</w:t>
-      </w:r>
-      <w:hyperlink r:id="rId26">
-        <w:r>
-          <w:rPr>
-            <w:lang w:val="zh_TW" w:bidi="zh_TW"/>
-          </w:rPr>
-          <w:rPr>
-            <w:color w:val="0000EE"/>
-            <w:u w:val="single"/>
-          </w:rPr>
-          <w:t>羅6:22–23</w:t>
-        </w:r>
-      </w:hyperlink>
-      <w:r>
-        <w:rPr>
-          <w:lang w:val="zh_TW" w:bidi="zh_TW"/>
-        </w:rPr>
-        <w:t>）</w:t>
+        <w:t>）。</w:t>
       </w:r>
     </w:p>
     <w:p>
@@ -680,9 +434,9 @@
         <w:rPr>
           <w:lang w:val="zh_TW" w:bidi="zh_TW"/>
         </w:rPr>
-        <w:t>神的應許是確定且可靠的。然而，要分享這些祝福，我們必須滿足某些條件。神的應許也不必然帶來祝福。實際上，也有應許宣告，拒絕順服主耶穌福音的人肯定會面臨審判（</w:t>
-      </w:r>
-      <w:hyperlink r:id="rId27">
+        <w:t>由於這些新情況的出現，男人對女人有了在墮落前所沒有的支配權。「一體」的關係遭受破壞，因為掌權的權利為男性統治者增加其女性伴侶的數量開闢了道路。這種男女之間的差異導致了一夫多妻制的出現（</w:t>
+      </w:r>
+      <w:hyperlink r:id="rId21">
         <w:r>
           <w:rPr>
             <w:lang w:val="zh_TW" w:bidi="zh_TW"/>
@@ -691,14 +445,74 @@
             <w:color w:val="0000EE"/>
             <w:u w:val="single"/>
           </w:rPr>
-          <w:t>帖後1:8–9</w:t>
+          <w:t>創4:19，</w:t>
         </w:r>
       </w:hyperlink>
-      <w:r>
-        <w:rPr>
-          <w:lang w:val="zh_TW" w:bidi="zh_TW"/>
-        </w:rPr>
-        <w:t>）。</w:t>
+      <w:hyperlink r:id="rId22">
+        <w:r>
+          <w:rPr>
+            <w:lang w:val="zh_TW" w:bidi="zh_TW"/>
+          </w:rPr>
+          <w:rPr>
+            <w:color w:val="0000EE"/>
+            <w:u w:val="single"/>
+          </w:rPr>
+          <w:t>16:3，</w:t>
+        </w:r>
+      </w:hyperlink>
+      <w:hyperlink r:id="rId23">
+        <w:r>
+          <w:rPr>
+            <w:lang w:val="zh_TW" w:bidi="zh_TW"/>
+          </w:rPr>
+          <w:rPr>
+            <w:color w:val="0000EE"/>
+            <w:u w:val="single"/>
+          </w:rPr>
+          <w:t>29:30</w:t>
+        </w:r>
+      </w:hyperlink>
+      <w:r>
+        <w:rPr>
+          <w:lang w:val="zh_TW" w:bidi="zh_TW"/>
+        </w:rPr>
+        <w:t>）以及連續單配偶制（短暫婚姻）的實踐——需要通過休妻來終結每一段婚姻（</w:t>
+      </w:r>
+      <w:hyperlink r:id="rId24">
+        <w:r>
+          <w:rPr>
+            <w:lang w:val="zh_TW" w:bidi="zh_TW"/>
+          </w:rPr>
+          <w:rPr>
+            <w:color w:val="0000EE"/>
+            <w:u w:val="single"/>
+          </w:rPr>
+          <w:t>申24:1–4</w:t>
+        </w:r>
+      </w:hyperlink>
+      <w:r>
+        <w:rPr>
+          <w:lang w:val="zh_TW" w:bidi="zh_TW"/>
+        </w:rPr>
+        <w:t>）。因此，休妻做法的出現，成為男性性統治原則下，不可避免的結果。無論是統治還是休妻，都不是神原本對婚姻關係的設計。摩西律法中關於休妻的規定是神對人類墮落狀態所作的讓步（</w:t>
+      </w:r>
+      <w:hyperlink r:id="rId25">
+        <w:r>
+          <w:rPr>
+            <w:lang w:val="zh_TW" w:bidi="zh_TW"/>
+          </w:rPr>
+          <w:rPr>
+            <w:color w:val="0000EE"/>
+            <w:u w:val="single"/>
+          </w:rPr>
+          <w:t>太19:8</w:t>
+        </w:r>
+      </w:hyperlink>
+      <w:r>
+        <w:rPr>
+          <w:lang w:val="zh_TW" w:bidi="zh_TW"/>
+        </w:rPr>
+        <w:t>）。通常，休妻的選擇僅為男性統治者所享有。作為其男性統治者的臣服者，妻子成為休妻的受害者。男人可以休妻，而女人卻不能與丈夫離婚。</w:t>
       </w:r>
     </w:p>
     <w:p>
@@ -712,18 +526,43 @@
         <w:rPr>
           <w:lang w:val="zh_TW" w:bidi="zh_TW"/>
         </w:rPr>
-        <w:t>神的應許適用於不同時代與地方，且臨到許多人；除此之外，還有許多應許涉及祂的救贖計畫，如何在宏大歷史進程中的開展。這類應許既無重複性應用，也沒有條件的性質。在這類情況中，應許幾乎等同預言。這些應許以及應驗，彼交織於救贖歷史之中。</w:t>
-      </w:r>
-    </w:p>
-    <w:p>
-      <w:pPr>
-        <w:pStyle w:val="Heading3"/>
-      </w:pPr>
-      <w:r>
-        <w:rPr>
-          <w:lang w:val="zh_TW" w:bidi="zh_TW"/>
-        </w:rPr>
-        <w:t>舊約聖經中的應許</w:t>
+        <w:t>雖然看起來不公平，但申命記關於休妻的規定實際上是為了給受害的婦女提供一點保護。丈夫必須以她有不道德的行為為理由，證明休妻的正當性，並需給予被休的妻子一紙休書，作為她與他的婚姻的證明（</w:t>
+      </w:r>
+      <w:hyperlink r:id="rId26">
+        <w:r>
+          <w:rPr>
+            <w:lang w:val="zh_TW" w:bidi="zh_TW"/>
+          </w:rPr>
+          <w:rPr>
+            <w:color w:val="0000EE"/>
+            <w:u w:val="single"/>
+          </w:rPr>
+          <w:t>申24:1</w:t>
+        </w:r>
+      </w:hyperlink>
+      <w:r>
+        <w:rPr>
+          <w:lang w:val="zh_TW" w:bidi="zh_TW"/>
+        </w:rPr>
+        <w:t>）。此外，離異的丈夫在妻子再嫁後，不得再娶她為妻，因為最初的休妻被視為對她的玷污（見</w:t>
+      </w:r>
+      <w:hyperlink r:id="rId27">
+        <w:r>
+          <w:rPr>
+            <w:lang w:val="zh_TW" w:bidi="zh_TW"/>
+          </w:rPr>
+          <w:rPr>
+            <w:color w:val="0000EE"/>
+            <w:u w:val="single"/>
+          </w:rPr>
+          <w:t>4</w:t>
+        </w:r>
+      </w:hyperlink>
+      <w:r>
+        <w:rPr>
+          <w:lang w:val="zh_TW" w:bidi="zh_TW"/>
+        </w:rPr>
+        <w:t>節）。</w:t>
       </w:r>
     </w:p>
     <w:p>
@@ -737,7 +576,7 @@
         <w:rPr>
           <w:lang w:val="zh_TW" w:bidi="zh_TW"/>
         </w:rPr>
-        <w:t>舊約聖經的應許主題，最明確體現在福音的首次宣告中（稱為原始福音）；是神在亞當和夏娃墮落犯罪後，在伊甸園中給予的（</w:t>
+        <w:t>雖然摩西關於休妻的規定是神因以色列人心硬而作出的讓步，舊約卻明確指出神恨惡休妻（</w:t>
       </w:r>
       <w:hyperlink r:id="rId28">
         <w:r>
@@ -748,169 +587,25 @@
             <w:color w:val="0000EE"/>
             <w:u w:val="single"/>
           </w:rPr>
-          <w:t>創3:15</w:t>
+          <w:t>瑪2:16</w:t>
         </w:r>
       </w:hyperlink>
       <w:r>
         <w:rPr>
           <w:lang w:val="zh_TW" w:bidi="zh_TW"/>
         </w:rPr>
-        <w:t>）。後來的應許包括：</w:t>
+        <w:t>）。休妻的權利是基於人類墮落後形成的男性統治原則而勉強允許的。但神原本的設計，體現在「二人成為一體」的婚姻關係中，仍然是男女婚姻結合的標準。</w:t>
       </w:r>
     </w:p>
     <w:p>
       <w:pPr>
-        <w:pStyle w:val="ListBullet"/>
-        <w:spacing w:line="240" w:lineRule="auto"/>
-        <w:ind w:left="720"/>
-      </w:pPr>
-      <w:r>
-        <w:rPr>
-          <w:lang w:val="zh_TW" w:bidi="zh_TW"/>
-        </w:rPr>
-      </w:r>
-      <w:r>
-        <w:rPr>
-          <w:lang w:val="zh_TW" w:bidi="zh_TW"/>
-        </w:rPr>
-        <w:t>神與亞伯拉罕立的盟約（</w:t>
-      </w:r>
-      <w:hyperlink r:id="rId29">
-        <w:r>
-          <w:rPr>
-            <w:lang w:val="zh_TW" w:bidi="zh_TW"/>
-          </w:rPr>
-          <w:rPr>
-            <w:color w:val="0000EE"/>
-            <w:u w:val="single"/>
-          </w:rPr>
-          <w:t>創12</w:t>
-        </w:r>
-      </w:hyperlink>
-      <w:r>
-        <w:rPr>
-          <w:lang w:val="zh_TW" w:bidi="zh_TW"/>
-        </w:rPr>
-        <w:t>、</w:t>
-      </w:r>
-      <w:hyperlink r:id="rId30">
-        <w:r>
-          <w:rPr>
-            <w:lang w:val="zh_TW" w:bidi="zh_TW"/>
-          </w:rPr>
-          <w:rPr>
-            <w:color w:val="0000EE"/>
-            <w:u w:val="single"/>
-          </w:rPr>
-          <w:t>15</w:t>
-        </w:r>
-      </w:hyperlink>
-      <w:r>
-        <w:rPr>
-          <w:lang w:val="zh_TW" w:bidi="zh_TW"/>
-        </w:rPr>
-        <w:t>、</w:t>
-      </w:r>
-      <w:hyperlink r:id="rId31">
-        <w:r>
-          <w:rPr>
-            <w:lang w:val="zh_TW" w:bidi="zh_TW"/>
-          </w:rPr>
-          <w:rPr>
-            <w:color w:val="0000EE"/>
-            <w:u w:val="single"/>
-          </w:rPr>
-          <w:t>17</w:t>
-        </w:r>
-      </w:hyperlink>
-      <w:r>
-        <w:rPr>
-          <w:lang w:val="zh_TW" w:bidi="zh_TW"/>
-        </w:rPr>
-        <w:t>）</w:t>
-      </w:r>
-    </w:p>
-    <w:p>
-      <w:pPr>
-        <w:pStyle w:val="ListBullet"/>
-        <w:spacing w:line="240" w:lineRule="auto"/>
-        <w:ind w:left="720"/>
-      </w:pPr>
-      <w:r>
-        <w:rPr>
-          <w:lang w:val="zh_TW" w:bidi="zh_TW"/>
-        </w:rPr>
-      </w:r>
-      <w:r>
-        <w:rPr>
-          <w:lang w:val="zh_TW" w:bidi="zh_TW"/>
-        </w:rPr>
-        <w:t>神與大衛立的盟約（</w:t>
-      </w:r>
-      <w:hyperlink r:id="rId32">
-        <w:r>
-          <w:rPr>
-            <w:lang w:val="zh_TW" w:bidi="zh_TW"/>
-          </w:rPr>
-          <w:rPr>
-            <w:color w:val="0000EE"/>
-            <w:u w:val="single"/>
-          </w:rPr>
-          <w:t>撒下7</w:t>
-        </w:r>
-      </w:hyperlink>
-      <w:r>
-        <w:rPr>
-          <w:lang w:val="zh_TW" w:bidi="zh_TW"/>
-        </w:rPr>
-        <w:t>）</w:t>
-      </w:r>
-    </w:p>
-    <w:p>
-      <w:pPr>
-        <w:pStyle w:val="ListBullet"/>
-        <w:spacing w:line="240" w:lineRule="auto"/>
-        <w:ind w:left="720"/>
-      </w:pPr>
-      <w:r>
-        <w:rPr>
-          <w:lang w:val="zh_TW" w:bidi="zh_TW"/>
-        </w:rPr>
-      </w:r>
-      <w:r>
-        <w:rPr>
-          <w:lang w:val="zh_TW" w:bidi="zh_TW"/>
-        </w:rPr>
-        <w:t>新約的應許（</w:t>
-      </w:r>
-      <w:hyperlink r:id="rId33">
-        <w:r>
-          <w:rPr>
-            <w:lang w:val="zh_TW" w:bidi="zh_TW"/>
-          </w:rPr>
-          <w:rPr>
-            <w:color w:val="0000EE"/>
-            <w:u w:val="single"/>
-          </w:rPr>
-          <w:t>耶31章</w:t>
-        </w:r>
-      </w:hyperlink>
-      <w:r>
-        <w:rPr>
-          <w:lang w:val="zh_TW" w:bidi="zh_TW"/>
-        </w:rPr>
-        <w:t>）</w:t>
-      </w:r>
-    </w:p>
-    <w:p>
-      <w:pPr>
-        <w:pStyle w:val="Heading4"/>
-      </w:pPr>
-      <w:r>
-        <w:rPr>
-          <w:lang w:val="zh_TW" w:bidi="zh_TW"/>
-        </w:rPr>
-        <w:t>原始福音</w:t>
+        <w:pStyle w:val="Heading3"/>
+      </w:pPr>
+      <w:r>
+        <w:rPr>
+          <w:lang w:val="zh_TW" w:bidi="zh_TW"/>
+        </w:rPr>
+        <w:t>耶穌關於休妻的教導</w:t>
       </w:r>
     </w:p>
     <w:p>
@@ -920,7 +615,13 @@
           <w:lang w:val="zh_TW" w:bidi="zh_TW"/>
         </w:rPr>
       </w:r>
-      <w:hyperlink r:id="rId28">
+      <w:r>
+        <w:rPr>
+          <w:lang w:val="zh_TW" w:bidi="zh_TW"/>
+        </w:rPr>
+        <w:t>因基督的救贖事工顯明了回歸神在創造中的原初旨意，舊約中關於休妻的規定在基督徒群體中被廢除。為了證明跟隨祂的人中婚姻關係的不可侵犯性，耶穌引導他們回到創造的典範。耶穌負面地提到摩西准許休妻的規定，並堅持神原初的創造秩序，宣告「起初並不是這樣」（</w:t>
+      </w:r>
+      <w:hyperlink r:id="rId25">
         <w:r>
           <w:rPr>
             <w:lang w:val="zh_TW" w:bidi="zh_TW"/>
@@ -929,25 +630,14 @@
             <w:color w:val="0000EE"/>
             <w:u w:val="single"/>
           </w:rPr>
-          <w:t>創世記三章15節</w:t>
+          <w:t>太19:8</w:t>
         </w:r>
       </w:hyperlink>
       <w:r>
         <w:rPr>
           <w:lang w:val="zh_TW" w:bidi="zh_TW"/>
         </w:rPr>
-        <w:t>說：「我又要叫你〔撒但〕和女人〔夏娃〕彼此為仇；你的後裔和女人的後裔也彼此為仇。女人的後裔要傷你的頭；你要傷他的腳跟。」這句話是一個應許，表明在未來某個時候，女人的後裔要傷撒但的頭。在最後一句中，女人的後裔具體表達為「他」，「他」要傷你〔撒但〕的頭，不過撒但亦會對女人的後裔造成傷害。這就是應許，為亞當、夏娃及其後裔帶來盼望。他們期待其對頭撒但，將被他們的後裔所毀滅。</w:t>
-      </w:r>
-    </w:p>
-    <w:p>
-      <w:pPr>
-        <w:pStyle w:val="Heading4"/>
-      </w:pPr>
-      <w:r>
-        <w:rPr>
-          <w:lang w:val="zh_TW" w:bidi="zh_TW"/>
-        </w:rPr>
-        <w:t>給亞伯拉罕的應許</w:t>
+        <w:t>）。基督否定了墮落的影響，並重申了創造的設計。</w:t>
       </w:r>
     </w:p>
     <w:p>
@@ -963,7 +653,7 @@
         </w:rPr>
         <w:t>在</w:t>
       </w:r>
-      <w:hyperlink r:id="rId34">
+      <w:hyperlink r:id="rId29">
         <w:r>
           <w:rPr>
             <w:lang w:val="zh_TW" w:bidi="zh_TW"/>
@@ -972,90 +662,14 @@
             <w:color w:val="0000EE"/>
             <w:u w:val="single"/>
           </w:rPr>
-          <w:t>創世記十二章1至7節</w:t>
+          <w:t>馬太福音五章31至32節</w:t>
         </w:r>
       </w:hyperlink>
       <w:r>
         <w:rPr>
           <w:lang w:val="zh_TW" w:bidi="zh_TW"/>
         </w:rPr>
-        <w:t>中，主叫亞伯拉罕離開他的族人和國家，去到所要指示給他的地。神為此應許他：</w:t>
-      </w:r>
-    </w:p>
-    <w:p>
-      <w:pPr>
-        <w:pStyle w:val="ListNumber"/>
-        <w:numPr>
-          <w:ilvl w:val="0"/>
-          <w:numId w:val="14"/>
-        </w:numPr>
-        <w:spacing w:line="240" w:lineRule="auto"/>
-        <w:ind w:left="720"/>
-      </w:pPr>
-      <w:r>
-        <w:rPr>
-          <w:lang w:val="zh_TW" w:bidi="zh_TW"/>
-        </w:rPr>
-      </w:r>
-      <w:r>
-        <w:rPr>
-          <w:lang w:val="zh_TW" w:bidi="zh_TW"/>
-        </w:rPr>
-        <w:t>他的後裔要成為大國</w:t>
-      </w:r>
-    </w:p>
-    <w:p>
-      <w:pPr>
-        <w:pStyle w:val="ListNumber"/>
-        <w:spacing w:line="240" w:lineRule="auto"/>
-        <w:ind w:left="720"/>
-      </w:pPr>
-      <w:r>
-        <w:rPr>
-          <w:lang w:val="zh_TW" w:bidi="zh_TW"/>
-        </w:rPr>
-      </w:r>
-      <w:r>
-        <w:rPr>
-          <w:lang w:val="zh_TW" w:bidi="zh_TW"/>
-        </w:rPr>
-        <w:t>他將得著賜福，他的名將要為大</w:t>
-      </w:r>
-    </w:p>
-    <w:p>
-      <w:pPr>
-        <w:pStyle w:val="ListNumber"/>
-        <w:spacing w:line="240" w:lineRule="auto"/>
-        <w:ind w:left="720"/>
-      </w:pPr>
-      <w:r>
-        <w:rPr>
-          <w:lang w:val="zh_TW" w:bidi="zh_TW"/>
-        </w:rPr>
-      </w:r>
-      <w:r>
-        <w:rPr>
-          <w:lang w:val="zh_TW" w:bidi="zh_TW"/>
-        </w:rPr>
-        <w:t>列國將因他得福</w:t>
-      </w:r>
-    </w:p>
-    <w:p>
-      <w:pPr>
-        <w:pStyle w:val="ListNumber"/>
-        <w:spacing w:line="240" w:lineRule="auto"/>
-        <w:ind w:left="720"/>
-      </w:pPr>
-      <w:r>
-        <w:rPr>
-          <w:lang w:val="zh_TW" w:bidi="zh_TW"/>
-        </w:rPr>
-      </w:r>
-      <w:r>
-        <w:rPr>
-          <w:lang w:val="zh_TW" w:bidi="zh_TW"/>
-        </w:rPr>
-        <w:t>迦南地將會賜給他的後代</w:t>
+        <w:t>中，耶穌明確地廢除了摩西律法中允許男人休妻的規定。祂將這種行為視為對婦女人格的侵犯。那些犯姦淫的男人休妻，使妻子淪為受輕視的對象，將她們視為可以通過便利的休妻程序而隨意交易的商品。事實上，男人藉著休妻使妻子背上姦淫的罪名，而與先前婚姻中被棄的女人再婚的男人，則延續了這種羞辱性的過程，並成為姦淫的共犯。</w:t>
       </w:r>
     </w:p>
     <w:p>
@@ -1069,9 +683,9 @@
         <w:rPr>
           <w:lang w:val="zh_TW" w:bidi="zh_TW"/>
         </w:rPr>
-        <w:t>在這些對亞伯拉罕的應許中，最重要的是：祂要藉著他的後裔賜福許多列國。這個應許在創世記出現了五次（</w:t>
-      </w:r>
-      <w:hyperlink r:id="rId35">
+        <w:t>耶穌刻意收回男人隨意棄妻的權利，重新建立起按照創造時設計的終身「一體」聯結。祂的門徒準確地理解了祂的意圖。然而，男性特權的觀念在他們的思維中根深蒂固，以至於他們認為守獨身的自由優於對終身一夫一妻婚姻的承諾（</w:t>
+      </w:r>
+      <w:hyperlink r:id="rId30">
         <w:r>
           <w:rPr>
             <w:lang w:val="zh_TW" w:bidi="zh_TW"/>
@@ -1080,115 +694,14 @@
             <w:color w:val="0000EE"/>
             <w:u w:val="single"/>
           </w:rPr>
-          <w:t>創12:3</w:t>
+          <w:t>太19:10</w:t>
         </w:r>
       </w:hyperlink>
       <w:r>
         <w:rPr>
           <w:lang w:val="zh_TW" w:bidi="zh_TW"/>
         </w:rPr>
-        <w:t>，</w:t>
-      </w:r>
-      <w:hyperlink r:id="rId36">
-        <w:r>
-          <w:rPr>
-            <w:lang w:val="zh_TW" w:bidi="zh_TW"/>
-          </w:rPr>
-          <w:rPr>
-            <w:color w:val="0000EE"/>
-            <w:u w:val="single"/>
-          </w:rPr>
-          <w:t>18:18</w:t>
-        </w:r>
-      </w:hyperlink>
-      <w:r>
-        <w:rPr>
-          <w:lang w:val="zh_TW" w:bidi="zh_TW"/>
-        </w:rPr>
-        <w:t>，</w:t>
-      </w:r>
-      <w:hyperlink r:id="rId37">
-        <w:r>
-          <w:rPr>
-            <w:lang w:val="zh_TW" w:bidi="zh_TW"/>
-          </w:rPr>
-          <w:rPr>
-            <w:color w:val="0000EE"/>
-            <w:u w:val="single"/>
-          </w:rPr>
-          <w:t>22:18</w:t>
-        </w:r>
-      </w:hyperlink>
-      <w:r>
-        <w:rPr>
-          <w:lang w:val="zh_TW" w:bidi="zh_TW"/>
-        </w:rPr>
-        <w:t>，</w:t>
-      </w:r>
-      <w:hyperlink r:id="rId38">
-        <w:r>
-          <w:rPr>
-            <w:lang w:val="zh_TW" w:bidi="zh_TW"/>
-          </w:rPr>
-          <w:rPr>
-            <w:color w:val="0000EE"/>
-            <w:u w:val="single"/>
-          </w:rPr>
-          <w:t>26:4</w:t>
-        </w:r>
-      </w:hyperlink>
-      <w:r>
-        <w:rPr>
-          <w:lang w:val="zh_TW" w:bidi="zh_TW"/>
-        </w:rPr>
-        <w:t>，</w:t>
-      </w:r>
-      <w:hyperlink r:id="rId39">
-        <w:r>
-          <w:rPr>
-            <w:lang w:val="zh_TW" w:bidi="zh_TW"/>
-          </w:rPr>
-          <w:rPr>
-            <w:color w:val="0000EE"/>
-            <w:u w:val="single"/>
-          </w:rPr>
-          <w:t>28:14</w:t>
-        </w:r>
-      </w:hyperlink>
-      <w:r>
-        <w:rPr>
-          <w:lang w:val="zh_TW" w:bidi="zh_TW"/>
-        </w:rPr>
-        <w:t>），指的是</w:t>
-      </w:r>
-      <w:hyperlink r:id="rId28">
-        <w:r>
-          <w:rPr>
-            <w:lang w:val="zh_TW" w:bidi="zh_TW"/>
-          </w:rPr>
-          <w:rPr>
-            <w:color w:val="0000EE"/>
-            <w:u w:val="single"/>
-          </w:rPr>
-          <w:t>創世記三章15節</w:t>
-        </w:r>
-      </w:hyperlink>
-      <w:r>
-        <w:rPr>
-          <w:lang w:val="zh_TW" w:bidi="zh_TW"/>
-        </w:rPr>
-        <w:t>並指向基督。</w:t>
-      </w:r>
-    </w:p>
-    <w:p>
-      <w:pPr>
-        <w:pStyle w:val="Heading4"/>
-      </w:pPr>
-      <w:r>
-        <w:rPr>
-          <w:lang w:val="zh_TW" w:bidi="zh_TW"/>
-        </w:rPr>
-        <w:t>給大衛的應許</w:t>
+        <w:t>）。</w:t>
       </w:r>
     </w:p>
     <w:p>
@@ -1202,9 +715,9 @@
         <w:rPr>
           <w:lang w:val="zh_TW" w:bidi="zh_TW"/>
         </w:rPr>
-        <w:t>在</w:t>
-      </w:r>
-      <w:hyperlink r:id="rId32">
+        <w:t>耶穌不僅重申了「一體」聯結在救贖群體中的有效性，新約也透過將婚姻的聯結，定義為基督與教會關係在地上的反映，進一步加強了婚姻聯結的不可侵犯性（</w:t>
+      </w:r>
+      <w:hyperlink r:id="rId31">
         <w:r>
           <w:rPr>
             <w:lang w:val="zh_TW" w:bidi="zh_TW"/>
@@ -1213,115 +726,14 @@
             <w:color w:val="0000EE"/>
             <w:u w:val="single"/>
           </w:rPr>
-          <w:t>撒母耳記下七章</w:t>
+          <w:t>弗5:25</w:t>
         </w:r>
       </w:hyperlink>
       <w:r>
         <w:rPr>
           <w:lang w:val="zh_TW" w:bidi="zh_TW"/>
         </w:rPr>
-        <w:t>，神給了大衛王一個應許，就是他的王朝要永遠堅立（</w:t>
-      </w:r>
-      <w:hyperlink r:id="rId40">
-        <w:r>
-          <w:rPr>
-            <w:lang w:val="zh_TW" w:bidi="zh_TW"/>
-          </w:rPr>
-          <w:rPr>
-            <w:color w:val="0000EE"/>
-            <w:u w:val="single"/>
-          </w:rPr>
-          <w:t>撒下7:16</w:t>
-        </w:r>
-      </w:hyperlink>
-      <w:r>
-        <w:rPr>
-          <w:lang w:val="zh_TW" w:bidi="zh_TW"/>
-        </w:rPr>
-        <w:t>；</w:t>
-      </w:r>
-      <w:hyperlink r:id="rId41">
-        <w:r>
-          <w:rPr>
-            <w:lang w:val="zh_TW" w:bidi="zh_TW"/>
-          </w:rPr>
-          <w:rPr>
-            <w:color w:val="0000EE"/>
-            <w:u w:val="single"/>
-          </w:rPr>
-          <w:t>詩89:34–37</w:t>
-        </w:r>
-      </w:hyperlink>
-      <w:r>
-        <w:rPr>
-          <w:lang w:val="zh_TW" w:bidi="zh_TW"/>
-        </w:rPr>
-        <w:t>）。這個大衛之約將應許的後裔範圍，縮小到大衛的王室血統。這個應許從亞當開始，經過塞特、閃、亞伯拉罕、以撒、雅各和猶大延續而來。大衛要成為將要來的彌賽亞君王的先祖（</w:t>
-      </w:r>
-      <w:hyperlink r:id="rId42">
-        <w:r>
-          <w:rPr>
-            <w:lang w:val="zh_TW" w:bidi="zh_TW"/>
-          </w:rPr>
-          <w:rPr>
-            <w:color w:val="0000EE"/>
-            <w:u w:val="single"/>
-          </w:rPr>
-          <w:t>詩篇89:3</w:t>
-        </w:r>
-      </w:hyperlink>
-      <w:r>
-        <w:rPr>
-          <w:lang w:val="zh_TW" w:bidi="zh_TW"/>
-        </w:rPr>
-        <w:t>、</w:t>
-      </w:r>
-      <w:hyperlink r:id="rId42">
-        <w:r>
-          <w:rPr>
-            <w:lang w:val="zh_TW" w:bidi="zh_TW"/>
-          </w:rPr>
-          <w:rPr>
-            <w:color w:val="0000EE"/>
-            <w:u w:val="single"/>
-          </w:rPr>
-          <w:t>27–37</w:t>
-        </w:r>
-      </w:hyperlink>
-      <w:r>
-        <w:rPr>
-          <w:lang w:val="zh_TW" w:bidi="zh_TW"/>
-        </w:rPr>
-        <w:t>）。因此，大衛成為神拯救世界計劃的核心人物。耶穌基督被稱為大衛的子孫，亞伯拉罕的後裔（</w:t>
-      </w:r>
-      <w:hyperlink r:id="rId43">
-        <w:r>
-          <w:rPr>
-            <w:lang w:val="zh_TW" w:bidi="zh_TW"/>
-          </w:rPr>
-          <w:rPr>
-            <w:color w:val="0000EE"/>
-            <w:u w:val="single"/>
-          </w:rPr>
-          <w:t>太1:1</w:t>
-        </w:r>
-      </w:hyperlink>
-      <w:r>
-        <w:rPr>
-          <w:lang w:val="zh_TW" w:bidi="zh_TW"/>
-        </w:rPr>
         <w:t>）。</w:t>
-      </w:r>
-    </w:p>
-    <w:p>
-      <w:pPr>
-        <w:pStyle w:val="Heading4"/>
-      </w:pPr>
-      <w:r>
-        <w:rPr>
-          <w:lang w:val="zh_TW" w:bidi="zh_TW"/>
-        </w:rPr>
-        <w:t>新約聖經的應許</w:t>
       </w:r>
     </w:p>
     <w:p>
@@ -1331,7 +743,13 @@
           <w:lang w:val="zh_TW" w:bidi="zh_TW"/>
         </w:rPr>
       </w:r>
-      <w:hyperlink r:id="rId44">
+      <w:r>
+        <w:rPr>
+          <w:lang w:val="zh_TW" w:bidi="zh_TW"/>
+        </w:rPr>
+        <w:t>儘管婚姻聯結的永恆性受到如此嚴厲的制約，新約仍允許在某些例外情況下休妻，以保護無辜的一方免於受不道德行為和拋棄的傷害。耶穌設立了一些例外條件，賦予因配偶不忠而受害的一方提出休妻的權利（</w:t>
+      </w:r>
+      <w:hyperlink r:id="rId32">
         <w:r>
           <w:rPr>
             <w:lang w:val="zh_TW" w:bidi="zh_TW"/>
@@ -1340,16 +758,10 @@
             <w:color w:val="0000EE"/>
             <w:u w:val="single"/>
           </w:rPr>
-          <w:t>耶利米書三十一章31至37節</w:t>
+          <w:t>太5:32，</w:t>
         </w:r>
       </w:hyperlink>
-      <w:r>
-        <w:rPr>
-          <w:lang w:val="zh_TW" w:bidi="zh_TW"/>
-        </w:rPr>
-        <w:t>應許，主將會在未來與以色列和猶大家立一個新的約。這個新的約重申並擴展舊約：「我要作他們的神，他們要作我的子民……我要赦免他們的罪孽，不再記念他們的罪惡。」（</w:t>
-      </w:r>
-      <w:hyperlink r:id="rId45">
+      <w:hyperlink r:id="rId33">
         <w:r>
           <w:rPr>
             <w:lang w:val="zh_TW" w:bidi="zh_TW"/>
@@ -1358,14 +770,14 @@
             <w:color w:val="0000EE"/>
             <w:u w:val="single"/>
           </w:rPr>
-          <w:t>耶31:33–34</w:t>
+          <w:t>19:9</w:t>
         </w:r>
       </w:hyperlink>
       <w:r>
         <w:rPr>
           <w:lang w:val="zh_TW" w:bidi="zh_TW"/>
         </w:rPr>
-        <w:t>）。耶利米書的「新的約」，重申亞伯拉罕和大衛之約的應許。</w:t>
+        <w:t>）。顯然，受害的一方可以選擇維持婚姻關係，即使面對不忠配偶背叛承諾。然而，鑒於聖經允許的例外情況，不應強加給無辜的一方必須維持或恢復受破壞婚姻關係的義務。</w:t>
       </w:r>
     </w:p>
     <w:p>
@@ -1379,9 +791,9 @@
         <w:rPr>
           <w:lang w:val="zh_TW" w:bidi="zh_TW"/>
         </w:rPr>
-        <w:t>新約始於基督的第一次降臨。現在，信徒通過聖靈領受其祝福（</w:t>
-      </w:r>
-      <w:hyperlink r:id="rId46">
+        <w:t>新約認可的另一個可以休妻的例外情況是拋棄。根據</w:t>
+      </w:r>
+      <w:hyperlink r:id="rId34">
         <w:r>
           <w:rPr>
             <w:lang w:val="zh_TW" w:bidi="zh_TW"/>
@@ -1390,25 +802,50 @@
             <w:color w:val="0000EE"/>
             <w:u w:val="single"/>
           </w:rPr>
-          <w:t>來8:6–13</w:t>
+          <w:t>哥林多前書七章15節</w:t>
         </w:r>
       </w:hyperlink>
       <w:r>
         <w:rPr>
           <w:lang w:val="zh_TW" w:bidi="zh_TW"/>
         </w:rPr>
-        <w:t>）。這些祝福將在基督再來時完全實現。那時，祂的國要完全建立。我們將在新天新地中享受生命。這時，神的子民將會看見，來世的部分益處已經成真。然而，這個新時代尚未到來。</w:t>
-      </w:r>
-    </w:p>
-    <w:p>
-      <w:pPr>
-        <w:pStyle w:val="Heading3"/>
-      </w:pPr>
-      <w:r>
-        <w:rPr>
-          <w:lang w:val="zh_TW" w:bidi="zh_TW"/>
-        </w:rPr>
-        <w:t>新約聖經中的應許主題</w:t>
+        <w:t>的規定，這主要是指未信主的配偶拋棄婚姻的情況。然而，應注意到，如果信徒有拋棄配偶的行為，也應被視為不信主的人（</w:t>
+      </w:r>
+      <w:hyperlink r:id="rId35">
+        <w:r>
+          <w:rPr>
+            <w:lang w:val="zh_TW" w:bidi="zh_TW"/>
+          </w:rPr>
+          <w:rPr>
+            <w:color w:val="0000EE"/>
+            <w:u w:val="single"/>
+          </w:rPr>
+          <w:t>提前5:8</w:t>
+        </w:r>
+      </w:hyperlink>
+      <w:r>
+        <w:rPr>
+          <w:lang w:val="zh_TW" w:bidi="zh_TW"/>
+        </w:rPr>
+        <w:t>）。任何相當於拋棄婚姻關係的行為，都構成了對婚姻承諾的破壞，並適用</w:t>
+      </w:r>
+      <w:hyperlink r:id="rId34">
+        <w:r>
+          <w:rPr>
+            <w:lang w:val="zh_TW" w:bidi="zh_TW"/>
+          </w:rPr>
+          <w:rPr>
+            <w:color w:val="0000EE"/>
+            <w:u w:val="single"/>
+          </w:rPr>
+          <w:t>哥林多前書七章15節</w:t>
+        </w:r>
+      </w:hyperlink>
+      <w:r>
+        <w:rPr>
+          <w:lang w:val="zh_TW" w:bidi="zh_TW"/>
+        </w:rPr>
+        <w:t>中所述的規定。</w:t>
       </w:r>
     </w:p>
     <w:p>
@@ -1422,9 +859,9 @@
         <w:rPr>
           <w:lang w:val="zh_TW" w:bidi="zh_TW"/>
         </w:rPr>
-        <w:t>新約聖經的作者提到舊約聖經的應許，並不將這些應許視為分散的陳述。相反，他們將其視為不同部分，乃屬於在基督裡實現那唯一的應許（見</w:t>
-      </w:r>
-      <w:hyperlink r:id="rId47">
+        <w:t>無論是通姦還是拋棄，受害的一方都有權向有過錯的配偶尋求休妻，並在完成休妻後重新成為單身。若悔改和和解無法恢復被破壞的婚姻，受害的一方無需再受該婚姻的約束。根據聖經，未受婚姻約束的人有權再婚，但前提是只「在主裡」（</w:t>
+      </w:r>
+      <w:hyperlink r:id="rId36">
         <w:r>
           <w:rPr>
             <w:lang w:val="zh_TW" w:bidi="zh_TW"/>
@@ -1433,16 +870,16 @@
             <w:color w:val="0000EE"/>
             <w:u w:val="single"/>
           </w:rPr>
-          <w:t>路1:54–55</w:t>
+          <w:t>林前7:39</w:t>
         </w:r>
       </w:hyperlink>
       <w:r>
         <w:rPr>
           <w:lang w:val="zh_TW" w:bidi="zh_TW"/>
         </w:rPr>
-        <w:t>、</w:t>
-      </w:r>
-      <w:hyperlink r:id="rId47">
+        <w:t>），即只能與另一位基督徒結婚。對於沒有獨身恩賜的單身者來說，結婚的命令（</w:t>
+      </w:r>
+      <w:hyperlink r:id="rId37">
         <w:r>
           <w:rPr>
             <w:lang w:val="zh_TW" w:bidi="zh_TW"/>
@@ -1451,16 +888,16 @@
             <w:color w:val="0000EE"/>
             <w:u w:val="single"/>
           </w:rPr>
-          <w:t>69–73</w:t>
+          <w:t>9</w:t>
         </w:r>
       </w:hyperlink>
       <w:r>
         <w:rPr>
           <w:lang w:val="zh_TW" w:bidi="zh_TW"/>
         </w:rPr>
-        <w:t>；</w:t>
-      </w:r>
-      <w:hyperlink r:id="rId48">
+        <w:t>節）同樣適用於因符合聖經原則的合法休妻而成為單身的人。根據基督在</w:t>
+      </w:r>
+      <w:hyperlink r:id="rId38">
         <w:r>
           <w:rPr>
             <w:lang w:val="zh_TW" w:bidi="zh_TW"/>
@@ -1469,16 +906,16 @@
             <w:color w:val="0000EE"/>
             <w:u w:val="single"/>
           </w:rPr>
-          <w:t>徒13:23</w:t>
+          <w:t>馬可福音十章11至12節</w:t>
         </w:r>
       </w:hyperlink>
       <w:r>
         <w:rPr>
           <w:lang w:val="zh_TW" w:bidi="zh_TW"/>
         </w:rPr>
-        <w:t>、</w:t>
-      </w:r>
-      <w:hyperlink r:id="rId48">
+        <w:t>和</w:t>
+      </w:r>
+      <w:hyperlink r:id="rId39">
         <w:r>
           <w:rPr>
             <w:lang w:val="zh_TW" w:bidi="zh_TW"/>
@@ -1487,50 +924,14 @@
             <w:color w:val="0000EE"/>
             <w:u w:val="single"/>
           </w:rPr>
-          <w:t>32–33</w:t>
+          <w:t>路加福音十六章18節</w:t>
         </w:r>
       </w:hyperlink>
       <w:r>
         <w:rPr>
           <w:lang w:val="zh_TW" w:bidi="zh_TW"/>
         </w:rPr>
-        <w:t>；</w:t>
-      </w:r>
-      <w:hyperlink r:id="rId49">
-        <w:r>
-          <w:rPr>
-            <w:lang w:val="zh_TW" w:bidi="zh_TW"/>
-          </w:rPr>
-          <w:rPr>
-            <w:color w:val="0000EE"/>
-            <w:u w:val="single"/>
-          </w:rPr>
-          <w:t>26:6–7</w:t>
-        </w:r>
-      </w:hyperlink>
-      <w:r>
-        <w:rPr>
-          <w:lang w:val="zh_TW" w:bidi="zh_TW"/>
-        </w:rPr>
-        <w:t>；</w:t>
-      </w:r>
-      <w:hyperlink r:id="rId50">
-        <w:r>
-          <w:rPr>
-            <w:lang w:val="zh_TW" w:bidi="zh_TW"/>
-          </w:rPr>
-          <w:rPr>
-            <w:color w:val="0000EE"/>
-            <w:u w:val="single"/>
-          </w:rPr>
-          <w:t>林後1:20</w:t>
-        </w:r>
-      </w:hyperlink>
-      <w:r>
-        <w:rPr>
-          <w:lang w:val="zh_TW" w:bidi="zh_TW"/>
-        </w:rPr>
-        <w:t>）。耶穌實現對列祖和大衛的應許，因此，我們應該將這些應許的焦點放在祂身上。</w:t>
+        <w:t>中的教導，若休妻僅被用作更換配偶的手段，則其因意圖不純的休妻所構成的姦淫，這樣的再婚不被認可。</w:t>
       </w:r>
     </w:p>
     <w:p>
@@ -1544,61 +945,7 @@
         <w:rPr>
           <w:lang w:val="zh_TW" w:bidi="zh_TW"/>
         </w:rPr>
-        <w:t>在加拉太書和以弗所書中，保羅擴展了這一點。他告訴外邦基督徒，他們是「在基督耶穌裏，藉着福音，得以同為後嗣，同為一體，同蒙應許」（</w:t>
-      </w:r>
-      <w:hyperlink r:id="rId51">
-        <w:r>
-          <w:rPr>
-            <w:lang w:val="zh_TW" w:bidi="zh_TW"/>
-          </w:rPr>
-          <w:rPr>
-            <w:color w:val="0000EE"/>
-            <w:u w:val="single"/>
-          </w:rPr>
-          <w:t>弗3:6</w:t>
-        </w:r>
-      </w:hyperlink>
-      <w:r>
-        <w:rPr>
-          <w:lang w:val="zh_TW" w:bidi="zh_TW"/>
-        </w:rPr>
-        <w:t>）。保羅說，那些信靠基督的外邦人是應許的後嗣，他們如今成為亞伯拉罕的後裔（</w:t>
-      </w:r>
-      <w:hyperlink r:id="rId52">
-        <w:r>
-          <w:rPr>
-            <w:lang w:val="zh_TW" w:bidi="zh_TW"/>
-          </w:rPr>
-          <w:rPr>
-            <w:color w:val="0000EE"/>
-            <w:u w:val="single"/>
-          </w:rPr>
-          <w:t>加3:29</w:t>
-        </w:r>
-      </w:hyperlink>
-      <w:r>
-        <w:rPr>
-          <w:lang w:val="zh_TW" w:bidi="zh_TW"/>
-        </w:rPr>
-        <w:t>），他甚至將福音等同給亞伯拉罕的應許。他說：「聖經既然預先看明，神要叫外邦人因信稱義，就早已傳福音給亞伯拉罕， 說：『萬國都必因你得福。』」（</w:t>
-      </w:r>
-      <w:hyperlink r:id="rId53">
-        <w:r>
-          <w:rPr>
-            <w:lang w:val="zh_TW" w:bidi="zh_TW"/>
-          </w:rPr>
-          <w:rPr>
-            <w:color w:val="0000EE"/>
-            <w:u w:val="single"/>
-          </w:rPr>
-          <w:t>加3:8</w:t>
-        </w:r>
-      </w:hyperlink>
-      <w:r>
-        <w:rPr>
-          <w:lang w:val="zh_TW" w:bidi="zh_TW"/>
-        </w:rPr>
-        <w:t>）。這些經文以及其它新約經文，確立基督的來臨與應許成就之間的密切關聯。神的應許盡在基督裡面，其基礎是祂為子民所成就，並將要成就的一切。</w:t>
+        <w:t>通常有許多因素加起來導致一段婚姻的摧毀。因此，當教會在處理每個休妻和再婚的案例時，必須逐案處理，並考慮到神無窮的赦罪大能及其恢復破碎生命的恩典。顯然，聖經對休妻的限制並不適用於那些在信主前婚姻破裂的信徒，因為神的赦免洗清了他們在未信主時期的罪，使他們在基督裡成為新造的人。</w:t>
       </w:r>
     </w:p>
     <w:p>
@@ -1610,243 +957,74 @@
       </w:r>
       <w:r>
         <w:rPr>
-          <w:lang w:val="zh_TW" w:bidi="zh_TW"/>
-        </w:rPr>
-        <w:t>新約聖經特別強調應許的另一個層面，是關乎聖靈降臨。保羅稱信徒「受了所應許的聖靈為印記」（</w:t>
-      </w:r>
-      <w:hyperlink r:id="rId54">
-        <w:r>
-          <w:rPr>
-            <w:lang w:val="zh_TW" w:bidi="zh_TW"/>
-          </w:rPr>
-          <w:rPr>
-            <w:color w:val="0000EE"/>
-            <w:u w:val="single"/>
-          </w:rPr>
-          <w:t>弗1:13</w:t>
-        </w:r>
-      </w:hyperlink>
-      <w:r>
-        <w:rPr>
-          <w:lang w:val="zh_TW" w:bidi="zh_TW"/>
-        </w:rPr>
-        <w:t>）。他還說他們「得着所應許的聖靈」（</w:t>
-      </w:r>
-      <w:hyperlink r:id="rId55">
-        <w:r>
-          <w:rPr>
-            <w:lang w:val="zh_TW" w:bidi="zh_TW"/>
-          </w:rPr>
-          <w:rPr>
-            <w:color w:val="0000EE"/>
-            <w:u w:val="single"/>
-          </w:rPr>
-          <w:t>加3:14</w:t>
-        </w:r>
-      </w:hyperlink>
-      <w:r>
-        <w:rPr>
-          <w:lang w:val="zh_TW" w:bidi="zh_TW"/>
-        </w:rPr>
-        <w:t>）。聖靈的恩賜應驗舊約的應許（</w:t>
-      </w:r>
-      <w:hyperlink r:id="rId56">
-        <w:r>
-          <w:rPr>
-            <w:lang w:val="zh_TW" w:bidi="zh_TW"/>
-          </w:rPr>
-          <w:rPr>
-            <w:color w:val="0000EE"/>
-            <w:u w:val="single"/>
-          </w:rPr>
-          <w:t>賽32:15</w:t>
-        </w:r>
-      </w:hyperlink>
+          <w:i/>
+          <w:lang w:val="zh_TW" w:bidi="zh_TW"/>
+        </w:rPr>
+        <w:t>另見</w:t>
+      </w:r>
+      <w:r>
+        <w:rPr>
+          <w:lang w:val="zh_TW" w:bidi="zh_TW"/>
+        </w:rPr>
+        <w:t xml:space="preserve"> </w:t>
+      </w:r>
+      <w:r>
+        <w:rPr>
+          <w:lang w:val="zh_TW" w:bidi="zh_TW"/>
+        </w:rPr>
+        <w:t>姦淫</w:t>
+      </w:r>
       <w:r>
         <w:rPr>
           <w:lang w:val="zh_TW" w:bidi="zh_TW"/>
         </w:rPr>
         <w:t>；</w:t>
       </w:r>
-      <w:hyperlink r:id="rId57">
-        <w:r>
-          <w:rPr>
-            <w:lang w:val="zh_TW" w:bidi="zh_TW"/>
-          </w:rPr>
-          <w:rPr>
-            <w:color w:val="0000EE"/>
-            <w:u w:val="single"/>
-          </w:rPr>
-          <w:t>結36:27</w:t>
-        </w:r>
-      </w:hyperlink>
+      <w:r>
+        <w:rPr>
+          <w:lang w:val="zh_TW" w:bidi="zh_TW"/>
+        </w:rPr>
+        <w:t>民事法律和司法</w:t>
+      </w:r>
       <w:r>
         <w:rPr>
           <w:lang w:val="zh_TW" w:bidi="zh_TW"/>
         </w:rPr>
         <w:t>；</w:t>
       </w:r>
-      <w:hyperlink r:id="rId58">
-        <w:r>
-          <w:rPr>
-            <w:lang w:val="zh_TW" w:bidi="zh_TW"/>
-          </w:rPr>
-          <w:rPr>
-            <w:color w:val="0000EE"/>
-            <w:u w:val="single"/>
-          </w:rPr>
-          <w:t>珥2:28</w:t>
-        </w:r>
-      </w:hyperlink>
-      <w:r>
-        <w:rPr>
-          <w:lang w:val="zh_TW" w:bidi="zh_TW"/>
-        </w:rPr>
-        <w:t>）以及基督的應許（</w:t>
-      </w:r>
-      <w:hyperlink r:id="rId59">
-        <w:r>
-          <w:rPr>
-            <w:lang w:val="zh_TW" w:bidi="zh_TW"/>
-          </w:rPr>
-          <w:rPr>
-            <w:color w:val="0000EE"/>
-            <w:u w:val="single"/>
-          </w:rPr>
-          <w:t>路24:49</w:t>
-        </w:r>
-      </w:hyperlink>
+      <w:r>
+        <w:rPr>
+          <w:lang w:val="zh_TW" w:bidi="zh_TW"/>
+        </w:rPr>
+        <w:t>婚姻，婚姻習俗</w:t>
+      </w:r>
       <w:r>
         <w:rPr>
           <w:lang w:val="zh_TW" w:bidi="zh_TW"/>
         </w:rPr>
         <w:t>；</w:t>
       </w:r>
-      <w:hyperlink r:id="rId60">
-        <w:r>
-          <w:rPr>
-            <w:lang w:val="zh_TW" w:bidi="zh_TW"/>
-          </w:rPr>
-          <w:rPr>
-            <w:color w:val="0000EE"/>
-            <w:u w:val="single"/>
-          </w:rPr>
-          <w:t>約14:16</w:t>
-        </w:r>
-      </w:hyperlink>
-      <w:r>
-        <w:rPr>
-          <w:lang w:val="zh_TW" w:bidi="zh_TW"/>
-        </w:rPr>
-        <w:t>、</w:t>
-      </w:r>
-      <w:hyperlink r:id="rId60">
-        <w:r>
-          <w:rPr>
-            <w:lang w:val="zh_TW" w:bidi="zh_TW"/>
-          </w:rPr>
-          <w:rPr>
-            <w:color w:val="0000EE"/>
-            <w:u w:val="single"/>
-          </w:rPr>
-          <w:t>20</w:t>
-        </w:r>
-      </w:hyperlink>
-      <w:r>
-        <w:rPr>
-          <w:lang w:val="zh_TW" w:bidi="zh_TW"/>
-        </w:rPr>
-        <w:t>；</w:t>
-      </w:r>
-      <w:hyperlink r:id="rId61">
-        <w:r>
-          <w:rPr>
-            <w:lang w:val="zh_TW" w:bidi="zh_TW"/>
-          </w:rPr>
-          <w:rPr>
-            <w:color w:val="0000EE"/>
-            <w:u w:val="single"/>
-          </w:rPr>
-          <w:t>徒1:4</w:t>
-        </w:r>
-      </w:hyperlink>
-      <w:r>
-        <w:rPr>
-          <w:lang w:val="zh_TW" w:bidi="zh_TW"/>
-        </w:rPr>
-        <w:t>），但同時也是尚未成就的未來應許。保羅將聖靈在信徒裡的同在，視為我們得基業的憑據。（</w:t>
-      </w:r>
-      <w:hyperlink r:id="rId62">
-        <w:r>
-          <w:rPr>
-            <w:lang w:val="zh_TW" w:bidi="zh_TW"/>
-          </w:rPr>
-          <w:rPr>
-            <w:color w:val="0000EE"/>
-            <w:u w:val="single"/>
-          </w:rPr>
-          <w:t>林後1:22</w:t>
-        </w:r>
-      </w:hyperlink>
-      <w:r>
-        <w:rPr>
-          <w:lang w:val="zh_TW" w:bidi="zh_TW"/>
-        </w:rPr>
-        <w:t>，</w:t>
-      </w:r>
-      <w:hyperlink r:id="rId63">
-        <w:r>
-          <w:rPr>
-            <w:lang w:val="zh_TW" w:bidi="zh_TW"/>
-          </w:rPr>
-          <w:rPr>
-            <w:color w:val="0000EE"/>
-            <w:u w:val="single"/>
-          </w:rPr>
-          <w:t>5:5</w:t>
-        </w:r>
-      </w:hyperlink>
-      <w:r>
-        <w:rPr>
-          <w:lang w:val="zh_TW" w:bidi="zh_TW"/>
-        </w:rPr>
-        <w:t>；</w:t>
-      </w:r>
-      <w:hyperlink r:id="rId64">
-        <w:r>
-          <w:rPr>
-            <w:lang w:val="zh_TW" w:bidi="zh_TW"/>
-          </w:rPr>
-          <w:rPr>
-            <w:color w:val="0000EE"/>
-            <w:u w:val="single"/>
-          </w:rPr>
-          <w:t>弗1:14</w:t>
-        </w:r>
-      </w:hyperlink>
-      <w:r>
-        <w:rPr>
-          <w:lang w:val="zh_TW" w:bidi="zh_TW"/>
-        </w:rPr>
-        <w:t>）。聖靈是將來榮耀的「初熟果子」（</w:t>
-      </w:r>
-      <w:hyperlink r:id="rId65">
-        <w:r>
-          <w:rPr>
-            <w:lang w:val="zh_TW" w:bidi="zh_TW"/>
-          </w:rPr>
-          <w:rPr>
-            <w:color w:val="0000EE"/>
-            <w:u w:val="single"/>
-          </w:rPr>
-          <w:t>羅8:23</w:t>
-        </w:r>
-      </w:hyperlink>
-      <w:r>
-        <w:rPr>
-          <w:lang w:val="zh_TW" w:bidi="zh_TW"/>
-        </w:rPr>
-        <w:t>）。</w:t>
+      <w:r>
+        <w:rPr>
+          <w:lang w:val="zh_TW" w:bidi="zh_TW"/>
+        </w:rPr>
+        <w:t>性，性別</w:t>
+      </w:r>
+      <w:r>
+        <w:rPr>
+          <w:lang w:val="zh_TW" w:bidi="zh_TW"/>
+        </w:rPr>
+        <w:t>。</w:t>
+      </w:r>
+      <w:r>
+        <w:rPr>
+          <w:lang w:val="zh_TW" w:bidi="zh_TW"/>
+        </w:rPr>
+      </w:r>
+      <w:r>
+        <w:rPr>
+          <w:lang w:val="zh_TW" w:bidi="zh_TW"/>
+        </w:rPr>
       </w:r>
     </w:p>
     <w:p>
@@ -1856,83 +1034,21 @@
           <w:lang w:val="zh_TW" w:bidi="zh_TW"/>
         </w:rPr>
       </w:r>
-      <w:r>
-        <w:rPr>
-          <w:lang w:val="zh_TW" w:bidi="zh_TW"/>
-        </w:rPr>
-        <w:t>新約聖經應許主題的最後一個面向，是肯定基督第二次降臨與新天新地（參</w:t>
-      </w:r>
-      <w:hyperlink r:id="rId66">
-        <w:r>
-          <w:rPr>
-            <w:lang w:val="zh_TW" w:bidi="zh_TW"/>
-          </w:rPr>
-          <w:rPr>
-            <w:color w:val="0000EE"/>
-            <w:u w:val="single"/>
-          </w:rPr>
-          <w:t>約14:1–3</w:t>
-        </w:r>
-      </w:hyperlink>
-      <w:r>
-        <w:rPr>
-          <w:lang w:val="zh_TW" w:bidi="zh_TW"/>
-        </w:rPr>
-        <w:t>；</w:t>
-      </w:r>
-      <w:hyperlink r:id="rId67">
-        <w:r>
-          <w:rPr>
-            <w:lang w:val="zh_TW" w:bidi="zh_TW"/>
-          </w:rPr>
-          <w:rPr>
-            <w:color w:val="0000EE"/>
-            <w:u w:val="single"/>
-          </w:rPr>
-          <w:t>彼後3:4</w:t>
-        </w:r>
-      </w:hyperlink>
-      <w:r>
-        <w:rPr>
-          <w:lang w:val="zh_TW" w:bidi="zh_TW"/>
-        </w:rPr>
-        <w:t>、</w:t>
-      </w:r>
-      <w:hyperlink r:id="rId67">
-        <w:r>
-          <w:rPr>
-            <w:lang w:val="zh_TW" w:bidi="zh_TW"/>
-          </w:rPr>
-          <w:rPr>
-            <w:color w:val="0000EE"/>
-            <w:u w:val="single"/>
-          </w:rPr>
-          <w:t>9</w:t>
-        </w:r>
-      </w:hyperlink>
-      <w:r>
-        <w:rPr>
-          <w:lang w:val="zh_TW" w:bidi="zh_TW"/>
-        </w:rPr>
-        <w:t>、</w:t>
-      </w:r>
-      <w:hyperlink r:id="rId67">
-        <w:r>
-          <w:rPr>
-            <w:lang w:val="zh_TW" w:bidi="zh_TW"/>
-          </w:rPr>
-          <w:rPr>
-            <w:color w:val="0000EE"/>
-            <w:u w:val="single"/>
-          </w:rPr>
-          <w:t>13</w:t>
-        </w:r>
-      </w:hyperlink>
-      <w:r>
-        <w:rPr>
-          <w:lang w:val="zh_TW" w:bidi="zh_TW"/>
-        </w:rPr>
-        <w:t>）。</w:t>
+    </w:p>
+    <w:p>
+      <w:pPr>
+        <w:pStyle w:val="Heading2"/>
+      </w:pPr>
+      <w:r>
+        <w:rPr>
+          <w:lang w:val="zh_TW" w:bidi="zh_TW"/>
+        </w:rPr>
+        <w:t>休書</w:t>
+      </w:r>
+      <w:r>
+        <w:rPr>
+          <w:lang w:val="zh_TW" w:bidi="zh_TW"/>
+        </w:rPr>
       </w:r>
     </w:p>
     <w:p>
@@ -1944,6 +1060,128 @@
       </w:r>
       <w:r>
         <w:rPr>
+          <w:lang w:val="zh_TW" w:bidi="zh_TW"/>
+        </w:rPr>
+        <w:t>一份根據摩西律法宣告丈夫和妻子分離的文件（</w:t>
+      </w:r>
+      <w:hyperlink r:id="rId24">
+        <w:r>
+          <w:rPr>
+            <w:lang w:val="zh_TW" w:bidi="zh_TW"/>
+          </w:rPr>
+          <w:rPr>
+            <w:color w:val="0000EE"/>
+            <w:u w:val="single"/>
+          </w:rPr>
+          <w:t>申24:1–4</w:t>
+        </w:r>
+      </w:hyperlink>
+      <w:r>
+        <w:rPr>
+          <w:lang w:val="zh_TW" w:bidi="zh_TW"/>
+        </w:rPr>
+        <w:t>；見</w:t>
+      </w:r>
+      <w:hyperlink r:id="rId40">
+        <w:r>
+          <w:rPr>
+            <w:lang w:val="zh_TW" w:bidi="zh_TW"/>
+          </w:rPr>
+          <w:rPr>
+            <w:color w:val="0000EE"/>
+            <w:u w:val="single"/>
+          </w:rPr>
+          <w:t>太5:31，</w:t>
+        </w:r>
+      </w:hyperlink>
+      <w:hyperlink r:id="rId41">
+        <w:r>
+          <w:rPr>
+            <w:lang w:val="zh_TW" w:bidi="zh_TW"/>
+          </w:rPr>
+          <w:rPr>
+            <w:color w:val="0000EE"/>
+            <w:u w:val="single"/>
+          </w:rPr>
+          <w:t>19:7；</w:t>
+        </w:r>
+      </w:hyperlink>
+      <w:hyperlink r:id="rId42">
+        <w:r>
+          <w:rPr>
+            <w:lang w:val="zh_TW" w:bidi="zh_TW"/>
+          </w:rPr>
+          <w:rPr>
+            <w:color w:val="0000EE"/>
+            <w:u w:val="single"/>
+          </w:rPr>
+          <w:t>可10:4</w:t>
+        </w:r>
+      </w:hyperlink>
+      <w:r>
+        <w:rPr>
+          <w:lang w:val="zh_TW" w:bidi="zh_TW"/>
+        </w:rPr>
+        <w:t>）。休書保護了婦女的權利，提供她已獲自由的證據，並確保她的丈夫不能索取她的嫁妝。這類文件措辭可見於</w:t>
+      </w:r>
+      <w:hyperlink r:id="rId43">
+        <w:r>
+          <w:rPr>
+            <w:lang w:val="zh_TW" w:bidi="zh_TW"/>
+          </w:rPr>
+          <w:rPr>
+            <w:color w:val="0000EE"/>
+            <w:u w:val="single"/>
+          </w:rPr>
+          <w:t>何西阿書二章2節</w:t>
+        </w:r>
+      </w:hyperlink>
+      <w:r>
+        <w:rPr>
+          <w:lang w:val="zh_TW" w:bidi="zh_TW"/>
+        </w:rPr>
+        <w:t>：「因為她不是我的妻子， 我也不是她的丈夫」。舊約中的先知以此比喻，表達神欲與悖逆的百姓分離的心意（</w:t>
+      </w:r>
+      <w:hyperlink r:id="rId44">
+        <w:r>
+          <w:rPr>
+            <w:lang w:val="zh_TW" w:bidi="zh_TW"/>
+          </w:rPr>
+          <w:rPr>
+            <w:color w:val="0000EE"/>
+            <w:u w:val="single"/>
+          </w:rPr>
+          <w:t>賽50:1；</w:t>
+        </w:r>
+      </w:hyperlink>
+      <w:hyperlink r:id="rId45">
+        <w:r>
+          <w:rPr>
+            <w:lang w:val="zh_TW" w:bidi="zh_TW"/>
+          </w:rPr>
+          <w:rPr>
+            <w:color w:val="0000EE"/>
+            <w:u w:val="single"/>
+          </w:rPr>
+          <w:t>耶3:8</w:t>
+        </w:r>
+      </w:hyperlink>
+      <w:r>
+        <w:rPr>
+          <w:lang w:val="zh_TW" w:bidi="zh_TW"/>
+        </w:rPr>
+        <w:t>）。</w:t>
+      </w:r>
+    </w:p>
+    <w:p>
+      <w:pPr/>
+      <w:r>
+        <w:rPr>
+          <w:lang w:val="zh_TW" w:bidi="zh_TW"/>
+        </w:rPr>
+      </w:r>
+      <w:r>
+        <w:rPr>
           <w:i/>
           <w:lang w:val="zh_TW" w:bidi="zh_TW"/>
         </w:rPr>
@@ -1953,7 +1191,13 @@
         <w:rPr>
           <w:lang w:val="zh_TW" w:bidi="zh_TW"/>
         </w:rPr>
-        <w:t>盟約</w:t>
+        <w:t xml:space="preserve"> </w:t>
+      </w:r>
+      <w:r>
+        <w:rPr>
+          <w:lang w:val="zh_TW" w:bidi="zh_TW"/>
+        </w:rPr>
+        <w:t>民事律法和司法</w:t>
       </w:r>
       <w:r>
         <w:rPr>
@@ -1965,7 +1209,7 @@
         <w:rPr>
           <w:lang w:val="zh_TW" w:bidi="zh_TW"/>
         </w:rPr>
-        <w:t>神的存在與屬性</w:t>
+        <w:t>休妻</w:t>
       </w:r>
       <w:r>
         <w:rPr>
@@ -1977,31 +1221,7 @@
         <w:rPr>
           <w:lang w:val="zh_TW" w:bidi="zh_TW"/>
         </w:rPr>
-        <w:t>盼望</w:t>
-      </w:r>
-      <w:r>
-        <w:rPr>
-          <w:lang w:val="zh_TW" w:bidi="zh_TW"/>
-        </w:rPr>
-        <w:t>；</w:t>
-      </w:r>
-      <w:r>
-        <w:rPr>
-          <w:lang w:val="zh_TW" w:bidi="zh_TW"/>
-        </w:rPr>
-        <w:t>預言</w:t>
-      </w:r>
-      <w:r>
-        <w:rPr>
-          <w:lang w:val="zh_TW" w:bidi="zh_TW"/>
-        </w:rPr>
-        <w:t>；</w:t>
-      </w:r>
-      <w:r>
-        <w:rPr>
-          <w:lang w:val="zh_TW" w:bidi="zh_TW"/>
-        </w:rPr>
-        <w:t>先知，女先知</w:t>
+        <w:t>婚姻，婚姻習俗</w:t>
       </w:r>
       <w:r>
         <w:rPr>
@@ -3909,12 +3129,6 @@
   </w:num>
   <w:num w:numId="13" w16cid:durableId="592781308">
     <w:abstractNumId w:val="11"/>
-  </w:num>
-  <w:num w:numId="14">
-    <w:abstractNumId w:val="3"/>
-    <w:lvlOverride w:ilvl="0">
-      <w:startOverride w:val="1"/>
-    </w:lvlOverride>
   </w:num>
   <w:numIdMacAtCleanup w:val="10"/>
 </w:numbering>

--- a/zht/docx/160.content.docx
+++ b/zht/docx/160.content.docx
@@ -149,7 +149,7 @@
         <w:rPr>
           <w:lang w:val="zh_TW" w:bidi="zh_TW"/>
         </w:rPr>
-        <w:t>xiu</w:t>
+        <w:t>xie</w:t>
       </w:r>
       <w:r>
         <w:rPr>
@@ -212,7 +212,7 @@
         <w:rPr>
           <w:lang w:val="zh_TW" w:bidi="zh_TW"/>
         </w:rPr>
-        <w:t>休妻</w:t>
+        <w:t>褻瀆</w:t>
       </w:r>
       <w:r>
         <w:rPr>
@@ -231,7 +231,18 @@
         <w:rPr>
           <w:lang w:val="zh_TW" w:bidi="zh_TW"/>
         </w:rPr>
-        <w:t>聖經中關於休妻的規範，與神在歷史中逐步啟示中對婚姻的不同定義密切相關。</w:t>
+        <w:t>指褻瀆或輕蔑神的言語或文字（或對神的行為）。在一般意義上，「褻瀆（blasphemy）」可以指任何誹謗，包括任何侮辱或貶低他人的言語或行為。在希臘文獻中，這個詞用於侮辱或嘲笑活人或死人。這個詞的用法被延伸至神，包括質疑神的大能和嘲笑神的本性。</w:t>
+      </w:r>
+    </w:p>
+    <w:p>
+      <w:pPr>
+        <w:pStyle w:val="Heading3"/>
+      </w:pPr>
+      <w:r>
+        <w:rPr>
+          <w:lang w:val="zh_TW" w:bidi="zh_TW"/>
+        </w:rPr>
+        <w:t>舊約中的褻瀆</w:t>
       </w:r>
     </w:p>
     <w:p>
@@ -245,7 +256,7 @@
         <w:rPr>
           <w:lang w:val="zh_TW" w:bidi="zh_TW"/>
         </w:rPr>
-        <w:t>在創世記的創造記載中，婚姻被定義為神在無罪環境中所設立的「一體」聯合（</w:t>
+        <w:t>在舊約中，「褻瀆」總是指侮辱神，可能是直接攻擊神，或是間接嘲弄神。無論哪種方式，都會減損神的榮耀和尊嚴，所以褻瀆是讚美的反面。以色列人可能會透過詛咒神（</w:t>
       </w:r>
       <w:hyperlink r:id="rId13">
         <w:r>
@@ -256,14 +267,14 @@
             <w:color w:val="0000EE"/>
             <w:u w:val="single"/>
           </w:rPr>
-          <w:t>創2:24</w:t>
+          <w:t>利24:10–16</w:t>
         </w:r>
       </w:hyperlink>
       <w:r>
         <w:rPr>
           <w:lang w:val="zh_TW" w:bidi="zh_TW"/>
         </w:rPr>
-        <w:t>）。在這樣的條件下，婚姻關係的解體是不可想像的。在耶穌的事工中，祂肯定神對婚姻原初設計的這一方面，並描述了「一體」關係的含義，即廢除配偶間的分離狀態，並創造出一種牢不可破的聯合（</w:t>
+        <w:t>）或故意違背神的律法（</w:t>
       </w:r>
       <w:hyperlink r:id="rId14">
         <w:r>
@@ -274,25 +285,32 @@
             <w:color w:val="0000EE"/>
             <w:u w:val="single"/>
           </w:rPr>
-          <w:t>太19:6</w:t>
+          <w:t>民15:30</w:t>
         </w:r>
       </w:hyperlink>
       <w:r>
         <w:rPr>
           <w:lang w:val="zh_TW" w:bidi="zh_TW"/>
         </w:rPr>
+        <w:t>）來直接侮辱祂的「名」（神的名字：耶和華）。任何一種褻瀆神的行為都會被處死刑，就像拜偶像一樣，這是最嚴重的褻瀆神（</w:t>
+      </w:r>
+      <w:hyperlink r:id="rId15">
+        <w:r>
+          <w:rPr>
+            <w:lang w:val="zh_TW" w:bidi="zh_TW"/>
+          </w:rPr>
+          <w:rPr>
+            <w:color w:val="0000EE"/>
+            <w:u w:val="single"/>
+          </w:rPr>
+          <w:t>賽66:3</w:t>
+        </w:r>
+      </w:hyperlink>
+      <w:r>
+        <w:rPr>
+          <w:lang w:val="zh_TW" w:bidi="zh_TW"/>
+        </w:rPr>
         <w:t>）。</w:t>
-      </w:r>
-    </w:p>
-    <w:p>
-      <w:pPr>
-        <w:pStyle w:val="Heading3"/>
-      </w:pPr>
-      <w:r>
-        <w:rPr>
-          <w:lang w:val="zh_TW" w:bidi="zh_TW"/>
-        </w:rPr>
-        <w:t>舊約聖經對於休妻的觀點</w:t>
       </w:r>
     </w:p>
     <w:p>
@@ -306,9 +324,9 @@
         <w:rPr>
           <w:lang w:val="zh_TW" w:bidi="zh_TW"/>
         </w:rPr>
-        <w:t>墮落所帶來的破壞，對男性和女性之間的關係造成了嚴重後果。由於罪切斷了他們對神的主要依賴，男人和女人分別受制於他們最初被造時的元素。男人受制於他來自的塵土（</w:t>
-      </w:r>
-      <w:hyperlink r:id="rId15">
+        <w:t>人們認為外邦人從未體驗過耶和華的大能和威嚴，最有可能褻瀆神。因此，在亞述王將耶和華等同於他已征服的列國的神時，就犯了褻瀆神的罪（</w:t>
+      </w:r>
+      <w:hyperlink r:id="rId16">
         <w:r>
           <w:rPr>
             <w:lang w:val="zh_TW" w:bidi="zh_TW"/>
@@ -317,10 +335,16 @@
             <w:color w:val="0000EE"/>
             <w:u w:val="single"/>
           </w:rPr>
-          <w:t>創2:7，</w:t>
+          <w:t>王下19:4–6、22</w:t>
         </w:r>
       </w:hyperlink>
-      <w:hyperlink r:id="rId16">
+      <w:r>
+        <w:rPr>
+          <w:lang w:val="zh_TW" w:bidi="zh_TW"/>
+        </w:rPr>
+        <w:t>）。由於亞述王的傲慢，先知以賽亞預言他必會滅亡。當以色列被擄時（</w:t>
+      </w:r>
+      <w:hyperlink r:id="rId17">
         <w:r>
           <w:rPr>
             <w:lang w:val="zh_TW" w:bidi="zh_TW"/>
@@ -329,16 +353,16 @@
             <w:color w:val="0000EE"/>
             <w:u w:val="single"/>
           </w:rPr>
-          <w:t>3:19</w:t>
+          <w:t>賽52:5</w:t>
         </w:r>
       </w:hyperlink>
       <w:r>
         <w:rPr>
           <w:lang w:val="zh_TW" w:bidi="zh_TW"/>
         </w:rPr>
-        <w:t>），女人則受制於她從男人而被造的事實（</w:t>
-      </w:r>
-      <w:hyperlink r:id="rId17">
+        <w:t>），當以東嘲笑荒涼的「以色列山」時（</w:t>
+      </w:r>
+      <w:hyperlink r:id="rId18">
         <w:r>
           <w:rPr>
             <w:lang w:val="zh_TW" w:bidi="zh_TW"/>
@@ -347,10 +371,16 @@
             <w:color w:val="0000EE"/>
             <w:u w:val="single"/>
           </w:rPr>
-          <w:t>2:22，</w:t>
+          <w:t>結35:12</w:t>
         </w:r>
       </w:hyperlink>
-      <w:hyperlink r:id="rId18">
+      <w:r>
+        <w:rPr>
+          <w:lang w:val="zh_TW" w:bidi="zh_TW"/>
+        </w:rPr>
+        <w:t>），當敵人嘲笑神沒有保護耶路撒冷時（</w:t>
+      </w:r>
+      <w:hyperlink r:id="rId19">
         <w:r>
           <w:rPr>
             <w:lang w:val="zh_TW" w:bidi="zh_TW"/>
@@ -359,16 +389,16 @@
             <w:color w:val="0000EE"/>
             <w:u w:val="single"/>
           </w:rPr>
-          <w:t>3:16</w:t>
+          <w:t>詩74:18</w:t>
         </w:r>
       </w:hyperlink>
       <w:r>
         <w:rPr>
           <w:lang w:val="zh_TW" w:bidi="zh_TW"/>
         </w:rPr>
-        <w:t>）。在墮落之前，男人和女人共享神的形象，享有平等的關係（</w:t>
-      </w:r>
-      <w:hyperlink r:id="rId19">
+        <w:t>；</w:t>
+      </w:r>
+      <w:hyperlink r:id="rId20">
         <w:r>
           <w:rPr>
             <w:lang w:val="zh_TW" w:bidi="zh_TW"/>
@@ -377,50 +407,25 @@
             <w:color w:val="0000EE"/>
             <w:u w:val="single"/>
           </w:rPr>
-          <w:t>1:27</w:t>
+          <w:t>馬加比一書2:6</w:t>
         </w:r>
       </w:hyperlink>
       <w:r>
         <w:rPr>
           <w:lang w:val="zh_TW" w:bidi="zh_TW"/>
         </w:rPr>
-        <w:t>）並共同承擔治理受造之物的神聖使命（見</w:t>
-      </w:r>
-      <w:hyperlink r:id="rId20">
-        <w:r>
-          <w:rPr>
-            <w:lang w:val="zh_TW" w:bidi="zh_TW"/>
-          </w:rPr>
-          <w:rPr>
-            <w:color w:val="0000EE"/>
-            <w:u w:val="single"/>
-          </w:rPr>
-          <w:t>28</w:t>
-        </w:r>
-      </w:hyperlink>
-      <w:r>
-        <w:rPr>
-          <w:lang w:val="zh_TW" w:bidi="zh_TW"/>
-        </w:rPr>
-        <w:t>節）。然而，墮落之後，男人成為女人的掌權者，而女人成為男人的臣服者（</w:t>
-      </w:r>
-      <w:hyperlink r:id="rId18">
-        <w:r>
-          <w:rPr>
-            <w:lang w:val="zh_TW" w:bidi="zh_TW"/>
-          </w:rPr>
-          <w:rPr>
-            <w:color w:val="0000EE"/>
-            <w:u w:val="single"/>
-          </w:rPr>
-          <w:t>3:16</w:t>
-        </w:r>
-      </w:hyperlink>
-      <w:r>
-        <w:rPr>
-          <w:lang w:val="zh_TW" w:bidi="zh_TW"/>
-        </w:rPr>
-        <w:t>）。</w:t>
+        <w:t>），神也受到嘲笑。</w:t>
+      </w:r>
+    </w:p>
+    <w:p>
+      <w:pPr>
+        <w:pStyle w:val="Heading3"/>
+      </w:pPr>
+      <w:r>
+        <w:rPr>
+          <w:lang w:val="zh_TW" w:bidi="zh_TW"/>
+        </w:rPr>
+        <w:t>新約中的褻瀆</w:t>
       </w:r>
     </w:p>
     <w:p>
@@ -434,7 +439,7 @@
         <w:rPr>
           <w:lang w:val="zh_TW" w:bidi="zh_TW"/>
         </w:rPr>
-        <w:t>由於這些新情況的出現，男人對女人有了在墮落前所沒有的支配權。「一體」的關係遭受破壞，因為掌權的權利為男性統治者增加其女性伴侶的數量開闢了道路。這種男女之間的差異導致了一夫多妻制的出現（</w:t>
+        <w:t>在新約中，褻瀆具有更廣泛的希臘語含義。它包括誹謗人以及神（</w:t>
       </w:r>
       <w:hyperlink r:id="rId21">
         <w:r>
@@ -445,9 +450,15 @@
             <w:color w:val="0000EE"/>
             <w:u w:val="single"/>
           </w:rPr>
-          <w:t>創4:19，</w:t>
+          <w:t>太15:19</w:t>
         </w:r>
       </w:hyperlink>
+      <w:r>
+        <w:rPr>
+          <w:lang w:val="zh_TW" w:bidi="zh_TW"/>
+        </w:rPr>
+        <w:t>；另見</w:t>
+      </w:r>
       <w:hyperlink r:id="rId22">
         <w:r>
           <w:rPr>
@@ -457,9 +468,15 @@
             <w:color w:val="0000EE"/>
             <w:u w:val="single"/>
           </w:rPr>
-          <w:t>16:3，</w:t>
+          <w:t>羅3:8</w:t>
         </w:r>
       </w:hyperlink>
+      <w:r>
+        <w:rPr>
+          <w:lang w:val="zh_TW" w:bidi="zh_TW"/>
+        </w:rPr>
+        <w:t>；</w:t>
+      </w:r>
       <w:hyperlink r:id="rId23">
         <w:r>
           <w:rPr>
@@ -469,14 +486,14 @@
             <w:color w:val="0000EE"/>
             <w:u w:val="single"/>
           </w:rPr>
-          <w:t>29:30</w:t>
+          <w:t>林前10:30</w:t>
         </w:r>
       </w:hyperlink>
       <w:r>
         <w:rPr>
           <w:lang w:val="zh_TW" w:bidi="zh_TW"/>
         </w:rPr>
-        <w:t>）以及連續單配偶制（短暫婚姻）的實踐——需要通過休妻來終結每一段婚姻（</w:t>
+        <w:t>；</w:t>
       </w:r>
       <w:hyperlink r:id="rId24">
         <w:r>
@@ -487,14 +504,14 @@
             <w:color w:val="0000EE"/>
             <w:u w:val="single"/>
           </w:rPr>
-          <w:t>申24:1–4</w:t>
+          <w:t>弗4:31</w:t>
         </w:r>
       </w:hyperlink>
       <w:r>
         <w:rPr>
           <w:lang w:val="zh_TW" w:bidi="zh_TW"/>
         </w:rPr>
-        <w:t>）。因此，休妻做法的出現，成為男性性統治原則下，不可避免的結果。無論是統治還是休妻，都不是神原本對婚姻關係的設計。摩西律法中關於休妻的規定是神對人類墮落狀態所作的讓步（</w:t>
+        <w:t>；</w:t>
       </w:r>
       <w:hyperlink r:id="rId25">
         <w:r>
@@ -505,14 +522,44 @@
             <w:color w:val="0000EE"/>
             <w:u w:val="single"/>
           </w:rPr>
-          <w:t>太19:8</w:t>
+          <w:t>多3:2</w:t>
         </w:r>
       </w:hyperlink>
       <w:r>
         <w:rPr>
           <w:lang w:val="zh_TW" w:bidi="zh_TW"/>
         </w:rPr>
-        <w:t>）。通常，休妻的選擇僅為男性統治者所享有。作為其男性統治者的臣服者，妻子成為休妻的受害者。男人可以休妻，而女人卻不能與丈夫離婚。</w:t>
+        <w:t>）。它甚至包括嘲笑天使或惡魔的勢力，這與嘲笑任何其它存在物一樣都是錯的（</w:t>
+      </w:r>
+      <w:hyperlink r:id="rId26">
+        <w:r>
+          <w:rPr>
+            <w:lang w:val="zh_TW" w:bidi="zh_TW"/>
+          </w:rPr>
+          <w:rPr>
+            <w:color w:val="0000EE"/>
+            <w:u w:val="single"/>
+          </w:rPr>
+          <w:t>彼後2:10–12；</w:t>
+        </w:r>
+      </w:hyperlink>
+      <w:hyperlink r:id="rId27">
+        <w:r>
+          <w:rPr>
+            <w:lang w:val="zh_TW" w:bidi="zh_TW"/>
+          </w:rPr>
+          <w:rPr>
+            <w:color w:val="0000EE"/>
+            <w:u w:val="single"/>
+          </w:rPr>
+          <w:t>猶1:8–10</w:t>
+        </w:r>
+      </w:hyperlink>
+      <w:r>
+        <w:rPr>
+          <w:lang w:val="zh_TW" w:bidi="zh_TW"/>
+        </w:rPr>
+        <w:t>）。換句話說，任何形式的誹謗、嘲笑和嘲諷在新約中都是完全受到譴責的。</w:t>
       </w:r>
     </w:p>
     <w:p>
@@ -526,9 +573,9 @@
         <w:rPr>
           <w:lang w:val="zh_TW" w:bidi="zh_TW"/>
         </w:rPr>
-        <w:t>雖然看起來不公平，但申命記關於休妻的規定實際上是為了給受害的婦女提供一點保護。丈夫必須以她有不道德的行為為理由，證明休妻的正當性，並需給予被休的妻子一紙休書，作為她與他的婚姻的證明（</w:t>
-      </w:r>
-      <w:hyperlink r:id="rId26">
+        <w:t>新約中最常見的褻瀆是對神的褻瀆。人們可能會直接冒犯神（</w:t>
+      </w:r>
+      <w:hyperlink r:id="rId28">
         <w:r>
           <w:rPr>
             <w:lang w:val="zh_TW" w:bidi="zh_TW"/>
@@ -537,16 +584,10 @@
             <w:color w:val="0000EE"/>
             <w:u w:val="single"/>
           </w:rPr>
-          <w:t>申24:1</w:t>
+          <w:t>啟13:6，</w:t>
         </w:r>
       </w:hyperlink>
-      <w:r>
-        <w:rPr>
-          <w:lang w:val="zh_TW" w:bidi="zh_TW"/>
-        </w:rPr>
-        <w:t>）。此外，離異的丈夫在妻子再嫁後，不得再娶她為妻，因為最初的休妻被視為對她的玷污（見</w:t>
-      </w:r>
-      <w:hyperlink r:id="rId27">
+      <w:hyperlink r:id="rId29">
         <w:r>
           <w:rPr>
             <w:lang w:val="zh_TW" w:bidi="zh_TW"/>
@@ -555,14 +596,122 @@
             <w:color w:val="0000EE"/>
             <w:u w:val="single"/>
           </w:rPr>
-          <w:t>4</w:t>
+          <w:t>16:9</w:t>
         </w:r>
       </w:hyperlink>
       <w:r>
         <w:rPr>
           <w:lang w:val="zh_TW" w:bidi="zh_TW"/>
         </w:rPr>
-        <w:t>節）。</w:t>
+        <w:t>），毀謗神的道理（</w:t>
+      </w:r>
+      <w:hyperlink r:id="rId30">
+        <w:r>
+          <w:rPr>
+            <w:lang w:val="zh_TW" w:bidi="zh_TW"/>
+          </w:rPr>
+          <w:rPr>
+            <w:color w:val="0000EE"/>
+            <w:u w:val="single"/>
+          </w:rPr>
+          <w:t>多2:5</w:t>
+        </w:r>
+      </w:hyperlink>
+      <w:r>
+        <w:rPr>
+          <w:lang w:val="zh_TW" w:bidi="zh_TW"/>
+        </w:rPr>
+        <w:t>），或拒絕神的啟示及其使者（</w:t>
+      </w:r>
+      <w:hyperlink r:id="rId31">
+        <w:r>
+          <w:rPr>
+            <w:lang w:val="zh_TW" w:bidi="zh_TW"/>
+          </w:rPr>
+          <w:rPr>
+            <w:color w:val="0000EE"/>
+            <w:u w:val="single"/>
+          </w:rPr>
+          <w:t>徒6:11</w:t>
+        </w:r>
+      </w:hyperlink>
+      <w:r>
+        <w:rPr>
+          <w:lang w:val="zh_TW" w:bidi="zh_TW"/>
+        </w:rPr>
+        <w:t>）。當耶穌自稱擁有屬於神的特權——赦罪的權柄時，祂被指控褻瀆神（</w:t>
+      </w:r>
+      <w:hyperlink r:id="rId32">
+        <w:r>
+          <w:rPr>
+            <w:lang w:val="zh_TW" w:bidi="zh_TW"/>
+          </w:rPr>
+          <w:rPr>
+            <w:color w:val="0000EE"/>
+            <w:u w:val="single"/>
+          </w:rPr>
+          <w:t>可2:7</w:t>
+        </w:r>
+      </w:hyperlink>
+      <w:r>
+        <w:rPr>
+          <w:lang w:val="zh_TW" w:bidi="zh_TW"/>
+        </w:rPr>
+        <w:t>）。</w:t>
+      </w:r>
+      <w:hyperlink r:id="rId33">
+        <w:r>
+          <w:rPr>
+            <w:lang w:val="zh_TW" w:bidi="zh_TW"/>
+          </w:rPr>
+          <w:rPr>
+            <w:color w:val="0000EE"/>
+            <w:u w:val="single"/>
+          </w:rPr>
+          <w:t>約翰福音10:33–36</w:t>
+        </w:r>
+      </w:hyperlink>
+      <w:r>
+        <w:rPr>
+          <w:lang w:val="zh_TW" w:bidi="zh_TW"/>
+        </w:rPr>
+        <w:t>記載有人試圖用石頭砸死耶穌，指控祂的人對祂說：「你是個人，反將自己當作神」（</w:t>
+      </w:r>
+      <w:hyperlink r:id="rId34">
+        <w:r>
+          <w:rPr>
+            <w:lang w:val="zh_TW" w:bidi="zh_TW"/>
+          </w:rPr>
+          <w:rPr>
+            <w:color w:val="0000EE"/>
+            <w:u w:val="single"/>
+          </w:rPr>
+          <w:t>33</w:t>
+        </w:r>
+      </w:hyperlink>
+      <w:r>
+        <w:rPr>
+          <w:lang w:val="zh_TW" w:bidi="zh_TW"/>
+        </w:rPr>
+        <w:t>節）。猶太最高法院（公會）以褻瀆罪判處耶穌死刑，因為祂聲稱自己是人子（彌賽亞）。在他們看來，耶穌並沒有提供任何證據表明祂是如此崇高的人物。耶穌似乎在嘲諷彌賽亞，並進而嘲諷神本身（</w:t>
+      </w:r>
+      <w:hyperlink r:id="rId35">
+        <w:r>
+          <w:rPr>
+            <w:lang w:val="zh_TW" w:bidi="zh_TW"/>
+          </w:rPr>
+          <w:rPr>
+            <w:color w:val="0000EE"/>
+            <w:u w:val="single"/>
+          </w:rPr>
+          <w:t>可14:64</w:t>
+        </w:r>
+      </w:hyperlink>
+      <w:r>
+        <w:rPr>
+          <w:lang w:val="zh_TW" w:bidi="zh_TW"/>
+        </w:rPr>
+        <w:t>）。</w:t>
       </w:r>
     </w:p>
     <w:p>
@@ -576,9 +725,9 @@
         <w:rPr>
           <w:lang w:val="zh_TW" w:bidi="zh_TW"/>
         </w:rPr>
-        <w:t>雖然摩西關於休妻的規定是神因以色列人心硬而作出的讓步，舊約卻明確指出神恨惡休妻（</w:t>
-      </w:r>
-      <w:hyperlink r:id="rId28">
+        <w:t>聖經明確指出，褻瀆罪是可以被赦免的（</w:t>
+      </w:r>
+      <w:hyperlink r:id="rId36">
         <w:r>
           <w:rPr>
             <w:lang w:val="zh_TW" w:bidi="zh_TW"/>
@@ -587,41 +736,16 @@
             <w:color w:val="0000EE"/>
             <w:u w:val="single"/>
           </w:rPr>
-          <w:t>瑪2:16</w:t>
+          <w:t>太12:32</w:t>
         </w:r>
       </w:hyperlink>
       <w:r>
         <w:rPr>
           <w:lang w:val="zh_TW" w:bidi="zh_TW"/>
         </w:rPr>
-        <w:t>）。休妻的權利是基於人類墮落後形成的男性統治原則而勉強允許的。但神原本的設計，體現在「二人成為一體」的婚姻關係中，仍然是男女婚姻結合的標準。</w:t>
-      </w:r>
-    </w:p>
-    <w:p>
-      <w:pPr>
-        <w:pStyle w:val="Heading3"/>
-      </w:pPr>
-      <w:r>
-        <w:rPr>
-          <w:lang w:val="zh_TW" w:bidi="zh_TW"/>
-        </w:rPr>
-        <w:t>耶穌關於休妻的教導</w:t>
-      </w:r>
-    </w:p>
-    <w:p>
-      <w:pPr/>
-      <w:r>
-        <w:rPr>
-          <w:lang w:val="zh_TW" w:bidi="zh_TW"/>
-        </w:rPr>
-      </w:r>
-      <w:r>
-        <w:rPr>
-          <w:lang w:val="zh_TW" w:bidi="zh_TW"/>
-        </w:rPr>
-        <w:t>因基督的救贖事工顯明了回歸神在創造中的原初旨意，舊約中關於休妻的規定在基督徒群體中被廢除。為了證明跟隨祂的人中婚姻關係的不可侵犯性，耶穌引導他們回到創造的典範。耶穌負面地提到摩西准許休妻的規定，並堅持神原初的創造秩序，宣告「起初並不是這樣」（</w:t>
-      </w:r>
-      <w:hyperlink r:id="rId25">
+        <w:t>；</w:t>
+      </w:r>
+      <w:hyperlink r:id="rId37">
         <w:r>
           <w:rPr>
             <w:lang w:val="zh_TW" w:bidi="zh_TW"/>
@@ -630,30 +754,16 @@
             <w:color w:val="0000EE"/>
             <w:u w:val="single"/>
           </w:rPr>
-          <w:t>太19:8</w:t>
+          <w:t>可3:28–29</w:t>
         </w:r>
       </w:hyperlink>
       <w:r>
         <w:rPr>
           <w:lang w:val="zh_TW" w:bidi="zh_TW"/>
         </w:rPr>
-        <w:t>）。基督否定了墮落的影響，並重申了創造的設計。</w:t>
-      </w:r>
-    </w:p>
-    <w:p>
-      <w:pPr/>
-      <w:r>
-        <w:rPr>
-          <w:lang w:val="zh_TW" w:bidi="zh_TW"/>
-        </w:rPr>
-      </w:r>
-      <w:r>
-        <w:rPr>
-          <w:lang w:val="zh_TW" w:bidi="zh_TW"/>
-        </w:rPr>
-        <w:t>在</w:t>
-      </w:r>
-      <w:hyperlink r:id="rId29">
+        <w:t>）。但是，如果一個人不願悔改，唯一的補救辦法就是將他或她「交給撒但，使他們受責罰就不再謗瀆了」（</w:t>
+      </w:r>
+      <w:hyperlink r:id="rId38">
         <w:r>
           <w:rPr>
             <w:lang w:val="zh_TW" w:bidi="zh_TW"/>
@@ -662,572 +772,14 @@
             <w:color w:val="0000EE"/>
             <w:u w:val="single"/>
           </w:rPr>
-          <w:t>馬太福音五章31至32節</w:t>
+          <w:t>提前1:20</w:t>
         </w:r>
       </w:hyperlink>
       <w:r>
         <w:rPr>
           <w:lang w:val="zh_TW" w:bidi="zh_TW"/>
         </w:rPr>
-        <w:t>中，耶穌明確地廢除了摩西律法中允許男人休妻的規定。祂將這種行為視為對婦女人格的侵犯。那些犯姦淫的男人休妻，使妻子淪為受輕視的對象，將她們視為可以通過便利的休妻程序而隨意交易的商品。事實上，男人藉著休妻使妻子背上姦淫的罪名，而與先前婚姻中被棄的女人再婚的男人，則延續了這種羞辱性的過程，並成為姦淫的共犯。</w:t>
-      </w:r>
-    </w:p>
-    <w:p>
-      <w:pPr/>
-      <w:r>
-        <w:rPr>
-          <w:lang w:val="zh_TW" w:bidi="zh_TW"/>
-        </w:rPr>
-      </w:r>
-      <w:r>
-        <w:rPr>
-          <w:lang w:val="zh_TW" w:bidi="zh_TW"/>
-        </w:rPr>
-        <w:t>耶穌刻意收回男人隨意棄妻的權利，重新建立起按照創造時設計的終身「一體」聯結。祂的門徒準確地理解了祂的意圖。然而，男性特權的觀念在他們的思維中根深蒂固，以至於他們認為守獨身的自由優於對終身一夫一妻婚姻的承諾（</w:t>
-      </w:r>
-      <w:hyperlink r:id="rId30">
-        <w:r>
-          <w:rPr>
-            <w:lang w:val="zh_TW" w:bidi="zh_TW"/>
-          </w:rPr>
-          <w:rPr>
-            <w:color w:val="0000EE"/>
-            <w:u w:val="single"/>
-          </w:rPr>
-          <w:t>太19:10</w:t>
-        </w:r>
-      </w:hyperlink>
-      <w:r>
-        <w:rPr>
-          <w:lang w:val="zh_TW" w:bidi="zh_TW"/>
-        </w:rPr>
         <w:t>）。</w:t>
-      </w:r>
-    </w:p>
-    <w:p>
-      <w:pPr/>
-      <w:r>
-        <w:rPr>
-          <w:lang w:val="zh_TW" w:bidi="zh_TW"/>
-        </w:rPr>
-      </w:r>
-      <w:r>
-        <w:rPr>
-          <w:lang w:val="zh_TW" w:bidi="zh_TW"/>
-        </w:rPr>
-        <w:t>耶穌不僅重申了「一體」聯結在救贖群體中的有效性，新約也透過將婚姻的聯結，定義為基督與教會關係在地上的反映，進一步加強了婚姻聯結的不可侵犯性（</w:t>
-      </w:r>
-      <w:hyperlink r:id="rId31">
-        <w:r>
-          <w:rPr>
-            <w:lang w:val="zh_TW" w:bidi="zh_TW"/>
-          </w:rPr>
-          <w:rPr>
-            <w:color w:val="0000EE"/>
-            <w:u w:val="single"/>
-          </w:rPr>
-          <w:t>弗5:25</w:t>
-        </w:r>
-      </w:hyperlink>
-      <w:r>
-        <w:rPr>
-          <w:lang w:val="zh_TW" w:bidi="zh_TW"/>
-        </w:rPr>
-        <w:t>）。</w:t>
-      </w:r>
-    </w:p>
-    <w:p>
-      <w:pPr/>
-      <w:r>
-        <w:rPr>
-          <w:lang w:val="zh_TW" w:bidi="zh_TW"/>
-        </w:rPr>
-      </w:r>
-      <w:r>
-        <w:rPr>
-          <w:lang w:val="zh_TW" w:bidi="zh_TW"/>
-        </w:rPr>
-        <w:t>儘管婚姻聯結的永恆性受到如此嚴厲的制約，新約仍允許在某些例外情況下休妻，以保護無辜的一方免於受不道德行為和拋棄的傷害。耶穌設立了一些例外條件，賦予因配偶不忠而受害的一方提出休妻的權利（</w:t>
-      </w:r>
-      <w:hyperlink r:id="rId32">
-        <w:r>
-          <w:rPr>
-            <w:lang w:val="zh_TW" w:bidi="zh_TW"/>
-          </w:rPr>
-          <w:rPr>
-            <w:color w:val="0000EE"/>
-            <w:u w:val="single"/>
-          </w:rPr>
-          <w:t>太5:32，</w:t>
-        </w:r>
-      </w:hyperlink>
-      <w:hyperlink r:id="rId33">
-        <w:r>
-          <w:rPr>
-            <w:lang w:val="zh_TW" w:bidi="zh_TW"/>
-          </w:rPr>
-          <w:rPr>
-            <w:color w:val="0000EE"/>
-            <w:u w:val="single"/>
-          </w:rPr>
-          <w:t>19:9</w:t>
-        </w:r>
-      </w:hyperlink>
-      <w:r>
-        <w:rPr>
-          <w:lang w:val="zh_TW" w:bidi="zh_TW"/>
-        </w:rPr>
-        <w:t>）。顯然，受害的一方可以選擇維持婚姻關係，即使面對不忠配偶背叛承諾。然而，鑒於聖經允許的例外情況，不應強加給無辜的一方必須維持或恢復受破壞婚姻關係的義務。</w:t>
-      </w:r>
-    </w:p>
-    <w:p>
-      <w:pPr/>
-      <w:r>
-        <w:rPr>
-          <w:lang w:val="zh_TW" w:bidi="zh_TW"/>
-        </w:rPr>
-      </w:r>
-      <w:r>
-        <w:rPr>
-          <w:lang w:val="zh_TW" w:bidi="zh_TW"/>
-        </w:rPr>
-        <w:t>新約認可的另一個可以休妻的例外情況是拋棄。根據</w:t>
-      </w:r>
-      <w:hyperlink r:id="rId34">
-        <w:r>
-          <w:rPr>
-            <w:lang w:val="zh_TW" w:bidi="zh_TW"/>
-          </w:rPr>
-          <w:rPr>
-            <w:color w:val="0000EE"/>
-            <w:u w:val="single"/>
-          </w:rPr>
-          <w:t>哥林多前書七章15節</w:t>
-        </w:r>
-      </w:hyperlink>
-      <w:r>
-        <w:rPr>
-          <w:lang w:val="zh_TW" w:bidi="zh_TW"/>
-        </w:rPr>
-        <w:t>的規定，這主要是指未信主的配偶拋棄婚姻的情況。然而，應注意到，如果信徒有拋棄配偶的行為，也應被視為不信主的人（</w:t>
-      </w:r>
-      <w:hyperlink r:id="rId35">
-        <w:r>
-          <w:rPr>
-            <w:lang w:val="zh_TW" w:bidi="zh_TW"/>
-          </w:rPr>
-          <w:rPr>
-            <w:color w:val="0000EE"/>
-            <w:u w:val="single"/>
-          </w:rPr>
-          <w:t>提前5:8</w:t>
-        </w:r>
-      </w:hyperlink>
-      <w:r>
-        <w:rPr>
-          <w:lang w:val="zh_TW" w:bidi="zh_TW"/>
-        </w:rPr>
-        <w:t>）。任何相當於拋棄婚姻關係的行為，都構成了對婚姻承諾的破壞，並適用</w:t>
-      </w:r>
-      <w:hyperlink r:id="rId34">
-        <w:r>
-          <w:rPr>
-            <w:lang w:val="zh_TW" w:bidi="zh_TW"/>
-          </w:rPr>
-          <w:rPr>
-            <w:color w:val="0000EE"/>
-            <w:u w:val="single"/>
-          </w:rPr>
-          <w:t>哥林多前書七章15節</w:t>
-        </w:r>
-      </w:hyperlink>
-      <w:r>
-        <w:rPr>
-          <w:lang w:val="zh_TW" w:bidi="zh_TW"/>
-        </w:rPr>
-        <w:t>中所述的規定。</w:t>
-      </w:r>
-    </w:p>
-    <w:p>
-      <w:pPr/>
-      <w:r>
-        <w:rPr>
-          <w:lang w:val="zh_TW" w:bidi="zh_TW"/>
-        </w:rPr>
-      </w:r>
-      <w:r>
-        <w:rPr>
-          <w:lang w:val="zh_TW" w:bidi="zh_TW"/>
-        </w:rPr>
-        <w:t>無論是通姦還是拋棄，受害的一方都有權向有過錯的配偶尋求休妻，並在完成休妻後重新成為單身。若悔改和和解無法恢復被破壞的婚姻，受害的一方無需再受該婚姻的約束。根據聖經，未受婚姻約束的人有權再婚，但前提是只「在主裡」（</w:t>
-      </w:r>
-      <w:hyperlink r:id="rId36">
-        <w:r>
-          <w:rPr>
-            <w:lang w:val="zh_TW" w:bidi="zh_TW"/>
-          </w:rPr>
-          <w:rPr>
-            <w:color w:val="0000EE"/>
-            <w:u w:val="single"/>
-          </w:rPr>
-          <w:t>林前7:39</w:t>
-        </w:r>
-      </w:hyperlink>
-      <w:r>
-        <w:rPr>
-          <w:lang w:val="zh_TW" w:bidi="zh_TW"/>
-        </w:rPr>
-        <w:t>），即只能與另一位基督徒結婚。對於沒有獨身恩賜的單身者來說，結婚的命令（</w:t>
-      </w:r>
-      <w:hyperlink r:id="rId37">
-        <w:r>
-          <w:rPr>
-            <w:lang w:val="zh_TW" w:bidi="zh_TW"/>
-          </w:rPr>
-          <w:rPr>
-            <w:color w:val="0000EE"/>
-            <w:u w:val="single"/>
-          </w:rPr>
-          <w:t>9</w:t>
-        </w:r>
-      </w:hyperlink>
-      <w:r>
-        <w:rPr>
-          <w:lang w:val="zh_TW" w:bidi="zh_TW"/>
-        </w:rPr>
-        <w:t>節）同樣適用於因符合聖經原則的合法休妻而成為單身的人。根據基督在</w:t>
-      </w:r>
-      <w:hyperlink r:id="rId38">
-        <w:r>
-          <w:rPr>
-            <w:lang w:val="zh_TW" w:bidi="zh_TW"/>
-          </w:rPr>
-          <w:rPr>
-            <w:color w:val="0000EE"/>
-            <w:u w:val="single"/>
-          </w:rPr>
-          <w:t>馬可福音十章11至12節</w:t>
-        </w:r>
-      </w:hyperlink>
-      <w:r>
-        <w:rPr>
-          <w:lang w:val="zh_TW" w:bidi="zh_TW"/>
-        </w:rPr>
-        <w:t>和</w:t>
-      </w:r>
-      <w:hyperlink r:id="rId39">
-        <w:r>
-          <w:rPr>
-            <w:lang w:val="zh_TW" w:bidi="zh_TW"/>
-          </w:rPr>
-          <w:rPr>
-            <w:color w:val="0000EE"/>
-            <w:u w:val="single"/>
-          </w:rPr>
-          <w:t>路加福音十六章18節</w:t>
-        </w:r>
-      </w:hyperlink>
-      <w:r>
-        <w:rPr>
-          <w:lang w:val="zh_TW" w:bidi="zh_TW"/>
-        </w:rPr>
-        <w:t>中的教導，若休妻僅被用作更換配偶的手段，則其因意圖不純的休妻所構成的姦淫，這樣的再婚不被認可。</w:t>
-      </w:r>
-    </w:p>
-    <w:p>
-      <w:pPr/>
-      <w:r>
-        <w:rPr>
-          <w:lang w:val="zh_TW" w:bidi="zh_TW"/>
-        </w:rPr>
-      </w:r>
-      <w:r>
-        <w:rPr>
-          <w:lang w:val="zh_TW" w:bidi="zh_TW"/>
-        </w:rPr>
-        <w:t>通常有許多因素加起來導致一段婚姻的摧毀。因此，當教會在處理每個休妻和再婚的案例時，必須逐案處理，並考慮到神無窮的赦罪大能及其恢復破碎生命的恩典。顯然，聖經對休妻的限制並不適用於那些在信主前婚姻破裂的信徒，因為神的赦免洗清了他們在未信主時期的罪，使他們在基督裡成為新造的人。</w:t>
-      </w:r>
-    </w:p>
-    <w:p>
-      <w:pPr/>
-      <w:r>
-        <w:rPr>
-          <w:lang w:val="zh_TW" w:bidi="zh_TW"/>
-        </w:rPr>
-      </w:r>
-      <w:r>
-        <w:rPr>
-          <w:i/>
-          <w:lang w:val="zh_TW" w:bidi="zh_TW"/>
-        </w:rPr>
-        <w:t>另見</w:t>
-      </w:r>
-      <w:r>
-        <w:rPr>
-          <w:lang w:val="zh_TW" w:bidi="zh_TW"/>
-        </w:rPr>
-        <w:t xml:space="preserve"> </w:t>
-      </w:r>
-      <w:r>
-        <w:rPr>
-          <w:lang w:val="zh_TW" w:bidi="zh_TW"/>
-        </w:rPr>
-        <w:t>姦淫</w:t>
-      </w:r>
-      <w:r>
-        <w:rPr>
-          <w:lang w:val="zh_TW" w:bidi="zh_TW"/>
-        </w:rPr>
-        <w:t>；</w:t>
-      </w:r>
-      <w:r>
-        <w:rPr>
-          <w:lang w:val="zh_TW" w:bidi="zh_TW"/>
-        </w:rPr>
-        <w:t>民事法律和司法</w:t>
-      </w:r>
-      <w:r>
-        <w:rPr>
-          <w:lang w:val="zh_TW" w:bidi="zh_TW"/>
-        </w:rPr>
-        <w:t>；</w:t>
-      </w:r>
-      <w:r>
-        <w:rPr>
-          <w:lang w:val="zh_TW" w:bidi="zh_TW"/>
-        </w:rPr>
-        <w:t>婚姻，婚姻習俗</w:t>
-      </w:r>
-      <w:r>
-        <w:rPr>
-          <w:lang w:val="zh_TW" w:bidi="zh_TW"/>
-        </w:rPr>
-        <w:t>；</w:t>
-      </w:r>
-      <w:r>
-        <w:rPr>
-          <w:lang w:val="zh_TW" w:bidi="zh_TW"/>
-        </w:rPr>
-        <w:t>性，性別</w:t>
-      </w:r>
-      <w:r>
-        <w:rPr>
-          <w:lang w:val="zh_TW" w:bidi="zh_TW"/>
-        </w:rPr>
-        <w:t>。</w:t>
-      </w:r>
-      <w:r>
-        <w:rPr>
-          <w:lang w:val="zh_TW" w:bidi="zh_TW"/>
-        </w:rPr>
-      </w:r>
-      <w:r>
-        <w:rPr>
-          <w:lang w:val="zh_TW" w:bidi="zh_TW"/>
-        </w:rPr>
-      </w:r>
-    </w:p>
-    <w:p>
-      <w:pPr/>
-      <w:r>
-        <w:rPr>
-          <w:lang w:val="zh_TW" w:bidi="zh_TW"/>
-        </w:rPr>
-      </w:r>
-    </w:p>
-    <w:p>
-      <w:pPr>
-        <w:pStyle w:val="Heading2"/>
-      </w:pPr>
-      <w:r>
-        <w:rPr>
-          <w:lang w:val="zh_TW" w:bidi="zh_TW"/>
-        </w:rPr>
-        <w:t>休書</w:t>
-      </w:r>
-      <w:r>
-        <w:rPr>
-          <w:lang w:val="zh_TW" w:bidi="zh_TW"/>
-        </w:rPr>
-      </w:r>
-    </w:p>
-    <w:p>
-      <w:pPr/>
-      <w:r>
-        <w:rPr>
-          <w:lang w:val="zh_TW" w:bidi="zh_TW"/>
-        </w:rPr>
-      </w:r>
-      <w:r>
-        <w:rPr>
-          <w:lang w:val="zh_TW" w:bidi="zh_TW"/>
-        </w:rPr>
-        <w:t>一份根據摩西律法宣告丈夫和妻子分離的文件（</w:t>
-      </w:r>
-      <w:hyperlink r:id="rId24">
-        <w:r>
-          <w:rPr>
-            <w:lang w:val="zh_TW" w:bidi="zh_TW"/>
-          </w:rPr>
-          <w:rPr>
-            <w:color w:val="0000EE"/>
-            <w:u w:val="single"/>
-          </w:rPr>
-          <w:t>申24:1–4</w:t>
-        </w:r>
-      </w:hyperlink>
-      <w:r>
-        <w:rPr>
-          <w:lang w:val="zh_TW" w:bidi="zh_TW"/>
-        </w:rPr>
-        <w:t>；見</w:t>
-      </w:r>
-      <w:hyperlink r:id="rId40">
-        <w:r>
-          <w:rPr>
-            <w:lang w:val="zh_TW" w:bidi="zh_TW"/>
-          </w:rPr>
-          <w:rPr>
-            <w:color w:val="0000EE"/>
-            <w:u w:val="single"/>
-          </w:rPr>
-          <w:t>太5:31，</w:t>
-        </w:r>
-      </w:hyperlink>
-      <w:hyperlink r:id="rId41">
-        <w:r>
-          <w:rPr>
-            <w:lang w:val="zh_TW" w:bidi="zh_TW"/>
-          </w:rPr>
-          <w:rPr>
-            <w:color w:val="0000EE"/>
-            <w:u w:val="single"/>
-          </w:rPr>
-          <w:t>19:7；</w:t>
-        </w:r>
-      </w:hyperlink>
-      <w:hyperlink r:id="rId42">
-        <w:r>
-          <w:rPr>
-            <w:lang w:val="zh_TW" w:bidi="zh_TW"/>
-          </w:rPr>
-          <w:rPr>
-            <w:color w:val="0000EE"/>
-            <w:u w:val="single"/>
-          </w:rPr>
-          <w:t>可10:4</w:t>
-        </w:r>
-      </w:hyperlink>
-      <w:r>
-        <w:rPr>
-          <w:lang w:val="zh_TW" w:bidi="zh_TW"/>
-        </w:rPr>
-        <w:t>）。休書保護了婦女的權利，提供她已獲自由的證據，並確保她的丈夫不能索取她的嫁妝。這類文件措辭可見於</w:t>
-      </w:r>
-      <w:hyperlink r:id="rId43">
-        <w:r>
-          <w:rPr>
-            <w:lang w:val="zh_TW" w:bidi="zh_TW"/>
-          </w:rPr>
-          <w:rPr>
-            <w:color w:val="0000EE"/>
-            <w:u w:val="single"/>
-          </w:rPr>
-          <w:t>何西阿書二章2節</w:t>
-        </w:r>
-      </w:hyperlink>
-      <w:r>
-        <w:rPr>
-          <w:lang w:val="zh_TW" w:bidi="zh_TW"/>
-        </w:rPr>
-        <w:t>：「因為她不是我的妻子， 我也不是她的丈夫」。舊約中的先知以此比喻，表達神欲與悖逆的百姓分離的心意（</w:t>
-      </w:r>
-      <w:hyperlink r:id="rId44">
-        <w:r>
-          <w:rPr>
-            <w:lang w:val="zh_TW" w:bidi="zh_TW"/>
-          </w:rPr>
-          <w:rPr>
-            <w:color w:val="0000EE"/>
-            <w:u w:val="single"/>
-          </w:rPr>
-          <w:t>賽50:1；</w:t>
-        </w:r>
-      </w:hyperlink>
-      <w:hyperlink r:id="rId45">
-        <w:r>
-          <w:rPr>
-            <w:lang w:val="zh_TW" w:bidi="zh_TW"/>
-          </w:rPr>
-          <w:rPr>
-            <w:color w:val="0000EE"/>
-            <w:u w:val="single"/>
-          </w:rPr>
-          <w:t>耶3:8</w:t>
-        </w:r>
-      </w:hyperlink>
-      <w:r>
-        <w:rPr>
-          <w:lang w:val="zh_TW" w:bidi="zh_TW"/>
-        </w:rPr>
-        <w:t>）。</w:t>
-      </w:r>
-    </w:p>
-    <w:p>
-      <w:pPr/>
-      <w:r>
-        <w:rPr>
-          <w:lang w:val="zh_TW" w:bidi="zh_TW"/>
-        </w:rPr>
-      </w:r>
-      <w:r>
-        <w:rPr>
-          <w:i/>
-          <w:lang w:val="zh_TW" w:bidi="zh_TW"/>
-        </w:rPr>
-        <w:t>另見</w:t>
-      </w:r>
-      <w:r>
-        <w:rPr>
-          <w:lang w:val="zh_TW" w:bidi="zh_TW"/>
-        </w:rPr>
-        <w:t xml:space="preserve"> </w:t>
-      </w:r>
-      <w:r>
-        <w:rPr>
-          <w:lang w:val="zh_TW" w:bidi="zh_TW"/>
-        </w:rPr>
-        <w:t>民事律法和司法</w:t>
-      </w:r>
-      <w:r>
-        <w:rPr>
-          <w:lang w:val="zh_TW" w:bidi="zh_TW"/>
-        </w:rPr>
-        <w:t>；</w:t>
-      </w:r>
-      <w:r>
-        <w:rPr>
-          <w:lang w:val="zh_TW" w:bidi="zh_TW"/>
-        </w:rPr>
-        <w:t>休妻</w:t>
-      </w:r>
-      <w:r>
-        <w:rPr>
-          <w:lang w:val="zh_TW" w:bidi="zh_TW"/>
-        </w:rPr>
-        <w:t>；</w:t>
-      </w:r>
-      <w:r>
-        <w:rPr>
-          <w:lang w:val="zh_TW" w:bidi="zh_TW"/>
-        </w:rPr>
-        <w:t>婚姻，婚姻習俗</w:t>
-      </w:r>
-      <w:r>
-        <w:rPr>
-          <w:lang w:val="zh_TW" w:bidi="zh_TW"/>
-        </w:rPr>
-        <w:t>。</w:t>
       </w:r>
       <w:r>
         <w:rPr>

--- a/zht/docx/160.content.docx
+++ b/zht/docx/160.content.docx
@@ -149,7 +149,7 @@
         <w:rPr>
           <w:lang w:val="zh_TW" w:bidi="zh_TW"/>
         </w:rPr>
-        <w:t>xie</w:t>
+        <w:t>tu</w:t>
       </w:r>
       <w:r>
         <w:rPr>
@@ -212,7 +212,7 @@
         <w:rPr>
           <w:lang w:val="zh_TW" w:bidi="zh_TW"/>
         </w:rPr>
-        <w:t>褻瀆</w:t>
+        <w:t>土八‧該隱</w:t>
       </w:r>
       <w:r>
         <w:rPr>
@@ -231,18 +231,71 @@
         <w:rPr>
           <w:lang w:val="zh_TW" w:bidi="zh_TW"/>
         </w:rPr>
-        <w:t>指褻瀆或輕蔑神的言語或文字（或對神的行為）。在一般意義上，「褻瀆（blasphemy）」可以指任何誹謗，包括任何侮辱或貶低他人的言語或行為。在希臘文獻中，這個詞用於侮辱或嘲笑活人或死人。這個詞的用法被延伸至神，包括質疑神的大能和嘲笑神的本性。</w:t>
-      </w:r>
-    </w:p>
-    <w:p>
-      <w:pPr>
-        <w:pStyle w:val="Heading3"/>
-      </w:pPr>
-      <w:r>
-        <w:rPr>
-          <w:lang w:val="zh_TW" w:bidi="zh_TW"/>
-        </w:rPr>
-        <w:t>舊約中的褻瀆</w:t>
+        <w:t>拉麥和他的妻子洗拉的兒子（</w:t>
+      </w:r>
+      <w:hyperlink r:id="rId13">
+        <w:r>
+          <w:rPr>
+            <w:lang w:val="zh_TW" w:bidi="zh_TW"/>
+          </w:rPr>
+          <w:rPr>
+            <w:color w:val="0000EE"/>
+            <w:u w:val="single"/>
+          </w:rPr>
+          <w:t>創4:22</w:t>
+        </w:r>
+      </w:hyperlink>
+      <w:r>
+        <w:rPr>
+          <w:lang w:val="zh_TW" w:bidi="zh_TW"/>
+        </w:rPr>
+        <w:t>）。他是「打造各樣銅鐵利器的」。雖然文本並未聲稱他是第一位或所有鐵匠的「祖師」，但許多學者認為，文本原先與第</w:t>
+      </w:r>
+      <w:hyperlink r:id="rId14">
+        <w:r>
+          <w:rPr>
+            <w:lang w:val="zh_TW" w:bidi="zh_TW"/>
+          </w:rPr>
+          <w:rPr>
+            <w:color w:val="0000EE"/>
+            <w:u w:val="single"/>
+          </w:rPr>
+          <w:t>20</w:t>
+        </w:r>
+      </w:hyperlink>
+      <w:r>
+        <w:rPr>
+          <w:lang w:val="zh_TW" w:bidi="zh_TW"/>
+        </w:rPr>
+        <w:t>和</w:t>
+      </w:r>
+      <w:hyperlink r:id="rId15">
+        <w:r>
+          <w:rPr>
+            <w:lang w:val="zh_TW" w:bidi="zh_TW"/>
+          </w:rPr>
+          <w:rPr>
+            <w:color w:val="0000EE"/>
+            <w:u w:val="single"/>
+          </w:rPr>
+          <w:t>21</w:t>
+        </w:r>
+      </w:hyperlink>
+      <w:r>
+        <w:rPr>
+          <w:lang w:val="zh_TW" w:bidi="zh_TW"/>
+        </w:rPr>
+        <w:t>節呈平行，以暗示他是第一位。</w:t>
+      </w:r>
+      <w:r>
+        <w:rPr>
+          <w:lang w:val="zh_TW" w:bidi="zh_TW"/>
+        </w:rPr>
+      </w:r>
+      <w:r>
+        <w:rPr>
+          <w:lang w:val="zh_TW" w:bidi="zh_TW"/>
+        </w:rPr>
       </w:r>
     </w:p>
     <w:p>
@@ -252,65 +305,21 @@
           <w:lang w:val="zh_TW" w:bidi="zh_TW"/>
         </w:rPr>
       </w:r>
-      <w:r>
-        <w:rPr>
-          <w:lang w:val="zh_TW" w:bidi="zh_TW"/>
-        </w:rPr>
-        <w:t>在舊約中，「褻瀆」總是指侮辱神，可能是直接攻擊神，或是間接嘲弄神。無論哪種方式，都會減損神的榮耀和尊嚴，所以褻瀆是讚美的反面。以色列人可能會透過詛咒神（</w:t>
-      </w:r>
-      <w:hyperlink r:id="rId13">
-        <w:r>
-          <w:rPr>
-            <w:lang w:val="zh_TW" w:bidi="zh_TW"/>
-          </w:rPr>
-          <w:rPr>
-            <w:color w:val="0000EE"/>
-            <w:u w:val="single"/>
-          </w:rPr>
-          <w:t>利24:10–16</w:t>
-        </w:r>
-      </w:hyperlink>
-      <w:r>
-        <w:rPr>
-          <w:lang w:val="zh_TW" w:bidi="zh_TW"/>
-        </w:rPr>
-        <w:t>）或故意違背神的律法（</w:t>
-      </w:r>
-      <w:hyperlink r:id="rId14">
-        <w:r>
-          <w:rPr>
-            <w:lang w:val="zh_TW" w:bidi="zh_TW"/>
-          </w:rPr>
-          <w:rPr>
-            <w:color w:val="0000EE"/>
-            <w:u w:val="single"/>
-          </w:rPr>
-          <w:t>民15:30</w:t>
-        </w:r>
-      </w:hyperlink>
-      <w:r>
-        <w:rPr>
-          <w:lang w:val="zh_TW" w:bidi="zh_TW"/>
-        </w:rPr>
-        <w:t>）來直接侮辱祂的「名」（神的名字：耶和華）。任何一種褻瀆神的行為都會被處死刑，就像拜偶像一樣，這是最嚴重的褻瀆神（</w:t>
-      </w:r>
-      <w:hyperlink r:id="rId15">
-        <w:r>
-          <w:rPr>
-            <w:lang w:val="zh_TW" w:bidi="zh_TW"/>
-          </w:rPr>
-          <w:rPr>
-            <w:color w:val="0000EE"/>
-            <w:u w:val="single"/>
-          </w:rPr>
-          <w:t>賽66:3</w:t>
-        </w:r>
-      </w:hyperlink>
-      <w:r>
-        <w:rPr>
-          <w:lang w:val="zh_TW" w:bidi="zh_TW"/>
-        </w:rPr>
-        <w:t>）。</w:t>
+    </w:p>
+    <w:p>
+      <w:pPr>
+        <w:pStyle w:val="Heading2"/>
+      </w:pPr>
+      <w:r>
+        <w:rPr>
+          <w:lang w:val="zh_TW" w:bidi="zh_TW"/>
+        </w:rPr>
+        <w:t>土巴</w:t>
+      </w:r>
+      <w:r>
+        <w:rPr>
+          <w:lang w:val="zh_TW" w:bidi="zh_TW"/>
+        </w:rPr>
       </w:r>
     </w:p>
     <w:p>
@@ -324,7 +333,7 @@
         <w:rPr>
           <w:lang w:val="zh_TW" w:bidi="zh_TW"/>
         </w:rPr>
-        <w:t>人們認為外邦人從未體驗過耶和華的大能和威嚴，最有可能褻瀆神。因此，在亞述王將耶和華等同於他已征服的列國的神時，就犯了褻瀆神的罪（</w:t>
+        <w:t>在列國表（table of nations）中，雅弗的第五個兒子 （</w:t>
       </w:r>
       <w:hyperlink r:id="rId16">
         <w:r>
@@ -335,14 +344,14 @@
             <w:color w:val="0000EE"/>
             <w:u w:val="single"/>
           </w:rPr>
-          <w:t>王下19:4–6、22</w:t>
+          <w:t>創10:2</w:t>
         </w:r>
       </w:hyperlink>
       <w:r>
         <w:rPr>
           <w:lang w:val="zh_TW" w:bidi="zh_TW"/>
         </w:rPr>
-        <w:t>）。由於亞述王的傲慢，先知以賽亞預言他必會滅亡。當以色列被擄時（</w:t>
+        <w:t>；</w:t>
       </w:r>
       <w:hyperlink r:id="rId17">
         <w:r>
@@ -353,14 +362,14 @@
             <w:color w:val="0000EE"/>
             <w:u w:val="single"/>
           </w:rPr>
-          <w:t>賽52:5</w:t>
+          <w:t>代上1:5</w:t>
         </w:r>
       </w:hyperlink>
       <w:r>
         <w:rPr>
           <w:lang w:val="zh_TW" w:bidi="zh_TW"/>
         </w:rPr>
-        <w:t>），當以東嘲笑荒涼的「以色列山」時（</w:t>
+        <w:t>）。土巴後來在以賽亞和以西結的先知預言中具有重要意義，被列為因威脅神子民而將受審判的國家之一（</w:t>
       </w:r>
       <w:hyperlink r:id="rId18">
         <w:r>
@@ -371,14 +380,14 @@
             <w:color w:val="0000EE"/>
             <w:u w:val="single"/>
           </w:rPr>
-          <w:t>結35:12</w:t>
+          <w:t>賽66:19</w:t>
         </w:r>
       </w:hyperlink>
       <w:r>
         <w:rPr>
           <w:lang w:val="zh_TW" w:bidi="zh_TW"/>
         </w:rPr>
-        <w:t>），當敵人嘲笑神沒有保護耶路撒冷時（</w:t>
+        <w:t>；</w:t>
       </w:r>
       <w:hyperlink r:id="rId19">
         <w:r>
@@ -389,14 +398,14 @@
             <w:color w:val="0000EE"/>
             <w:u w:val="single"/>
           </w:rPr>
-          <w:t>詩74:18</w:t>
+          <w:t>結27:13</w:t>
         </w:r>
       </w:hyperlink>
       <w:r>
         <w:rPr>
           <w:lang w:val="zh_TW" w:bidi="zh_TW"/>
         </w:rPr>
-        <w:t>；</w:t>
+        <w:t>，</w:t>
       </w:r>
       <w:hyperlink r:id="rId20">
         <w:r>
@@ -407,25 +416,114 @@
             <w:color w:val="0000EE"/>
             <w:u w:val="single"/>
           </w:rPr>
-          <w:t>馬加比一書2:6</w:t>
+          <w:t>32:26</w:t>
         </w:r>
       </w:hyperlink>
       <w:r>
         <w:rPr>
           <w:lang w:val="zh_TW" w:bidi="zh_TW"/>
         </w:rPr>
-        <w:t>），神也受到嘲笑。</w:t>
-      </w:r>
-    </w:p>
-    <w:p>
-      <w:pPr>
-        <w:pStyle w:val="Heading3"/>
-      </w:pPr>
-      <w:r>
-        <w:rPr>
-          <w:lang w:val="zh_TW" w:bidi="zh_TW"/>
-        </w:rPr>
-        <w:t>新約中的褻瀆</w:t>
+        <w:t>，</w:t>
+      </w:r>
+      <w:hyperlink r:id="rId21">
+        <w:r>
+          <w:rPr>
+            <w:lang w:val="zh_TW" w:bidi="zh_TW"/>
+          </w:rPr>
+          <w:rPr>
+            <w:color w:val="0000EE"/>
+            <w:u w:val="single"/>
+          </w:rPr>
+          <w:t>38:2–3</w:t>
+        </w:r>
+      </w:hyperlink>
+      <w:r>
+        <w:rPr>
+          <w:lang w:val="zh_TW" w:bidi="zh_TW"/>
+        </w:rPr>
+        <w:t>，</w:t>
+      </w:r>
+      <w:hyperlink r:id="rId22">
+        <w:r>
+          <w:rPr>
+            <w:lang w:val="zh_TW" w:bidi="zh_TW"/>
+          </w:rPr>
+          <w:rPr>
+            <w:color w:val="0000EE"/>
+            <w:u w:val="single"/>
+          </w:rPr>
+          <w:t>39:1</w:t>
+        </w:r>
+      </w:hyperlink>
+      <w:r>
+        <w:rPr>
+          <w:lang w:val="zh_TW" w:bidi="zh_TW"/>
+        </w:rPr>
+        <w:t>）。土巴通常與雅完和米設並列，被描述為北方國家或沿海地區的國家（</w:t>
+      </w:r>
+      <w:hyperlink r:id="rId18">
+        <w:r>
+          <w:rPr>
+            <w:lang w:val="zh_TW" w:bidi="zh_TW"/>
+          </w:rPr>
+          <w:rPr>
+            <w:color w:val="0000EE"/>
+            <w:u w:val="single"/>
+          </w:rPr>
+          <w:t>賽66:19</w:t>
+        </w:r>
+      </w:hyperlink>
+      <w:r>
+        <w:rPr>
+          <w:lang w:val="zh_TW" w:bidi="zh_TW"/>
+        </w:rPr>
+        <w:t>；</w:t>
+      </w:r>
+      <w:hyperlink r:id="rId23">
+        <w:r>
+          <w:rPr>
+            <w:lang w:val="zh_TW" w:bidi="zh_TW"/>
+          </w:rPr>
+          <w:rPr>
+            <w:color w:val="0000EE"/>
+            <w:u w:val="single"/>
+          </w:rPr>
+          <w:t>結38:2</w:t>
+        </w:r>
+      </w:hyperlink>
+      <w:r>
+        <w:rPr>
+          <w:lang w:val="zh_TW" w:bidi="zh_TW"/>
+        </w:rPr>
+        <w:t>）。土巴曾與泰爾進行貿易（</w:t>
+      </w:r>
+      <w:hyperlink r:id="rId19">
+        <w:r>
+          <w:rPr>
+            <w:lang w:val="zh_TW" w:bidi="zh_TW"/>
+          </w:rPr>
+          <w:rPr>
+            <w:color w:val="0000EE"/>
+            <w:u w:val="single"/>
+          </w:rPr>
+          <w:t>結27:13</w:t>
+        </w:r>
+      </w:hyperlink>
+      <w:r>
+        <w:rPr>
+          <w:lang w:val="zh_TW" w:bidi="zh_TW"/>
+        </w:rPr>
+        <w:t>），這一事實支持了土巴位於沿海地區的假設。除了這些簡略的證據外，目前很難確定土巴精確的民族身分或地理位置。它曾被辨識為西古提人（Scythians）、伊比利亞人（Iberians）、黑海與里海（Caspian Sea）之間的地區、帖撒利（Thessaly），以及各種赫人部落。</w:t>
+      </w:r>
+      <w:r>
+        <w:rPr>
+          <w:lang w:val="zh_TW" w:bidi="zh_TW"/>
+        </w:rPr>
+      </w:r>
+      <w:r>
+        <w:rPr>
+          <w:lang w:val="zh_TW" w:bidi="zh_TW"/>
+        </w:rPr>
       </w:r>
     </w:p>
     <w:p>
@@ -435,131 +533,21 @@
           <w:lang w:val="zh_TW" w:bidi="zh_TW"/>
         </w:rPr>
       </w:r>
-      <w:r>
-        <w:rPr>
-          <w:lang w:val="zh_TW" w:bidi="zh_TW"/>
-        </w:rPr>
-        <w:t>在新約中，褻瀆具有更廣泛的希臘語含義。它包括誹謗人以及神（</w:t>
-      </w:r>
-      <w:hyperlink r:id="rId21">
-        <w:r>
-          <w:rPr>
-            <w:lang w:val="zh_TW" w:bidi="zh_TW"/>
-          </w:rPr>
-          <w:rPr>
-            <w:color w:val="0000EE"/>
-            <w:u w:val="single"/>
-          </w:rPr>
-          <w:t>太15:19</w:t>
-        </w:r>
-      </w:hyperlink>
-      <w:r>
-        <w:rPr>
-          <w:lang w:val="zh_TW" w:bidi="zh_TW"/>
-        </w:rPr>
-        <w:t>；另見</w:t>
-      </w:r>
-      <w:hyperlink r:id="rId22">
-        <w:r>
-          <w:rPr>
-            <w:lang w:val="zh_TW" w:bidi="zh_TW"/>
-          </w:rPr>
-          <w:rPr>
-            <w:color w:val="0000EE"/>
-            <w:u w:val="single"/>
-          </w:rPr>
-          <w:t>羅3:8</w:t>
-        </w:r>
-      </w:hyperlink>
-      <w:r>
-        <w:rPr>
-          <w:lang w:val="zh_TW" w:bidi="zh_TW"/>
-        </w:rPr>
-        <w:t>；</w:t>
-      </w:r>
-      <w:hyperlink r:id="rId23">
-        <w:r>
-          <w:rPr>
-            <w:lang w:val="zh_TW" w:bidi="zh_TW"/>
-          </w:rPr>
-          <w:rPr>
-            <w:color w:val="0000EE"/>
-            <w:u w:val="single"/>
-          </w:rPr>
-          <w:t>林前10:30</w:t>
-        </w:r>
-      </w:hyperlink>
-      <w:r>
-        <w:rPr>
-          <w:lang w:val="zh_TW" w:bidi="zh_TW"/>
-        </w:rPr>
-        <w:t>；</w:t>
-      </w:r>
-      <w:hyperlink r:id="rId24">
-        <w:r>
-          <w:rPr>
-            <w:lang w:val="zh_TW" w:bidi="zh_TW"/>
-          </w:rPr>
-          <w:rPr>
-            <w:color w:val="0000EE"/>
-            <w:u w:val="single"/>
-          </w:rPr>
-          <w:t>弗4:31</w:t>
-        </w:r>
-      </w:hyperlink>
-      <w:r>
-        <w:rPr>
-          <w:lang w:val="zh_TW" w:bidi="zh_TW"/>
-        </w:rPr>
-        <w:t>；</w:t>
-      </w:r>
-      <w:hyperlink r:id="rId25">
-        <w:r>
-          <w:rPr>
-            <w:lang w:val="zh_TW" w:bidi="zh_TW"/>
-          </w:rPr>
-          <w:rPr>
-            <w:color w:val="0000EE"/>
-            <w:u w:val="single"/>
-          </w:rPr>
-          <w:t>多3:2</w:t>
-        </w:r>
-      </w:hyperlink>
-      <w:r>
-        <w:rPr>
-          <w:lang w:val="zh_TW" w:bidi="zh_TW"/>
-        </w:rPr>
-        <w:t>）。它甚至包括嘲笑天使或惡魔的勢力，這與嘲笑任何其它存在物一樣都是錯的（</w:t>
-      </w:r>
-      <w:hyperlink r:id="rId26">
-        <w:r>
-          <w:rPr>
-            <w:lang w:val="zh_TW" w:bidi="zh_TW"/>
-          </w:rPr>
-          <w:rPr>
-            <w:color w:val="0000EE"/>
-            <w:u w:val="single"/>
-          </w:rPr>
-          <w:t>彼後2:10–12；</w:t>
-        </w:r>
-      </w:hyperlink>
-      <w:hyperlink r:id="rId27">
-        <w:r>
-          <w:rPr>
-            <w:lang w:val="zh_TW" w:bidi="zh_TW"/>
-          </w:rPr>
-          <w:rPr>
-            <w:color w:val="0000EE"/>
-            <w:u w:val="single"/>
-          </w:rPr>
-          <w:t>猶1:8–10</w:t>
-        </w:r>
-      </w:hyperlink>
-      <w:r>
-        <w:rPr>
-          <w:lang w:val="zh_TW" w:bidi="zh_TW"/>
-        </w:rPr>
-        <w:t>）。換句話說，任何形式的誹謗、嘲笑和嘲諷在新約中都是完全受到譴責的。</w:t>
+    </w:p>
+    <w:p>
+      <w:pPr>
+        <w:pStyle w:val="Heading2"/>
+      </w:pPr>
+      <w:r>
+        <w:rPr>
+          <w:lang w:val="zh_TW" w:bidi="zh_TW"/>
+        </w:rPr>
+        <w:t>土地</w:t>
+      </w:r>
+      <w:r>
+        <w:rPr>
+          <w:lang w:val="zh_TW" w:bidi="zh_TW"/>
+        </w:rPr>
       </w:r>
     </w:p>
     <w:p>
@@ -573,145 +561,7 @@
         <w:rPr>
           <w:lang w:val="zh_TW" w:bidi="zh_TW"/>
         </w:rPr>
-        <w:t>新約中最常見的褻瀆是對神的褻瀆。人們可能會直接冒犯神（</w:t>
-      </w:r>
-      <w:hyperlink r:id="rId28">
-        <w:r>
-          <w:rPr>
-            <w:lang w:val="zh_TW" w:bidi="zh_TW"/>
-          </w:rPr>
-          <w:rPr>
-            <w:color w:val="0000EE"/>
-            <w:u w:val="single"/>
-          </w:rPr>
-          <w:t>啟13:6，</w:t>
-        </w:r>
-      </w:hyperlink>
-      <w:hyperlink r:id="rId29">
-        <w:r>
-          <w:rPr>
-            <w:lang w:val="zh_TW" w:bidi="zh_TW"/>
-          </w:rPr>
-          <w:rPr>
-            <w:color w:val="0000EE"/>
-            <w:u w:val="single"/>
-          </w:rPr>
-          <w:t>16:9</w:t>
-        </w:r>
-      </w:hyperlink>
-      <w:r>
-        <w:rPr>
-          <w:lang w:val="zh_TW" w:bidi="zh_TW"/>
-        </w:rPr>
-        <w:t>），毀謗神的道理（</w:t>
-      </w:r>
-      <w:hyperlink r:id="rId30">
-        <w:r>
-          <w:rPr>
-            <w:lang w:val="zh_TW" w:bidi="zh_TW"/>
-          </w:rPr>
-          <w:rPr>
-            <w:color w:val="0000EE"/>
-            <w:u w:val="single"/>
-          </w:rPr>
-          <w:t>多2:5</w:t>
-        </w:r>
-      </w:hyperlink>
-      <w:r>
-        <w:rPr>
-          <w:lang w:val="zh_TW" w:bidi="zh_TW"/>
-        </w:rPr>
-        <w:t>），或拒絕神的啟示及其使者（</w:t>
-      </w:r>
-      <w:hyperlink r:id="rId31">
-        <w:r>
-          <w:rPr>
-            <w:lang w:val="zh_TW" w:bidi="zh_TW"/>
-          </w:rPr>
-          <w:rPr>
-            <w:color w:val="0000EE"/>
-            <w:u w:val="single"/>
-          </w:rPr>
-          <w:t>徒6:11</w:t>
-        </w:r>
-      </w:hyperlink>
-      <w:r>
-        <w:rPr>
-          <w:lang w:val="zh_TW" w:bidi="zh_TW"/>
-        </w:rPr>
-        <w:t>）。當耶穌自稱擁有屬於神的特權——赦罪的權柄時，祂被指控褻瀆神（</w:t>
-      </w:r>
-      <w:hyperlink r:id="rId32">
-        <w:r>
-          <w:rPr>
-            <w:lang w:val="zh_TW" w:bidi="zh_TW"/>
-          </w:rPr>
-          <w:rPr>
-            <w:color w:val="0000EE"/>
-            <w:u w:val="single"/>
-          </w:rPr>
-          <w:t>可2:7</w:t>
-        </w:r>
-      </w:hyperlink>
-      <w:r>
-        <w:rPr>
-          <w:lang w:val="zh_TW" w:bidi="zh_TW"/>
-        </w:rPr>
-        <w:t>）。</w:t>
-      </w:r>
-      <w:hyperlink r:id="rId33">
-        <w:r>
-          <w:rPr>
-            <w:lang w:val="zh_TW" w:bidi="zh_TW"/>
-          </w:rPr>
-          <w:rPr>
-            <w:color w:val="0000EE"/>
-            <w:u w:val="single"/>
-          </w:rPr>
-          <w:t>約翰福音10:33–36</w:t>
-        </w:r>
-      </w:hyperlink>
-      <w:r>
-        <w:rPr>
-          <w:lang w:val="zh_TW" w:bidi="zh_TW"/>
-        </w:rPr>
-        <w:t>記載有人試圖用石頭砸死耶穌，指控祂的人對祂說：「你是個人，反將自己當作神」（</w:t>
-      </w:r>
-      <w:hyperlink r:id="rId34">
-        <w:r>
-          <w:rPr>
-            <w:lang w:val="zh_TW" w:bidi="zh_TW"/>
-          </w:rPr>
-          <w:rPr>
-            <w:color w:val="0000EE"/>
-            <w:u w:val="single"/>
-          </w:rPr>
-          <w:t>33</w:t>
-        </w:r>
-      </w:hyperlink>
-      <w:r>
-        <w:rPr>
-          <w:lang w:val="zh_TW" w:bidi="zh_TW"/>
-        </w:rPr>
-        <w:t>節）。猶太最高法院（公會）以褻瀆罪判處耶穌死刑，因為祂聲稱自己是人子（彌賽亞）。在他們看來，耶穌並沒有提供任何證據表明祂是如此崇高的人物。耶穌似乎在嘲諷彌賽亞，並進而嘲諷神本身（</w:t>
-      </w:r>
-      <w:hyperlink r:id="rId35">
-        <w:r>
-          <w:rPr>
-            <w:lang w:val="zh_TW" w:bidi="zh_TW"/>
-          </w:rPr>
-          <w:rPr>
-            <w:color w:val="0000EE"/>
-            <w:u w:val="single"/>
-          </w:rPr>
-          <w:t>可14:64</w:t>
-        </w:r>
-      </w:hyperlink>
-      <w:r>
-        <w:rPr>
-          <w:lang w:val="zh_TW" w:bidi="zh_TW"/>
-        </w:rPr>
-        <w:t>）。</w:t>
+        <w:t>人與土地的關係是舊約聖經中的重要主題。在創世記裡，地與旱地被造，成為人居住並與神相交的地方。人被賦予管理大地、治理動物的任務，好使自己的需要得以滿足，並將榮耀歸給造物主。然而，自從人墮落之後，他們不僅與神和彼此隔絕，也與他們所居住的土地隔絕。他們被趕出伊甸園，大地也受咒詛。他們不得不汗流滿面地勞苦，才能制服土地並維持生計，因為收成被荊棘和蒺藜所阻。</w:t>
       </w:r>
     </w:p>
     <w:p>
@@ -725,9 +575,9 @@
         <w:rPr>
           <w:lang w:val="zh_TW" w:bidi="zh_TW"/>
         </w:rPr>
-        <w:t>聖經明確指出，褻瀆罪是可以被赦免的（</w:t>
-      </w:r>
-      <w:hyperlink r:id="rId36">
+        <w:t>該隱殺了他的弟弟之後，受到刑罰，要承受更嚴重的土地咒詛。神告訴他，即使他辛苦勞作，土地也不會為他效力，迫使他漂流無定。該隱失去永久的居所，被剝奪享受安息與昌盛的機會。該隱因為犯罪，無法實現他對「歸屬之地」的渴望。（</w:t>
+      </w:r>
+      <w:hyperlink r:id="rId24">
         <w:r>
           <w:rPr>
             <w:lang w:val="zh_TW" w:bidi="zh_TW"/>
@@ -736,16 +586,30 @@
             <w:color w:val="0000EE"/>
             <w:u w:val="single"/>
           </w:rPr>
-          <w:t>太12:32</w:t>
+          <w:t>創4:12</w:t>
         </w:r>
       </w:hyperlink>
       <w:r>
         <w:rPr>
           <w:lang w:val="zh_TW" w:bidi="zh_TW"/>
         </w:rPr>
-        <w:t>；</w:t>
-      </w:r>
-      <w:hyperlink r:id="rId37">
+        <w:t>）。</w:t>
+      </w:r>
+    </w:p>
+    <w:p>
+      <w:pPr/>
+      <w:r>
+        <w:rPr>
+          <w:lang w:val="zh_TW" w:bidi="zh_TW"/>
+        </w:rPr>
+      </w:r>
+      <w:r>
+        <w:rPr>
+          <w:lang w:val="zh_TW" w:bidi="zh_TW"/>
+        </w:rPr>
+        <w:t>洪水之後，神因著審判極其邪惡的人而毀滅世界，但人又再一次惹動神的忿怒；人建造巴別塔，是要在不依靠神的情況下高舉人的能力。於是神介入，使人的語言混亂，並「使眾人分散在全地上」（</w:t>
+      </w:r>
+      <w:hyperlink r:id="rId25">
         <w:r>
           <w:rPr>
             <w:lang w:val="zh_TW" w:bidi="zh_TW"/>
@@ -754,16 +618,16 @@
             <w:color w:val="0000EE"/>
             <w:u w:val="single"/>
           </w:rPr>
-          <w:t>可3:28–29</w:t>
+          <w:t>11:9</w:t>
         </w:r>
       </w:hyperlink>
       <w:r>
         <w:rPr>
           <w:lang w:val="zh_TW" w:bidi="zh_TW"/>
         </w:rPr>
-        <w:t>）。但是，如果一個人不願悔改，唯一的補救辦法就是將他或她「交給撒但，使他們受責罰就不再謗瀆了」（</w:t>
-      </w:r>
-      <w:hyperlink r:id="rId38">
+        <w:t>）。</w:t>
+      </w:r>
+      <w:hyperlink r:id="rId26">
         <w:r>
           <w:rPr>
             <w:lang w:val="zh_TW" w:bidi="zh_TW"/>
@@ -772,14 +636,921 @@
             <w:color w:val="0000EE"/>
             <w:u w:val="single"/>
           </w:rPr>
-          <w:t>提前1:20</w:t>
+          <w:t>創世記一至十一章</w:t>
         </w:r>
       </w:hyperlink>
       <w:r>
         <w:rPr>
           <w:lang w:val="zh_TW" w:bidi="zh_TW"/>
         </w:rPr>
+        <w:t>的敘事呈現出一個連續的脈絡：人因著罪與悖逆，不斷失去土地，並承受隨之而來的匱乏。</w:t>
+      </w:r>
+    </w:p>
+    <w:p>
+      <w:pPr>
+        <w:pStyle w:val="Heading3"/>
+      </w:pPr>
+      <w:r>
+        <w:rPr>
+          <w:lang w:val="zh_TW" w:bidi="zh_TW"/>
+        </w:rPr>
+        <w:t>土地與亞伯拉罕之約</w:t>
+      </w:r>
+    </w:p>
+    <w:p>
+      <w:pPr/>
+      <w:r>
+        <w:rPr>
+          <w:lang w:val="zh_TW" w:bidi="zh_TW"/>
+        </w:rPr>
+      </w:r>
+      <w:r>
+        <w:rPr>
+          <w:lang w:val="zh_TW" w:bidi="zh_TW"/>
+        </w:rPr>
+        <w:t>在亞伯拉罕的時代，神介入人類歷史，為一群分別出來歸於自己的人，預備一個特別的家園。在這裡，聖經中首次提到應許之地的主題。神對亞伯拉罕說：「你要離開本地、本族、父家，往我所要指示你的地去。我必叫你成為大國」（</w:t>
+      </w:r>
+      <w:hyperlink r:id="rId27">
+        <w:r>
+          <w:rPr>
+            <w:lang w:val="zh_TW" w:bidi="zh_TW"/>
+          </w:rPr>
+          <w:rPr>
+            <w:color w:val="0000EE"/>
+            <w:u w:val="single"/>
+          </w:rPr>
+          <w:t>創12:1–2</w:t>
+        </w:r>
+      </w:hyperlink>
+      <w:r>
+        <w:rPr>
+          <w:lang w:val="zh_TW" w:bidi="zh_TW"/>
+        </w:rPr>
+        <w:t>）。這個應許在</w:t>
+      </w:r>
+      <w:hyperlink r:id="rId28">
+        <w:r>
+          <w:rPr>
+            <w:lang w:val="zh_TW" w:bidi="zh_TW"/>
+          </w:rPr>
+          <w:rPr>
+            <w:color w:val="0000EE"/>
+            <w:u w:val="single"/>
+          </w:rPr>
+          <w:t>創十二章7節</w:t>
+        </w:r>
+      </w:hyperlink>
+      <w:r>
+        <w:rPr>
+          <w:lang w:val="zh_TW" w:bidi="zh_TW"/>
+        </w:rPr>
+        <w:t>，</w:t>
+      </w:r>
+      <w:hyperlink r:id="rId29">
+        <w:r>
+          <w:rPr>
+            <w:lang w:val="zh_TW" w:bidi="zh_TW"/>
+          </w:rPr>
+          <w:rPr>
+            <w:color w:val="0000EE"/>
+            <w:u w:val="single"/>
+          </w:rPr>
+          <w:t>十三章14至18節</w:t>
+        </w:r>
+      </w:hyperlink>
+      <w:r>
+        <w:rPr>
+          <w:lang w:val="zh_TW" w:bidi="zh_TW"/>
+        </w:rPr>
+        <w:t>，</w:t>
+      </w:r>
+      <w:hyperlink r:id="rId30">
+        <w:r>
+          <w:rPr>
+            <w:lang w:val="zh_TW" w:bidi="zh_TW"/>
+          </w:rPr>
+          <w:rPr>
+            <w:color w:val="0000EE"/>
+            <w:u w:val="single"/>
+          </w:rPr>
+          <w:t>十五章7至21節</w:t>
+        </w:r>
+      </w:hyperlink>
+      <w:r>
+        <w:rPr>
+          <w:lang w:val="zh_TW" w:bidi="zh_TW"/>
+        </w:rPr>
+        <w:t>，</w:t>
+      </w:r>
+      <w:hyperlink r:id="rId31">
+        <w:r>
+          <w:rPr>
+            <w:lang w:val="zh_TW" w:bidi="zh_TW"/>
+          </w:rPr>
+          <w:rPr>
+            <w:color w:val="0000EE"/>
+            <w:u w:val="single"/>
+          </w:rPr>
+          <w:t>十七章7至8節</w:t>
+        </w:r>
+      </w:hyperlink>
+      <w:r>
+        <w:rPr>
+          <w:lang w:val="zh_TW" w:bidi="zh_TW"/>
+        </w:rPr>
+        <w:t>中進一步擴展。神告訴亞伯拉罕，他的後裔要以迦南地「永遠為業」（</w:t>
+      </w:r>
+      <w:hyperlink r:id="rId32">
+        <w:r>
+          <w:rPr>
+            <w:lang w:val="zh_TW" w:bidi="zh_TW"/>
+          </w:rPr>
+          <w:rPr>
+            <w:color w:val="0000EE"/>
+            <w:u w:val="single"/>
+          </w:rPr>
+          <w:t>17:8</w:t>
+        </w:r>
+      </w:hyperlink>
+      <w:r>
+        <w:rPr>
+          <w:lang w:val="zh_TW" w:bidi="zh_TW"/>
+        </w:rPr>
         <w:t>）。</w:t>
+      </w:r>
+    </w:p>
+    <w:p>
+      <w:pPr/>
+      <w:r>
+        <w:rPr>
+          <w:lang w:val="zh_TW" w:bidi="zh_TW"/>
+        </w:rPr>
+      </w:r>
+      <w:r>
+        <w:rPr>
+          <w:lang w:val="zh_TW" w:bidi="zh_TW"/>
+        </w:rPr>
+        <w:t>舊約聖經的敘事隨後追溯亞伯拉罕的後裔，經由以撒和雅各，並記載雅各的家族遷往埃及，在那裡大約經過四百年，他們成為強大而人數眾多的民族。在這段時期，神再次重申關於迦南地要歸屬的應許（</w:t>
+      </w:r>
+      <w:hyperlink r:id="rId33">
+        <w:r>
+          <w:rPr>
+            <w:lang w:val="zh_TW" w:bidi="zh_TW"/>
+          </w:rPr>
+          <w:rPr>
+            <w:color w:val="0000EE"/>
+            <w:u w:val="single"/>
+          </w:rPr>
+          <w:t>創28:15，</w:t>
+        </w:r>
+      </w:hyperlink>
+      <w:hyperlink r:id="rId34">
+        <w:r>
+          <w:rPr>
+            <w:lang w:val="zh_TW" w:bidi="zh_TW"/>
+          </w:rPr>
+          <w:rPr>
+            <w:color w:val="0000EE"/>
+            <w:u w:val="single"/>
+          </w:rPr>
+          <w:t>35:11–12，</w:t>
+        </w:r>
+      </w:hyperlink>
+      <w:hyperlink r:id="rId35">
+        <w:r>
+          <w:rPr>
+            <w:lang w:val="zh_TW" w:bidi="zh_TW"/>
+          </w:rPr>
+          <w:rPr>
+            <w:color w:val="0000EE"/>
+            <w:u w:val="single"/>
+          </w:rPr>
+          <w:t>46:3–4，</w:t>
+        </w:r>
+      </w:hyperlink>
+      <w:hyperlink r:id="rId36">
+        <w:r>
+          <w:rPr>
+            <w:lang w:val="zh_TW" w:bidi="zh_TW"/>
+          </w:rPr>
+          <w:rPr>
+            <w:color w:val="0000EE"/>
+            <w:u w:val="single"/>
+          </w:rPr>
+          <w:t>50:24</w:t>
+        </w:r>
+      </w:hyperlink>
+      <w:r>
+        <w:rPr>
+          <w:lang w:val="zh_TW" w:bidi="zh_TW"/>
+        </w:rPr>
+        <w:t>），並且不斷擺在亞伯拉罕後裔面前，作為神立約應許中不可或缺的一部分。</w:t>
+      </w:r>
+    </w:p>
+    <w:p>
+      <w:pPr>
+        <w:pStyle w:val="Heading3"/>
+      </w:pPr>
+      <w:r>
+        <w:rPr>
+          <w:lang w:val="zh_TW" w:bidi="zh_TW"/>
+        </w:rPr>
+        <w:t>土地與摩西之約</w:t>
+      </w:r>
+    </w:p>
+    <w:p>
+      <w:pPr/>
+      <w:r>
+        <w:rPr>
+          <w:lang w:val="zh_TW" w:bidi="zh_TW"/>
+        </w:rPr>
+      </w:r>
+      <w:r>
+        <w:rPr>
+          <w:lang w:val="zh_TW" w:bidi="zh_TW"/>
+        </w:rPr>
+        <w:t>當神呼召摩西帶領以色列人出埃及時，祂將摩西的使命與祂對列祖成就的應許連繫在一起：「我也記念我的約……我要以你們為我的百姓，我也要作你們的神……我起誓應許給亞伯拉罕、以撒、雅各的那地，我要把你們領進去，將那地賜給你們為業」（</w:t>
+      </w:r>
+      <w:hyperlink r:id="rId37">
+        <w:r>
+          <w:rPr>
+            <w:lang w:val="zh_TW" w:bidi="zh_TW"/>
+          </w:rPr>
+          <w:rPr>
+            <w:color w:val="0000EE"/>
+            <w:u w:val="single"/>
+          </w:rPr>
+          <w:t>出6:5–8</w:t>
+        </w:r>
+      </w:hyperlink>
+      <w:r>
+        <w:rPr>
+          <w:lang w:val="zh_TW" w:bidi="zh_TW"/>
+        </w:rPr>
+        <w:t>）。神拯救以色列人出埃及，有兩個原因：第一，是要以色列人在西奈山成為神的約民；第二，是要以色列人承受神應許他們列祖的地。然而，至關重要的是，隨著摩西之約的建立，以色列人能否繼續擁有那地，已取決於他們是否順服。如果以色列人違背約中的義務，他們就要招來咒詛，其中最嚴厲的，便是被趕逐出應許之地（</w:t>
+      </w:r>
+      <w:hyperlink r:id="rId38">
+        <w:r>
+          <w:rPr>
+            <w:lang w:val="zh_TW" w:bidi="zh_TW"/>
+          </w:rPr>
+          <w:rPr>
+            <w:color w:val="0000EE"/>
+            <w:u w:val="single"/>
+          </w:rPr>
+          <w:t>利26:32–33</w:t>
+        </w:r>
+      </w:hyperlink>
+      <w:r>
+        <w:rPr>
+          <w:lang w:val="zh_TW" w:bidi="zh_TW"/>
+        </w:rPr>
+        <w:t>）。這並不表示神會完全或永遠棄絕祂的百姓與那地，因為神也應許說，當祂的百姓悔改時，「我就要記念我與雅各所立的約……並要記念這地」（</w:t>
+      </w:r>
+      <w:hyperlink r:id="rId39">
+        <w:r>
+          <w:rPr>
+            <w:lang w:val="zh_TW" w:bidi="zh_TW"/>
+          </w:rPr>
+          <w:rPr>
+            <w:color w:val="0000EE"/>
+            <w:u w:val="single"/>
+          </w:rPr>
+          <w:t>利26:42</w:t>
+        </w:r>
+      </w:hyperlink>
+      <w:r>
+        <w:rPr>
+          <w:lang w:val="zh_TW" w:bidi="zh_TW"/>
+        </w:rPr>
+        <w:t>）。</w:t>
+      </w:r>
+    </w:p>
+    <w:p>
+      <w:pPr/>
+      <w:r>
+        <w:rPr>
+          <w:lang w:val="zh_TW" w:bidi="zh_TW"/>
+        </w:rPr>
+      </w:r>
+      <w:r>
+        <w:rPr>
+          <w:lang w:val="zh_TW" w:bidi="zh_TW"/>
+        </w:rPr>
+        <w:t>在大衛作王期間，有關土地的應許至少已經部分應驗。雖然約書亞帶領百姓進入那地時，應許已經開始成就，但那時的疆界並未達到神對亞伯拉罕所應許的範圍（</w:t>
+      </w:r>
+      <w:hyperlink r:id="rId40">
+        <w:r>
+          <w:rPr>
+            <w:lang w:val="zh_TW" w:bidi="zh_TW"/>
+          </w:rPr>
+          <w:rPr>
+            <w:color w:val="0000EE"/>
+            <w:u w:val="single"/>
+          </w:rPr>
+          <w:t>創15:18</w:t>
+        </w:r>
+      </w:hyperlink>
+      <w:r>
+        <w:rPr>
+          <w:lang w:val="zh_TW" w:bidi="zh_TW"/>
+        </w:rPr>
+        <w:t>），而且許多已佔領的地方仍有舊居民的抵抗勢力（</w:t>
+      </w:r>
+      <w:hyperlink r:id="rId41">
+        <w:r>
+          <w:rPr>
+            <w:lang w:val="zh_TW" w:bidi="zh_TW"/>
+          </w:rPr>
+          <w:rPr>
+            <w:color w:val="0000EE"/>
+            <w:u w:val="single"/>
+          </w:rPr>
+          <w:t>書13:1–6</w:t>
+        </w:r>
+      </w:hyperlink>
+      <w:r>
+        <w:rPr>
+          <w:lang w:val="zh_TW" w:bidi="zh_TW"/>
+        </w:rPr>
+        <w:t>；</w:t>
+      </w:r>
+      <w:hyperlink r:id="rId42">
+        <w:r>
+          <w:rPr>
+            <w:lang w:val="zh_TW" w:bidi="zh_TW"/>
+          </w:rPr>
+          <w:rPr>
+            <w:color w:val="0000EE"/>
+            <w:u w:val="single"/>
+          </w:rPr>
+          <w:t>士1章</w:t>
+        </w:r>
+      </w:hyperlink>
+      <w:r>
+        <w:rPr>
+          <w:lang w:val="zh_TW" w:bidi="zh_TW"/>
+        </w:rPr>
+        <w:t>）。直到大衛的時代，他們才完全奪取這地，如同起初所應許的一樣。（</w:t>
+      </w:r>
+      <w:hyperlink r:id="rId43">
+        <w:r>
+          <w:rPr>
+            <w:lang w:val="zh_TW" w:bidi="zh_TW"/>
+          </w:rPr>
+          <w:rPr>
+            <w:color w:val="0000EE"/>
+            <w:u w:val="single"/>
+          </w:rPr>
+          <w:t>撒下8章</w:t>
+        </w:r>
+      </w:hyperlink>
+      <w:r>
+        <w:rPr>
+          <w:lang w:val="zh_TW" w:bidi="zh_TW"/>
+        </w:rPr>
+        <w:t>；</w:t>
+      </w:r>
+      <w:hyperlink r:id="rId44">
+        <w:r>
+          <w:rPr>
+            <w:lang w:val="zh_TW" w:bidi="zh_TW"/>
+          </w:rPr>
+          <w:rPr>
+            <w:color w:val="0000EE"/>
+            <w:u w:val="single"/>
+          </w:rPr>
+          <w:t>王上4:21、24</w:t>
+        </w:r>
+      </w:hyperlink>
+      <w:r>
+        <w:rPr>
+          <w:lang w:val="zh_TW" w:bidi="zh_TW"/>
+        </w:rPr>
+        <w:t>）。</w:t>
+      </w:r>
+    </w:p>
+    <w:p>
+      <w:pPr/>
+      <w:r>
+        <w:rPr>
+          <w:lang w:val="zh_TW" w:bidi="zh_TW"/>
+        </w:rPr>
+      </w:r>
+      <w:r>
+        <w:rPr>
+          <w:lang w:val="zh_TW" w:bidi="zh_TW"/>
+        </w:rPr>
+        <w:t>所羅門獻殿時，再一次強調君王要遵守律法，以及約中的順服與承受土地之間的關聯。（</w:t>
+      </w:r>
+      <w:hyperlink r:id="rId45">
+        <w:r>
+          <w:rPr>
+            <w:lang w:val="zh_TW" w:bidi="zh_TW"/>
+          </w:rPr>
+          <w:rPr>
+            <w:color w:val="0000EE"/>
+            <w:u w:val="single"/>
+          </w:rPr>
+          <w:t>王上9:4–9</w:t>
+        </w:r>
+      </w:hyperlink>
+      <w:r>
+        <w:rPr>
+          <w:lang w:val="zh_TW" w:bidi="zh_TW"/>
+        </w:rPr>
+        <w:t>）。百姓不順服神便會失去土地，也使聖殿毀壞。</w:t>
+      </w:r>
+    </w:p>
+    <w:p>
+      <w:pPr/>
+      <w:r>
+        <w:rPr>
+          <w:lang w:val="zh_TW" w:bidi="zh_TW"/>
+        </w:rPr>
+      </w:r>
+      <w:r>
+        <w:rPr>
+          <w:lang w:val="zh_TW" w:bidi="zh_TW"/>
+        </w:rPr>
+        <w:t>分裂王國時期的歷史，大多是百姓與君王共同背約的歷史。耶和華一再藉著先知警告他們，這樣的不順服只會導致被逐出那地，但他們充耳不聞（</w:t>
+      </w:r>
+      <w:hyperlink r:id="rId46">
+        <w:r>
+          <w:rPr>
+            <w:lang w:val="zh_TW" w:bidi="zh_TW"/>
+          </w:rPr>
+          <w:rPr>
+            <w:color w:val="0000EE"/>
+            <w:u w:val="single"/>
+          </w:rPr>
+          <w:t>賽6:11–12</w:t>
+        </w:r>
+      </w:hyperlink>
+      <w:r>
+        <w:rPr>
+          <w:lang w:val="zh_TW" w:bidi="zh_TW"/>
+        </w:rPr>
+        <w:t>；</w:t>
+      </w:r>
+      <w:hyperlink r:id="rId47">
+        <w:r>
+          <w:rPr>
+            <w:lang w:val="zh_TW" w:bidi="zh_TW"/>
+          </w:rPr>
+          <w:rPr>
+            <w:color w:val="0000EE"/>
+            <w:u w:val="single"/>
+          </w:rPr>
+          <w:t>摩5:27，</w:t>
+        </w:r>
+      </w:hyperlink>
+      <w:hyperlink r:id="rId48">
+        <w:r>
+          <w:rPr>
+            <w:lang w:val="zh_TW" w:bidi="zh_TW"/>
+          </w:rPr>
+          <w:rPr>
+            <w:color w:val="0000EE"/>
+            <w:u w:val="single"/>
+          </w:rPr>
+          <w:t>7:17</w:t>
+        </w:r>
+      </w:hyperlink>
+      <w:r>
+        <w:rPr>
+          <w:lang w:val="zh_TW" w:bidi="zh_TW"/>
+        </w:rPr>
+        <w:t>；</w:t>
+      </w:r>
+      <w:hyperlink r:id="rId49">
+        <w:r>
+          <w:rPr>
+            <w:lang w:val="zh_TW" w:bidi="zh_TW"/>
+          </w:rPr>
+          <w:rPr>
+            <w:color w:val="0000EE"/>
+            <w:u w:val="single"/>
+          </w:rPr>
+          <w:t>何9:17</w:t>
+        </w:r>
+      </w:hyperlink>
+      <w:r>
+        <w:rPr>
+          <w:lang w:val="zh_TW" w:bidi="zh_TW"/>
+        </w:rPr>
+        <w:t>）。君王一次又一次證明自己不配擔任這職分。</w:t>
+      </w:r>
+    </w:p>
+    <w:p>
+      <w:pPr/>
+      <w:r>
+        <w:rPr>
+          <w:lang w:val="zh_TW" w:bidi="zh_TW"/>
+        </w:rPr>
+      </w:r>
+      <w:r>
+        <w:rPr>
+          <w:lang w:val="zh_TW" w:bidi="zh_TW"/>
+        </w:rPr>
+        <w:t>當百姓執意行惡時，耶利米宣告尼布甲尼撒要成為耶和華的器皿，把他們趕出那地（</w:t>
+      </w:r>
+      <w:hyperlink r:id="rId50">
+        <w:r>
+          <w:rPr>
+            <w:lang w:val="zh_TW" w:bidi="zh_TW"/>
+          </w:rPr>
+          <w:rPr>
+            <w:color w:val="0000EE"/>
+            <w:u w:val="single"/>
+          </w:rPr>
+          <w:t>耶21:2，</w:t>
+        </w:r>
+      </w:hyperlink>
+      <w:hyperlink r:id="rId51">
+        <w:r>
+          <w:rPr>
+            <w:lang w:val="zh_TW" w:bidi="zh_TW"/>
+          </w:rPr>
+          <w:rPr>
+            <w:color w:val="0000EE"/>
+            <w:u w:val="single"/>
+          </w:rPr>
+          <w:t>22:25，</w:t>
+        </w:r>
+      </w:hyperlink>
+      <w:hyperlink r:id="rId52">
+        <w:r>
+          <w:rPr>
+            <w:lang w:val="zh_TW" w:bidi="zh_TW"/>
+          </w:rPr>
+          <w:rPr>
+            <w:color w:val="0000EE"/>
+            <w:u w:val="single"/>
+          </w:rPr>
+          <w:t>25:8–9，</w:t>
+        </w:r>
+      </w:hyperlink>
+      <w:hyperlink r:id="rId53">
+        <w:r>
+          <w:rPr>
+            <w:lang w:val="zh_TW" w:bidi="zh_TW"/>
+          </w:rPr>
+          <w:rPr>
+            <w:color w:val="0000EE"/>
+            <w:u w:val="single"/>
+          </w:rPr>
+          <w:t>27:6，</w:t>
+        </w:r>
+      </w:hyperlink>
+      <w:hyperlink r:id="rId54">
+        <w:r>
+          <w:rPr>
+            <w:lang w:val="zh_TW" w:bidi="zh_TW"/>
+          </w:rPr>
+          <w:rPr>
+            <w:color w:val="0000EE"/>
+            <w:u w:val="single"/>
+          </w:rPr>
+          <w:t>28:14，</w:t>
+        </w:r>
+      </w:hyperlink>
+      <w:hyperlink r:id="rId55">
+        <w:r>
+          <w:rPr>
+            <w:lang w:val="zh_TW" w:bidi="zh_TW"/>
+          </w:rPr>
+          <w:rPr>
+            <w:color w:val="0000EE"/>
+            <w:u w:val="single"/>
+          </w:rPr>
+          <w:t>29:21</w:t>
+        </w:r>
+      </w:hyperlink>
+      <w:r>
+        <w:rPr>
+          <w:lang w:val="zh_TW" w:bidi="zh_TW"/>
+        </w:rPr>
+        <w:t>）。然而，耶利米與其他先知也把眼光放在被擄以後，宣告將來會復興與歸回應許之地（</w:t>
+      </w:r>
+      <w:hyperlink r:id="rId56">
+        <w:r>
+          <w:rPr>
+            <w:lang w:val="zh_TW" w:bidi="zh_TW"/>
+          </w:rPr>
+          <w:rPr>
+            <w:color w:val="0000EE"/>
+            <w:u w:val="single"/>
+          </w:rPr>
+          <w:t>耶32:6–25</w:t>
+        </w:r>
+      </w:hyperlink>
+      <w:r>
+        <w:rPr>
+          <w:lang w:val="zh_TW" w:bidi="zh_TW"/>
+        </w:rPr>
+        <w:t>）。在歷史上，這些事實際成就於波斯王塞魯士大帝統治時期（公元前538年），並記載在以斯拉記和尼希米記中。</w:t>
+      </w:r>
+    </w:p>
+    <w:p>
+      <w:pPr/>
+      <w:r>
+        <w:rPr>
+          <w:lang w:val="zh_TW" w:bidi="zh_TW"/>
+        </w:rPr>
+      </w:r>
+      <w:r>
+        <w:rPr>
+          <w:lang w:val="zh_TW" w:bidi="zh_TW"/>
+        </w:rPr>
+        <w:t>在解釋時出現的難題，就是要尋找某些有關被擄歸回的預言，如何得到充分的應驗（參</w:t>
+      </w:r>
+      <w:hyperlink r:id="rId57">
+        <w:r>
+          <w:rPr>
+            <w:lang w:val="zh_TW" w:bidi="zh_TW"/>
+          </w:rPr>
+          <w:rPr>
+            <w:color w:val="0000EE"/>
+            <w:u w:val="single"/>
+          </w:rPr>
+          <w:t>結37章</w:t>
+        </w:r>
+      </w:hyperlink>
+      <w:r>
+        <w:rPr>
+          <w:lang w:val="zh_TW" w:bidi="zh_TW"/>
+        </w:rPr>
+        <w:t>；</w:t>
+      </w:r>
+      <w:hyperlink r:id="rId58">
+        <w:r>
+          <w:rPr>
+            <w:lang w:val="zh_TW" w:bidi="zh_TW"/>
+          </w:rPr>
+          <w:rPr>
+            <w:color w:val="0000EE"/>
+            <w:u w:val="single"/>
+          </w:rPr>
+          <w:t>摩9:14–15</w:t>
+        </w:r>
+      </w:hyperlink>
+      <w:r>
+        <w:rPr>
+          <w:lang w:val="zh_TW" w:bidi="zh_TW"/>
+        </w:rPr>
+        <w:t>），因為這些預言描繪的是在一位大衛後裔君王統治下，以色列將大大昌盛，並且永遠得享那地為業。兩約之間似乎並不能成為這些預言的合理應驗。</w:t>
+      </w:r>
+    </w:p>
+    <w:p>
+      <w:pPr>
+        <w:pStyle w:val="Heading3"/>
+      </w:pPr>
+      <w:r>
+        <w:rPr>
+          <w:lang w:val="zh_TW" w:bidi="zh_TW"/>
+        </w:rPr>
+        <w:t>土地與新約</w:t>
+      </w:r>
+    </w:p>
+    <w:p>
+      <w:pPr/>
+      <w:r>
+        <w:rPr>
+          <w:lang w:val="zh_TW" w:bidi="zh_TW"/>
+        </w:rPr>
+      </w:r>
+      <w:r>
+        <w:rPr>
+          <w:lang w:val="zh_TW" w:bidi="zh_TW"/>
+        </w:rPr>
+        <w:t>在新約聖經裡，「土地」的主題不再那麼突出，並且多半被賦予屬靈的象徵意義。希伯來書的作者暗示，亞伯拉罕明白這土地的應許並不只是地理上的成就，而是指向更高且更令人滿足的天家。亞伯拉看透了世界上一切事物的不完全與暫時性，所以眼光超越了土地應許在今世的成就，仰望那有根基的城，就是神所經營所建造的（</w:t>
+      </w:r>
+      <w:hyperlink r:id="rId59">
+        <w:r>
+          <w:rPr>
+            <w:lang w:val="zh_TW" w:bidi="zh_TW"/>
+          </w:rPr>
+          <w:rPr>
+            <w:color w:val="0000EE"/>
+            <w:u w:val="single"/>
+          </w:rPr>
+          <w:t>來11:10</w:t>
+        </w:r>
+      </w:hyperlink>
+      <w:r>
+        <w:rPr>
+          <w:lang w:val="zh_TW" w:bidi="zh_TW"/>
+        </w:rPr>
+        <w:t>），並且尋求一個「更美的家鄉，就是在天上的」（</w:t>
+      </w:r>
+      <w:hyperlink r:id="rId60">
+        <w:r>
+          <w:rPr>
+            <w:lang w:val="zh_TW" w:bidi="zh_TW"/>
+          </w:rPr>
+          <w:rPr>
+            <w:color w:val="0000EE"/>
+            <w:u w:val="single"/>
+          </w:rPr>
+          <w:t>16節</w:t>
+        </w:r>
+      </w:hyperlink>
+      <w:r>
+        <w:rPr>
+          <w:lang w:val="zh_TW" w:bidi="zh_TW"/>
+        </w:rPr>
+        <w:t>）。在新約聖經中，以色列所得的土地應許與進入迦南，被理解為預表將來神子民要進入的天上安息（</w:t>
+      </w:r>
+      <w:hyperlink r:id="rId61">
+        <w:r>
+          <w:rPr>
+            <w:lang w:val="zh_TW" w:bidi="zh_TW"/>
+          </w:rPr>
+          <w:rPr>
+            <w:color w:val="0000EE"/>
+            <w:u w:val="single"/>
+          </w:rPr>
+          <w:t>來3–4章</w:t>
+        </w:r>
+      </w:hyperlink>
+      <w:r>
+        <w:rPr>
+          <w:lang w:val="zh_TW" w:bidi="zh_TW"/>
+        </w:rPr>
+        <w:t>）。或許，這也解釋了舊約聖經為何強調以色列人遵行神律法與承受土地之間的關聯。當以色列人未能活出聖潔，他們就失去預表蒙福的資格，因此不得進入那地，或被逐出那地。新約聖經顯明，神的旨意是為祂的子民預備一個永恆的家鄉。在那裡，神這位君王直接而公義地掌權，萬事都順服祂的旨意，死亡與罪惡被廢去，祂子民一切的需要都要完全得著滿足（</w:t>
+      </w:r>
+      <w:hyperlink r:id="rId62">
+        <w:r>
+          <w:rPr>
+            <w:lang w:val="zh_TW" w:bidi="zh_TW"/>
+          </w:rPr>
+          <w:rPr>
+            <w:color w:val="0000EE"/>
+            <w:u w:val="single"/>
+          </w:rPr>
+          <w:t>來11:13–16</w:t>
+        </w:r>
+      </w:hyperlink>
+      <w:r>
+        <w:rPr>
+          <w:lang w:val="zh_TW" w:bidi="zh_TW"/>
+        </w:rPr>
+        <w:t>；</w:t>
+      </w:r>
+      <w:hyperlink r:id="rId63">
+        <w:r>
+          <w:rPr>
+            <w:lang w:val="zh_TW" w:bidi="zh_TW"/>
+          </w:rPr>
+          <w:rPr>
+            <w:color w:val="0000EE"/>
+            <w:u w:val="single"/>
+          </w:rPr>
+          <w:t>啟21章</w:t>
+        </w:r>
+      </w:hyperlink>
+      <w:r>
+        <w:rPr>
+          <w:lang w:val="zh_TW" w:bidi="zh_TW"/>
+        </w:rPr>
+        <w:t>）。</w:t>
+      </w:r>
+    </w:p>
+    <w:p>
+      <w:pPr/>
+      <w:r>
+        <w:rPr>
+          <w:lang w:val="zh_TW" w:bidi="zh_TW"/>
+        </w:rPr>
+      </w:r>
+      <w:r>
+        <w:rPr>
+          <w:lang w:val="zh_TW" w:bidi="zh_TW"/>
+        </w:rPr>
+        <w:t>一些人認為，舊約有關土地的應許僅具有預表性的意義。因著基督道成肉身的光照，凡聖經中有關將來那地的應許，都要在教會裡得著屬靈層面得著應驗。如今教會就是新的以色列，承受舊約聖經應許的後嗣。因為神的國如今是一個屬靈的現實，所以若仍期待舊約中有關以色列歸回那地、並在大衛之子基督的統治下，進入和平與昌盛時期的預言，在將來會有實際的應驗，就被視為誤解舊約（參</w:t>
+      </w:r>
+      <w:hyperlink r:id="rId64">
+        <w:r>
+          <w:rPr>
+            <w:lang w:val="zh_TW" w:bidi="zh_TW"/>
+          </w:rPr>
+          <w:rPr>
+            <w:color w:val="0000EE"/>
+            <w:u w:val="single"/>
+          </w:rPr>
+          <w:t>賽2:1–5，</w:t>
+        </w:r>
+      </w:hyperlink>
+      <w:hyperlink r:id="rId65">
+        <w:r>
+          <w:rPr>
+            <w:lang w:val="zh_TW" w:bidi="zh_TW"/>
+          </w:rPr>
+          <w:rPr>
+            <w:color w:val="0000EE"/>
+            <w:u w:val="single"/>
+          </w:rPr>
+          <w:t>11:6–11；</w:t>
+        </w:r>
+      </w:hyperlink>
+      <w:hyperlink r:id="rId57">
+        <w:r>
+          <w:rPr>
+            <w:lang w:val="zh_TW" w:bidi="zh_TW"/>
+          </w:rPr>
+          <w:rPr>
+            <w:color w:val="0000EE"/>
+            <w:u w:val="single"/>
+          </w:rPr>
+          <w:t>結37；</w:t>
+        </w:r>
+      </w:hyperlink>
+      <w:hyperlink r:id="rId58">
+        <w:r>
+          <w:rPr>
+            <w:lang w:val="zh_TW" w:bidi="zh_TW"/>
+          </w:rPr>
+          <w:rPr>
+            <w:color w:val="0000EE"/>
+            <w:u w:val="single"/>
+          </w:rPr>
+          <w:t>摩9:14–15</w:t>
+        </w:r>
+      </w:hyperlink>
+      <w:r>
+        <w:rPr>
+          <w:lang w:val="zh_TW" w:bidi="zh_TW"/>
+        </w:rPr>
+        <w:t>）。住在基督裡，就被看作是對舊約時代有形地理應許的充分應驗。</w:t>
+      </w:r>
+    </w:p>
+    <w:p>
+      <w:pPr/>
+      <w:r>
+        <w:rPr>
+          <w:lang w:val="zh_TW" w:bidi="zh_TW"/>
+        </w:rPr>
+      </w:r>
+      <w:r>
+        <w:rPr>
+          <w:lang w:val="zh_TW" w:bidi="zh_TW"/>
+        </w:rPr>
+        <w:t>另一些人雖然不否認這些舊約現實具有預表性的意義，但他們認為有關土地的應許，仍然在其原本的具體、地理層面上有效。他們指出，保羅在</w:t>
+      </w:r>
+      <w:hyperlink r:id="rId66">
+        <w:r>
+          <w:rPr>
+            <w:lang w:val="zh_TW" w:bidi="zh_TW"/>
+          </w:rPr>
+          <w:rPr>
+            <w:color w:val="0000EE"/>
+            <w:u w:val="single"/>
+          </w:rPr>
+          <w:t>羅馬書九至十一章</w:t>
+        </w:r>
+      </w:hyperlink>
+      <w:r>
+        <w:rPr>
+          <w:lang w:val="zh_TW" w:bidi="zh_TW"/>
+        </w:rPr>
+        <w:t>論證，以色列民族仍有未來。雖然以色列在歷史中不斷不順服神，最終更拒絕彌賽亞，但神的揀選與呼召是不可廢棄的，以色列仍要被接回到那棵他們先前被折下的橄欖樹上。路加福音記載，耶路撒冷要被外邦人踐踏，直到外邦人的日期滿足（</w:t>
+      </w:r>
+      <w:hyperlink r:id="rId67">
+        <w:r>
+          <w:rPr>
+            <w:lang w:val="zh_TW" w:bidi="zh_TW"/>
+          </w:rPr>
+          <w:rPr>
+            <w:color w:val="0000EE"/>
+            <w:u w:val="single"/>
+          </w:rPr>
+          <w:t>路21:24</w:t>
+        </w:r>
+      </w:hyperlink>
+      <w:r>
+        <w:rPr>
+          <w:lang w:val="zh_TW" w:bidi="zh_TW"/>
+        </w:rPr>
+        <w:t>），表明將來必有一個時期，耶路撒冷要再度歸於猶太民族。然而，這並不必然意味著今日的以色列國，就是直接應驗舊約應許的歸回。舊約顯明，歸回的契機要出於信心（</w:t>
+      </w:r>
+      <w:hyperlink r:id="rId68">
+        <w:r>
+          <w:rPr>
+            <w:lang w:val="zh_TW" w:bidi="zh_TW"/>
+          </w:rPr>
+          <w:rPr>
+            <w:color w:val="0000EE"/>
+            <w:u w:val="single"/>
+          </w:rPr>
+          <w:t>申30:1–16</w:t>
+        </w:r>
+      </w:hyperlink>
+      <w:r>
+        <w:rPr>
+          <w:lang w:val="zh_TW" w:bidi="zh_TW"/>
+        </w:rPr>
+        <w:t>）；以色列人今天回到故土，卻仍舊不信神。同時，猶太民族在歷世歷代中的奇妙保存，以及近代以色列國的重建，也許可以理解為預示或徵象，舊約土地的應許將來會更完全成就。</w:t>
       </w:r>
       <w:r>
         <w:rPr>

--- a/zht/docx/160.content.docx
+++ b/zht/docx/160.content.docx
@@ -19,7 +19,7 @@
         <w:rPr>
           <w:lang w:val="zh_TW" w:bidi="zh_TW"/>
         </w:rPr>
-        <w:t>Resource: Tyndale Open Bible Dictionary</w:t>
+        <w:t>Resource: Aquifer Open Bible Dictionary</w:t>
       </w:r>
       <w:r>
         <w:rPr>
@@ -112,7 +112,7 @@
         <w:rPr>
           <w:lang w:val="zh_TW" w:bidi="zh_TW"/>
         </w:rPr>
-        <w:t>Tyndale Open Bible Dictionary</w:t>
+        <w:t>Aquifer Open Bible Dictionary</w:t>
       </w:r>
     </w:p>
     <w:p>
@@ -149,7 +149,7 @@
         <w:rPr>
           <w:lang w:val="zh_TW" w:bidi="zh_TW"/>
         </w:rPr>
-        <w:t>tu</w:t>
+        <w:t>tou</w:t>
       </w:r>
       <w:r>
         <w:rPr>
@@ -212,7 +212,7 @@
         <w:rPr>
           <w:lang w:val="zh_TW" w:bidi="zh_TW"/>
         </w:rPr>
-        <w:t>土八‧該隱</w:t>
+        <w:t>頭</w:t>
       </w:r>
       <w:r>
         <w:rPr>
@@ -231,71 +231,7 @@
         <w:rPr>
           <w:lang w:val="zh_TW" w:bidi="zh_TW"/>
         </w:rPr>
-        <w:t>拉麥和他的妻子洗拉的兒子（</w:t>
-      </w:r>
-      <w:hyperlink r:id="rId13">
-        <w:r>
-          <w:rPr>
-            <w:lang w:val="zh_TW" w:bidi="zh_TW"/>
-          </w:rPr>
-          <w:rPr>
-            <w:color w:val="0000EE"/>
-            <w:u w:val="single"/>
-          </w:rPr>
-          <w:t>創4:22</w:t>
-        </w:r>
-      </w:hyperlink>
-      <w:r>
-        <w:rPr>
-          <w:lang w:val="zh_TW" w:bidi="zh_TW"/>
-        </w:rPr>
-        <w:t>）。他是「打造各樣銅鐵利器的」。雖然文本並未聲稱他是第一位或所有鐵匠的「祖師」，但許多學者認為，文本原先與第</w:t>
-      </w:r>
-      <w:hyperlink r:id="rId14">
-        <w:r>
-          <w:rPr>
-            <w:lang w:val="zh_TW" w:bidi="zh_TW"/>
-          </w:rPr>
-          <w:rPr>
-            <w:color w:val="0000EE"/>
-            <w:u w:val="single"/>
-          </w:rPr>
-          <w:t>20</w:t>
-        </w:r>
-      </w:hyperlink>
-      <w:r>
-        <w:rPr>
-          <w:lang w:val="zh_TW" w:bidi="zh_TW"/>
-        </w:rPr>
-        <w:t>和</w:t>
-      </w:r>
-      <w:hyperlink r:id="rId15">
-        <w:r>
-          <w:rPr>
-            <w:lang w:val="zh_TW" w:bidi="zh_TW"/>
-          </w:rPr>
-          <w:rPr>
-            <w:color w:val="0000EE"/>
-            <w:u w:val="single"/>
-          </w:rPr>
-          <w:t>21</w:t>
-        </w:r>
-      </w:hyperlink>
-      <w:r>
-        <w:rPr>
-          <w:lang w:val="zh_TW" w:bidi="zh_TW"/>
-        </w:rPr>
-        <w:t>節呈平行，以暗示他是第一位。</w:t>
-      </w:r>
-      <w:r>
-        <w:rPr>
-          <w:lang w:val="zh_TW" w:bidi="zh_TW"/>
-        </w:rPr>
-      </w:r>
-      <w:r>
-        <w:rPr>
-          <w:lang w:val="zh_TW" w:bidi="zh_TW"/>
-        </w:rPr>
+        <w:t>身體的最頂部，包括大腦、主要感官和嘴巴。在聖經中多次出現來描述身體。希伯來文中的「頭」一詞在舊約聖經中也被用作比喻。它通常表示能力和權柄。</w:t>
       </w:r>
     </w:p>
     <w:p>
@@ -305,21 +241,377 @@
           <w:lang w:val="zh_TW" w:bidi="zh_TW"/>
         </w:rPr>
       </w:r>
-    </w:p>
-    <w:p>
-      <w:pPr>
-        <w:pStyle w:val="Heading2"/>
-      </w:pPr>
-      <w:r>
-        <w:rPr>
-          <w:lang w:val="zh_TW" w:bidi="zh_TW"/>
-        </w:rPr>
-        <w:t>土巴</w:t>
-      </w:r>
-      <w:r>
-        <w:rPr>
-          <w:lang w:val="zh_TW" w:bidi="zh_TW"/>
-        </w:rPr>
+      <w:r>
+        <w:rPr>
+          <w:lang w:val="zh_TW" w:bidi="zh_TW"/>
+        </w:rPr>
+        <w:t>抬起一個人的頭（昂首）被視為是驕傲的行為（</w:t>
+      </w:r>
+      <w:hyperlink r:id="rId13">
+        <w:r>
+          <w:rPr>
+            <w:lang w:val="zh_TW" w:bidi="zh_TW"/>
+          </w:rPr>
+          <w:rPr>
+            <w:color w:val="0000EE"/>
+            <w:u w:val="single"/>
+          </w:rPr>
+          <w:t>詩140:9</w:t>
+        </w:r>
+      </w:hyperlink>
+      <w:r>
+        <w:rPr>
+          <w:lang w:val="zh_TW" w:bidi="zh_TW"/>
+        </w:rPr>
+        <w:t>）或榮譽（</w:t>
+      </w:r>
+      <w:hyperlink r:id="rId14">
+        <w:r>
+          <w:rPr>
+            <w:lang w:val="zh_TW" w:bidi="zh_TW"/>
+          </w:rPr>
+          <w:rPr>
+            <w:color w:val="0000EE"/>
+            <w:u w:val="single"/>
+          </w:rPr>
+          <w:t>創40:20</w:t>
+        </w:r>
+      </w:hyperlink>
+      <w:r>
+        <w:rPr>
+          <w:lang w:val="zh_TW" w:bidi="zh_TW"/>
+        </w:rPr>
+        <w:t>；</w:t>
+      </w:r>
+      <w:hyperlink r:id="rId15">
+        <w:r>
+          <w:rPr>
+            <w:lang w:val="zh_TW" w:bidi="zh_TW"/>
+          </w:rPr>
+          <w:rPr>
+            <w:color w:val="0000EE"/>
+            <w:u w:val="single"/>
+          </w:rPr>
+          <w:t>詩3:3</w:t>
+        </w:r>
+      </w:hyperlink>
+      <w:r>
+        <w:rPr>
+          <w:lang w:val="zh_TW" w:bidi="zh_TW"/>
+        </w:rPr>
+        <w:t>，</w:t>
+      </w:r>
+      <w:hyperlink r:id="rId16">
+        <w:r>
+          <w:rPr>
+            <w:lang w:val="zh_TW" w:bidi="zh_TW"/>
+          </w:rPr>
+          <w:rPr>
+            <w:color w:val="0000EE"/>
+            <w:u w:val="single"/>
+          </w:rPr>
+          <w:t>27:6</w:t>
+        </w:r>
+      </w:hyperlink>
+      <w:r>
+        <w:rPr>
+          <w:lang w:val="zh_TW" w:bidi="zh_TW"/>
+        </w:rPr>
+        <w:t>）。低頭表示謙卑（</w:t>
+      </w:r>
+      <w:hyperlink r:id="rId17">
+        <w:r>
+          <w:rPr>
+            <w:lang w:val="zh_TW" w:bidi="zh_TW"/>
+          </w:rPr>
+          <w:rPr>
+            <w:color w:val="0000EE"/>
+            <w:u w:val="single"/>
+          </w:rPr>
+          <w:t>賽58:5</w:t>
+        </w:r>
+      </w:hyperlink>
+      <w:r>
+        <w:rPr>
+          <w:lang w:val="zh_TW" w:bidi="zh_TW"/>
+        </w:rPr>
+        <w:t>）或悲傷（</w:t>
+      </w:r>
+      <w:hyperlink r:id="rId18">
+        <w:r>
+          <w:rPr>
+            <w:lang w:val="zh_TW" w:bidi="zh_TW"/>
+          </w:rPr>
+          <w:rPr>
+            <w:color w:val="0000EE"/>
+            <w:u w:val="single"/>
+          </w:rPr>
+          <w:t>哀2:10</w:t>
+        </w:r>
+      </w:hyperlink>
+      <w:r>
+        <w:rPr>
+          <w:lang w:val="zh_TW" w:bidi="zh_TW"/>
+        </w:rPr>
+        <w:t>）。這個希伯來文詞語被比喻用於山峰（</w:t>
+      </w:r>
+      <w:hyperlink r:id="rId19">
+        <w:r>
+          <w:rPr>
+            <w:lang w:val="zh_TW" w:bidi="zh_TW"/>
+          </w:rPr>
+          <w:rPr>
+            <w:color w:val="0000EE"/>
+            <w:u w:val="single"/>
+          </w:rPr>
+          <w:t>創8:5</w:t>
+        </w:r>
+      </w:hyperlink>
+      <w:r>
+        <w:rPr>
+          <w:lang w:val="zh_TW" w:bidi="zh_TW"/>
+        </w:rPr>
+        <w:t>）、建築物的頂部（</w:t>
+      </w:r>
+      <w:hyperlink r:id="rId20">
+        <w:r>
+          <w:rPr>
+            <w:lang w:val="zh_TW" w:bidi="zh_TW"/>
+          </w:rPr>
+          <w:rPr>
+            <w:color w:val="0000EE"/>
+            <w:u w:val="single"/>
+          </w:rPr>
+          <w:t>創11:4</w:t>
+        </w:r>
+      </w:hyperlink>
+      <w:r>
+        <w:rPr>
+          <w:lang w:val="zh_TW" w:bidi="zh_TW"/>
+        </w:rPr>
+        <w:t>）或樹木（</w:t>
+      </w:r>
+      <w:hyperlink r:id="rId21">
+        <w:r>
+          <w:rPr>
+            <w:lang w:val="zh_TW" w:bidi="zh_TW"/>
+          </w:rPr>
+          <w:rPr>
+            <w:color w:val="0000EE"/>
+            <w:u w:val="single"/>
+          </w:rPr>
+          <w:t>撒下5:24</w:t>
+        </w:r>
+      </w:hyperlink>
+      <w:r>
+        <w:rPr>
+          <w:lang w:val="zh_TW" w:bidi="zh_TW"/>
+        </w:rPr>
+        <w:t>），以及河流的源頭（</w:t>
+      </w:r>
+      <w:hyperlink r:id="rId22">
+        <w:r>
+          <w:rPr>
+            <w:lang w:val="zh_TW" w:bidi="zh_TW"/>
+          </w:rPr>
+          <w:rPr>
+            <w:color w:val="0000EE"/>
+            <w:u w:val="single"/>
+          </w:rPr>
+          <w:t>創2:10</w:t>
+        </w:r>
+      </w:hyperlink>
+      <w:r>
+        <w:rPr>
+          <w:lang w:val="zh_TW" w:bidi="zh_TW"/>
+        </w:rPr>
+        <w:t>）。這個詞通常用來指政治、軍事或家庭權柄的首位。在這個意義上，「頭」對所有屬於他的人有控制權（</w:t>
+      </w:r>
+      <w:hyperlink r:id="rId23">
+        <w:r>
+          <w:rPr>
+            <w:lang w:val="zh_TW" w:bidi="zh_TW"/>
+          </w:rPr>
+          <w:rPr>
+            <w:color w:val="0000EE"/>
+            <w:u w:val="single"/>
+          </w:rPr>
+          <w:t>士10:18</w:t>
+        </w:r>
+      </w:hyperlink>
+      <w:r>
+        <w:rPr>
+          <w:lang w:val="zh_TW" w:bidi="zh_TW"/>
+        </w:rPr>
+        <w:t>；</w:t>
+      </w:r>
+      <w:hyperlink r:id="rId24">
+        <w:r>
+          <w:rPr>
+            <w:lang w:val="zh_TW" w:bidi="zh_TW"/>
+          </w:rPr>
+          <w:rPr>
+            <w:color w:val="0000EE"/>
+            <w:u w:val="single"/>
+          </w:rPr>
+          <w:t>撒上15:17</w:t>
+        </w:r>
+      </w:hyperlink>
+      <w:r>
+        <w:rPr>
+          <w:lang w:val="zh_TW" w:bidi="zh_TW"/>
+        </w:rPr>
+        <w:t>；</w:t>
+      </w:r>
+      <w:hyperlink r:id="rId25">
+        <w:r>
+          <w:rPr>
+            <w:lang w:val="zh_TW" w:bidi="zh_TW"/>
+          </w:rPr>
+          <w:rPr>
+            <w:color w:val="0000EE"/>
+            <w:u w:val="single"/>
+          </w:rPr>
+          <w:t>詩18:43</w:t>
+        </w:r>
+      </w:hyperlink>
+      <w:r>
+        <w:rPr>
+          <w:lang w:val="zh_TW" w:bidi="zh_TW"/>
+        </w:rPr>
+        <w:t>；</w:t>
+      </w:r>
+      <w:hyperlink r:id="rId26">
+        <w:r>
+          <w:rPr>
+            <w:lang w:val="zh_TW" w:bidi="zh_TW"/>
+          </w:rPr>
+          <w:rPr>
+            <w:color w:val="0000EE"/>
+            <w:u w:val="single"/>
+          </w:rPr>
+          <w:t>賽7:8–9</w:t>
+        </w:r>
+      </w:hyperlink>
+      <w:r>
+        <w:rPr>
+          <w:lang w:val="zh_TW" w:bidi="zh_TW"/>
+        </w:rPr>
+        <w:t>；</w:t>
+      </w:r>
+      <w:hyperlink r:id="rId27">
+        <w:r>
+          <w:rPr>
+            <w:lang w:val="zh_TW" w:bidi="zh_TW"/>
+          </w:rPr>
+          <w:rPr>
+            <w:color w:val="0000EE"/>
+            <w:u w:val="single"/>
+          </w:rPr>
+          <w:t>耶31:7</w:t>
+        </w:r>
+      </w:hyperlink>
+      <w:r>
+        <w:rPr>
+          <w:lang w:val="zh_TW" w:bidi="zh_TW"/>
+        </w:rPr>
+        <w:t>；</w:t>
+      </w:r>
+      <w:hyperlink r:id="rId28">
+        <w:r>
+          <w:rPr>
+            <w:lang w:val="zh_TW" w:bidi="zh_TW"/>
+          </w:rPr>
+          <w:rPr>
+            <w:color w:val="0000EE"/>
+            <w:u w:val="single"/>
+          </w:rPr>
+          <w:t>何1:11</w:t>
+        </w:r>
+      </w:hyperlink>
+      <w:r>
+        <w:rPr>
+          <w:lang w:val="zh_TW" w:bidi="zh_TW"/>
+        </w:rPr>
+        <w:t>）。大衛在擔任亞吉的保鏢時被稱為「</w:t>
+      </w:r>
+      <w:r>
+        <w:rPr>
+          <w:lang w:val="zh_TW" w:bidi="zh_TW"/>
+        </w:rPr>
+        <w:t>我立你永遠作我的護衛長（有些譯本譯為：</w:t>
+      </w:r>
+      <w:r>
+        <w:rPr>
+          <w:lang w:val="zh_TW" w:bidi="zh_TW"/>
+        </w:rPr>
+        <w:t>我的頭，守護者</w:t>
+      </w:r>
+      <w:r>
+        <w:rPr>
+          <w:lang w:val="zh_TW" w:bidi="zh_TW"/>
+        </w:rPr>
+        <w:t>）</w:t>
+      </w:r>
+      <w:r>
+        <w:rPr>
+          <w:lang w:val="zh_TW" w:bidi="zh_TW"/>
+        </w:rPr>
+        <w:t>」（</w:t>
+      </w:r>
+      <w:hyperlink r:id="rId29">
+        <w:r>
+          <w:rPr>
+            <w:lang w:val="zh_TW" w:bidi="zh_TW"/>
+          </w:rPr>
+          <w:rPr>
+            <w:color w:val="0000EE"/>
+            <w:u w:val="single"/>
+          </w:rPr>
+          <w:t>撒上28:2</w:t>
+        </w:r>
+      </w:hyperlink>
+      <w:r>
+        <w:rPr>
+          <w:lang w:val="zh_TW" w:bidi="zh_TW"/>
+        </w:rPr>
+        <w:t>；參：</w:t>
+      </w:r>
+      <w:hyperlink r:id="rId30">
+        <w:r>
+          <w:rPr>
+            <w:lang w:val="zh_TW" w:bidi="zh_TW"/>
+          </w:rPr>
+          <w:rPr>
+            <w:color w:val="0000EE"/>
+            <w:u w:val="single"/>
+          </w:rPr>
+          <w:t>士9:53</w:t>
+        </w:r>
+      </w:hyperlink>
+      <w:r>
+        <w:rPr>
+          <w:lang w:val="zh_TW" w:bidi="zh_TW"/>
+        </w:rPr>
+        <w:t>；</w:t>
+      </w:r>
+      <w:hyperlink r:id="rId31">
+        <w:r>
+          <w:rPr>
+            <w:lang w:val="zh_TW" w:bidi="zh_TW"/>
+          </w:rPr>
+          <w:rPr>
+            <w:color w:val="0000EE"/>
+            <w:u w:val="single"/>
+          </w:rPr>
+          <w:t>詩68:21</w:t>
+        </w:r>
+      </w:hyperlink>
+      <w:r>
+        <w:rPr>
+          <w:lang w:val="zh_TW" w:bidi="zh_TW"/>
+        </w:rPr>
+        <w:t>）。</w:t>
       </w:r>
     </w:p>
     <w:p>
@@ -333,197 +625,7 @@
         <w:rPr>
           <w:lang w:val="zh_TW" w:bidi="zh_TW"/>
         </w:rPr>
-        <w:t>在列國表（table of nations）中，雅弗的第五個兒子 （</w:t>
-      </w:r>
-      <w:hyperlink r:id="rId16">
-        <w:r>
-          <w:rPr>
-            <w:lang w:val="zh_TW" w:bidi="zh_TW"/>
-          </w:rPr>
-          <w:rPr>
-            <w:color w:val="0000EE"/>
-            <w:u w:val="single"/>
-          </w:rPr>
-          <w:t>創10:2</w:t>
-        </w:r>
-      </w:hyperlink>
-      <w:r>
-        <w:rPr>
-          <w:lang w:val="zh_TW" w:bidi="zh_TW"/>
-        </w:rPr>
-        <w:t>；</w:t>
-      </w:r>
-      <w:hyperlink r:id="rId17">
-        <w:r>
-          <w:rPr>
-            <w:lang w:val="zh_TW" w:bidi="zh_TW"/>
-          </w:rPr>
-          <w:rPr>
-            <w:color w:val="0000EE"/>
-            <w:u w:val="single"/>
-          </w:rPr>
-          <w:t>代上1:5</w:t>
-        </w:r>
-      </w:hyperlink>
-      <w:r>
-        <w:rPr>
-          <w:lang w:val="zh_TW" w:bidi="zh_TW"/>
-        </w:rPr>
-        <w:t>）。土巴後來在以賽亞和以西結的先知預言中具有重要意義，被列為因威脅神子民而將受審判的國家之一（</w:t>
-      </w:r>
-      <w:hyperlink r:id="rId18">
-        <w:r>
-          <w:rPr>
-            <w:lang w:val="zh_TW" w:bidi="zh_TW"/>
-          </w:rPr>
-          <w:rPr>
-            <w:color w:val="0000EE"/>
-            <w:u w:val="single"/>
-          </w:rPr>
-          <w:t>賽66:19</w:t>
-        </w:r>
-      </w:hyperlink>
-      <w:r>
-        <w:rPr>
-          <w:lang w:val="zh_TW" w:bidi="zh_TW"/>
-        </w:rPr>
-        <w:t>；</w:t>
-      </w:r>
-      <w:hyperlink r:id="rId19">
-        <w:r>
-          <w:rPr>
-            <w:lang w:val="zh_TW" w:bidi="zh_TW"/>
-          </w:rPr>
-          <w:rPr>
-            <w:color w:val="0000EE"/>
-            <w:u w:val="single"/>
-          </w:rPr>
-          <w:t>結27:13</w:t>
-        </w:r>
-      </w:hyperlink>
-      <w:r>
-        <w:rPr>
-          <w:lang w:val="zh_TW" w:bidi="zh_TW"/>
-        </w:rPr>
-        <w:t>，</w:t>
-      </w:r>
-      <w:hyperlink r:id="rId20">
-        <w:r>
-          <w:rPr>
-            <w:lang w:val="zh_TW" w:bidi="zh_TW"/>
-          </w:rPr>
-          <w:rPr>
-            <w:color w:val="0000EE"/>
-            <w:u w:val="single"/>
-          </w:rPr>
-          <w:t>32:26</w:t>
-        </w:r>
-      </w:hyperlink>
-      <w:r>
-        <w:rPr>
-          <w:lang w:val="zh_TW" w:bidi="zh_TW"/>
-        </w:rPr>
-        <w:t>，</w:t>
-      </w:r>
-      <w:hyperlink r:id="rId21">
-        <w:r>
-          <w:rPr>
-            <w:lang w:val="zh_TW" w:bidi="zh_TW"/>
-          </w:rPr>
-          <w:rPr>
-            <w:color w:val="0000EE"/>
-            <w:u w:val="single"/>
-          </w:rPr>
-          <w:t>38:2–3</w:t>
-        </w:r>
-      </w:hyperlink>
-      <w:r>
-        <w:rPr>
-          <w:lang w:val="zh_TW" w:bidi="zh_TW"/>
-        </w:rPr>
-        <w:t>，</w:t>
-      </w:r>
-      <w:hyperlink r:id="rId22">
-        <w:r>
-          <w:rPr>
-            <w:lang w:val="zh_TW" w:bidi="zh_TW"/>
-          </w:rPr>
-          <w:rPr>
-            <w:color w:val="0000EE"/>
-            <w:u w:val="single"/>
-          </w:rPr>
-          <w:t>39:1</w:t>
-        </w:r>
-      </w:hyperlink>
-      <w:r>
-        <w:rPr>
-          <w:lang w:val="zh_TW" w:bidi="zh_TW"/>
-        </w:rPr>
-        <w:t>）。土巴通常與雅完和米設並列，被描述為北方國家或沿海地區的國家（</w:t>
-      </w:r>
-      <w:hyperlink r:id="rId18">
-        <w:r>
-          <w:rPr>
-            <w:lang w:val="zh_TW" w:bidi="zh_TW"/>
-          </w:rPr>
-          <w:rPr>
-            <w:color w:val="0000EE"/>
-            <w:u w:val="single"/>
-          </w:rPr>
-          <w:t>賽66:19</w:t>
-        </w:r>
-      </w:hyperlink>
-      <w:r>
-        <w:rPr>
-          <w:lang w:val="zh_TW" w:bidi="zh_TW"/>
-        </w:rPr>
-        <w:t>；</w:t>
-      </w:r>
-      <w:hyperlink r:id="rId23">
-        <w:r>
-          <w:rPr>
-            <w:lang w:val="zh_TW" w:bidi="zh_TW"/>
-          </w:rPr>
-          <w:rPr>
-            <w:color w:val="0000EE"/>
-            <w:u w:val="single"/>
-          </w:rPr>
-          <w:t>結38:2</w:t>
-        </w:r>
-      </w:hyperlink>
-      <w:r>
-        <w:rPr>
-          <w:lang w:val="zh_TW" w:bidi="zh_TW"/>
-        </w:rPr>
-        <w:t>）。土巴曾與泰爾進行貿易（</w:t>
-      </w:r>
-      <w:hyperlink r:id="rId19">
-        <w:r>
-          <w:rPr>
-            <w:lang w:val="zh_TW" w:bidi="zh_TW"/>
-          </w:rPr>
-          <w:rPr>
-            <w:color w:val="0000EE"/>
-            <w:u w:val="single"/>
-          </w:rPr>
-          <w:t>結27:13</w:t>
-        </w:r>
-      </w:hyperlink>
-      <w:r>
-        <w:rPr>
-          <w:lang w:val="zh_TW" w:bidi="zh_TW"/>
-        </w:rPr>
-        <w:t>），這一事實支持了土巴位於沿海地區的假設。除了這些簡略的證據外，目前很難確定土巴精確的民族身分或地理位置。它曾被辨識為西古提人（Scythians）、伊比利亞人（Iberians）、黑海與里海（Caspian Sea）之間的地區、帖撒利（Thessaly），以及各種赫人部落。</w:t>
-      </w:r>
-      <w:r>
-        <w:rPr>
-          <w:lang w:val="zh_TW" w:bidi="zh_TW"/>
-        </w:rPr>
-      </w:r>
-      <w:r>
-        <w:rPr>
-          <w:lang w:val="zh_TW" w:bidi="zh_TW"/>
-        </w:rPr>
+        <w:t>希臘哲學家使用身體的特徵來代表宇宙。這個身體的頭部——稱為「宙斯」或理性——被視為是來創造和維持其餘成員（天體、人類、動物、植物和無生命的物體）的部分。宇宙，或「身體」，其存在歸功於「頭部」。</w:t>
       </w:r>
     </w:p>
     <w:p>
@@ -533,21 +635,11 @@
           <w:lang w:val="zh_TW" w:bidi="zh_TW"/>
         </w:rPr>
       </w:r>
-    </w:p>
-    <w:p>
-      <w:pPr>
-        <w:pStyle w:val="Heading2"/>
-      </w:pPr>
-      <w:r>
-        <w:rPr>
-          <w:lang w:val="zh_TW" w:bidi="zh_TW"/>
-        </w:rPr>
-        <w:t>土地</w:t>
-      </w:r>
-      <w:r>
-        <w:rPr>
-          <w:lang w:val="zh_TW" w:bidi="zh_TW"/>
-        </w:rPr>
+      <w:r>
+        <w:rPr>
+          <w:lang w:val="zh_TW" w:bidi="zh_TW"/>
+        </w:rPr>
+        <w:t>在公元前460年（通常被認為是希波克拉底〔Hippocrates〕最早著作的日期）和公元200年（發展希波克拉底研究的蓋倫〔Galen〕去世）之間，希臘醫學科學逐漸理解頭部是智慧的所在。身體之所以能夠有效地運作，是因為大腦能夠解釋從身體（眼睛、耳朵、皮膚等）接收到的數據，並且能夠根據接收到的數據向身體的各個部份發出適當的信號，大腦解釋和指導的能力使身體的存在完全依賴於它。</w:t>
       </w:r>
     </w:p>
     <w:p>
@@ -561,7 +653,385 @@
         <w:rPr>
           <w:lang w:val="zh_TW" w:bidi="zh_TW"/>
         </w:rPr>
-        <w:t>人與土地的關係是舊約聖經中的重要主題。在創世記裡，地與旱地被造，成為人居住並與神相交的地方。人被賦予管理大地、治理動物的任務，好使自己的需要得以滿足，並將榮耀歸給造物主。然而，自從人墮落之後，他們不僅與神和彼此隔絕，也與他們所居住的土地隔絕。他們被趕出伊甸園，大地也受咒詛。他們不得不汗流滿面地勞苦，才能制服土地並維持生計，因為收成被荊棘和蒺藜所阻。</w:t>
+        <w:t>在新約中，這個詞指的是人類的頭部（</w:t>
+      </w:r>
+      <w:hyperlink r:id="rId32">
+        <w:r>
+          <w:rPr>
+            <w:lang w:val="zh_TW" w:bidi="zh_TW"/>
+          </w:rPr>
+          <w:rPr>
+            <w:color w:val="0000EE"/>
+            <w:u w:val="single"/>
+          </w:rPr>
+          <w:t>太5:36</w:t>
+        </w:r>
+      </w:hyperlink>
+      <w:r>
+        <w:rPr>
+          <w:lang w:val="zh_TW" w:bidi="zh_TW"/>
+        </w:rPr>
+        <w:t>，</w:t>
+      </w:r>
+      <w:hyperlink r:id="rId33">
+        <w:r>
+          <w:rPr>
+            <w:lang w:val="zh_TW" w:bidi="zh_TW"/>
+          </w:rPr>
+          <w:rPr>
+            <w:color w:val="0000EE"/>
+            <w:u w:val="single"/>
+          </w:rPr>
+          <w:t>6:17</w:t>
+        </w:r>
+      </w:hyperlink>
+      <w:r>
+        <w:rPr>
+          <w:lang w:val="zh_TW" w:bidi="zh_TW"/>
+        </w:rPr>
+        <w:t>，</w:t>
+      </w:r>
+      <w:hyperlink r:id="rId34">
+        <w:r>
+          <w:rPr>
+            <w:lang w:val="zh_TW" w:bidi="zh_TW"/>
+          </w:rPr>
+          <w:rPr>
+            <w:color w:val="0000EE"/>
+            <w:u w:val="single"/>
+          </w:rPr>
+          <w:t>14:8</w:t>
+        </w:r>
+      </w:hyperlink>
+      <w:r>
+        <w:rPr>
+          <w:lang w:val="zh_TW" w:bidi="zh_TW"/>
+        </w:rPr>
+        <w:t>，</w:t>
+      </w:r>
+      <w:hyperlink r:id="rId35">
+        <w:r>
+          <w:rPr>
+            <w:lang w:val="zh_TW" w:bidi="zh_TW"/>
+          </w:rPr>
+          <w:rPr>
+            <w:color w:val="0000EE"/>
+            <w:u w:val="single"/>
+          </w:rPr>
+          <w:t>26:7</w:t>
+        </w:r>
+      </w:hyperlink>
+      <w:r>
+        <w:rPr>
+          <w:lang w:val="zh_TW" w:bidi="zh_TW"/>
+        </w:rPr>
+        <w:t>；</w:t>
+      </w:r>
+      <w:hyperlink r:id="rId36">
+        <w:r>
+          <w:rPr>
+            <w:lang w:val="zh_TW" w:bidi="zh_TW"/>
+          </w:rPr>
+          <w:rPr>
+            <w:color w:val="0000EE"/>
+            <w:u w:val="single"/>
+          </w:rPr>
+          <w:t>可6:27</w:t>
+        </w:r>
+      </w:hyperlink>
+      <w:r>
+        <w:rPr>
+          <w:lang w:val="zh_TW" w:bidi="zh_TW"/>
+        </w:rPr>
+        <w:t>，</w:t>
+      </w:r>
+      <w:hyperlink r:id="rId37">
+        <w:r>
+          <w:rPr>
+            <w:lang w:val="zh_TW" w:bidi="zh_TW"/>
+          </w:rPr>
+          <w:rPr>
+            <w:color w:val="0000EE"/>
+            <w:u w:val="single"/>
+          </w:rPr>
+          <w:t>14:3</w:t>
+        </w:r>
+      </w:hyperlink>
+      <w:r>
+        <w:rPr>
+          <w:lang w:val="zh_TW" w:bidi="zh_TW"/>
+        </w:rPr>
+        <w:t>；</w:t>
+      </w:r>
+      <w:hyperlink r:id="rId38">
+        <w:r>
+          <w:rPr>
+            <w:lang w:val="zh_TW" w:bidi="zh_TW"/>
+          </w:rPr>
+          <w:rPr>
+            <w:color w:val="0000EE"/>
+            <w:u w:val="single"/>
+          </w:rPr>
+          <w:t>路7:46</w:t>
+        </w:r>
+      </w:hyperlink>
+      <w:r>
+        <w:rPr>
+          <w:lang w:val="zh_TW" w:bidi="zh_TW"/>
+        </w:rPr>
+        <w:t>；</w:t>
+      </w:r>
+      <w:hyperlink r:id="rId39">
+        <w:r>
+          <w:rPr>
+            <w:lang w:val="zh_TW" w:bidi="zh_TW"/>
+          </w:rPr>
+          <w:rPr>
+            <w:color w:val="0000EE"/>
+            <w:u w:val="single"/>
+          </w:rPr>
+          <w:t>約13:9</w:t>
+        </w:r>
+      </w:hyperlink>
+      <w:r>
+        <w:rPr>
+          <w:lang w:val="zh_TW" w:bidi="zh_TW"/>
+        </w:rPr>
+        <w:t>，</w:t>
+      </w:r>
+      <w:hyperlink r:id="rId40">
+        <w:r>
+          <w:rPr>
+            <w:lang w:val="zh_TW" w:bidi="zh_TW"/>
+          </w:rPr>
+          <w:rPr>
+            <w:color w:val="0000EE"/>
+            <w:u w:val="single"/>
+          </w:rPr>
+          <w:t>20:7</w:t>
+        </w:r>
+      </w:hyperlink>
+      <w:r>
+        <w:rPr>
+          <w:lang w:val="zh_TW" w:bidi="zh_TW"/>
+        </w:rPr>
+        <w:t>），指天啟生物（</w:t>
+      </w:r>
+      <w:hyperlink r:id="rId41">
+        <w:r>
+          <w:rPr>
+            <w:lang w:val="zh_TW" w:bidi="zh_TW"/>
+          </w:rPr>
+          <w:rPr>
+            <w:color w:val="0000EE"/>
+            <w:u w:val="single"/>
+          </w:rPr>
+          <w:t>啟1:14</w:t>
+        </w:r>
+      </w:hyperlink>
+      <w:r>
+        <w:rPr>
+          <w:lang w:val="zh_TW" w:bidi="zh_TW"/>
+        </w:rPr>
+        <w:t>，</w:t>
+      </w:r>
+      <w:hyperlink r:id="rId42">
+        <w:r>
+          <w:rPr>
+            <w:lang w:val="zh_TW" w:bidi="zh_TW"/>
+          </w:rPr>
+          <w:rPr>
+            <w:color w:val="0000EE"/>
+            <w:u w:val="single"/>
+          </w:rPr>
+          <w:t>4:4</w:t>
+        </w:r>
+      </w:hyperlink>
+      <w:r>
+        <w:rPr>
+          <w:lang w:val="zh_TW" w:bidi="zh_TW"/>
+        </w:rPr>
+        <w:t>，</w:t>
+      </w:r>
+      <w:hyperlink r:id="rId43">
+        <w:r>
+          <w:rPr>
+            <w:lang w:val="zh_TW" w:bidi="zh_TW"/>
+          </w:rPr>
+          <w:rPr>
+            <w:color w:val="0000EE"/>
+            <w:u w:val="single"/>
+          </w:rPr>
+          <w:t>12:1</w:t>
+        </w:r>
+      </w:hyperlink>
+      <w:r>
+        <w:rPr>
+          <w:lang w:val="zh_TW" w:bidi="zh_TW"/>
+        </w:rPr>
+        <w:t>），以及動物（</w:t>
+      </w:r>
+      <w:hyperlink r:id="rId44">
+        <w:r>
+          <w:rPr>
+            <w:lang w:val="zh_TW" w:bidi="zh_TW"/>
+          </w:rPr>
+          <w:rPr>
+            <w:color w:val="0000EE"/>
+            <w:u w:val="single"/>
+          </w:rPr>
+          <w:t>啟9:7、17、19</w:t>
+        </w:r>
+      </w:hyperlink>
+      <w:r>
+        <w:rPr>
+          <w:lang w:val="zh_TW" w:bidi="zh_TW"/>
+        </w:rPr>
+        <w:t>，</w:t>
+      </w:r>
+      <w:hyperlink r:id="rId45">
+        <w:r>
+          <w:rPr>
+            <w:lang w:val="zh_TW" w:bidi="zh_TW"/>
+          </w:rPr>
+          <w:rPr>
+            <w:color w:val="0000EE"/>
+            <w:u w:val="single"/>
+          </w:rPr>
+          <w:t>12:3</w:t>
+        </w:r>
+      </w:hyperlink>
+      <w:r>
+        <w:rPr>
+          <w:lang w:val="zh_TW" w:bidi="zh_TW"/>
+        </w:rPr>
+        <w:t>）。此外，它出現在諸如「</w:t>
+      </w:r>
+      <w:r>
+        <w:rPr>
+          <w:lang w:val="zh_TW" w:bidi="zh_TW"/>
+        </w:rPr>
+        <w:t>炭火堆在他的頭上</w:t>
+      </w:r>
+      <w:r>
+        <w:rPr>
+          <w:lang w:val="zh_TW" w:bidi="zh_TW"/>
+        </w:rPr>
+        <w:t>」這樣的表達中，意指以善報惡（</w:t>
+      </w:r>
+      <w:hyperlink r:id="rId46">
+        <w:r>
+          <w:rPr>
+            <w:lang w:val="zh_TW" w:bidi="zh_TW"/>
+          </w:rPr>
+          <w:rPr>
+            <w:color w:val="0000EE"/>
+            <w:u w:val="single"/>
+          </w:rPr>
+          <w:t>羅12:20</w:t>
+        </w:r>
+      </w:hyperlink>
+      <w:r>
+        <w:rPr>
+          <w:lang w:val="zh_TW" w:bidi="zh_TW"/>
+        </w:rPr>
+        <w:t>；參：</w:t>
+      </w:r>
+      <w:hyperlink r:id="rId47">
+        <w:r>
+          <w:rPr>
+            <w:lang w:val="zh_TW" w:bidi="zh_TW"/>
+          </w:rPr>
+          <w:rPr>
+            <w:color w:val="0000EE"/>
+            <w:u w:val="single"/>
+          </w:rPr>
+          <w:t>太5:44</w:t>
+        </w:r>
+      </w:hyperlink>
+      <w:r>
+        <w:rPr>
+          <w:lang w:val="zh_TW" w:bidi="zh_TW"/>
+        </w:rPr>
+        <w:t>）；「剪髮」或「</w:t>
+      </w:r>
+      <w:r>
+        <w:rPr>
+          <w:lang w:val="zh_TW" w:bidi="zh_TW"/>
+        </w:rPr>
+        <w:t>剃</w:t>
+      </w:r>
+      <w:r>
+        <w:rPr>
+          <w:lang w:val="zh_TW" w:bidi="zh_TW"/>
+        </w:rPr>
+        <w:t>頭」表示一個誓言（</w:t>
+      </w:r>
+      <w:hyperlink r:id="rId48">
+        <w:r>
+          <w:rPr>
+            <w:lang w:val="zh_TW" w:bidi="zh_TW"/>
+          </w:rPr>
+          <w:rPr>
+            <w:color w:val="0000EE"/>
+            <w:u w:val="single"/>
+          </w:rPr>
+          <w:t>徒21:24</w:t>
+        </w:r>
+      </w:hyperlink>
+      <w:r>
+        <w:rPr>
+          <w:lang w:val="zh_TW" w:bidi="zh_TW"/>
+        </w:rPr>
+        <w:t>）；以及「</w:t>
+      </w:r>
+      <w:r>
+        <w:rPr>
+          <w:lang w:val="zh_TW" w:bidi="zh_TW"/>
+        </w:rPr>
+        <w:t>枕頭</w:t>
+      </w:r>
+      <w:r>
+        <w:rPr>
+          <w:lang w:val="zh_TW" w:bidi="zh_TW"/>
+        </w:rPr>
+        <w:t>」，意指睡覺（</w:t>
+      </w:r>
+      <w:hyperlink r:id="rId49">
+        <w:r>
+          <w:rPr>
+            <w:lang w:val="zh_TW" w:bidi="zh_TW"/>
+          </w:rPr>
+          <w:rPr>
+            <w:color w:val="0000EE"/>
+            <w:u w:val="single"/>
+          </w:rPr>
+          <w:t>太8:20</w:t>
+        </w:r>
+      </w:hyperlink>
+      <w:r>
+        <w:rPr>
+          <w:lang w:val="zh_TW" w:bidi="zh_TW"/>
+        </w:rPr>
+        <w:t>；</w:t>
+      </w:r>
+      <w:hyperlink r:id="rId50">
+        <w:r>
+          <w:rPr>
+            <w:lang w:val="zh_TW" w:bidi="zh_TW"/>
+          </w:rPr>
+          <w:rPr>
+            <w:color w:val="0000EE"/>
+            <w:u w:val="single"/>
+          </w:rPr>
+          <w:t>路9:58</w:t>
+        </w:r>
+      </w:hyperlink>
+      <w:r>
+        <w:rPr>
+          <w:lang w:val="zh_TW" w:bidi="zh_TW"/>
+        </w:rPr>
+        <w:t>）。</w:t>
       </w:r>
     </w:p>
     <w:p>
@@ -575,9 +1045,9 @@
         <w:rPr>
           <w:lang w:val="zh_TW" w:bidi="zh_TW"/>
         </w:rPr>
-        <w:t>該隱殺了他的弟弟之後，受到刑罰，要承受更嚴重的土地咒詛。神告訴他，即使他辛苦勞作，土地也不會為他效力，迫使他漂流無定。該隱失去永久的居所，被剝奪享受安息與昌盛的機會。該隱因為犯罪，無法實現他對「歸屬之地」的渴望。（</w:t>
-      </w:r>
-      <w:hyperlink r:id="rId24">
+        <w:t>使徒保羅借用了舊約中對該詞語的隱喻，來表達神對基督的權柄、基督對人的權柄，以及男人對婦女的權柄（</w:t>
+      </w:r>
+      <w:hyperlink r:id="rId51">
         <w:r>
           <w:rPr>
             <w:lang w:val="zh_TW" w:bidi="zh_TW"/>
@@ -586,7 +1056,61 @@
             <w:color w:val="0000EE"/>
             <w:u w:val="single"/>
           </w:rPr>
-          <w:t>創4:12</w:t>
+          <w:t>林前11:3–16；</w:t>
+        </w:r>
+      </w:hyperlink>
+      <w:r>
+        <w:rPr>
+          <w:lang w:val="zh_TW" w:bidi="zh_TW"/>
+        </w:rPr>
+        <w:t>參：</w:t>
+      </w:r>
+      <w:hyperlink r:id="rId52">
+        <w:r>
+          <w:rPr>
+            <w:lang w:val="zh_TW" w:bidi="zh_TW"/>
+          </w:rPr>
+          <w:rPr>
+            <w:color w:val="0000EE"/>
+            <w:u w:val="single"/>
+          </w:rPr>
+          <w:t>弗 5:23</w:t>
+        </w:r>
+      </w:hyperlink>
+      <w:r>
+        <w:rPr>
+          <w:lang w:val="zh_TW" w:bidi="zh_TW"/>
+        </w:rPr>
+        <w:t>）。在這些關係的亮光中，保羅鼓勵哥林多的婦女在敬拜時戴上面紗，面紗賦予婦女在神面前與男人平等敬拜的權柄。這詞再次被用來表達基督對宇宙的主權（</w:t>
+      </w:r>
+      <w:hyperlink r:id="rId53">
+        <w:r>
+          <w:rPr>
+            <w:lang w:val="zh_TW" w:bidi="zh_TW"/>
+          </w:rPr>
+          <w:rPr>
+            <w:color w:val="0000EE"/>
+            <w:u w:val="single"/>
+          </w:rPr>
+          <w:t>弗1:21–22</w:t>
+        </w:r>
+      </w:hyperlink>
+      <w:r>
+        <w:rPr>
+          <w:lang w:val="zh_TW" w:bidi="zh_TW"/>
+        </w:rPr>
+        <w:t>；</w:t>
+      </w:r>
+      <w:hyperlink r:id="rId54">
+        <w:r>
+          <w:rPr>
+            <w:lang w:val="zh_TW" w:bidi="zh_TW"/>
+          </w:rPr>
+          <w:rPr>
+            <w:color w:val="0000EE"/>
+            <w:u w:val="single"/>
+          </w:rPr>
+          <w:t>西2:10</w:t>
         </w:r>
       </w:hyperlink>
       <w:r>
@@ -607,9 +1131,9 @@
         <w:rPr>
           <w:lang w:val="zh_TW" w:bidi="zh_TW"/>
         </w:rPr>
-        <w:t>洪水之後，神因著審判極其邪惡的人而毀滅世界，但人又再一次惹動神的忿怒；人建造巴別塔，是要在不依靠神的情況下高舉人的能力。於是神介入，使人的語言混亂，並「使眾人分散在全地上」（</w:t>
-      </w:r>
-      <w:hyperlink r:id="rId25">
+        <w:t>保羅使用頭與身體的表達來說明基督與祂自己教會之間的關係（</w:t>
+      </w:r>
+      <w:hyperlink r:id="rId55">
         <w:r>
           <w:rPr>
             <w:lang w:val="zh_TW" w:bidi="zh_TW"/>
@@ -618,16 +1142,16 @@
             <w:color w:val="0000EE"/>
             <w:u w:val="single"/>
           </w:rPr>
-          <w:t>11:9</w:t>
+          <w:t>弗4:15</w:t>
         </w:r>
       </w:hyperlink>
       <w:r>
         <w:rPr>
           <w:lang w:val="zh_TW" w:bidi="zh_TW"/>
         </w:rPr>
-        <w:t>）。</w:t>
-      </w:r>
-      <w:hyperlink r:id="rId26">
+        <w:t>，</w:t>
+      </w:r>
+      <w:hyperlink r:id="rId52">
         <w:r>
           <w:rPr>
             <w:lang w:val="zh_TW" w:bidi="zh_TW"/>
@@ -636,41 +1160,16 @@
             <w:color w:val="0000EE"/>
             <w:u w:val="single"/>
           </w:rPr>
-          <w:t>創世記一至十一章</w:t>
+          <w:t>5:23</w:t>
         </w:r>
       </w:hyperlink>
       <w:r>
         <w:rPr>
           <w:lang w:val="zh_TW" w:bidi="zh_TW"/>
         </w:rPr>
-        <w:t>的敘事呈現出一個連續的脈絡：人因著罪與悖逆，不斷失去土地，並承受隨之而來的匱乏。</w:t>
-      </w:r>
-    </w:p>
-    <w:p>
-      <w:pPr>
-        <w:pStyle w:val="Heading3"/>
-      </w:pPr>
-      <w:r>
-        <w:rPr>
-          <w:lang w:val="zh_TW" w:bidi="zh_TW"/>
-        </w:rPr>
-        <w:t>土地與亞伯拉罕之約</w:t>
-      </w:r>
-    </w:p>
-    <w:p>
-      <w:pPr/>
-      <w:r>
-        <w:rPr>
-          <w:lang w:val="zh_TW" w:bidi="zh_TW"/>
-        </w:rPr>
-      </w:r>
-      <w:r>
-        <w:rPr>
-          <w:lang w:val="zh_TW" w:bidi="zh_TW"/>
-        </w:rPr>
-        <w:t>在亞伯拉罕的時代，神介入人類歷史，為一群分別出來歸於自己的人，預備一個特別的家園。在這裡，聖經中首次提到應許之地的主題。神對亞伯拉罕說：「你要離開本地、本族、父家，往我所要指示你的地去。我必叫你成為大國」（</w:t>
-      </w:r>
-      <w:hyperlink r:id="rId27">
+        <w:t>；參</w:t>
+      </w:r>
+      <w:hyperlink r:id="rId56">
         <w:r>
           <w:rPr>
             <w:lang w:val="zh_TW" w:bidi="zh_TW"/>
@@ -679,878 +1178,14 @@
             <w:color w:val="0000EE"/>
             <w:u w:val="single"/>
           </w:rPr>
-          <w:t>創12:1–2</w:t>
+          <w:t>林前12:12–27</w:t>
         </w:r>
       </w:hyperlink>
       <w:r>
         <w:rPr>
           <w:lang w:val="zh_TW" w:bidi="zh_TW"/>
         </w:rPr>
-        <w:t>）。這個應許在</w:t>
-      </w:r>
-      <w:hyperlink r:id="rId28">
-        <w:r>
-          <w:rPr>
-            <w:lang w:val="zh_TW" w:bidi="zh_TW"/>
-          </w:rPr>
-          <w:rPr>
-            <w:color w:val="0000EE"/>
-            <w:u w:val="single"/>
-          </w:rPr>
-          <w:t>創十二章7節</w:t>
-        </w:r>
-      </w:hyperlink>
-      <w:r>
-        <w:rPr>
-          <w:lang w:val="zh_TW" w:bidi="zh_TW"/>
-        </w:rPr>
-        <w:t>，</w:t>
-      </w:r>
-      <w:hyperlink r:id="rId29">
-        <w:r>
-          <w:rPr>
-            <w:lang w:val="zh_TW" w:bidi="zh_TW"/>
-          </w:rPr>
-          <w:rPr>
-            <w:color w:val="0000EE"/>
-            <w:u w:val="single"/>
-          </w:rPr>
-          <w:t>十三章14至18節</w:t>
-        </w:r>
-      </w:hyperlink>
-      <w:r>
-        <w:rPr>
-          <w:lang w:val="zh_TW" w:bidi="zh_TW"/>
-        </w:rPr>
-        <w:t>，</w:t>
-      </w:r>
-      <w:hyperlink r:id="rId30">
-        <w:r>
-          <w:rPr>
-            <w:lang w:val="zh_TW" w:bidi="zh_TW"/>
-          </w:rPr>
-          <w:rPr>
-            <w:color w:val="0000EE"/>
-            <w:u w:val="single"/>
-          </w:rPr>
-          <w:t>十五章7至21節</w:t>
-        </w:r>
-      </w:hyperlink>
-      <w:r>
-        <w:rPr>
-          <w:lang w:val="zh_TW" w:bidi="zh_TW"/>
-        </w:rPr>
-        <w:t>，</w:t>
-      </w:r>
-      <w:hyperlink r:id="rId31">
-        <w:r>
-          <w:rPr>
-            <w:lang w:val="zh_TW" w:bidi="zh_TW"/>
-          </w:rPr>
-          <w:rPr>
-            <w:color w:val="0000EE"/>
-            <w:u w:val="single"/>
-          </w:rPr>
-          <w:t>十七章7至8節</w:t>
-        </w:r>
-      </w:hyperlink>
-      <w:r>
-        <w:rPr>
-          <w:lang w:val="zh_TW" w:bidi="zh_TW"/>
-        </w:rPr>
-        <w:t>中進一步擴展。神告訴亞伯拉罕，他的後裔要以迦南地「永遠為業」（</w:t>
-      </w:r>
-      <w:hyperlink r:id="rId32">
-        <w:r>
-          <w:rPr>
-            <w:lang w:val="zh_TW" w:bidi="zh_TW"/>
-          </w:rPr>
-          <w:rPr>
-            <w:color w:val="0000EE"/>
-            <w:u w:val="single"/>
-          </w:rPr>
-          <w:t>17:8</w:t>
-        </w:r>
-      </w:hyperlink>
-      <w:r>
-        <w:rPr>
-          <w:lang w:val="zh_TW" w:bidi="zh_TW"/>
-        </w:rPr>
-        <w:t>）。</w:t>
-      </w:r>
-    </w:p>
-    <w:p>
-      <w:pPr/>
-      <w:r>
-        <w:rPr>
-          <w:lang w:val="zh_TW" w:bidi="zh_TW"/>
-        </w:rPr>
-      </w:r>
-      <w:r>
-        <w:rPr>
-          <w:lang w:val="zh_TW" w:bidi="zh_TW"/>
-        </w:rPr>
-        <w:t>舊約聖經的敘事隨後追溯亞伯拉罕的後裔，經由以撒和雅各，並記載雅各的家族遷往埃及，在那裡大約經過四百年，他們成為強大而人數眾多的民族。在這段時期，神再次重申關於迦南地要歸屬的應許（</w:t>
-      </w:r>
-      <w:hyperlink r:id="rId33">
-        <w:r>
-          <w:rPr>
-            <w:lang w:val="zh_TW" w:bidi="zh_TW"/>
-          </w:rPr>
-          <w:rPr>
-            <w:color w:val="0000EE"/>
-            <w:u w:val="single"/>
-          </w:rPr>
-          <w:t>創28:15，</w:t>
-        </w:r>
-      </w:hyperlink>
-      <w:hyperlink r:id="rId34">
-        <w:r>
-          <w:rPr>
-            <w:lang w:val="zh_TW" w:bidi="zh_TW"/>
-          </w:rPr>
-          <w:rPr>
-            <w:color w:val="0000EE"/>
-            <w:u w:val="single"/>
-          </w:rPr>
-          <w:t>35:11–12，</w:t>
-        </w:r>
-      </w:hyperlink>
-      <w:hyperlink r:id="rId35">
-        <w:r>
-          <w:rPr>
-            <w:lang w:val="zh_TW" w:bidi="zh_TW"/>
-          </w:rPr>
-          <w:rPr>
-            <w:color w:val="0000EE"/>
-            <w:u w:val="single"/>
-          </w:rPr>
-          <w:t>46:3–4，</w:t>
-        </w:r>
-      </w:hyperlink>
-      <w:hyperlink r:id="rId36">
-        <w:r>
-          <w:rPr>
-            <w:lang w:val="zh_TW" w:bidi="zh_TW"/>
-          </w:rPr>
-          <w:rPr>
-            <w:color w:val="0000EE"/>
-            <w:u w:val="single"/>
-          </w:rPr>
-          <w:t>50:24</w:t>
-        </w:r>
-      </w:hyperlink>
-      <w:r>
-        <w:rPr>
-          <w:lang w:val="zh_TW" w:bidi="zh_TW"/>
-        </w:rPr>
-        <w:t>），並且不斷擺在亞伯拉罕後裔面前，作為神立約應許中不可或缺的一部分。</w:t>
-      </w:r>
-    </w:p>
-    <w:p>
-      <w:pPr>
-        <w:pStyle w:val="Heading3"/>
-      </w:pPr>
-      <w:r>
-        <w:rPr>
-          <w:lang w:val="zh_TW" w:bidi="zh_TW"/>
-        </w:rPr>
-        <w:t>土地與摩西之約</w:t>
-      </w:r>
-    </w:p>
-    <w:p>
-      <w:pPr/>
-      <w:r>
-        <w:rPr>
-          <w:lang w:val="zh_TW" w:bidi="zh_TW"/>
-        </w:rPr>
-      </w:r>
-      <w:r>
-        <w:rPr>
-          <w:lang w:val="zh_TW" w:bidi="zh_TW"/>
-        </w:rPr>
-        <w:t>當神呼召摩西帶領以色列人出埃及時，祂將摩西的使命與祂對列祖成就的應許連繫在一起：「我也記念我的約……我要以你們為我的百姓，我也要作你們的神……我起誓應許給亞伯拉罕、以撒、雅各的那地，我要把你們領進去，將那地賜給你們為業」（</w:t>
-      </w:r>
-      <w:hyperlink r:id="rId37">
-        <w:r>
-          <w:rPr>
-            <w:lang w:val="zh_TW" w:bidi="zh_TW"/>
-          </w:rPr>
-          <w:rPr>
-            <w:color w:val="0000EE"/>
-            <w:u w:val="single"/>
-          </w:rPr>
-          <w:t>出6:5–8</w:t>
-        </w:r>
-      </w:hyperlink>
-      <w:r>
-        <w:rPr>
-          <w:lang w:val="zh_TW" w:bidi="zh_TW"/>
-        </w:rPr>
-        <w:t>）。神拯救以色列人出埃及，有兩個原因：第一，是要以色列人在西奈山成為神的約民；第二，是要以色列人承受神應許他們列祖的地。然而，至關重要的是，隨著摩西之約的建立，以色列人能否繼續擁有那地，已取決於他們是否順服。如果以色列人違背約中的義務，他們就要招來咒詛，其中最嚴厲的，便是被趕逐出應許之地（</w:t>
-      </w:r>
-      <w:hyperlink r:id="rId38">
-        <w:r>
-          <w:rPr>
-            <w:lang w:val="zh_TW" w:bidi="zh_TW"/>
-          </w:rPr>
-          <w:rPr>
-            <w:color w:val="0000EE"/>
-            <w:u w:val="single"/>
-          </w:rPr>
-          <w:t>利26:32–33</w:t>
-        </w:r>
-      </w:hyperlink>
-      <w:r>
-        <w:rPr>
-          <w:lang w:val="zh_TW" w:bidi="zh_TW"/>
-        </w:rPr>
-        <w:t>）。這並不表示神會完全或永遠棄絕祂的百姓與那地，因為神也應許說，當祂的百姓悔改時，「我就要記念我與雅各所立的約……並要記念這地」（</w:t>
-      </w:r>
-      <w:hyperlink r:id="rId39">
-        <w:r>
-          <w:rPr>
-            <w:lang w:val="zh_TW" w:bidi="zh_TW"/>
-          </w:rPr>
-          <w:rPr>
-            <w:color w:val="0000EE"/>
-            <w:u w:val="single"/>
-          </w:rPr>
-          <w:t>利26:42</w:t>
-        </w:r>
-      </w:hyperlink>
-      <w:r>
-        <w:rPr>
-          <w:lang w:val="zh_TW" w:bidi="zh_TW"/>
-        </w:rPr>
-        <w:t>）。</w:t>
-      </w:r>
-    </w:p>
-    <w:p>
-      <w:pPr/>
-      <w:r>
-        <w:rPr>
-          <w:lang w:val="zh_TW" w:bidi="zh_TW"/>
-        </w:rPr>
-      </w:r>
-      <w:r>
-        <w:rPr>
-          <w:lang w:val="zh_TW" w:bidi="zh_TW"/>
-        </w:rPr>
-        <w:t>在大衛作王期間，有關土地的應許至少已經部分應驗。雖然約書亞帶領百姓進入那地時，應許已經開始成就，但那時的疆界並未達到神對亞伯拉罕所應許的範圍（</w:t>
-      </w:r>
-      <w:hyperlink r:id="rId40">
-        <w:r>
-          <w:rPr>
-            <w:lang w:val="zh_TW" w:bidi="zh_TW"/>
-          </w:rPr>
-          <w:rPr>
-            <w:color w:val="0000EE"/>
-            <w:u w:val="single"/>
-          </w:rPr>
-          <w:t>創15:18</w:t>
-        </w:r>
-      </w:hyperlink>
-      <w:r>
-        <w:rPr>
-          <w:lang w:val="zh_TW" w:bidi="zh_TW"/>
-        </w:rPr>
-        <w:t>），而且許多已佔領的地方仍有舊居民的抵抗勢力（</w:t>
-      </w:r>
-      <w:hyperlink r:id="rId41">
-        <w:r>
-          <w:rPr>
-            <w:lang w:val="zh_TW" w:bidi="zh_TW"/>
-          </w:rPr>
-          <w:rPr>
-            <w:color w:val="0000EE"/>
-            <w:u w:val="single"/>
-          </w:rPr>
-          <w:t>書13:1–6</w:t>
-        </w:r>
-      </w:hyperlink>
-      <w:r>
-        <w:rPr>
-          <w:lang w:val="zh_TW" w:bidi="zh_TW"/>
-        </w:rPr>
-        <w:t>；</w:t>
-      </w:r>
-      <w:hyperlink r:id="rId42">
-        <w:r>
-          <w:rPr>
-            <w:lang w:val="zh_TW" w:bidi="zh_TW"/>
-          </w:rPr>
-          <w:rPr>
-            <w:color w:val="0000EE"/>
-            <w:u w:val="single"/>
-          </w:rPr>
-          <w:t>士1章</w:t>
-        </w:r>
-      </w:hyperlink>
-      <w:r>
-        <w:rPr>
-          <w:lang w:val="zh_TW" w:bidi="zh_TW"/>
-        </w:rPr>
-        <w:t>）。直到大衛的時代，他們才完全奪取這地，如同起初所應許的一樣。（</w:t>
-      </w:r>
-      <w:hyperlink r:id="rId43">
-        <w:r>
-          <w:rPr>
-            <w:lang w:val="zh_TW" w:bidi="zh_TW"/>
-          </w:rPr>
-          <w:rPr>
-            <w:color w:val="0000EE"/>
-            <w:u w:val="single"/>
-          </w:rPr>
-          <w:t>撒下8章</w:t>
-        </w:r>
-      </w:hyperlink>
-      <w:r>
-        <w:rPr>
-          <w:lang w:val="zh_TW" w:bidi="zh_TW"/>
-        </w:rPr>
-        <w:t>；</w:t>
-      </w:r>
-      <w:hyperlink r:id="rId44">
-        <w:r>
-          <w:rPr>
-            <w:lang w:val="zh_TW" w:bidi="zh_TW"/>
-          </w:rPr>
-          <w:rPr>
-            <w:color w:val="0000EE"/>
-            <w:u w:val="single"/>
-          </w:rPr>
-          <w:t>王上4:21、24</w:t>
-        </w:r>
-      </w:hyperlink>
-      <w:r>
-        <w:rPr>
-          <w:lang w:val="zh_TW" w:bidi="zh_TW"/>
-        </w:rPr>
-        <w:t>）。</w:t>
-      </w:r>
-    </w:p>
-    <w:p>
-      <w:pPr/>
-      <w:r>
-        <w:rPr>
-          <w:lang w:val="zh_TW" w:bidi="zh_TW"/>
-        </w:rPr>
-      </w:r>
-      <w:r>
-        <w:rPr>
-          <w:lang w:val="zh_TW" w:bidi="zh_TW"/>
-        </w:rPr>
-        <w:t>所羅門獻殿時，再一次強調君王要遵守律法，以及約中的順服與承受土地之間的關聯。（</w:t>
-      </w:r>
-      <w:hyperlink r:id="rId45">
-        <w:r>
-          <w:rPr>
-            <w:lang w:val="zh_TW" w:bidi="zh_TW"/>
-          </w:rPr>
-          <w:rPr>
-            <w:color w:val="0000EE"/>
-            <w:u w:val="single"/>
-          </w:rPr>
-          <w:t>王上9:4–9</w:t>
-        </w:r>
-      </w:hyperlink>
-      <w:r>
-        <w:rPr>
-          <w:lang w:val="zh_TW" w:bidi="zh_TW"/>
-        </w:rPr>
-        <w:t>）。百姓不順服神便會失去土地，也使聖殿毀壞。</w:t>
-      </w:r>
-    </w:p>
-    <w:p>
-      <w:pPr/>
-      <w:r>
-        <w:rPr>
-          <w:lang w:val="zh_TW" w:bidi="zh_TW"/>
-        </w:rPr>
-      </w:r>
-      <w:r>
-        <w:rPr>
-          <w:lang w:val="zh_TW" w:bidi="zh_TW"/>
-        </w:rPr>
-        <w:t>分裂王國時期的歷史，大多是百姓與君王共同背約的歷史。耶和華一再藉著先知警告他們，這樣的不順服只會導致被逐出那地，但他們充耳不聞（</w:t>
-      </w:r>
-      <w:hyperlink r:id="rId46">
-        <w:r>
-          <w:rPr>
-            <w:lang w:val="zh_TW" w:bidi="zh_TW"/>
-          </w:rPr>
-          <w:rPr>
-            <w:color w:val="0000EE"/>
-            <w:u w:val="single"/>
-          </w:rPr>
-          <w:t>賽6:11–12</w:t>
-        </w:r>
-      </w:hyperlink>
-      <w:r>
-        <w:rPr>
-          <w:lang w:val="zh_TW" w:bidi="zh_TW"/>
-        </w:rPr>
-        <w:t>；</w:t>
-      </w:r>
-      <w:hyperlink r:id="rId47">
-        <w:r>
-          <w:rPr>
-            <w:lang w:val="zh_TW" w:bidi="zh_TW"/>
-          </w:rPr>
-          <w:rPr>
-            <w:color w:val="0000EE"/>
-            <w:u w:val="single"/>
-          </w:rPr>
-          <w:t>摩5:27，</w:t>
-        </w:r>
-      </w:hyperlink>
-      <w:hyperlink r:id="rId48">
-        <w:r>
-          <w:rPr>
-            <w:lang w:val="zh_TW" w:bidi="zh_TW"/>
-          </w:rPr>
-          <w:rPr>
-            <w:color w:val="0000EE"/>
-            <w:u w:val="single"/>
-          </w:rPr>
-          <w:t>7:17</w:t>
-        </w:r>
-      </w:hyperlink>
-      <w:r>
-        <w:rPr>
-          <w:lang w:val="zh_TW" w:bidi="zh_TW"/>
-        </w:rPr>
-        <w:t>；</w:t>
-      </w:r>
-      <w:hyperlink r:id="rId49">
-        <w:r>
-          <w:rPr>
-            <w:lang w:val="zh_TW" w:bidi="zh_TW"/>
-          </w:rPr>
-          <w:rPr>
-            <w:color w:val="0000EE"/>
-            <w:u w:val="single"/>
-          </w:rPr>
-          <w:t>何9:17</w:t>
-        </w:r>
-      </w:hyperlink>
-      <w:r>
-        <w:rPr>
-          <w:lang w:val="zh_TW" w:bidi="zh_TW"/>
-        </w:rPr>
-        <w:t>）。君王一次又一次證明自己不配擔任這職分。</w:t>
-      </w:r>
-    </w:p>
-    <w:p>
-      <w:pPr/>
-      <w:r>
-        <w:rPr>
-          <w:lang w:val="zh_TW" w:bidi="zh_TW"/>
-        </w:rPr>
-      </w:r>
-      <w:r>
-        <w:rPr>
-          <w:lang w:val="zh_TW" w:bidi="zh_TW"/>
-        </w:rPr>
-        <w:t>當百姓執意行惡時，耶利米宣告尼布甲尼撒要成為耶和華的器皿，把他們趕出那地（</w:t>
-      </w:r>
-      <w:hyperlink r:id="rId50">
-        <w:r>
-          <w:rPr>
-            <w:lang w:val="zh_TW" w:bidi="zh_TW"/>
-          </w:rPr>
-          <w:rPr>
-            <w:color w:val="0000EE"/>
-            <w:u w:val="single"/>
-          </w:rPr>
-          <w:t>耶21:2，</w:t>
-        </w:r>
-      </w:hyperlink>
-      <w:hyperlink r:id="rId51">
-        <w:r>
-          <w:rPr>
-            <w:lang w:val="zh_TW" w:bidi="zh_TW"/>
-          </w:rPr>
-          <w:rPr>
-            <w:color w:val="0000EE"/>
-            <w:u w:val="single"/>
-          </w:rPr>
-          <w:t>22:25，</w:t>
-        </w:r>
-      </w:hyperlink>
-      <w:hyperlink r:id="rId52">
-        <w:r>
-          <w:rPr>
-            <w:lang w:val="zh_TW" w:bidi="zh_TW"/>
-          </w:rPr>
-          <w:rPr>
-            <w:color w:val="0000EE"/>
-            <w:u w:val="single"/>
-          </w:rPr>
-          <w:t>25:8–9，</w:t>
-        </w:r>
-      </w:hyperlink>
-      <w:hyperlink r:id="rId53">
-        <w:r>
-          <w:rPr>
-            <w:lang w:val="zh_TW" w:bidi="zh_TW"/>
-          </w:rPr>
-          <w:rPr>
-            <w:color w:val="0000EE"/>
-            <w:u w:val="single"/>
-          </w:rPr>
-          <w:t>27:6，</w:t>
-        </w:r>
-      </w:hyperlink>
-      <w:hyperlink r:id="rId54">
-        <w:r>
-          <w:rPr>
-            <w:lang w:val="zh_TW" w:bidi="zh_TW"/>
-          </w:rPr>
-          <w:rPr>
-            <w:color w:val="0000EE"/>
-            <w:u w:val="single"/>
-          </w:rPr>
-          <w:t>28:14，</w:t>
-        </w:r>
-      </w:hyperlink>
-      <w:hyperlink r:id="rId55">
-        <w:r>
-          <w:rPr>
-            <w:lang w:val="zh_TW" w:bidi="zh_TW"/>
-          </w:rPr>
-          <w:rPr>
-            <w:color w:val="0000EE"/>
-            <w:u w:val="single"/>
-          </w:rPr>
-          <w:t>29:21</w:t>
-        </w:r>
-      </w:hyperlink>
-      <w:r>
-        <w:rPr>
-          <w:lang w:val="zh_TW" w:bidi="zh_TW"/>
-        </w:rPr>
-        <w:t>）。然而，耶利米與其他先知也把眼光放在被擄以後，宣告將來會復興與歸回應許之地（</w:t>
-      </w:r>
-      <w:hyperlink r:id="rId56">
-        <w:r>
-          <w:rPr>
-            <w:lang w:val="zh_TW" w:bidi="zh_TW"/>
-          </w:rPr>
-          <w:rPr>
-            <w:color w:val="0000EE"/>
-            <w:u w:val="single"/>
-          </w:rPr>
-          <w:t>耶32:6–25</w:t>
-        </w:r>
-      </w:hyperlink>
-      <w:r>
-        <w:rPr>
-          <w:lang w:val="zh_TW" w:bidi="zh_TW"/>
-        </w:rPr>
-        <w:t>）。在歷史上，這些事實際成就於波斯王塞魯士大帝統治時期（公元前538年），並記載在以斯拉記和尼希米記中。</w:t>
-      </w:r>
-    </w:p>
-    <w:p>
-      <w:pPr/>
-      <w:r>
-        <w:rPr>
-          <w:lang w:val="zh_TW" w:bidi="zh_TW"/>
-        </w:rPr>
-      </w:r>
-      <w:r>
-        <w:rPr>
-          <w:lang w:val="zh_TW" w:bidi="zh_TW"/>
-        </w:rPr>
-        <w:t>在解釋時出現的難題，就是要尋找某些有關被擄歸回的預言，如何得到充分的應驗（參</w:t>
-      </w:r>
-      <w:hyperlink r:id="rId57">
-        <w:r>
-          <w:rPr>
-            <w:lang w:val="zh_TW" w:bidi="zh_TW"/>
-          </w:rPr>
-          <w:rPr>
-            <w:color w:val="0000EE"/>
-            <w:u w:val="single"/>
-          </w:rPr>
-          <w:t>結37章</w:t>
-        </w:r>
-      </w:hyperlink>
-      <w:r>
-        <w:rPr>
-          <w:lang w:val="zh_TW" w:bidi="zh_TW"/>
-        </w:rPr>
-        <w:t>；</w:t>
-      </w:r>
-      <w:hyperlink r:id="rId58">
-        <w:r>
-          <w:rPr>
-            <w:lang w:val="zh_TW" w:bidi="zh_TW"/>
-          </w:rPr>
-          <w:rPr>
-            <w:color w:val="0000EE"/>
-            <w:u w:val="single"/>
-          </w:rPr>
-          <w:t>摩9:14–15</w:t>
-        </w:r>
-      </w:hyperlink>
-      <w:r>
-        <w:rPr>
-          <w:lang w:val="zh_TW" w:bidi="zh_TW"/>
-        </w:rPr>
-        <w:t>），因為這些預言描繪的是在一位大衛後裔君王統治下，以色列將大大昌盛，並且永遠得享那地為業。兩約之間似乎並不能成為這些預言的合理應驗。</w:t>
-      </w:r>
-    </w:p>
-    <w:p>
-      <w:pPr>
-        <w:pStyle w:val="Heading3"/>
-      </w:pPr>
-      <w:r>
-        <w:rPr>
-          <w:lang w:val="zh_TW" w:bidi="zh_TW"/>
-        </w:rPr>
-        <w:t>土地與新約</w:t>
-      </w:r>
-    </w:p>
-    <w:p>
-      <w:pPr/>
-      <w:r>
-        <w:rPr>
-          <w:lang w:val="zh_TW" w:bidi="zh_TW"/>
-        </w:rPr>
-      </w:r>
-      <w:r>
-        <w:rPr>
-          <w:lang w:val="zh_TW" w:bidi="zh_TW"/>
-        </w:rPr>
-        <w:t>在新約聖經裡，「土地」的主題不再那麼突出，並且多半被賦予屬靈的象徵意義。希伯來書的作者暗示，亞伯拉罕明白這土地的應許並不只是地理上的成就，而是指向更高且更令人滿足的天家。亞伯拉看透了世界上一切事物的不完全與暫時性，所以眼光超越了土地應許在今世的成就，仰望那有根基的城，就是神所經營所建造的（</w:t>
-      </w:r>
-      <w:hyperlink r:id="rId59">
-        <w:r>
-          <w:rPr>
-            <w:lang w:val="zh_TW" w:bidi="zh_TW"/>
-          </w:rPr>
-          <w:rPr>
-            <w:color w:val="0000EE"/>
-            <w:u w:val="single"/>
-          </w:rPr>
-          <w:t>來11:10</w:t>
-        </w:r>
-      </w:hyperlink>
-      <w:r>
-        <w:rPr>
-          <w:lang w:val="zh_TW" w:bidi="zh_TW"/>
-        </w:rPr>
-        <w:t>），並且尋求一個「更美的家鄉，就是在天上的」（</w:t>
-      </w:r>
-      <w:hyperlink r:id="rId60">
-        <w:r>
-          <w:rPr>
-            <w:lang w:val="zh_TW" w:bidi="zh_TW"/>
-          </w:rPr>
-          <w:rPr>
-            <w:color w:val="0000EE"/>
-            <w:u w:val="single"/>
-          </w:rPr>
-          <w:t>16節</w:t>
-        </w:r>
-      </w:hyperlink>
-      <w:r>
-        <w:rPr>
-          <w:lang w:val="zh_TW" w:bidi="zh_TW"/>
-        </w:rPr>
-        <w:t>）。在新約聖經中，以色列所得的土地應許與進入迦南，被理解為預表將來神子民要進入的天上安息（</w:t>
-      </w:r>
-      <w:hyperlink r:id="rId61">
-        <w:r>
-          <w:rPr>
-            <w:lang w:val="zh_TW" w:bidi="zh_TW"/>
-          </w:rPr>
-          <w:rPr>
-            <w:color w:val="0000EE"/>
-            <w:u w:val="single"/>
-          </w:rPr>
-          <w:t>來3–4章</w:t>
-        </w:r>
-      </w:hyperlink>
-      <w:r>
-        <w:rPr>
-          <w:lang w:val="zh_TW" w:bidi="zh_TW"/>
-        </w:rPr>
-        <w:t>）。或許，這也解釋了舊約聖經為何強調以色列人遵行神律法與承受土地之間的關聯。當以色列人未能活出聖潔，他們就失去預表蒙福的資格，因此不得進入那地，或被逐出那地。新約聖經顯明，神的旨意是為祂的子民預備一個永恆的家鄉。在那裡，神這位君王直接而公義地掌權，萬事都順服祂的旨意，死亡與罪惡被廢去，祂子民一切的需要都要完全得著滿足（</w:t>
-      </w:r>
-      <w:hyperlink r:id="rId62">
-        <w:r>
-          <w:rPr>
-            <w:lang w:val="zh_TW" w:bidi="zh_TW"/>
-          </w:rPr>
-          <w:rPr>
-            <w:color w:val="0000EE"/>
-            <w:u w:val="single"/>
-          </w:rPr>
-          <w:t>來11:13–16</w:t>
-        </w:r>
-      </w:hyperlink>
-      <w:r>
-        <w:rPr>
-          <w:lang w:val="zh_TW" w:bidi="zh_TW"/>
-        </w:rPr>
-        <w:t>；</w:t>
-      </w:r>
-      <w:hyperlink r:id="rId63">
-        <w:r>
-          <w:rPr>
-            <w:lang w:val="zh_TW" w:bidi="zh_TW"/>
-          </w:rPr>
-          <w:rPr>
-            <w:color w:val="0000EE"/>
-            <w:u w:val="single"/>
-          </w:rPr>
-          <w:t>啟21章</w:t>
-        </w:r>
-      </w:hyperlink>
-      <w:r>
-        <w:rPr>
-          <w:lang w:val="zh_TW" w:bidi="zh_TW"/>
-        </w:rPr>
-        <w:t>）。</w:t>
-      </w:r>
-    </w:p>
-    <w:p>
-      <w:pPr/>
-      <w:r>
-        <w:rPr>
-          <w:lang w:val="zh_TW" w:bidi="zh_TW"/>
-        </w:rPr>
-      </w:r>
-      <w:r>
-        <w:rPr>
-          <w:lang w:val="zh_TW" w:bidi="zh_TW"/>
-        </w:rPr>
-        <w:t>一些人認為，舊約有關土地的應許僅具有預表性的意義。因著基督道成肉身的光照，凡聖經中有關將來那地的應許，都要在教會裡得著屬靈層面得著應驗。如今教會就是新的以色列，承受舊約聖經應許的後嗣。因為神的國如今是一個屬靈的現實，所以若仍期待舊約中有關以色列歸回那地、並在大衛之子基督的統治下，進入和平與昌盛時期的預言，在將來會有實際的應驗，就被視為誤解舊約（參</w:t>
-      </w:r>
-      <w:hyperlink r:id="rId64">
-        <w:r>
-          <w:rPr>
-            <w:lang w:val="zh_TW" w:bidi="zh_TW"/>
-          </w:rPr>
-          <w:rPr>
-            <w:color w:val="0000EE"/>
-            <w:u w:val="single"/>
-          </w:rPr>
-          <w:t>賽2:1–5，</w:t>
-        </w:r>
-      </w:hyperlink>
-      <w:hyperlink r:id="rId65">
-        <w:r>
-          <w:rPr>
-            <w:lang w:val="zh_TW" w:bidi="zh_TW"/>
-          </w:rPr>
-          <w:rPr>
-            <w:color w:val="0000EE"/>
-            <w:u w:val="single"/>
-          </w:rPr>
-          <w:t>11:6–11；</w:t>
-        </w:r>
-      </w:hyperlink>
-      <w:hyperlink r:id="rId57">
-        <w:r>
-          <w:rPr>
-            <w:lang w:val="zh_TW" w:bidi="zh_TW"/>
-          </w:rPr>
-          <w:rPr>
-            <w:color w:val="0000EE"/>
-            <w:u w:val="single"/>
-          </w:rPr>
-          <w:t>結37；</w:t>
-        </w:r>
-      </w:hyperlink>
-      <w:hyperlink r:id="rId58">
-        <w:r>
-          <w:rPr>
-            <w:lang w:val="zh_TW" w:bidi="zh_TW"/>
-          </w:rPr>
-          <w:rPr>
-            <w:color w:val="0000EE"/>
-            <w:u w:val="single"/>
-          </w:rPr>
-          <w:t>摩9:14–15</w:t>
-        </w:r>
-      </w:hyperlink>
-      <w:r>
-        <w:rPr>
-          <w:lang w:val="zh_TW" w:bidi="zh_TW"/>
-        </w:rPr>
-        <w:t>）。住在基督裡，就被看作是對舊約時代有形地理應許的充分應驗。</w:t>
-      </w:r>
-    </w:p>
-    <w:p>
-      <w:pPr/>
-      <w:r>
-        <w:rPr>
-          <w:lang w:val="zh_TW" w:bidi="zh_TW"/>
-        </w:rPr>
-      </w:r>
-      <w:r>
-        <w:rPr>
-          <w:lang w:val="zh_TW" w:bidi="zh_TW"/>
-        </w:rPr>
-        <w:t>另一些人雖然不否認這些舊約現實具有預表性的意義，但他們認為有關土地的應許，仍然在其原本的具體、地理層面上有效。他們指出，保羅在</w:t>
-      </w:r>
-      <w:hyperlink r:id="rId66">
-        <w:r>
-          <w:rPr>
-            <w:lang w:val="zh_TW" w:bidi="zh_TW"/>
-          </w:rPr>
-          <w:rPr>
-            <w:color w:val="0000EE"/>
-            <w:u w:val="single"/>
-          </w:rPr>
-          <w:t>羅馬書九至十一章</w:t>
-        </w:r>
-      </w:hyperlink>
-      <w:r>
-        <w:rPr>
-          <w:lang w:val="zh_TW" w:bidi="zh_TW"/>
-        </w:rPr>
-        <w:t>論證，以色列民族仍有未來。雖然以色列在歷史中不斷不順服神，最終更拒絕彌賽亞，但神的揀選與呼召是不可廢棄的，以色列仍要被接回到那棵他們先前被折下的橄欖樹上。路加福音記載，耶路撒冷要被外邦人踐踏，直到外邦人的日期滿足（</w:t>
-      </w:r>
-      <w:hyperlink r:id="rId67">
-        <w:r>
-          <w:rPr>
-            <w:lang w:val="zh_TW" w:bidi="zh_TW"/>
-          </w:rPr>
-          <w:rPr>
-            <w:color w:val="0000EE"/>
-            <w:u w:val="single"/>
-          </w:rPr>
-          <w:t>路21:24</w:t>
-        </w:r>
-      </w:hyperlink>
-      <w:r>
-        <w:rPr>
-          <w:lang w:val="zh_TW" w:bidi="zh_TW"/>
-        </w:rPr>
-        <w:t>），表明將來必有一個時期，耶路撒冷要再度歸於猶太民族。然而，這並不必然意味著今日的以色列國，就是直接應驗舊約應許的歸回。舊約顯明，歸回的契機要出於信心（</w:t>
-      </w:r>
-      <w:hyperlink r:id="rId68">
-        <w:r>
-          <w:rPr>
-            <w:lang w:val="zh_TW" w:bidi="zh_TW"/>
-          </w:rPr>
-          <w:rPr>
-            <w:color w:val="0000EE"/>
-            <w:u w:val="single"/>
-          </w:rPr>
-          <w:t>申30:1–16</w:t>
-        </w:r>
-      </w:hyperlink>
-      <w:r>
-        <w:rPr>
-          <w:lang w:val="zh_TW" w:bidi="zh_TW"/>
-        </w:rPr>
-        <w:t>）；以色列人今天回到故土，卻仍舊不信神。同時，猶太民族在歷世歷代中的奇妙保存，以及近代以色列國的重建，也許可以理解為預示或徵象，舊約土地的應許將來會更完全成就。</w:t>
+        <w:t>）。除了舊約的意義外，在保羅時代中，當時的人對醫學上的理解可能提供了見解，因為基督不僅是教會的主宰者，也是提供其方向和團結的動力。教會存在的能力及其活動的焦點根植於其「頭」，就是耶穌基督的工作。在這個理解中，現代解經家認為，頭不僅意味著「權柄」，更意味著「源頭」一詞。因此，作為頭的人是源頭，是供應者。這些解釋者認為神是基督的供應者，基督是教會的供應者，而男人是婦女的供應者。</w:t>
       </w:r>
       <w:r>
         <w:rPr>

--- a/zht/docx/160.content.docx
+++ b/zht/docx/160.content.docx
@@ -149,7 +149,7 @@
         <w:rPr>
           <w:lang w:val="zh_TW" w:bidi="zh_TW"/>
         </w:rPr>
-        <w:t>tou</w:t>
+        <w:t>tang</w:t>
       </w:r>
       <w:r>
         <w:rPr>
@@ -212,7 +212,7 @@
         <w:rPr>
           <w:lang w:val="zh_TW" w:bidi="zh_TW"/>
         </w:rPr>
-        <w:t>頭</w:t>
+        <w:t>湯（Pottage）</w:t>
       </w:r>
       <w:r>
         <w:rPr>
@@ -231,21 +231,7 @@
         <w:rPr>
           <w:lang w:val="zh_TW" w:bidi="zh_TW"/>
         </w:rPr>
-        <w:t>身體的最頂部，包括大腦、主要感官和嘴巴。在聖經中多次出現來描述身體。希伯來文中的「頭」一詞在舊約聖經中也被用作比喻。它通常表示能力和權柄。</w:t>
-      </w:r>
-    </w:p>
-    <w:p>
-      <w:pPr/>
-      <w:r>
-        <w:rPr>
-          <w:lang w:val="zh_TW" w:bidi="zh_TW"/>
-        </w:rPr>
-      </w:r>
-      <w:r>
-        <w:rPr>
-          <w:lang w:val="zh_TW" w:bidi="zh_TW"/>
-        </w:rPr>
-        <w:t>抬起一個人的頭（昂首）被視為是驕傲的行為（</w:t>
+        <w:t>一種在舊約聖經中常見的紅色蔬菜燉湯（</w:t>
       </w:r>
       <w:hyperlink r:id="rId13">
         <w:r>
@@ -256,14 +242,14 @@
             <w:color w:val="0000EE"/>
             <w:u w:val="single"/>
           </w:rPr>
-          <w:t>詩140:9</w:t>
+          <w:t>該2:12</w:t>
         </w:r>
       </w:hyperlink>
       <w:r>
         <w:rPr>
           <w:lang w:val="zh_TW" w:bidi="zh_TW"/>
         </w:rPr>
-        <w:t>）或榮譽（</w:t>
+        <w:t>）。它通常是以紅豆、香草、洋蔥製成，有時也會加入肉類。這湯的香氣強烈到足以使以掃將長子的名分讓給雅各（</w:t>
       </w:r>
       <w:hyperlink r:id="rId14">
         <w:r>
@@ -274,14 +260,14 @@
             <w:color w:val="0000EE"/>
             <w:u w:val="single"/>
           </w:rPr>
-          <w:t>創40:20</w:t>
+          <w:t>創25:29–34</w:t>
         </w:r>
       </w:hyperlink>
       <w:r>
         <w:rPr>
           <w:lang w:val="zh_TW" w:bidi="zh_TW"/>
         </w:rPr>
-        <w:t>；</w:t>
+        <w:t>）。以利沙的門徒也十分看重這湯所帶來的滋養（</w:t>
       </w:r>
       <w:hyperlink r:id="rId15">
         <w:r>
@@ -292,319 +278,7 @@
             <w:color w:val="0000EE"/>
             <w:u w:val="single"/>
           </w:rPr>
-          <w:t>詩3:3</w:t>
-        </w:r>
-      </w:hyperlink>
-      <w:r>
-        <w:rPr>
-          <w:lang w:val="zh_TW" w:bidi="zh_TW"/>
-        </w:rPr>
-        <w:t>，</w:t>
-      </w:r>
-      <w:hyperlink r:id="rId16">
-        <w:r>
-          <w:rPr>
-            <w:lang w:val="zh_TW" w:bidi="zh_TW"/>
-          </w:rPr>
-          <w:rPr>
-            <w:color w:val="0000EE"/>
-            <w:u w:val="single"/>
-          </w:rPr>
-          <w:t>27:6</w:t>
-        </w:r>
-      </w:hyperlink>
-      <w:r>
-        <w:rPr>
-          <w:lang w:val="zh_TW" w:bidi="zh_TW"/>
-        </w:rPr>
-        <w:t>）。低頭表示謙卑（</w:t>
-      </w:r>
-      <w:hyperlink r:id="rId17">
-        <w:r>
-          <w:rPr>
-            <w:lang w:val="zh_TW" w:bidi="zh_TW"/>
-          </w:rPr>
-          <w:rPr>
-            <w:color w:val="0000EE"/>
-            <w:u w:val="single"/>
-          </w:rPr>
-          <w:t>賽58:5</w:t>
-        </w:r>
-      </w:hyperlink>
-      <w:r>
-        <w:rPr>
-          <w:lang w:val="zh_TW" w:bidi="zh_TW"/>
-        </w:rPr>
-        <w:t>）或悲傷（</w:t>
-      </w:r>
-      <w:hyperlink r:id="rId18">
-        <w:r>
-          <w:rPr>
-            <w:lang w:val="zh_TW" w:bidi="zh_TW"/>
-          </w:rPr>
-          <w:rPr>
-            <w:color w:val="0000EE"/>
-            <w:u w:val="single"/>
-          </w:rPr>
-          <w:t>哀2:10</w:t>
-        </w:r>
-      </w:hyperlink>
-      <w:r>
-        <w:rPr>
-          <w:lang w:val="zh_TW" w:bidi="zh_TW"/>
-        </w:rPr>
-        <w:t>）。這個希伯來文詞語被比喻用於山峰（</w:t>
-      </w:r>
-      <w:hyperlink r:id="rId19">
-        <w:r>
-          <w:rPr>
-            <w:lang w:val="zh_TW" w:bidi="zh_TW"/>
-          </w:rPr>
-          <w:rPr>
-            <w:color w:val="0000EE"/>
-            <w:u w:val="single"/>
-          </w:rPr>
-          <w:t>創8:5</w:t>
-        </w:r>
-      </w:hyperlink>
-      <w:r>
-        <w:rPr>
-          <w:lang w:val="zh_TW" w:bidi="zh_TW"/>
-        </w:rPr>
-        <w:t>）、建築物的頂部（</w:t>
-      </w:r>
-      <w:hyperlink r:id="rId20">
-        <w:r>
-          <w:rPr>
-            <w:lang w:val="zh_TW" w:bidi="zh_TW"/>
-          </w:rPr>
-          <w:rPr>
-            <w:color w:val="0000EE"/>
-            <w:u w:val="single"/>
-          </w:rPr>
-          <w:t>創11:4</w:t>
-        </w:r>
-      </w:hyperlink>
-      <w:r>
-        <w:rPr>
-          <w:lang w:val="zh_TW" w:bidi="zh_TW"/>
-        </w:rPr>
-        <w:t>）或樹木（</w:t>
-      </w:r>
-      <w:hyperlink r:id="rId21">
-        <w:r>
-          <w:rPr>
-            <w:lang w:val="zh_TW" w:bidi="zh_TW"/>
-          </w:rPr>
-          <w:rPr>
-            <w:color w:val="0000EE"/>
-            <w:u w:val="single"/>
-          </w:rPr>
-          <w:t>撒下5:24</w:t>
-        </w:r>
-      </w:hyperlink>
-      <w:r>
-        <w:rPr>
-          <w:lang w:val="zh_TW" w:bidi="zh_TW"/>
-        </w:rPr>
-        <w:t>），以及河流的源頭（</w:t>
-      </w:r>
-      <w:hyperlink r:id="rId22">
-        <w:r>
-          <w:rPr>
-            <w:lang w:val="zh_TW" w:bidi="zh_TW"/>
-          </w:rPr>
-          <w:rPr>
-            <w:color w:val="0000EE"/>
-            <w:u w:val="single"/>
-          </w:rPr>
-          <w:t>創2:10</w:t>
-        </w:r>
-      </w:hyperlink>
-      <w:r>
-        <w:rPr>
-          <w:lang w:val="zh_TW" w:bidi="zh_TW"/>
-        </w:rPr>
-        <w:t>）。這個詞通常用來指政治、軍事或家庭權柄的首位。在這個意義上，「頭」對所有屬於他的人有控制權（</w:t>
-      </w:r>
-      <w:hyperlink r:id="rId23">
-        <w:r>
-          <w:rPr>
-            <w:lang w:val="zh_TW" w:bidi="zh_TW"/>
-          </w:rPr>
-          <w:rPr>
-            <w:color w:val="0000EE"/>
-            <w:u w:val="single"/>
-          </w:rPr>
-          <w:t>士10:18</w:t>
-        </w:r>
-      </w:hyperlink>
-      <w:r>
-        <w:rPr>
-          <w:lang w:val="zh_TW" w:bidi="zh_TW"/>
-        </w:rPr>
-        <w:t>；</w:t>
-      </w:r>
-      <w:hyperlink r:id="rId24">
-        <w:r>
-          <w:rPr>
-            <w:lang w:val="zh_TW" w:bidi="zh_TW"/>
-          </w:rPr>
-          <w:rPr>
-            <w:color w:val="0000EE"/>
-            <w:u w:val="single"/>
-          </w:rPr>
-          <w:t>撒上15:17</w:t>
-        </w:r>
-      </w:hyperlink>
-      <w:r>
-        <w:rPr>
-          <w:lang w:val="zh_TW" w:bidi="zh_TW"/>
-        </w:rPr>
-        <w:t>；</w:t>
-      </w:r>
-      <w:hyperlink r:id="rId25">
-        <w:r>
-          <w:rPr>
-            <w:lang w:val="zh_TW" w:bidi="zh_TW"/>
-          </w:rPr>
-          <w:rPr>
-            <w:color w:val="0000EE"/>
-            <w:u w:val="single"/>
-          </w:rPr>
-          <w:t>詩18:43</w:t>
-        </w:r>
-      </w:hyperlink>
-      <w:r>
-        <w:rPr>
-          <w:lang w:val="zh_TW" w:bidi="zh_TW"/>
-        </w:rPr>
-        <w:t>；</w:t>
-      </w:r>
-      <w:hyperlink r:id="rId26">
-        <w:r>
-          <w:rPr>
-            <w:lang w:val="zh_TW" w:bidi="zh_TW"/>
-          </w:rPr>
-          <w:rPr>
-            <w:color w:val="0000EE"/>
-            <w:u w:val="single"/>
-          </w:rPr>
-          <w:t>賽7:8–9</w:t>
-        </w:r>
-      </w:hyperlink>
-      <w:r>
-        <w:rPr>
-          <w:lang w:val="zh_TW" w:bidi="zh_TW"/>
-        </w:rPr>
-        <w:t>；</w:t>
-      </w:r>
-      <w:hyperlink r:id="rId27">
-        <w:r>
-          <w:rPr>
-            <w:lang w:val="zh_TW" w:bidi="zh_TW"/>
-          </w:rPr>
-          <w:rPr>
-            <w:color w:val="0000EE"/>
-            <w:u w:val="single"/>
-          </w:rPr>
-          <w:t>耶31:7</w:t>
-        </w:r>
-      </w:hyperlink>
-      <w:r>
-        <w:rPr>
-          <w:lang w:val="zh_TW" w:bidi="zh_TW"/>
-        </w:rPr>
-        <w:t>；</w:t>
-      </w:r>
-      <w:hyperlink r:id="rId28">
-        <w:r>
-          <w:rPr>
-            <w:lang w:val="zh_TW" w:bidi="zh_TW"/>
-          </w:rPr>
-          <w:rPr>
-            <w:color w:val="0000EE"/>
-            <w:u w:val="single"/>
-          </w:rPr>
-          <w:t>何1:11</w:t>
-        </w:r>
-      </w:hyperlink>
-      <w:r>
-        <w:rPr>
-          <w:lang w:val="zh_TW" w:bidi="zh_TW"/>
-        </w:rPr>
-        <w:t>）。大衛在擔任亞吉的保鏢時被稱為「</w:t>
-      </w:r>
-      <w:r>
-        <w:rPr>
-          <w:lang w:val="zh_TW" w:bidi="zh_TW"/>
-        </w:rPr>
-        <w:t>我立你永遠作我的護衛長（有些譯本譯為：</w:t>
-      </w:r>
-      <w:r>
-        <w:rPr>
-          <w:lang w:val="zh_TW" w:bidi="zh_TW"/>
-        </w:rPr>
-        <w:t>我的頭，守護者</w:t>
-      </w:r>
-      <w:r>
-        <w:rPr>
-          <w:lang w:val="zh_TW" w:bidi="zh_TW"/>
-        </w:rPr>
-        <w:t>）</w:t>
-      </w:r>
-      <w:r>
-        <w:rPr>
-          <w:lang w:val="zh_TW" w:bidi="zh_TW"/>
-        </w:rPr>
-        <w:t>」（</w:t>
-      </w:r>
-      <w:hyperlink r:id="rId29">
-        <w:r>
-          <w:rPr>
-            <w:lang w:val="zh_TW" w:bidi="zh_TW"/>
-          </w:rPr>
-          <w:rPr>
-            <w:color w:val="0000EE"/>
-            <w:u w:val="single"/>
-          </w:rPr>
-          <w:t>撒上28:2</w:t>
-        </w:r>
-      </w:hyperlink>
-      <w:r>
-        <w:rPr>
-          <w:lang w:val="zh_TW" w:bidi="zh_TW"/>
-        </w:rPr>
-        <w:t>；參：</w:t>
-      </w:r>
-      <w:hyperlink r:id="rId30">
-        <w:r>
-          <w:rPr>
-            <w:lang w:val="zh_TW" w:bidi="zh_TW"/>
-          </w:rPr>
-          <w:rPr>
-            <w:color w:val="0000EE"/>
-            <w:u w:val="single"/>
-          </w:rPr>
-          <w:t>士9:53</w:t>
-        </w:r>
-      </w:hyperlink>
-      <w:r>
-        <w:rPr>
-          <w:lang w:val="zh_TW" w:bidi="zh_TW"/>
-        </w:rPr>
-        <w:t>；</w:t>
-      </w:r>
-      <w:hyperlink r:id="rId31">
-        <w:r>
-          <w:rPr>
-            <w:lang w:val="zh_TW" w:bidi="zh_TW"/>
-          </w:rPr>
-          <w:rPr>
-            <w:color w:val="0000EE"/>
-            <w:u w:val="single"/>
-          </w:rPr>
-          <w:t>詩68:21</w:t>
+          <w:t>王下4:38–41</w:t>
         </w:r>
       </w:hyperlink>
       <w:r>
@@ -612,580 +286,6 @@
           <w:lang w:val="zh_TW" w:bidi="zh_TW"/>
         </w:rPr>
         <w:t>）。</w:t>
-      </w:r>
-    </w:p>
-    <w:p>
-      <w:pPr/>
-      <w:r>
-        <w:rPr>
-          <w:lang w:val="zh_TW" w:bidi="zh_TW"/>
-        </w:rPr>
-      </w:r>
-      <w:r>
-        <w:rPr>
-          <w:lang w:val="zh_TW" w:bidi="zh_TW"/>
-        </w:rPr>
-        <w:t>希臘哲學家使用身體的特徵來代表宇宙。這個身體的頭部——稱為「宙斯」或理性——被視為是來創造和維持其餘成員（天體、人類、動物、植物和無生命的物體）的部分。宇宙，或「身體」，其存在歸功於「頭部」。</w:t>
-      </w:r>
-    </w:p>
-    <w:p>
-      <w:pPr/>
-      <w:r>
-        <w:rPr>
-          <w:lang w:val="zh_TW" w:bidi="zh_TW"/>
-        </w:rPr>
-      </w:r>
-      <w:r>
-        <w:rPr>
-          <w:lang w:val="zh_TW" w:bidi="zh_TW"/>
-        </w:rPr>
-        <w:t>在公元前460年（通常被認為是希波克拉底〔Hippocrates〕最早著作的日期）和公元200年（發展希波克拉底研究的蓋倫〔Galen〕去世）之間，希臘醫學科學逐漸理解頭部是智慧的所在。身體之所以能夠有效地運作，是因為大腦能夠解釋從身體（眼睛、耳朵、皮膚等）接收到的數據，並且能夠根據接收到的數據向身體的各個部份發出適當的信號，大腦解釋和指導的能力使身體的存在完全依賴於它。</w:t>
-      </w:r>
-    </w:p>
-    <w:p>
-      <w:pPr/>
-      <w:r>
-        <w:rPr>
-          <w:lang w:val="zh_TW" w:bidi="zh_TW"/>
-        </w:rPr>
-      </w:r>
-      <w:r>
-        <w:rPr>
-          <w:lang w:val="zh_TW" w:bidi="zh_TW"/>
-        </w:rPr>
-        <w:t>在新約中，這個詞指的是人類的頭部（</w:t>
-      </w:r>
-      <w:hyperlink r:id="rId32">
-        <w:r>
-          <w:rPr>
-            <w:lang w:val="zh_TW" w:bidi="zh_TW"/>
-          </w:rPr>
-          <w:rPr>
-            <w:color w:val="0000EE"/>
-            <w:u w:val="single"/>
-          </w:rPr>
-          <w:t>太5:36</w:t>
-        </w:r>
-      </w:hyperlink>
-      <w:r>
-        <w:rPr>
-          <w:lang w:val="zh_TW" w:bidi="zh_TW"/>
-        </w:rPr>
-        <w:t>，</w:t>
-      </w:r>
-      <w:hyperlink r:id="rId33">
-        <w:r>
-          <w:rPr>
-            <w:lang w:val="zh_TW" w:bidi="zh_TW"/>
-          </w:rPr>
-          <w:rPr>
-            <w:color w:val="0000EE"/>
-            <w:u w:val="single"/>
-          </w:rPr>
-          <w:t>6:17</w:t>
-        </w:r>
-      </w:hyperlink>
-      <w:r>
-        <w:rPr>
-          <w:lang w:val="zh_TW" w:bidi="zh_TW"/>
-        </w:rPr>
-        <w:t>，</w:t>
-      </w:r>
-      <w:hyperlink r:id="rId34">
-        <w:r>
-          <w:rPr>
-            <w:lang w:val="zh_TW" w:bidi="zh_TW"/>
-          </w:rPr>
-          <w:rPr>
-            <w:color w:val="0000EE"/>
-            <w:u w:val="single"/>
-          </w:rPr>
-          <w:t>14:8</w:t>
-        </w:r>
-      </w:hyperlink>
-      <w:r>
-        <w:rPr>
-          <w:lang w:val="zh_TW" w:bidi="zh_TW"/>
-        </w:rPr>
-        <w:t>，</w:t>
-      </w:r>
-      <w:hyperlink r:id="rId35">
-        <w:r>
-          <w:rPr>
-            <w:lang w:val="zh_TW" w:bidi="zh_TW"/>
-          </w:rPr>
-          <w:rPr>
-            <w:color w:val="0000EE"/>
-            <w:u w:val="single"/>
-          </w:rPr>
-          <w:t>26:7</w:t>
-        </w:r>
-      </w:hyperlink>
-      <w:r>
-        <w:rPr>
-          <w:lang w:val="zh_TW" w:bidi="zh_TW"/>
-        </w:rPr>
-        <w:t>；</w:t>
-      </w:r>
-      <w:hyperlink r:id="rId36">
-        <w:r>
-          <w:rPr>
-            <w:lang w:val="zh_TW" w:bidi="zh_TW"/>
-          </w:rPr>
-          <w:rPr>
-            <w:color w:val="0000EE"/>
-            <w:u w:val="single"/>
-          </w:rPr>
-          <w:t>可6:27</w:t>
-        </w:r>
-      </w:hyperlink>
-      <w:r>
-        <w:rPr>
-          <w:lang w:val="zh_TW" w:bidi="zh_TW"/>
-        </w:rPr>
-        <w:t>，</w:t>
-      </w:r>
-      <w:hyperlink r:id="rId37">
-        <w:r>
-          <w:rPr>
-            <w:lang w:val="zh_TW" w:bidi="zh_TW"/>
-          </w:rPr>
-          <w:rPr>
-            <w:color w:val="0000EE"/>
-            <w:u w:val="single"/>
-          </w:rPr>
-          <w:t>14:3</w:t>
-        </w:r>
-      </w:hyperlink>
-      <w:r>
-        <w:rPr>
-          <w:lang w:val="zh_TW" w:bidi="zh_TW"/>
-        </w:rPr>
-        <w:t>；</w:t>
-      </w:r>
-      <w:hyperlink r:id="rId38">
-        <w:r>
-          <w:rPr>
-            <w:lang w:val="zh_TW" w:bidi="zh_TW"/>
-          </w:rPr>
-          <w:rPr>
-            <w:color w:val="0000EE"/>
-            <w:u w:val="single"/>
-          </w:rPr>
-          <w:t>路7:46</w:t>
-        </w:r>
-      </w:hyperlink>
-      <w:r>
-        <w:rPr>
-          <w:lang w:val="zh_TW" w:bidi="zh_TW"/>
-        </w:rPr>
-        <w:t>；</w:t>
-      </w:r>
-      <w:hyperlink r:id="rId39">
-        <w:r>
-          <w:rPr>
-            <w:lang w:val="zh_TW" w:bidi="zh_TW"/>
-          </w:rPr>
-          <w:rPr>
-            <w:color w:val="0000EE"/>
-            <w:u w:val="single"/>
-          </w:rPr>
-          <w:t>約13:9</w:t>
-        </w:r>
-      </w:hyperlink>
-      <w:r>
-        <w:rPr>
-          <w:lang w:val="zh_TW" w:bidi="zh_TW"/>
-        </w:rPr>
-        <w:t>，</w:t>
-      </w:r>
-      <w:hyperlink r:id="rId40">
-        <w:r>
-          <w:rPr>
-            <w:lang w:val="zh_TW" w:bidi="zh_TW"/>
-          </w:rPr>
-          <w:rPr>
-            <w:color w:val="0000EE"/>
-            <w:u w:val="single"/>
-          </w:rPr>
-          <w:t>20:7</w:t>
-        </w:r>
-      </w:hyperlink>
-      <w:r>
-        <w:rPr>
-          <w:lang w:val="zh_TW" w:bidi="zh_TW"/>
-        </w:rPr>
-        <w:t>），指天啟生物（</w:t>
-      </w:r>
-      <w:hyperlink r:id="rId41">
-        <w:r>
-          <w:rPr>
-            <w:lang w:val="zh_TW" w:bidi="zh_TW"/>
-          </w:rPr>
-          <w:rPr>
-            <w:color w:val="0000EE"/>
-            <w:u w:val="single"/>
-          </w:rPr>
-          <w:t>啟1:14</w:t>
-        </w:r>
-      </w:hyperlink>
-      <w:r>
-        <w:rPr>
-          <w:lang w:val="zh_TW" w:bidi="zh_TW"/>
-        </w:rPr>
-        <w:t>，</w:t>
-      </w:r>
-      <w:hyperlink r:id="rId42">
-        <w:r>
-          <w:rPr>
-            <w:lang w:val="zh_TW" w:bidi="zh_TW"/>
-          </w:rPr>
-          <w:rPr>
-            <w:color w:val="0000EE"/>
-            <w:u w:val="single"/>
-          </w:rPr>
-          <w:t>4:4</w:t>
-        </w:r>
-      </w:hyperlink>
-      <w:r>
-        <w:rPr>
-          <w:lang w:val="zh_TW" w:bidi="zh_TW"/>
-        </w:rPr>
-        <w:t>，</w:t>
-      </w:r>
-      <w:hyperlink r:id="rId43">
-        <w:r>
-          <w:rPr>
-            <w:lang w:val="zh_TW" w:bidi="zh_TW"/>
-          </w:rPr>
-          <w:rPr>
-            <w:color w:val="0000EE"/>
-            <w:u w:val="single"/>
-          </w:rPr>
-          <w:t>12:1</w:t>
-        </w:r>
-      </w:hyperlink>
-      <w:r>
-        <w:rPr>
-          <w:lang w:val="zh_TW" w:bidi="zh_TW"/>
-        </w:rPr>
-        <w:t>），以及動物（</w:t>
-      </w:r>
-      <w:hyperlink r:id="rId44">
-        <w:r>
-          <w:rPr>
-            <w:lang w:val="zh_TW" w:bidi="zh_TW"/>
-          </w:rPr>
-          <w:rPr>
-            <w:color w:val="0000EE"/>
-            <w:u w:val="single"/>
-          </w:rPr>
-          <w:t>啟9:7、17、19</w:t>
-        </w:r>
-      </w:hyperlink>
-      <w:r>
-        <w:rPr>
-          <w:lang w:val="zh_TW" w:bidi="zh_TW"/>
-        </w:rPr>
-        <w:t>，</w:t>
-      </w:r>
-      <w:hyperlink r:id="rId45">
-        <w:r>
-          <w:rPr>
-            <w:lang w:val="zh_TW" w:bidi="zh_TW"/>
-          </w:rPr>
-          <w:rPr>
-            <w:color w:val="0000EE"/>
-            <w:u w:val="single"/>
-          </w:rPr>
-          <w:t>12:3</w:t>
-        </w:r>
-      </w:hyperlink>
-      <w:r>
-        <w:rPr>
-          <w:lang w:val="zh_TW" w:bidi="zh_TW"/>
-        </w:rPr>
-        <w:t>）。此外，它出現在諸如「</w:t>
-      </w:r>
-      <w:r>
-        <w:rPr>
-          <w:lang w:val="zh_TW" w:bidi="zh_TW"/>
-        </w:rPr>
-        <w:t>炭火堆在他的頭上</w:t>
-      </w:r>
-      <w:r>
-        <w:rPr>
-          <w:lang w:val="zh_TW" w:bidi="zh_TW"/>
-        </w:rPr>
-        <w:t>」這樣的表達中，意指以善報惡（</w:t>
-      </w:r>
-      <w:hyperlink r:id="rId46">
-        <w:r>
-          <w:rPr>
-            <w:lang w:val="zh_TW" w:bidi="zh_TW"/>
-          </w:rPr>
-          <w:rPr>
-            <w:color w:val="0000EE"/>
-            <w:u w:val="single"/>
-          </w:rPr>
-          <w:t>羅12:20</w:t>
-        </w:r>
-      </w:hyperlink>
-      <w:r>
-        <w:rPr>
-          <w:lang w:val="zh_TW" w:bidi="zh_TW"/>
-        </w:rPr>
-        <w:t>；參：</w:t>
-      </w:r>
-      <w:hyperlink r:id="rId47">
-        <w:r>
-          <w:rPr>
-            <w:lang w:val="zh_TW" w:bidi="zh_TW"/>
-          </w:rPr>
-          <w:rPr>
-            <w:color w:val="0000EE"/>
-            <w:u w:val="single"/>
-          </w:rPr>
-          <w:t>太5:44</w:t>
-        </w:r>
-      </w:hyperlink>
-      <w:r>
-        <w:rPr>
-          <w:lang w:val="zh_TW" w:bidi="zh_TW"/>
-        </w:rPr>
-        <w:t>）；「剪髮」或「</w:t>
-      </w:r>
-      <w:r>
-        <w:rPr>
-          <w:lang w:val="zh_TW" w:bidi="zh_TW"/>
-        </w:rPr>
-        <w:t>剃</w:t>
-      </w:r>
-      <w:r>
-        <w:rPr>
-          <w:lang w:val="zh_TW" w:bidi="zh_TW"/>
-        </w:rPr>
-        <w:t>頭」表示一個誓言（</w:t>
-      </w:r>
-      <w:hyperlink r:id="rId48">
-        <w:r>
-          <w:rPr>
-            <w:lang w:val="zh_TW" w:bidi="zh_TW"/>
-          </w:rPr>
-          <w:rPr>
-            <w:color w:val="0000EE"/>
-            <w:u w:val="single"/>
-          </w:rPr>
-          <w:t>徒21:24</w:t>
-        </w:r>
-      </w:hyperlink>
-      <w:r>
-        <w:rPr>
-          <w:lang w:val="zh_TW" w:bidi="zh_TW"/>
-        </w:rPr>
-        <w:t>）；以及「</w:t>
-      </w:r>
-      <w:r>
-        <w:rPr>
-          <w:lang w:val="zh_TW" w:bidi="zh_TW"/>
-        </w:rPr>
-        <w:t>枕頭</w:t>
-      </w:r>
-      <w:r>
-        <w:rPr>
-          <w:lang w:val="zh_TW" w:bidi="zh_TW"/>
-        </w:rPr>
-        <w:t>」，意指睡覺（</w:t>
-      </w:r>
-      <w:hyperlink r:id="rId49">
-        <w:r>
-          <w:rPr>
-            <w:lang w:val="zh_TW" w:bidi="zh_TW"/>
-          </w:rPr>
-          <w:rPr>
-            <w:color w:val="0000EE"/>
-            <w:u w:val="single"/>
-          </w:rPr>
-          <w:t>太8:20</w:t>
-        </w:r>
-      </w:hyperlink>
-      <w:r>
-        <w:rPr>
-          <w:lang w:val="zh_TW" w:bidi="zh_TW"/>
-        </w:rPr>
-        <w:t>；</w:t>
-      </w:r>
-      <w:hyperlink r:id="rId50">
-        <w:r>
-          <w:rPr>
-            <w:lang w:val="zh_TW" w:bidi="zh_TW"/>
-          </w:rPr>
-          <w:rPr>
-            <w:color w:val="0000EE"/>
-            <w:u w:val="single"/>
-          </w:rPr>
-          <w:t>路9:58</w:t>
-        </w:r>
-      </w:hyperlink>
-      <w:r>
-        <w:rPr>
-          <w:lang w:val="zh_TW" w:bidi="zh_TW"/>
-        </w:rPr>
-        <w:t>）。</w:t>
-      </w:r>
-    </w:p>
-    <w:p>
-      <w:pPr/>
-      <w:r>
-        <w:rPr>
-          <w:lang w:val="zh_TW" w:bidi="zh_TW"/>
-        </w:rPr>
-      </w:r>
-      <w:r>
-        <w:rPr>
-          <w:lang w:val="zh_TW" w:bidi="zh_TW"/>
-        </w:rPr>
-        <w:t>使徒保羅借用了舊約中對該詞語的隱喻，來表達神對基督的權柄、基督對人的權柄，以及男人對婦女的權柄（</w:t>
-      </w:r>
-      <w:hyperlink r:id="rId51">
-        <w:r>
-          <w:rPr>
-            <w:lang w:val="zh_TW" w:bidi="zh_TW"/>
-          </w:rPr>
-          <w:rPr>
-            <w:color w:val="0000EE"/>
-            <w:u w:val="single"/>
-          </w:rPr>
-          <w:t>林前11:3–16；</w:t>
-        </w:r>
-      </w:hyperlink>
-      <w:r>
-        <w:rPr>
-          <w:lang w:val="zh_TW" w:bidi="zh_TW"/>
-        </w:rPr>
-        <w:t>參：</w:t>
-      </w:r>
-      <w:hyperlink r:id="rId52">
-        <w:r>
-          <w:rPr>
-            <w:lang w:val="zh_TW" w:bidi="zh_TW"/>
-          </w:rPr>
-          <w:rPr>
-            <w:color w:val="0000EE"/>
-            <w:u w:val="single"/>
-          </w:rPr>
-          <w:t>弗 5:23</w:t>
-        </w:r>
-      </w:hyperlink>
-      <w:r>
-        <w:rPr>
-          <w:lang w:val="zh_TW" w:bidi="zh_TW"/>
-        </w:rPr>
-        <w:t>）。在這些關係的亮光中，保羅鼓勵哥林多的婦女在敬拜時戴上面紗，面紗賦予婦女在神面前與男人平等敬拜的權柄。這詞再次被用來表達基督對宇宙的主權（</w:t>
-      </w:r>
-      <w:hyperlink r:id="rId53">
-        <w:r>
-          <w:rPr>
-            <w:lang w:val="zh_TW" w:bidi="zh_TW"/>
-          </w:rPr>
-          <w:rPr>
-            <w:color w:val="0000EE"/>
-            <w:u w:val="single"/>
-          </w:rPr>
-          <w:t>弗1:21–22</w:t>
-        </w:r>
-      </w:hyperlink>
-      <w:r>
-        <w:rPr>
-          <w:lang w:val="zh_TW" w:bidi="zh_TW"/>
-        </w:rPr>
-        <w:t>；</w:t>
-      </w:r>
-      <w:hyperlink r:id="rId54">
-        <w:r>
-          <w:rPr>
-            <w:lang w:val="zh_TW" w:bidi="zh_TW"/>
-          </w:rPr>
-          <w:rPr>
-            <w:color w:val="0000EE"/>
-            <w:u w:val="single"/>
-          </w:rPr>
-          <w:t>西2:10</w:t>
-        </w:r>
-      </w:hyperlink>
-      <w:r>
-        <w:rPr>
-          <w:lang w:val="zh_TW" w:bidi="zh_TW"/>
-        </w:rPr>
-        <w:t>）。</w:t>
-      </w:r>
-    </w:p>
-    <w:p>
-      <w:pPr/>
-      <w:r>
-        <w:rPr>
-          <w:lang w:val="zh_TW" w:bidi="zh_TW"/>
-        </w:rPr>
-      </w:r>
-      <w:r>
-        <w:rPr>
-          <w:lang w:val="zh_TW" w:bidi="zh_TW"/>
-        </w:rPr>
-        <w:t>保羅使用頭與身體的表達來說明基督與祂自己教會之間的關係（</w:t>
-      </w:r>
-      <w:hyperlink r:id="rId55">
-        <w:r>
-          <w:rPr>
-            <w:lang w:val="zh_TW" w:bidi="zh_TW"/>
-          </w:rPr>
-          <w:rPr>
-            <w:color w:val="0000EE"/>
-            <w:u w:val="single"/>
-          </w:rPr>
-          <w:t>弗4:15</w:t>
-        </w:r>
-      </w:hyperlink>
-      <w:r>
-        <w:rPr>
-          <w:lang w:val="zh_TW" w:bidi="zh_TW"/>
-        </w:rPr>
-        <w:t>，</w:t>
-      </w:r>
-      <w:hyperlink r:id="rId52">
-        <w:r>
-          <w:rPr>
-            <w:lang w:val="zh_TW" w:bidi="zh_TW"/>
-          </w:rPr>
-          <w:rPr>
-            <w:color w:val="0000EE"/>
-            <w:u w:val="single"/>
-          </w:rPr>
-          <w:t>5:23</w:t>
-        </w:r>
-      </w:hyperlink>
-      <w:r>
-        <w:rPr>
-          <w:lang w:val="zh_TW" w:bidi="zh_TW"/>
-        </w:rPr>
-        <w:t>；參</w:t>
-      </w:r>
-      <w:hyperlink r:id="rId56">
-        <w:r>
-          <w:rPr>
-            <w:lang w:val="zh_TW" w:bidi="zh_TW"/>
-          </w:rPr>
-          <w:rPr>
-            <w:color w:val="0000EE"/>
-            <w:u w:val="single"/>
-          </w:rPr>
-          <w:t>林前12:12–27</w:t>
-        </w:r>
-      </w:hyperlink>
-      <w:r>
-        <w:rPr>
-          <w:lang w:val="zh_TW" w:bidi="zh_TW"/>
-        </w:rPr>
-        <w:t>）。除了舊約的意義外，在保羅時代中，當時的人對醫學上的理解可能提供了見解，因為基督不僅是教會的主宰者，也是提供其方向和團結的動力。教會存在的能力及其活動的焦點根植於其「頭」，就是耶穌基督的工作。在這個理解中，現代解經家認為，頭不僅意味著「權柄」，更意味著「源頭」一詞。因此，作為頭的人是源頭，是供應者。這些解釋者認為神是基督的供應者，基督是教會的供應者，而男人是婦女的供應者。</w:t>
       </w:r>
       <w:r>
         <w:rPr>

--- a/zht/docx/160.content.docx
+++ b/zht/docx/160.content.docx
@@ -149,7 +149,7 @@
         <w:rPr>
           <w:lang w:val="zh_TW" w:bidi="zh_TW"/>
         </w:rPr>
-        <w:t>tang</w:t>
+        <w:t>suo</w:t>
       </w:r>
       <w:r>
         <w:rPr>
@@ -212,7 +212,7 @@
         <w:rPr>
           <w:lang w:val="zh_TW" w:bidi="zh_TW"/>
         </w:rPr>
-        <w:t>湯（Pottage）</w:t>
+        <w:t>所多瑪和蛾摩拉</w:t>
       </w:r>
       <w:r>
         <w:rPr>
@@ -231,7 +231,7 @@
         <w:rPr>
           <w:lang w:val="zh_TW" w:bidi="zh_TW"/>
         </w:rPr>
-        <w:t>一種在舊約聖經中常見的紅色蔬菜燉湯（</w:t>
+        <w:t>這是</w:t>
       </w:r>
       <w:hyperlink r:id="rId13">
         <w:r>
@@ -242,14 +242,132 @@
             <w:color w:val="0000EE"/>
             <w:u w:val="single"/>
           </w:rPr>
-          <w:t>該2:12</w:t>
+          <w:t>創世記十三章12節</w:t>
         </w:r>
       </w:hyperlink>
       <w:r>
         <w:rPr>
           <w:lang w:val="zh_TW" w:bidi="zh_TW"/>
         </w:rPr>
-        <w:t>）。它通常是以紅豆、香草、洋蔥製成，有時也會加入肉類。這湯的香氣強烈到足以使以掃將長子的名分讓給雅各（</w:t>
+        <w:t>中提到的兩座平原〔谷〕上的城（cities of the plain</w:t>
+      </w:r>
+      <w:r>
+        <w:rPr>
+          <w:lang w:val="zh_TW" w:bidi="zh_TW"/>
+        </w:rPr>
+        <w:t>〔</w:t>
+      </w:r>
+      <w:r>
+        <w:rPr>
+          <w:lang w:val="zh_TW" w:bidi="zh_TW"/>
+        </w:rPr>
+        <w:t>valley</w:t>
+      </w:r>
+      <w:r>
+        <w:rPr>
+          <w:lang w:val="zh_TW" w:bidi="zh_TW"/>
+        </w:rPr>
+        <w:t>〕</w:t>
+      </w:r>
+      <w:r>
+        <w:rPr>
+          <w:lang w:val="zh_TW" w:bidi="zh_TW"/>
+        </w:rPr>
+        <w:t>）。在西訂谷共有五座城市：</w:t>
+      </w:r>
+    </w:p>
+    <w:p>
+      <w:pPr>
+        <w:pStyle w:val="ListNumber"/>
+        <w:numPr>
+          <w:ilvl w:val="0"/>
+          <w:numId w:val="14"/>
+        </w:numPr>
+        <w:spacing w:line="240" w:lineRule="auto"/>
+        <w:ind w:left="720"/>
+      </w:pPr>
+      <w:r>
+        <w:rPr>
+          <w:lang w:val="zh_TW" w:bidi="zh_TW"/>
+        </w:rPr>
+      </w:r>
+      <w:r>
+        <w:rPr>
+          <w:lang w:val="zh_TW" w:bidi="zh_TW"/>
+        </w:rPr>
+        <w:t>所多瑪</w:t>
+      </w:r>
+    </w:p>
+    <w:p>
+      <w:pPr>
+        <w:pStyle w:val="ListNumber"/>
+        <w:spacing w:line="240" w:lineRule="auto"/>
+        <w:ind w:left="720"/>
+      </w:pPr>
+      <w:r>
+        <w:rPr>
+          <w:lang w:val="zh_TW" w:bidi="zh_TW"/>
+        </w:rPr>
+      </w:r>
+      <w:r>
+        <w:rPr>
+          <w:lang w:val="zh_TW" w:bidi="zh_TW"/>
+        </w:rPr>
+        <w:t>蛾摩拉</w:t>
+      </w:r>
+    </w:p>
+    <w:p>
+      <w:pPr>
+        <w:pStyle w:val="ListNumber"/>
+        <w:spacing w:line="240" w:lineRule="auto"/>
+        <w:ind w:left="720"/>
+      </w:pPr>
+      <w:r>
+        <w:rPr>
+          <w:lang w:val="zh_TW" w:bidi="zh_TW"/>
+        </w:rPr>
+      </w:r>
+      <w:r>
+        <w:rPr>
+          <w:lang w:val="zh_TW" w:bidi="zh_TW"/>
+        </w:rPr>
+        <w:t>押瑪</w:t>
+      </w:r>
+    </w:p>
+    <w:p>
+      <w:pPr>
+        <w:pStyle w:val="ListNumber"/>
+        <w:spacing w:line="240" w:lineRule="auto"/>
+        <w:ind w:left="720"/>
+      </w:pPr>
+      <w:r>
+        <w:rPr>
+          <w:lang w:val="zh_TW" w:bidi="zh_TW"/>
+        </w:rPr>
+      </w:r>
+      <w:r>
+        <w:rPr>
+          <w:lang w:val="zh_TW" w:bidi="zh_TW"/>
+        </w:rPr>
+        <w:t>洗扁</w:t>
+      </w:r>
+    </w:p>
+    <w:p>
+      <w:pPr>
+        <w:pStyle w:val="ListNumber"/>
+        <w:spacing w:line="240" w:lineRule="auto"/>
+        <w:ind w:left="720"/>
+      </w:pPr>
+      <w:r>
+        <w:rPr>
+          <w:lang w:val="zh_TW" w:bidi="zh_TW"/>
+        </w:rPr>
+      </w:r>
+      <w:r>
+        <w:rPr>
+          <w:lang w:val="zh_TW" w:bidi="zh_TW"/>
+        </w:rPr>
+        <w:t>比拉或瑣珥（</w:t>
       </w:r>
       <w:hyperlink r:id="rId14">
         <w:r>
@@ -260,14 +378,39 @@
             <w:color w:val="0000EE"/>
             <w:u w:val="single"/>
           </w:rPr>
-          <w:t>創25:29–34</w:t>
+          <w:t>創14:2</w:t>
         </w:r>
       </w:hyperlink>
       <w:r>
         <w:rPr>
           <w:lang w:val="zh_TW" w:bidi="zh_TW"/>
         </w:rPr>
-        <w:t>）。以利沙的門徒也十分看重這湯所帶來的滋養（</w:t>
+        <w:t>）</w:t>
+      </w:r>
+    </w:p>
+    <w:p>
+      <w:pPr>
+        <w:pStyle w:val="Heading3"/>
+      </w:pPr>
+      <w:r>
+        <w:rPr>
+          <w:lang w:val="zh_TW" w:bidi="zh_TW"/>
+        </w:rPr>
+        <w:t>聖經中的所多瑪和蛾摩拉</w:t>
+      </w:r>
+    </w:p>
+    <w:p>
+      <w:pPr/>
+      <w:r>
+        <w:rPr>
+          <w:lang w:val="zh_TW" w:bidi="zh_TW"/>
+        </w:rPr>
+      </w:r>
+      <w:r>
+        <w:rPr>
+          <w:lang w:val="zh_TW" w:bidi="zh_TW"/>
+        </w:rPr>
+        <w:t>西訂谷靠近死海。在這些城市中，所多瑪在創世記中被提及的次數最多。它共出現了36次，其中16次是單獨提到所多瑪。聖經視所多瑪為邪惡城市的典型。它被毀滅的記載（</w:t>
       </w:r>
       <w:hyperlink r:id="rId15">
         <w:r>
@@ -278,14 +421,1009 @@
             <w:color w:val="0000EE"/>
             <w:u w:val="single"/>
           </w:rPr>
-          <w:t>王下4:38–41</w:t>
+          <w:t>創19:24</w:t>
         </w:r>
       </w:hyperlink>
       <w:r>
         <w:rPr>
           <w:lang w:val="zh_TW" w:bidi="zh_TW"/>
         </w:rPr>
+        <w:t>）在其它聖經經卷中被用作神審判的警戒：</w:t>
+      </w:r>
+    </w:p>
+    <w:p>
+      <w:pPr>
+        <w:pStyle w:val="ListBullet"/>
+        <w:spacing w:line="240" w:lineRule="auto"/>
+        <w:ind w:left="720"/>
+      </w:pPr>
+      <w:r>
+        <w:rPr>
+          <w:lang w:val="zh_TW" w:bidi="zh_TW"/>
+        </w:rPr>
+      </w:r>
+      <w:hyperlink r:id="rId16">
+        <w:r>
+          <w:rPr>
+            <w:lang w:val="zh_TW" w:bidi="zh_TW"/>
+          </w:rPr>
+          <w:rPr>
+            <w:color w:val="0000EE"/>
+            <w:u w:val="single"/>
+          </w:rPr>
+          <w:t>申命記二十九章23節</w:t>
+        </w:r>
+      </w:hyperlink>
+    </w:p>
+    <w:p>
+      <w:pPr>
+        <w:pStyle w:val="ListBullet"/>
+        <w:spacing w:line="240" w:lineRule="auto"/>
+        <w:ind w:left="720"/>
+      </w:pPr>
+      <w:r>
+        <w:rPr>
+          <w:lang w:val="zh_TW" w:bidi="zh_TW"/>
+        </w:rPr>
+      </w:r>
+      <w:hyperlink r:id="rId17">
+        <w:r>
+          <w:rPr>
+            <w:lang w:val="zh_TW" w:bidi="zh_TW"/>
+          </w:rPr>
+          <w:rPr>
+            <w:color w:val="0000EE"/>
+            <w:u w:val="single"/>
+          </w:rPr>
+          <w:t>以賽亞書一章9至10節</w:t>
+        </w:r>
+      </w:hyperlink>
+    </w:p>
+    <w:p>
+      <w:pPr>
+        <w:pStyle w:val="ListBullet"/>
+        <w:spacing w:line="240" w:lineRule="auto"/>
+        <w:ind w:left="720"/>
+      </w:pPr>
+      <w:r>
+        <w:rPr>
+          <w:lang w:val="zh_TW" w:bidi="zh_TW"/>
+        </w:rPr>
+      </w:r>
+      <w:hyperlink r:id="rId18">
+        <w:r>
+          <w:rPr>
+            <w:lang w:val="zh_TW" w:bidi="zh_TW"/>
+          </w:rPr>
+          <w:rPr>
+            <w:color w:val="0000EE"/>
+            <w:u w:val="single"/>
+          </w:rPr>
+          <w:t>耶利米書二十三章14節</w:t>
+        </w:r>
+      </w:hyperlink>
+    </w:p>
+    <w:p>
+      <w:pPr>
+        <w:pStyle w:val="ListBullet"/>
+        <w:spacing w:line="240" w:lineRule="auto"/>
+        <w:ind w:left="720"/>
+      </w:pPr>
+      <w:r>
+        <w:rPr>
+          <w:lang w:val="zh_TW" w:bidi="zh_TW"/>
+        </w:rPr>
+      </w:r>
+      <w:hyperlink r:id="rId19">
+        <w:r>
+          <w:rPr>
+            <w:lang w:val="zh_TW" w:bidi="zh_TW"/>
+          </w:rPr>
+          <w:rPr>
+            <w:color w:val="0000EE"/>
+            <w:u w:val="single"/>
+          </w:rPr>
+          <w:t>耶利米書四十九章18節</w:t>
+        </w:r>
+      </w:hyperlink>
+    </w:p>
+    <w:p>
+      <w:pPr>
+        <w:pStyle w:val="ListBullet"/>
+        <w:spacing w:line="240" w:lineRule="auto"/>
+        <w:ind w:left="720"/>
+      </w:pPr>
+      <w:r>
+        <w:rPr>
+          <w:lang w:val="zh_TW" w:bidi="zh_TW"/>
+        </w:rPr>
+      </w:r>
+      <w:hyperlink r:id="rId20">
+        <w:r>
+          <w:rPr>
+            <w:lang w:val="zh_TW" w:bidi="zh_TW"/>
+          </w:rPr>
+          <w:rPr>
+            <w:color w:val="0000EE"/>
+            <w:u w:val="single"/>
+          </w:rPr>
+          <w:t>耶利米哀歌四章6節</w:t>
+        </w:r>
+      </w:hyperlink>
+    </w:p>
+    <w:p>
+      <w:pPr>
+        <w:pStyle w:val="ListBullet"/>
+        <w:spacing w:line="240" w:lineRule="auto"/>
+        <w:ind w:left="720"/>
+      </w:pPr>
+      <w:r>
+        <w:rPr>
+          <w:lang w:val="zh_TW" w:bidi="zh_TW"/>
+        </w:rPr>
+      </w:r>
+      <w:hyperlink r:id="rId21">
+        <w:r>
+          <w:rPr>
+            <w:lang w:val="zh_TW" w:bidi="zh_TW"/>
+          </w:rPr>
+          <w:rPr>
+            <w:color w:val="0000EE"/>
+            <w:u w:val="single"/>
+          </w:rPr>
+          <w:t>阿摩司書四章11節</w:t>
+        </w:r>
+      </w:hyperlink>
+    </w:p>
+    <w:p>
+      <w:pPr>
+        <w:pStyle w:val="ListBullet"/>
+        <w:spacing w:line="240" w:lineRule="auto"/>
+        <w:ind w:left="720"/>
+      </w:pPr>
+      <w:r>
+        <w:rPr>
+          <w:lang w:val="zh_TW" w:bidi="zh_TW"/>
+        </w:rPr>
+      </w:r>
+      <w:hyperlink r:id="rId22">
+        <w:r>
+          <w:rPr>
+            <w:lang w:val="zh_TW" w:bidi="zh_TW"/>
+          </w:rPr>
+          <w:rPr>
+            <w:color w:val="0000EE"/>
+            <w:u w:val="single"/>
+          </w:rPr>
+          <w:t>西番雅書二章9節</w:t>
+        </w:r>
+      </w:hyperlink>
+    </w:p>
+    <w:p>
+      <w:pPr/>
+      <w:r>
+        <w:rPr>
+          <w:lang w:val="zh_TW" w:bidi="zh_TW"/>
+        </w:rPr>
+      </w:r>
+      <w:r>
+        <w:rPr>
+          <w:lang w:val="zh_TW" w:bidi="zh_TW"/>
+        </w:rPr>
+        <w:t>新約聖經中也有提到所多瑪毀滅的故事：</w:t>
+      </w:r>
+    </w:p>
+    <w:p>
+      <w:pPr>
+        <w:pStyle w:val="ListBullet"/>
+        <w:spacing w:line="240" w:lineRule="auto"/>
+        <w:ind w:left="720"/>
+      </w:pPr>
+      <w:r>
+        <w:rPr>
+          <w:lang w:val="zh_TW" w:bidi="zh_TW"/>
+        </w:rPr>
+      </w:r>
+      <w:hyperlink r:id="rId23">
+        <w:r>
+          <w:rPr>
+            <w:lang w:val="zh_TW" w:bidi="zh_TW"/>
+          </w:rPr>
+          <w:rPr>
+            <w:color w:val="0000EE"/>
+            <w:u w:val="single"/>
+          </w:rPr>
+          <w:t>馬太福音十章15節</w:t>
+        </w:r>
+      </w:hyperlink>
+    </w:p>
+    <w:p>
+      <w:pPr>
+        <w:pStyle w:val="ListBullet"/>
+        <w:spacing w:line="240" w:lineRule="auto"/>
+        <w:ind w:left="720"/>
+      </w:pPr>
+      <w:r>
+        <w:rPr>
+          <w:lang w:val="zh_TW" w:bidi="zh_TW"/>
+        </w:rPr>
+      </w:r>
+      <w:hyperlink r:id="rId24">
+        <w:r>
+          <w:rPr>
+            <w:lang w:val="zh_TW" w:bidi="zh_TW"/>
+          </w:rPr>
+          <w:rPr>
+            <w:color w:val="0000EE"/>
+            <w:u w:val="single"/>
+          </w:rPr>
+          <w:t>路加福音十章12節</w:t>
+        </w:r>
+      </w:hyperlink>
+    </w:p>
+    <w:p>
+      <w:pPr>
+        <w:pStyle w:val="ListBullet"/>
+        <w:spacing w:line="240" w:lineRule="auto"/>
+        <w:ind w:left="720"/>
+      </w:pPr>
+      <w:r>
+        <w:rPr>
+          <w:lang w:val="zh_TW" w:bidi="zh_TW"/>
+        </w:rPr>
+      </w:r>
+      <w:hyperlink r:id="rId25">
+        <w:r>
+          <w:rPr>
+            <w:lang w:val="zh_TW" w:bidi="zh_TW"/>
+          </w:rPr>
+          <w:rPr>
+            <w:color w:val="0000EE"/>
+            <w:u w:val="single"/>
+          </w:rPr>
+          <w:t>路加福音十七章29節</w:t>
+        </w:r>
+      </w:hyperlink>
+    </w:p>
+    <w:p>
+      <w:pPr>
+        <w:pStyle w:val="ListBullet"/>
+        <w:spacing w:line="240" w:lineRule="auto"/>
+        <w:ind w:left="720"/>
+      </w:pPr>
+      <w:r>
+        <w:rPr>
+          <w:lang w:val="zh_TW" w:bidi="zh_TW"/>
+        </w:rPr>
+      </w:r>
+      <w:hyperlink r:id="rId26">
+        <w:r>
+          <w:rPr>
+            <w:lang w:val="zh_TW" w:bidi="zh_TW"/>
+          </w:rPr>
+          <w:rPr>
+            <w:color w:val="0000EE"/>
+            <w:u w:val="single"/>
+          </w:rPr>
+          <w:t>羅馬書九章29節</w:t>
+        </w:r>
+      </w:hyperlink>
+    </w:p>
+    <w:p>
+      <w:pPr>
+        <w:pStyle w:val="ListBullet"/>
+        <w:spacing w:line="240" w:lineRule="auto"/>
+        <w:ind w:left="720"/>
+      </w:pPr>
+      <w:r>
+        <w:rPr>
+          <w:lang w:val="zh_TW" w:bidi="zh_TW"/>
+        </w:rPr>
+      </w:r>
+      <w:hyperlink r:id="rId27">
+        <w:r>
+          <w:rPr>
+            <w:lang w:val="zh_TW" w:bidi="zh_TW"/>
+          </w:rPr>
+          <w:rPr>
+            <w:color w:val="0000EE"/>
+            <w:u w:val="single"/>
+          </w:rPr>
+          <w:t>彼得後書二章6節</w:t>
+        </w:r>
+      </w:hyperlink>
+    </w:p>
+    <w:p>
+      <w:pPr>
+        <w:pStyle w:val="ListBullet"/>
+        <w:spacing w:line="240" w:lineRule="auto"/>
+        <w:ind w:left="720"/>
+      </w:pPr>
+      <w:r>
+        <w:rPr>
+          <w:lang w:val="zh_TW" w:bidi="zh_TW"/>
+        </w:rPr>
+      </w:r>
+      <w:hyperlink r:id="rId28">
+        <w:r>
+          <w:rPr>
+            <w:lang w:val="zh_TW" w:bidi="zh_TW"/>
+          </w:rPr>
+          <w:rPr>
+            <w:color w:val="0000EE"/>
+            <w:u w:val="single"/>
+          </w:rPr>
+          <w:t>猶大書一章7節</w:t>
+        </w:r>
+      </w:hyperlink>
+    </w:p>
+    <w:p>
+      <w:pPr>
+        <w:pStyle w:val="ListBullet"/>
+        <w:spacing w:line="240" w:lineRule="auto"/>
+        <w:ind w:left="720"/>
+      </w:pPr>
+      <w:r>
+        <w:rPr>
+          <w:lang w:val="zh_TW" w:bidi="zh_TW"/>
+        </w:rPr>
+      </w:r>
+      <w:hyperlink r:id="rId29">
+        <w:r>
+          <w:rPr>
+            <w:lang w:val="zh_TW" w:bidi="zh_TW"/>
+          </w:rPr>
+          <w:rPr>
+            <w:color w:val="0000EE"/>
+            <w:u w:val="single"/>
+          </w:rPr>
+          <w:t>啟示錄十一章8節</w:t>
+        </w:r>
+      </w:hyperlink>
+    </w:p>
+    <w:p>
+      <w:pPr>
+        <w:pStyle w:val="Heading3"/>
+      </w:pPr>
+      <w:r>
+        <w:rPr>
+          <w:lang w:val="zh_TW" w:bidi="zh_TW"/>
+        </w:rPr>
+        <w:t>所多瑪和蛾摩拉發生了什麼事？</w:t>
+      </w:r>
+    </w:p>
+    <w:p>
+      <w:pPr/>
+      <w:r>
+        <w:rPr>
+          <w:lang w:val="zh_TW" w:bidi="zh_TW"/>
+        </w:rPr>
+      </w:r>
+      <w:r>
+        <w:rPr>
+          <w:lang w:val="zh_TW" w:bidi="zh_TW"/>
+        </w:rPr>
+        <w:t>所多瑪和蛾摩拉的主要故事發生在</w:t>
+      </w:r>
+      <w:hyperlink r:id="rId30">
+        <w:r>
+          <w:rPr>
+            <w:lang w:val="zh_TW" w:bidi="zh_TW"/>
+          </w:rPr>
+          <w:rPr>
+            <w:color w:val="0000EE"/>
+            <w:u w:val="single"/>
+          </w:rPr>
+          <w:t>創世記十八</w:t>
+        </w:r>
+      </w:hyperlink>
+      <w:r>
+        <w:rPr>
+          <w:lang w:val="zh_TW" w:bidi="zh_TW"/>
+        </w:rPr>
+        <w:t>和</w:t>
+      </w:r>
+      <w:hyperlink r:id="rId31">
+        <w:r>
+          <w:rPr>
+            <w:lang w:val="zh_TW" w:bidi="zh_TW"/>
+          </w:rPr>
+          <w:rPr>
+            <w:color w:val="0000EE"/>
+            <w:u w:val="single"/>
+          </w:rPr>
+          <w:t>十九章</w:t>
+        </w:r>
+      </w:hyperlink>
+      <w:r>
+        <w:rPr>
+          <w:lang w:val="zh_TW" w:bidi="zh_TW"/>
+        </w:rPr>
+        <w:t>。聖經對這座城市的描述由第</w:t>
+      </w:r>
+      <w:hyperlink r:id="rId32">
+        <w:r>
+          <w:rPr>
+            <w:lang w:val="zh_TW" w:bidi="zh_TW"/>
+          </w:rPr>
+          <w:rPr>
+            <w:color w:val="0000EE"/>
+            <w:u w:val="single"/>
+          </w:rPr>
+          <w:t>十三</w:t>
+        </w:r>
+      </w:hyperlink>
+      <w:r>
+        <w:rPr>
+          <w:lang w:val="zh_TW" w:bidi="zh_TW"/>
+        </w:rPr>
+        <w:t>章開始。亞伯拉罕的姪兒羅得決定定居在約旦河谷，靠近所多瑪，那裡的人以極度邪惡著稱。所多瑪最嚴重的罪惡之一是性變態，特別是同性戀行為。羅得曾提出將自己的處女女兒交給所多瑪的男子，以保護他來自天上的客人，這顯示了該城腐敗的影響力。</w:t>
+      </w:r>
+    </w:p>
+    <w:p>
+      <w:pPr/>
+      <w:r>
+        <w:rPr>
+          <w:lang w:val="zh_TW" w:bidi="zh_TW"/>
+        </w:rPr>
+      </w:r>
+      <w:r>
+        <w:rPr>
+          <w:lang w:val="zh_TW" w:bidi="zh_TW"/>
+        </w:rPr>
+        <w:t>在羅得定居在所多瑪後，四個東方的王進攻該地區，包括所多瑪和蛾摩拉，並取得了控制權。14年後，他們再次回來平定一場叛亂（</w:t>
+      </w:r>
+      <w:hyperlink r:id="rId33">
+        <w:r>
+          <w:rPr>
+            <w:lang w:val="zh_TW" w:bidi="zh_TW"/>
+          </w:rPr>
+          <w:rPr>
+            <w:color w:val="0000EE"/>
+            <w:u w:val="single"/>
+          </w:rPr>
+          <w:t>創14:1–5</w:t>
+        </w:r>
+      </w:hyperlink>
+      <w:r>
+        <w:rPr>
+          <w:lang w:val="zh_TW" w:bidi="zh_TW"/>
+        </w:rPr>
+        <w:t>）。羅得在這場衝突中被擄，但後來被亞伯拉罕救出。所多瑪與蛾摩拉的罪惡如此重大，以至於耶和華決定毀滅它們。亞伯拉罕曾為其求情，問神如果城裡能找到十個義人，是否能饒恕這些城（</w:t>
+      </w:r>
+      <w:hyperlink r:id="rId34">
+        <w:r>
+          <w:rPr>
+            <w:lang w:val="zh_TW" w:bidi="zh_TW"/>
+          </w:rPr>
+          <w:rPr>
+            <w:color w:val="0000EE"/>
+            <w:u w:val="single"/>
+          </w:rPr>
+          <w:t>創18:20–33</w:t>
+        </w:r>
+      </w:hyperlink>
+      <w:r>
+        <w:rPr>
+          <w:lang w:val="zh_TW" w:bidi="zh_TW"/>
+        </w:rPr>
         <w:t>）。</w:t>
+      </w:r>
+    </w:p>
+    <w:p>
+      <w:pPr/>
+      <w:r>
+        <w:rPr>
+          <w:lang w:val="zh_TW" w:bidi="zh_TW"/>
+        </w:rPr>
+      </w:r>
+      <w:r>
+        <w:rPr>
+          <w:lang w:val="zh_TW" w:bidi="zh_TW"/>
+        </w:rPr>
+        <w:t>那兩位從亞伯拉罕那裡前往所多瑪來自天上的客人，發現羅得正坐在城門口（</w:t>
+      </w:r>
+      <w:hyperlink r:id="rId35">
+        <w:r>
+          <w:rPr>
+            <w:lang w:val="zh_TW" w:bidi="zh_TW"/>
+          </w:rPr>
+          <w:rPr>
+            <w:color w:val="0000EE"/>
+            <w:u w:val="single"/>
+          </w:rPr>
+          <w:t>創19:1</w:t>
+        </w:r>
+      </w:hyperlink>
+      <w:r>
+        <w:rPr>
+          <w:lang w:val="zh_TW" w:bidi="zh_TW"/>
+        </w:rPr>
+        <w:t>）。他們將神的計畫告訴羅得，並催促他、他的妻子和兩個女兒逃離該城。隨後，耶和華將硫磺與火降在所多瑪與蛾摩拉。第二天早晨，亞伯拉罕看見被毀城市的煙氣上騰，如同窯中的煙一樣。</w:t>
+      </w:r>
+    </w:p>
+    <w:p>
+      <w:pPr/>
+      <w:r>
+        <w:rPr>
+          <w:lang w:val="zh_TW" w:bidi="zh_TW"/>
+        </w:rPr>
+      </w:r>
+      <w:r>
+        <w:rPr>
+          <w:i/>
+          <w:lang w:val="zh_TW" w:bidi="zh_TW"/>
+        </w:rPr>
+        <w:t>另見</w:t>
+      </w:r>
+      <w:r>
+        <w:rPr>
+          <w:lang w:val="zh_TW" w:bidi="zh_TW"/>
+        </w:rPr>
+        <w:t>平原上的城</w:t>
+      </w:r>
+      <w:r>
+        <w:rPr>
+          <w:lang w:val="zh_TW" w:bidi="zh_TW"/>
+        </w:rPr>
+        <w:t>。</w:t>
+      </w:r>
+      <w:r>
+        <w:rPr>
+          <w:lang w:val="zh_TW" w:bidi="zh_TW"/>
+        </w:rPr>
+      </w:r>
+      <w:r>
+        <w:rPr>
+          <w:lang w:val="zh_TW" w:bidi="zh_TW"/>
+        </w:rPr>
+      </w:r>
+    </w:p>
+    <w:p>
+      <w:pPr/>
+      <w:r>
+        <w:rPr>
+          <w:lang w:val="zh_TW" w:bidi="zh_TW"/>
+        </w:rPr>
+      </w:r>
+    </w:p>
+    <w:p>
+      <w:pPr>
+        <w:pStyle w:val="Heading2"/>
+      </w:pPr>
+      <w:r>
+        <w:rPr>
+          <w:lang w:val="zh_TW" w:bidi="zh_TW"/>
+        </w:rPr>
+        <w:t>瑣珥</w:t>
+      </w:r>
+      <w:r>
+        <w:rPr>
+          <w:lang w:val="zh_TW" w:bidi="zh_TW"/>
+        </w:rPr>
+      </w:r>
+    </w:p>
+    <w:p>
+      <w:pPr/>
+      <w:r>
+        <w:rPr>
+          <w:lang w:val="zh_TW" w:bidi="zh_TW"/>
+        </w:rPr>
+      </w:r>
+      <w:r>
+        <w:rPr>
+          <w:lang w:val="zh_TW" w:bidi="zh_TW"/>
+        </w:rPr>
+        <w:t>瑣珥是「平原上的城（cities of the plain）」之一，曾與所多瑪、蛾摩拉、押瑪及洗扁結為同盟（</w:t>
+      </w:r>
+      <w:hyperlink r:id="rId36">
+        <w:r>
+          <w:rPr>
+            <w:lang w:val="zh_TW" w:bidi="zh_TW"/>
+          </w:rPr>
+          <w:rPr>
+            <w:color w:val="0000EE"/>
+            <w:u w:val="single"/>
+          </w:rPr>
+          <w:t>創14:2</w:t>
+        </w:r>
+      </w:hyperlink>
+      <w:r>
+        <w:rPr>
+          <w:lang w:val="zh_TW" w:bidi="zh_TW"/>
+        </w:rPr>
+        <w:t>、</w:t>
+      </w:r>
+      <w:hyperlink r:id="rId36">
+        <w:r>
+          <w:rPr>
+            <w:lang w:val="zh_TW" w:bidi="zh_TW"/>
+          </w:rPr>
+          <w:rPr>
+            <w:color w:val="0000EE"/>
+            <w:u w:val="single"/>
+          </w:rPr>
+          <w:t>8</w:t>
+        </w:r>
+      </w:hyperlink>
+      <w:r>
+        <w:rPr>
+          <w:lang w:val="zh_TW" w:bidi="zh_TW"/>
+        </w:rPr>
+        <w:t>）。瑣珥舊稱比拉（Bela），其最為人熟知的事蹟，是在所多瑪及其它平原上的城覆滅之際，曾作為羅得和他女兒們的臨時避難所（</w:t>
+      </w:r>
+      <w:hyperlink r:id="rId37">
+        <w:r>
+          <w:rPr>
+            <w:lang w:val="zh_TW" w:bidi="zh_TW"/>
+          </w:rPr>
+          <w:rPr>
+            <w:color w:val="0000EE"/>
+            <w:u w:val="single"/>
+          </w:rPr>
+          <w:t>創19:22–23</w:t>
+        </w:r>
+      </w:hyperlink>
+      <w:r>
+        <w:rPr>
+          <w:lang w:val="zh_TW" w:bidi="zh_TW"/>
+        </w:rPr>
+        <w:t>、</w:t>
+      </w:r>
+      <w:hyperlink r:id="rId37">
+        <w:r>
+          <w:rPr>
+            <w:lang w:val="zh_TW" w:bidi="zh_TW"/>
+          </w:rPr>
+          <w:rPr>
+            <w:color w:val="0000EE"/>
+            <w:u w:val="single"/>
+          </w:rPr>
+          <w:t>30</w:t>
+        </w:r>
+      </w:hyperlink>
+      <w:r>
+        <w:rPr>
+          <w:lang w:val="zh_TW" w:bidi="zh_TW"/>
+        </w:rPr>
+        <w:t>）。儘管瑣珥顯然是一個小鎮（</w:t>
+      </w:r>
+      <w:hyperlink r:id="rId38">
+        <w:r>
+          <w:rPr>
+            <w:lang w:val="zh_TW" w:bidi="zh_TW"/>
+          </w:rPr>
+          <w:rPr>
+            <w:color w:val="0000EE"/>
+            <w:u w:val="single"/>
+          </w:rPr>
+          <w:t>22節</w:t>
+        </w:r>
+      </w:hyperlink>
+      <w:r>
+        <w:rPr>
+          <w:lang w:val="zh_TW" w:bidi="zh_TW"/>
+        </w:rPr>
+        <w:t>；瑣珥的意思為「小」），但在古代它顯然被視為一個重要的地理標誌。當亞伯拉罕與羅得分地時，羅得選中的便是靠近瑣珥一帶的土地（</w:t>
+      </w:r>
+      <w:hyperlink r:id="rId39">
+        <w:r>
+          <w:rPr>
+            <w:lang w:val="zh_TW" w:bidi="zh_TW"/>
+          </w:rPr>
+          <w:rPr>
+            <w:color w:val="0000EE"/>
+            <w:u w:val="single"/>
+          </w:rPr>
+          <w:t>創13:10</w:t>
+        </w:r>
+      </w:hyperlink>
+      <w:r>
+        <w:rPr>
+          <w:lang w:val="zh_TW" w:bidi="zh_TW"/>
+        </w:rPr>
+        <w:t>）。後來摩西從毗斯迦山（Mt Pisgah）眺望應許之地時，他將瑣珥看作耶利哥平原谷地的最南端（</w:t>
+      </w:r>
+      <w:hyperlink r:id="rId40">
+        <w:r>
+          <w:rPr>
+            <w:lang w:val="zh_TW" w:bidi="zh_TW"/>
+          </w:rPr>
+          <w:rPr>
+            <w:color w:val="0000EE"/>
+            <w:u w:val="single"/>
+          </w:rPr>
+          <w:t>申34:3</w:t>
+        </w:r>
+      </w:hyperlink>
+      <w:r>
+        <w:rPr>
+          <w:lang w:val="zh_TW" w:bidi="zh_TW"/>
+        </w:rPr>
+        <w:t>）。到了先知時代，瑣珥則被視為摩押南部的疆界（</w:t>
+      </w:r>
+      <w:hyperlink r:id="rId41">
+        <w:r>
+          <w:rPr>
+            <w:lang w:val="zh_TW" w:bidi="zh_TW"/>
+          </w:rPr>
+          <w:rPr>
+            <w:color w:val="0000EE"/>
+            <w:u w:val="single"/>
+          </w:rPr>
+          <w:t>賽15:5</w:t>
+        </w:r>
+      </w:hyperlink>
+      <w:r>
+        <w:rPr>
+          <w:lang w:val="zh_TW" w:bidi="zh_TW"/>
+        </w:rPr>
+        <w:t>；</w:t>
+      </w:r>
+      <w:hyperlink r:id="rId42">
+        <w:r>
+          <w:rPr>
+            <w:lang w:val="zh_TW" w:bidi="zh_TW"/>
+          </w:rPr>
+          <w:rPr>
+            <w:color w:val="0000EE"/>
+            <w:u w:val="single"/>
+          </w:rPr>
+          <w:t>耶48:4</w:t>
+        </w:r>
+      </w:hyperlink>
+      <w:r>
+        <w:rPr>
+          <w:lang w:val="zh_TW" w:bidi="zh_TW"/>
+        </w:rPr>
+        <w:t>、</w:t>
+      </w:r>
+      <w:hyperlink r:id="rId42">
+        <w:r>
+          <w:rPr>
+            <w:lang w:val="zh_TW" w:bidi="zh_TW"/>
+          </w:rPr>
+          <w:rPr>
+            <w:color w:val="0000EE"/>
+            <w:u w:val="single"/>
+          </w:rPr>
+          <w:t>34</w:t>
+        </w:r>
+      </w:hyperlink>
+      <w:r>
+        <w:rPr>
+          <w:lang w:val="zh_TW" w:bidi="zh_TW"/>
+        </w:rPr>
+        <w:t>）。</w:t>
+      </w:r>
+    </w:p>
+    <w:p>
+      <w:pPr/>
+      <w:r>
+        <w:rPr>
+          <w:lang w:val="zh_TW" w:bidi="zh_TW"/>
+        </w:rPr>
+      </w:r>
+      <w:r>
+        <w:rPr>
+          <w:i/>
+          <w:lang w:val="zh_TW" w:bidi="zh_TW"/>
+        </w:rPr>
+        <w:t>另見</w:t>
+      </w:r>
+      <w:r>
+        <w:rPr>
+          <w:lang w:val="zh_TW" w:bidi="zh_TW"/>
+        </w:rPr>
+        <w:t>平原上的城</w:t>
+      </w:r>
+      <w:r>
+        <w:rPr>
+          <w:lang w:val="zh_TW" w:bidi="zh_TW"/>
+        </w:rPr>
+        <w:t>。</w:t>
+      </w:r>
+      <w:r>
+        <w:rPr>
+          <w:lang w:val="zh_TW" w:bidi="zh_TW"/>
+        </w:rPr>
+      </w:r>
+      <w:r>
+        <w:rPr>
+          <w:lang w:val="zh_TW" w:bidi="zh_TW"/>
+        </w:rPr>
+      </w:r>
+    </w:p>
+    <w:p>
+      <w:pPr/>
+      <w:r>
+        <w:rPr>
+          <w:lang w:val="zh_TW" w:bidi="zh_TW"/>
+        </w:rPr>
+      </w:r>
+    </w:p>
+    <w:p>
+      <w:pPr>
+        <w:pStyle w:val="Heading2"/>
+      </w:pPr>
+      <w:r>
+        <w:rPr>
+          <w:lang w:val="zh_TW" w:bidi="zh_TW"/>
+        </w:rPr>
+        <w:t>瑣轄</w:t>
+      </w:r>
+      <w:r>
+        <w:rPr>
+          <w:lang w:val="zh_TW" w:bidi="zh_TW"/>
+        </w:rPr>
+      </w:r>
+    </w:p>
+    <w:p>
+      <w:pPr>
+        <w:pStyle w:val="ListNumber"/>
+        <w:numPr>
+          <w:ilvl w:val="0"/>
+          <w:numId w:val="15"/>
+        </w:numPr>
+        <w:spacing w:line="240" w:lineRule="auto"/>
+        <w:ind w:left="720"/>
+      </w:pPr>
+      <w:r>
+        <w:rPr>
+          <w:lang w:val="zh_TW" w:bidi="zh_TW"/>
+        </w:rPr>
+      </w:r>
+      <w:r>
+        <w:rPr>
+          <w:lang w:val="zh_TW" w:bidi="zh_TW"/>
+        </w:rPr>
+        <w:t>赫人以弗崙的父親。亞伯拉罕從以弗崙那裡買了麥比拉洞（</w:t>
+      </w:r>
+      <w:hyperlink r:id="rId43">
+        <w:r>
+          <w:rPr>
+            <w:lang w:val="zh_TW" w:bidi="zh_TW"/>
+          </w:rPr>
+          <w:rPr>
+            <w:color w:val="0000EE"/>
+            <w:u w:val="single"/>
+          </w:rPr>
+          <w:t>創23:7–9</w:t>
+        </w:r>
+      </w:hyperlink>
+      <w:r>
+        <w:rPr>
+          <w:lang w:val="zh_TW" w:bidi="zh_TW"/>
+        </w:rPr>
+        <w:t>，</w:t>
+      </w:r>
+      <w:hyperlink r:id="rId44">
+        <w:r>
+          <w:rPr>
+            <w:lang w:val="zh_TW" w:bidi="zh_TW"/>
+          </w:rPr>
+          <w:rPr>
+            <w:color w:val="0000EE"/>
+            <w:u w:val="single"/>
+          </w:rPr>
+          <w:t>25:9</w:t>
+        </w:r>
+      </w:hyperlink>
+      <w:r>
+        <w:rPr>
+          <w:lang w:val="zh_TW" w:bidi="zh_TW"/>
+        </w:rPr>
+        <w:t>）。</w:t>
+      </w:r>
+    </w:p>
+    <w:p>
+      <w:pPr>
+        <w:pStyle w:val="ListNumber"/>
+        <w:spacing w:line="240" w:lineRule="auto"/>
+        <w:ind w:left="720"/>
+      </w:pPr>
+      <w:r>
+        <w:rPr>
+          <w:lang w:val="zh_TW" w:bidi="zh_TW"/>
+        </w:rPr>
+      </w:r>
+      <w:r>
+        <w:rPr>
+          <w:lang w:val="zh_TW" w:bidi="zh_TW"/>
+        </w:rPr>
+        <w:t>在</w:t>
+      </w:r>
+      <w:hyperlink r:id="rId45">
+        <w:r>
+          <w:rPr>
+            <w:lang w:val="zh_TW" w:bidi="zh_TW"/>
+          </w:rPr>
+          <w:rPr>
+            <w:color w:val="0000EE"/>
+            <w:u w:val="single"/>
+          </w:rPr>
+          <w:t>創世記四十六章10節</w:t>
+        </w:r>
+      </w:hyperlink>
+      <w:r>
+        <w:rPr>
+          <w:lang w:val="zh_TW" w:bidi="zh_TW"/>
+        </w:rPr>
+        <w:t>和</w:t>
+      </w:r>
+      <w:hyperlink r:id="rId46">
+        <w:r>
+          <w:rPr>
+            <w:lang w:val="zh_TW" w:bidi="zh_TW"/>
+          </w:rPr>
+          <w:rPr>
+            <w:color w:val="0000EE"/>
+            <w:u w:val="single"/>
+          </w:rPr>
+          <w:t>出埃及記六章15節</w:t>
+        </w:r>
+      </w:hyperlink>
+      <w:r>
+        <w:rPr>
+          <w:lang w:val="zh_TW" w:bidi="zh_TW"/>
+        </w:rPr>
+        <w:t>中，西緬的兒子謝拉（Zerah）的另一種拼寫方式。（譯註：和合本在這兩處經文中未將其譯為謝拉，僅譯為瑣轄）</w:t>
+        <w:br/>
+      </w:r>
+      <w:r>
+        <w:rPr>
+          <w:i/>
+          <w:lang w:val="zh_TW" w:bidi="zh_TW"/>
+        </w:rPr>
+        <w:t xml:space="preserve">見 </w:t>
+      </w:r>
+      <w:r>
+        <w:rPr>
+          <w:lang w:val="zh_TW" w:bidi="zh_TW"/>
+        </w:rPr>
+        <w:t>謝拉#3</w:t>
+      </w:r>
+      <w:r>
+        <w:rPr>
+          <w:lang w:val="zh_TW" w:bidi="zh_TW"/>
+        </w:rPr>
+        <w:t>。</w:t>
+      </w:r>
+    </w:p>
+    <w:p>
+      <w:pPr>
+        <w:pStyle w:val="ListNumber"/>
+        <w:spacing w:line="240" w:lineRule="auto"/>
+        <w:ind w:left="720"/>
+      </w:pPr>
+      <w:r>
+        <w:rPr>
+          <w:lang w:val="zh_TW" w:bidi="zh_TW"/>
+        </w:rPr>
+      </w:r>
+      <w:hyperlink r:id="rId47">
+        <w:r>
+          <w:rPr>
+            <w:lang w:val="zh_TW" w:bidi="zh_TW"/>
+          </w:rPr>
+          <w:rPr>
+            <w:color w:val="0000EE"/>
+            <w:u w:val="single"/>
+          </w:rPr>
+          <w:t>歷代志上四章7節</w:t>
+        </w:r>
+      </w:hyperlink>
+      <w:r>
+        <w:rPr>
+          <w:lang w:val="zh_TW" w:bidi="zh_TW"/>
+        </w:rPr>
+        <w:t>中，以斯哈（Izhar ）的另一種拼寫方式。（譯註：和合本在此節經文未將其譯為以斯哈，僅譯為</w:t>
+      </w:r>
+      <w:r>
+        <w:rPr>
+          <w:lang w:val="zh_TW" w:bidi="zh_TW"/>
+        </w:rPr>
+        <w:t>瑣轄）</w:t>
       </w:r>
       <w:r>
         <w:rPr>
@@ -2187,6 +3325,18 @@
   </w:num>
   <w:num w:numId="13" w16cid:durableId="592781308">
     <w:abstractNumId w:val="11"/>
+  </w:num>
+  <w:num w:numId="14">
+    <w:abstractNumId w:val="3"/>
+    <w:lvlOverride w:ilvl="0">
+      <w:startOverride w:val="1"/>
+    </w:lvlOverride>
+  </w:num>
+  <w:num w:numId="15">
+    <w:abstractNumId w:val="3"/>
+    <w:lvlOverride w:ilvl="0">
+      <w:startOverride w:val="1"/>
+    </w:lvlOverride>
   </w:num>
   <w:numIdMacAtCleanup w:val="10"/>
 </w:numbering>

--- a/zht/docx/160.content.docx
+++ b/zht/docx/160.content.docx
@@ -149,7 +149,7 @@
         <w:rPr>
           <w:lang w:val="zh_TW" w:bidi="zh_TW"/>
         </w:rPr>
-        <w:t>suo</w:t>
+        <w:t>shuo</w:t>
       </w:r>
       <w:r>
         <w:rPr>
@@ -212,7 +212,7 @@
         <w:rPr>
           <w:lang w:val="zh_TW" w:bidi="zh_TW"/>
         </w:rPr>
-        <w:t>所多瑪和蛾摩拉</w:t>
+        <w:t>朔巴</w:t>
       </w:r>
       <w:r>
         <w:rPr>
@@ -221,7 +221,15 @@
       </w:r>
     </w:p>
     <w:p>
-      <w:pPr/>
+      <w:pPr>
+        <w:pStyle w:val="ListNumber"/>
+        <w:numPr>
+          <w:ilvl w:val="0"/>
+          <w:numId w:val="14"/>
+        </w:numPr>
+        <w:spacing w:line="240" w:lineRule="auto"/>
+        <w:ind w:left="720"/>
+      </w:pPr>
       <w:r>
         <w:rPr>
           <w:lang w:val="zh_TW" w:bidi="zh_TW"/>
@@ -231,7 +239,7 @@
         <w:rPr>
           <w:lang w:val="zh_TW" w:bidi="zh_TW"/>
         </w:rPr>
-        <w:t>這是</w:t>
+        <w:t>以東地何利人西珥的七個兒子之一（</w:t>
       </w:r>
       <w:hyperlink r:id="rId13">
         <w:r>
@@ -242,132 +250,14 @@
             <w:color w:val="0000EE"/>
             <w:u w:val="single"/>
           </w:rPr>
-          <w:t>創世記十三章12節</w:t>
+          <w:t>創36:20</w:t>
         </w:r>
       </w:hyperlink>
       <w:r>
         <w:rPr>
           <w:lang w:val="zh_TW" w:bidi="zh_TW"/>
         </w:rPr>
-        <w:t>中提到的兩座平原〔谷〕上的城（cities of the plain</w:t>
-      </w:r>
-      <w:r>
-        <w:rPr>
-          <w:lang w:val="zh_TW" w:bidi="zh_TW"/>
-        </w:rPr>
-        <w:t>〔</w:t>
-      </w:r>
-      <w:r>
-        <w:rPr>
-          <w:lang w:val="zh_TW" w:bidi="zh_TW"/>
-        </w:rPr>
-        <w:t>valley</w:t>
-      </w:r>
-      <w:r>
-        <w:rPr>
-          <w:lang w:val="zh_TW" w:bidi="zh_TW"/>
-        </w:rPr>
-        <w:t>〕</w:t>
-      </w:r>
-      <w:r>
-        <w:rPr>
-          <w:lang w:val="zh_TW" w:bidi="zh_TW"/>
-        </w:rPr>
-        <w:t>）。在西訂谷共有五座城市：</w:t>
-      </w:r>
-    </w:p>
-    <w:p>
-      <w:pPr>
-        <w:pStyle w:val="ListNumber"/>
-        <w:numPr>
-          <w:ilvl w:val="0"/>
-          <w:numId w:val="14"/>
-        </w:numPr>
-        <w:spacing w:line="240" w:lineRule="auto"/>
-        <w:ind w:left="720"/>
-      </w:pPr>
-      <w:r>
-        <w:rPr>
-          <w:lang w:val="zh_TW" w:bidi="zh_TW"/>
-        </w:rPr>
-      </w:r>
-      <w:r>
-        <w:rPr>
-          <w:lang w:val="zh_TW" w:bidi="zh_TW"/>
-        </w:rPr>
-        <w:t>所多瑪</w:t>
-      </w:r>
-    </w:p>
-    <w:p>
-      <w:pPr>
-        <w:pStyle w:val="ListNumber"/>
-        <w:spacing w:line="240" w:lineRule="auto"/>
-        <w:ind w:left="720"/>
-      </w:pPr>
-      <w:r>
-        <w:rPr>
-          <w:lang w:val="zh_TW" w:bidi="zh_TW"/>
-        </w:rPr>
-      </w:r>
-      <w:r>
-        <w:rPr>
-          <w:lang w:val="zh_TW" w:bidi="zh_TW"/>
-        </w:rPr>
-        <w:t>蛾摩拉</w:t>
-      </w:r>
-    </w:p>
-    <w:p>
-      <w:pPr>
-        <w:pStyle w:val="ListNumber"/>
-        <w:spacing w:line="240" w:lineRule="auto"/>
-        <w:ind w:left="720"/>
-      </w:pPr>
-      <w:r>
-        <w:rPr>
-          <w:lang w:val="zh_TW" w:bidi="zh_TW"/>
-        </w:rPr>
-      </w:r>
-      <w:r>
-        <w:rPr>
-          <w:lang w:val="zh_TW" w:bidi="zh_TW"/>
-        </w:rPr>
-        <w:t>押瑪</w:t>
-      </w:r>
-    </w:p>
-    <w:p>
-      <w:pPr>
-        <w:pStyle w:val="ListNumber"/>
-        <w:spacing w:line="240" w:lineRule="auto"/>
-        <w:ind w:left="720"/>
-      </w:pPr>
-      <w:r>
-        <w:rPr>
-          <w:lang w:val="zh_TW" w:bidi="zh_TW"/>
-        </w:rPr>
-      </w:r>
-      <w:r>
-        <w:rPr>
-          <w:lang w:val="zh_TW" w:bidi="zh_TW"/>
-        </w:rPr>
-        <w:t>洗扁</w:t>
-      </w:r>
-    </w:p>
-    <w:p>
-      <w:pPr>
-        <w:pStyle w:val="ListNumber"/>
-        <w:spacing w:line="240" w:lineRule="auto"/>
-        <w:ind w:left="720"/>
-      </w:pPr>
-      <w:r>
-        <w:rPr>
-          <w:lang w:val="zh_TW" w:bidi="zh_TW"/>
-        </w:rPr>
-      </w:r>
-      <w:r>
-        <w:rPr>
-          <w:lang w:val="zh_TW" w:bidi="zh_TW"/>
-        </w:rPr>
-        <w:t>比拉或瑣珥（</w:t>
+        <w:t>；</w:t>
       </w:r>
       <w:hyperlink r:id="rId14">
         <w:r>
@@ -378,39 +268,14 @@
             <w:color w:val="0000EE"/>
             <w:u w:val="single"/>
           </w:rPr>
-          <w:t>創14:2</w:t>
+          <w:t>代上1:38</w:t>
         </w:r>
       </w:hyperlink>
       <w:r>
         <w:rPr>
           <w:lang w:val="zh_TW" w:bidi="zh_TW"/>
         </w:rPr>
-        <w:t>）</w:t>
-      </w:r>
-    </w:p>
-    <w:p>
-      <w:pPr>
-        <w:pStyle w:val="Heading3"/>
-      </w:pPr>
-      <w:r>
-        <w:rPr>
-          <w:lang w:val="zh_TW" w:bidi="zh_TW"/>
-        </w:rPr>
-        <w:t>聖經中的所多瑪和蛾摩拉</w:t>
-      </w:r>
-    </w:p>
-    <w:p>
-      <w:pPr/>
-      <w:r>
-        <w:rPr>
-          <w:lang w:val="zh_TW" w:bidi="zh_TW"/>
-        </w:rPr>
-      </w:r>
-      <w:r>
-        <w:rPr>
-          <w:lang w:val="zh_TW" w:bidi="zh_TW"/>
-        </w:rPr>
-        <w:t>西訂谷靠近死海。在這些城市中，所多瑪在創世記中被提及的次數最多。它共出現了36次，其中16次是單獨提到所多瑪。聖經視所多瑪為邪惡城市的典型。它被毀滅的記載（</w:t>
+        <w:t>）。朔巴有五個兒子（</w:t>
       </w:r>
       <w:hyperlink r:id="rId15">
         <w:r>
@@ -421,26 +286,14 @@
             <w:color w:val="0000EE"/>
             <w:u w:val="single"/>
           </w:rPr>
-          <w:t>創19:24</w:t>
+          <w:t>創36:23</w:t>
         </w:r>
       </w:hyperlink>
       <w:r>
         <w:rPr>
           <w:lang w:val="zh_TW" w:bidi="zh_TW"/>
         </w:rPr>
-        <w:t>）在其它聖經經卷中被用作神審判的警戒：</w:t>
-      </w:r>
-    </w:p>
-    <w:p>
-      <w:pPr>
-        <w:pStyle w:val="ListBullet"/>
-        <w:spacing w:line="240" w:lineRule="auto"/>
-        <w:ind w:left="720"/>
-      </w:pPr>
-      <w:r>
-        <w:rPr>
-          <w:lang w:val="zh_TW" w:bidi="zh_TW"/>
-        </w:rPr>
+        <w:t>；</w:t>
       </w:r>
       <w:hyperlink r:id="rId16">
         <w:r>
@@ -451,20 +304,14 @@
             <w:color w:val="0000EE"/>
             <w:u w:val="single"/>
           </w:rPr>
-          <w:t>申命記二十九章23節</w:t>
+          <w:t>代上1:40</w:t>
         </w:r>
       </w:hyperlink>
-    </w:p>
-    <w:p>
-      <w:pPr>
-        <w:pStyle w:val="ListBullet"/>
-        <w:spacing w:line="240" w:lineRule="auto"/>
-        <w:ind w:left="720"/>
-      </w:pPr>
       <w:r>
         <w:rPr>
           <w:lang w:val="zh_TW" w:bidi="zh_TW"/>
         </w:rPr>
+        <w:t>），並成為何利人的族長之一（</w:t>
       </w:r>
       <w:hyperlink r:id="rId17">
         <w:r>
@@ -475,20 +322,32 @@
             <w:color w:val="0000EE"/>
             <w:u w:val="single"/>
           </w:rPr>
-          <w:t>以賽亞書一章9至10節</w:t>
+          <w:t>創36:29</w:t>
         </w:r>
       </w:hyperlink>
-    </w:p>
-    <w:p>
-      <w:pPr>
-        <w:pStyle w:val="ListBullet"/>
-        <w:spacing w:line="240" w:lineRule="auto"/>
-        <w:ind w:left="720"/>
-      </w:pPr>
       <w:r>
         <w:rPr>
           <w:lang w:val="zh_TW" w:bidi="zh_TW"/>
         </w:rPr>
+        <w:t>）。</w:t>
+      </w:r>
+    </w:p>
+    <w:p>
+      <w:pPr>
+        <w:pStyle w:val="ListNumber"/>
+        <w:spacing w:line="240" w:lineRule="auto"/>
+        <w:ind w:left="720"/>
+      </w:pPr>
+      <w:r>
+        <w:rPr>
+          <w:lang w:val="zh_TW" w:bidi="zh_TW"/>
+        </w:rPr>
+      </w:r>
+      <w:r>
+        <w:rPr>
+          <w:lang w:val="zh_TW" w:bidi="zh_TW"/>
+        </w:rPr>
+        <w:t>戶珥的兒子，哈羅以的父親，也是基列‧耶琳諸宗族的始祖（</w:t>
       </w:r>
       <w:hyperlink r:id="rId18">
         <w:r>
@@ -499,20 +358,32 @@
             <w:color w:val="0000EE"/>
             <w:u w:val="single"/>
           </w:rPr>
-          <w:t>耶利米書二十三章14節</w:t>
+          <w:t>代上2:50–52</w:t>
         </w:r>
       </w:hyperlink>
-    </w:p>
-    <w:p>
-      <w:pPr>
-        <w:pStyle w:val="ListBullet"/>
-        <w:spacing w:line="240" w:lineRule="auto"/>
-        <w:ind w:left="720"/>
-      </w:pPr>
       <w:r>
         <w:rPr>
           <w:lang w:val="zh_TW" w:bidi="zh_TW"/>
         </w:rPr>
+        <w:t>）。</w:t>
+      </w:r>
+    </w:p>
+    <w:p>
+      <w:pPr>
+        <w:pStyle w:val="ListNumber"/>
+        <w:spacing w:line="240" w:lineRule="auto"/>
+        <w:ind w:left="720"/>
+      </w:pPr>
+      <w:r>
+        <w:rPr>
+          <w:lang w:val="zh_TW" w:bidi="zh_TW"/>
+        </w:rPr>
+      </w:r>
+      <w:r>
+        <w:rPr>
+          <w:lang w:val="zh_TW" w:bidi="zh_TW"/>
+        </w:rPr>
+        <w:t>猶大的五個兒子之一，也是利亞雅的父親（</w:t>
       </w:r>
       <w:hyperlink r:id="rId19">
         <w:r>
@@ -523,907 +394,14 @@
             <w:color w:val="0000EE"/>
             <w:u w:val="single"/>
           </w:rPr>
-          <w:t>耶利米書四十九章18節</w:t>
-        </w:r>
-      </w:hyperlink>
-    </w:p>
-    <w:p>
-      <w:pPr>
-        <w:pStyle w:val="ListBullet"/>
-        <w:spacing w:line="240" w:lineRule="auto"/>
-        <w:ind w:left="720"/>
-      </w:pPr>
-      <w:r>
-        <w:rPr>
-          <w:lang w:val="zh_TW" w:bidi="zh_TW"/>
-        </w:rPr>
-      </w:r>
-      <w:hyperlink r:id="rId20">
-        <w:r>
-          <w:rPr>
-            <w:lang w:val="zh_TW" w:bidi="zh_TW"/>
-          </w:rPr>
-          <w:rPr>
-            <w:color w:val="0000EE"/>
-            <w:u w:val="single"/>
-          </w:rPr>
-          <w:t>耶利米哀歌四章6節</w:t>
-        </w:r>
-      </w:hyperlink>
-    </w:p>
-    <w:p>
-      <w:pPr>
-        <w:pStyle w:val="ListBullet"/>
-        <w:spacing w:line="240" w:lineRule="auto"/>
-        <w:ind w:left="720"/>
-      </w:pPr>
-      <w:r>
-        <w:rPr>
-          <w:lang w:val="zh_TW" w:bidi="zh_TW"/>
-        </w:rPr>
-      </w:r>
-      <w:hyperlink r:id="rId21">
-        <w:r>
-          <w:rPr>
-            <w:lang w:val="zh_TW" w:bidi="zh_TW"/>
-          </w:rPr>
-          <w:rPr>
-            <w:color w:val="0000EE"/>
-            <w:u w:val="single"/>
-          </w:rPr>
-          <w:t>阿摩司書四章11節</w:t>
-        </w:r>
-      </w:hyperlink>
-    </w:p>
-    <w:p>
-      <w:pPr>
-        <w:pStyle w:val="ListBullet"/>
-        <w:spacing w:line="240" w:lineRule="auto"/>
-        <w:ind w:left="720"/>
-      </w:pPr>
-      <w:r>
-        <w:rPr>
-          <w:lang w:val="zh_TW" w:bidi="zh_TW"/>
-        </w:rPr>
-      </w:r>
-      <w:hyperlink r:id="rId22">
-        <w:r>
-          <w:rPr>
-            <w:lang w:val="zh_TW" w:bidi="zh_TW"/>
-          </w:rPr>
-          <w:rPr>
-            <w:color w:val="0000EE"/>
-            <w:u w:val="single"/>
-          </w:rPr>
-          <w:t>西番雅書二章9節</w:t>
-        </w:r>
-      </w:hyperlink>
-    </w:p>
-    <w:p>
-      <w:pPr/>
-      <w:r>
-        <w:rPr>
-          <w:lang w:val="zh_TW" w:bidi="zh_TW"/>
-        </w:rPr>
-      </w:r>
-      <w:r>
-        <w:rPr>
-          <w:lang w:val="zh_TW" w:bidi="zh_TW"/>
-        </w:rPr>
-        <w:t>新約聖經中也有提到所多瑪毀滅的故事：</w:t>
-      </w:r>
-    </w:p>
-    <w:p>
-      <w:pPr>
-        <w:pStyle w:val="ListBullet"/>
-        <w:spacing w:line="240" w:lineRule="auto"/>
-        <w:ind w:left="720"/>
-      </w:pPr>
-      <w:r>
-        <w:rPr>
-          <w:lang w:val="zh_TW" w:bidi="zh_TW"/>
-        </w:rPr>
-      </w:r>
-      <w:hyperlink r:id="rId23">
-        <w:r>
-          <w:rPr>
-            <w:lang w:val="zh_TW" w:bidi="zh_TW"/>
-          </w:rPr>
-          <w:rPr>
-            <w:color w:val="0000EE"/>
-            <w:u w:val="single"/>
-          </w:rPr>
-          <w:t>馬太福音十章15節</w:t>
-        </w:r>
-      </w:hyperlink>
-    </w:p>
-    <w:p>
-      <w:pPr>
-        <w:pStyle w:val="ListBullet"/>
-        <w:spacing w:line="240" w:lineRule="auto"/>
-        <w:ind w:left="720"/>
-      </w:pPr>
-      <w:r>
-        <w:rPr>
-          <w:lang w:val="zh_TW" w:bidi="zh_TW"/>
-        </w:rPr>
-      </w:r>
-      <w:hyperlink r:id="rId24">
-        <w:r>
-          <w:rPr>
-            <w:lang w:val="zh_TW" w:bidi="zh_TW"/>
-          </w:rPr>
-          <w:rPr>
-            <w:color w:val="0000EE"/>
-            <w:u w:val="single"/>
-          </w:rPr>
-          <w:t>路加福音十章12節</w:t>
-        </w:r>
-      </w:hyperlink>
-    </w:p>
-    <w:p>
-      <w:pPr>
-        <w:pStyle w:val="ListBullet"/>
-        <w:spacing w:line="240" w:lineRule="auto"/>
-        <w:ind w:left="720"/>
-      </w:pPr>
-      <w:r>
-        <w:rPr>
-          <w:lang w:val="zh_TW" w:bidi="zh_TW"/>
-        </w:rPr>
-      </w:r>
-      <w:hyperlink r:id="rId25">
-        <w:r>
-          <w:rPr>
-            <w:lang w:val="zh_TW" w:bidi="zh_TW"/>
-          </w:rPr>
-          <w:rPr>
-            <w:color w:val="0000EE"/>
-            <w:u w:val="single"/>
-          </w:rPr>
-          <w:t>路加福音十七章29節</w:t>
-        </w:r>
-      </w:hyperlink>
-    </w:p>
-    <w:p>
-      <w:pPr>
-        <w:pStyle w:val="ListBullet"/>
-        <w:spacing w:line="240" w:lineRule="auto"/>
-        <w:ind w:left="720"/>
-      </w:pPr>
-      <w:r>
-        <w:rPr>
-          <w:lang w:val="zh_TW" w:bidi="zh_TW"/>
-        </w:rPr>
-      </w:r>
-      <w:hyperlink r:id="rId26">
-        <w:r>
-          <w:rPr>
-            <w:lang w:val="zh_TW" w:bidi="zh_TW"/>
-          </w:rPr>
-          <w:rPr>
-            <w:color w:val="0000EE"/>
-            <w:u w:val="single"/>
-          </w:rPr>
-          <w:t>羅馬書九章29節</w:t>
-        </w:r>
-      </w:hyperlink>
-    </w:p>
-    <w:p>
-      <w:pPr>
-        <w:pStyle w:val="ListBullet"/>
-        <w:spacing w:line="240" w:lineRule="auto"/>
-        <w:ind w:left="720"/>
-      </w:pPr>
-      <w:r>
-        <w:rPr>
-          <w:lang w:val="zh_TW" w:bidi="zh_TW"/>
-        </w:rPr>
-      </w:r>
-      <w:hyperlink r:id="rId27">
-        <w:r>
-          <w:rPr>
-            <w:lang w:val="zh_TW" w:bidi="zh_TW"/>
-          </w:rPr>
-          <w:rPr>
-            <w:color w:val="0000EE"/>
-            <w:u w:val="single"/>
-          </w:rPr>
-          <w:t>彼得後書二章6節</w:t>
-        </w:r>
-      </w:hyperlink>
-    </w:p>
-    <w:p>
-      <w:pPr>
-        <w:pStyle w:val="ListBullet"/>
-        <w:spacing w:line="240" w:lineRule="auto"/>
-        <w:ind w:left="720"/>
-      </w:pPr>
-      <w:r>
-        <w:rPr>
-          <w:lang w:val="zh_TW" w:bidi="zh_TW"/>
-        </w:rPr>
-      </w:r>
-      <w:hyperlink r:id="rId28">
-        <w:r>
-          <w:rPr>
-            <w:lang w:val="zh_TW" w:bidi="zh_TW"/>
-          </w:rPr>
-          <w:rPr>
-            <w:color w:val="0000EE"/>
-            <w:u w:val="single"/>
-          </w:rPr>
-          <w:t>猶大書一章7節</w:t>
-        </w:r>
-      </w:hyperlink>
-    </w:p>
-    <w:p>
-      <w:pPr>
-        <w:pStyle w:val="ListBullet"/>
-        <w:spacing w:line="240" w:lineRule="auto"/>
-        <w:ind w:left="720"/>
-      </w:pPr>
-      <w:r>
-        <w:rPr>
-          <w:lang w:val="zh_TW" w:bidi="zh_TW"/>
-        </w:rPr>
-      </w:r>
-      <w:hyperlink r:id="rId29">
-        <w:r>
-          <w:rPr>
-            <w:lang w:val="zh_TW" w:bidi="zh_TW"/>
-          </w:rPr>
-          <w:rPr>
-            <w:color w:val="0000EE"/>
-            <w:u w:val="single"/>
-          </w:rPr>
-          <w:t>啟示錄十一章8節</w:t>
-        </w:r>
-      </w:hyperlink>
-    </w:p>
-    <w:p>
-      <w:pPr>
-        <w:pStyle w:val="Heading3"/>
-      </w:pPr>
-      <w:r>
-        <w:rPr>
-          <w:lang w:val="zh_TW" w:bidi="zh_TW"/>
-        </w:rPr>
-        <w:t>所多瑪和蛾摩拉發生了什麼事？</w:t>
-      </w:r>
-    </w:p>
-    <w:p>
-      <w:pPr/>
-      <w:r>
-        <w:rPr>
-          <w:lang w:val="zh_TW" w:bidi="zh_TW"/>
-        </w:rPr>
-      </w:r>
-      <w:r>
-        <w:rPr>
-          <w:lang w:val="zh_TW" w:bidi="zh_TW"/>
-        </w:rPr>
-        <w:t>所多瑪和蛾摩拉的主要故事發生在</w:t>
-      </w:r>
-      <w:hyperlink r:id="rId30">
-        <w:r>
-          <w:rPr>
-            <w:lang w:val="zh_TW" w:bidi="zh_TW"/>
-          </w:rPr>
-          <w:rPr>
-            <w:color w:val="0000EE"/>
-            <w:u w:val="single"/>
-          </w:rPr>
-          <w:t>創世記十八</w:t>
+          <w:t>代上4:1–2</w:t>
         </w:r>
       </w:hyperlink>
       <w:r>
         <w:rPr>
           <w:lang w:val="zh_TW" w:bidi="zh_TW"/>
         </w:rPr>
-        <w:t>和</w:t>
-      </w:r>
-      <w:hyperlink r:id="rId31">
-        <w:r>
-          <w:rPr>
-            <w:lang w:val="zh_TW" w:bidi="zh_TW"/>
-          </w:rPr>
-          <w:rPr>
-            <w:color w:val="0000EE"/>
-            <w:u w:val="single"/>
-          </w:rPr>
-          <w:t>十九章</w:t>
-        </w:r>
-      </w:hyperlink>
-      <w:r>
-        <w:rPr>
-          <w:lang w:val="zh_TW" w:bidi="zh_TW"/>
-        </w:rPr>
-        <w:t>。聖經對這座城市的描述由第</w:t>
-      </w:r>
-      <w:hyperlink r:id="rId32">
-        <w:r>
-          <w:rPr>
-            <w:lang w:val="zh_TW" w:bidi="zh_TW"/>
-          </w:rPr>
-          <w:rPr>
-            <w:color w:val="0000EE"/>
-            <w:u w:val="single"/>
-          </w:rPr>
-          <w:t>十三</w:t>
-        </w:r>
-      </w:hyperlink>
-      <w:r>
-        <w:rPr>
-          <w:lang w:val="zh_TW" w:bidi="zh_TW"/>
-        </w:rPr>
-        <w:t>章開始。亞伯拉罕的姪兒羅得決定定居在約旦河谷，靠近所多瑪，那裡的人以極度邪惡著稱。所多瑪最嚴重的罪惡之一是性變態，特別是同性戀行為。羅得曾提出將自己的處女女兒交給所多瑪的男子，以保護他來自天上的客人，這顯示了該城腐敗的影響力。</w:t>
-      </w:r>
-    </w:p>
-    <w:p>
-      <w:pPr/>
-      <w:r>
-        <w:rPr>
-          <w:lang w:val="zh_TW" w:bidi="zh_TW"/>
-        </w:rPr>
-      </w:r>
-      <w:r>
-        <w:rPr>
-          <w:lang w:val="zh_TW" w:bidi="zh_TW"/>
-        </w:rPr>
-        <w:t>在羅得定居在所多瑪後，四個東方的王進攻該地區，包括所多瑪和蛾摩拉，並取得了控制權。14年後，他們再次回來平定一場叛亂（</w:t>
-      </w:r>
-      <w:hyperlink r:id="rId33">
-        <w:r>
-          <w:rPr>
-            <w:lang w:val="zh_TW" w:bidi="zh_TW"/>
-          </w:rPr>
-          <w:rPr>
-            <w:color w:val="0000EE"/>
-            <w:u w:val="single"/>
-          </w:rPr>
-          <w:t>創14:1–5</w:t>
-        </w:r>
-      </w:hyperlink>
-      <w:r>
-        <w:rPr>
-          <w:lang w:val="zh_TW" w:bidi="zh_TW"/>
-        </w:rPr>
-        <w:t>）。羅得在這場衝突中被擄，但後來被亞伯拉罕救出。所多瑪與蛾摩拉的罪惡如此重大，以至於耶和華決定毀滅它們。亞伯拉罕曾為其求情，問神如果城裡能找到十個義人，是否能饒恕這些城（</w:t>
-      </w:r>
-      <w:hyperlink r:id="rId34">
-        <w:r>
-          <w:rPr>
-            <w:lang w:val="zh_TW" w:bidi="zh_TW"/>
-          </w:rPr>
-          <w:rPr>
-            <w:color w:val="0000EE"/>
-            <w:u w:val="single"/>
-          </w:rPr>
-          <w:t>創18:20–33</w:t>
-        </w:r>
-      </w:hyperlink>
-      <w:r>
-        <w:rPr>
-          <w:lang w:val="zh_TW" w:bidi="zh_TW"/>
-        </w:rPr>
-        <w:t>）。</w:t>
-      </w:r>
-    </w:p>
-    <w:p>
-      <w:pPr/>
-      <w:r>
-        <w:rPr>
-          <w:lang w:val="zh_TW" w:bidi="zh_TW"/>
-        </w:rPr>
-      </w:r>
-      <w:r>
-        <w:rPr>
-          <w:lang w:val="zh_TW" w:bidi="zh_TW"/>
-        </w:rPr>
-        <w:t>那兩位從亞伯拉罕那裡前往所多瑪來自天上的客人，發現羅得正坐在城門口（</w:t>
-      </w:r>
-      <w:hyperlink r:id="rId35">
-        <w:r>
-          <w:rPr>
-            <w:lang w:val="zh_TW" w:bidi="zh_TW"/>
-          </w:rPr>
-          <w:rPr>
-            <w:color w:val="0000EE"/>
-            <w:u w:val="single"/>
-          </w:rPr>
-          <w:t>創19:1</w:t>
-        </w:r>
-      </w:hyperlink>
-      <w:r>
-        <w:rPr>
-          <w:lang w:val="zh_TW" w:bidi="zh_TW"/>
-        </w:rPr>
-        <w:t>）。他們將神的計畫告訴羅得，並催促他、他的妻子和兩個女兒逃離該城。隨後，耶和華將硫磺與火降在所多瑪與蛾摩拉。第二天早晨，亞伯拉罕看見被毀城市的煙氣上騰，如同窯中的煙一樣。</w:t>
-      </w:r>
-    </w:p>
-    <w:p>
-      <w:pPr/>
-      <w:r>
-        <w:rPr>
-          <w:lang w:val="zh_TW" w:bidi="zh_TW"/>
-        </w:rPr>
-      </w:r>
-      <w:r>
-        <w:rPr>
-          <w:i/>
-          <w:lang w:val="zh_TW" w:bidi="zh_TW"/>
-        </w:rPr>
-        <w:t>另見</w:t>
-      </w:r>
-      <w:r>
-        <w:rPr>
-          <w:lang w:val="zh_TW" w:bidi="zh_TW"/>
-        </w:rPr>
-        <w:t>平原上的城</w:t>
-      </w:r>
-      <w:r>
-        <w:rPr>
-          <w:lang w:val="zh_TW" w:bidi="zh_TW"/>
-        </w:rPr>
-        <w:t>。</w:t>
-      </w:r>
-      <w:r>
-        <w:rPr>
-          <w:lang w:val="zh_TW" w:bidi="zh_TW"/>
-        </w:rPr>
-      </w:r>
-      <w:r>
-        <w:rPr>
-          <w:lang w:val="zh_TW" w:bidi="zh_TW"/>
-        </w:rPr>
-      </w:r>
-    </w:p>
-    <w:p>
-      <w:pPr/>
-      <w:r>
-        <w:rPr>
-          <w:lang w:val="zh_TW" w:bidi="zh_TW"/>
-        </w:rPr>
-      </w:r>
-    </w:p>
-    <w:p>
-      <w:pPr>
-        <w:pStyle w:val="Heading2"/>
-      </w:pPr>
-      <w:r>
-        <w:rPr>
-          <w:lang w:val="zh_TW" w:bidi="zh_TW"/>
-        </w:rPr>
-        <w:t>瑣珥</w:t>
-      </w:r>
-      <w:r>
-        <w:rPr>
-          <w:lang w:val="zh_TW" w:bidi="zh_TW"/>
-        </w:rPr>
-      </w:r>
-    </w:p>
-    <w:p>
-      <w:pPr/>
-      <w:r>
-        <w:rPr>
-          <w:lang w:val="zh_TW" w:bidi="zh_TW"/>
-        </w:rPr>
-      </w:r>
-      <w:r>
-        <w:rPr>
-          <w:lang w:val="zh_TW" w:bidi="zh_TW"/>
-        </w:rPr>
-        <w:t>瑣珥是「平原上的城（cities of the plain）」之一，曾與所多瑪、蛾摩拉、押瑪及洗扁結為同盟（</w:t>
-      </w:r>
-      <w:hyperlink r:id="rId36">
-        <w:r>
-          <w:rPr>
-            <w:lang w:val="zh_TW" w:bidi="zh_TW"/>
-          </w:rPr>
-          <w:rPr>
-            <w:color w:val="0000EE"/>
-            <w:u w:val="single"/>
-          </w:rPr>
-          <w:t>創14:2</w:t>
-        </w:r>
-      </w:hyperlink>
-      <w:r>
-        <w:rPr>
-          <w:lang w:val="zh_TW" w:bidi="zh_TW"/>
-        </w:rPr>
-        <w:t>、</w:t>
-      </w:r>
-      <w:hyperlink r:id="rId36">
-        <w:r>
-          <w:rPr>
-            <w:lang w:val="zh_TW" w:bidi="zh_TW"/>
-          </w:rPr>
-          <w:rPr>
-            <w:color w:val="0000EE"/>
-            <w:u w:val="single"/>
-          </w:rPr>
-          <w:t>8</w:t>
-        </w:r>
-      </w:hyperlink>
-      <w:r>
-        <w:rPr>
-          <w:lang w:val="zh_TW" w:bidi="zh_TW"/>
-        </w:rPr>
-        <w:t>）。瑣珥舊稱比拉（Bela），其最為人熟知的事蹟，是在所多瑪及其它平原上的城覆滅之際，曾作為羅得和他女兒們的臨時避難所（</w:t>
-      </w:r>
-      <w:hyperlink r:id="rId37">
-        <w:r>
-          <w:rPr>
-            <w:lang w:val="zh_TW" w:bidi="zh_TW"/>
-          </w:rPr>
-          <w:rPr>
-            <w:color w:val="0000EE"/>
-            <w:u w:val="single"/>
-          </w:rPr>
-          <w:t>創19:22–23</w:t>
-        </w:r>
-      </w:hyperlink>
-      <w:r>
-        <w:rPr>
-          <w:lang w:val="zh_TW" w:bidi="zh_TW"/>
-        </w:rPr>
-        <w:t>、</w:t>
-      </w:r>
-      <w:hyperlink r:id="rId37">
-        <w:r>
-          <w:rPr>
-            <w:lang w:val="zh_TW" w:bidi="zh_TW"/>
-          </w:rPr>
-          <w:rPr>
-            <w:color w:val="0000EE"/>
-            <w:u w:val="single"/>
-          </w:rPr>
-          <w:t>30</w:t>
-        </w:r>
-      </w:hyperlink>
-      <w:r>
-        <w:rPr>
-          <w:lang w:val="zh_TW" w:bidi="zh_TW"/>
-        </w:rPr>
-        <w:t>）。儘管瑣珥顯然是一個小鎮（</w:t>
-      </w:r>
-      <w:hyperlink r:id="rId38">
-        <w:r>
-          <w:rPr>
-            <w:lang w:val="zh_TW" w:bidi="zh_TW"/>
-          </w:rPr>
-          <w:rPr>
-            <w:color w:val="0000EE"/>
-            <w:u w:val="single"/>
-          </w:rPr>
-          <w:t>22節</w:t>
-        </w:r>
-      </w:hyperlink>
-      <w:r>
-        <w:rPr>
-          <w:lang w:val="zh_TW" w:bidi="zh_TW"/>
-        </w:rPr>
-        <w:t>；瑣珥的意思為「小」），但在古代它顯然被視為一個重要的地理標誌。當亞伯拉罕與羅得分地時，羅得選中的便是靠近瑣珥一帶的土地（</w:t>
-      </w:r>
-      <w:hyperlink r:id="rId39">
-        <w:r>
-          <w:rPr>
-            <w:lang w:val="zh_TW" w:bidi="zh_TW"/>
-          </w:rPr>
-          <w:rPr>
-            <w:color w:val="0000EE"/>
-            <w:u w:val="single"/>
-          </w:rPr>
-          <w:t>創13:10</w:t>
-        </w:r>
-      </w:hyperlink>
-      <w:r>
-        <w:rPr>
-          <w:lang w:val="zh_TW" w:bidi="zh_TW"/>
-        </w:rPr>
-        <w:t>）。後來摩西從毗斯迦山（Mt Pisgah）眺望應許之地時，他將瑣珥看作耶利哥平原谷地的最南端（</w:t>
-      </w:r>
-      <w:hyperlink r:id="rId40">
-        <w:r>
-          <w:rPr>
-            <w:lang w:val="zh_TW" w:bidi="zh_TW"/>
-          </w:rPr>
-          <w:rPr>
-            <w:color w:val="0000EE"/>
-            <w:u w:val="single"/>
-          </w:rPr>
-          <w:t>申34:3</w:t>
-        </w:r>
-      </w:hyperlink>
-      <w:r>
-        <w:rPr>
-          <w:lang w:val="zh_TW" w:bidi="zh_TW"/>
-        </w:rPr>
-        <w:t>）。到了先知時代，瑣珥則被視為摩押南部的疆界（</w:t>
-      </w:r>
-      <w:hyperlink r:id="rId41">
-        <w:r>
-          <w:rPr>
-            <w:lang w:val="zh_TW" w:bidi="zh_TW"/>
-          </w:rPr>
-          <w:rPr>
-            <w:color w:val="0000EE"/>
-            <w:u w:val="single"/>
-          </w:rPr>
-          <w:t>賽15:5</w:t>
-        </w:r>
-      </w:hyperlink>
-      <w:r>
-        <w:rPr>
-          <w:lang w:val="zh_TW" w:bidi="zh_TW"/>
-        </w:rPr>
-        <w:t>；</w:t>
-      </w:r>
-      <w:hyperlink r:id="rId42">
-        <w:r>
-          <w:rPr>
-            <w:lang w:val="zh_TW" w:bidi="zh_TW"/>
-          </w:rPr>
-          <w:rPr>
-            <w:color w:val="0000EE"/>
-            <w:u w:val="single"/>
-          </w:rPr>
-          <w:t>耶48:4</w:t>
-        </w:r>
-      </w:hyperlink>
-      <w:r>
-        <w:rPr>
-          <w:lang w:val="zh_TW" w:bidi="zh_TW"/>
-        </w:rPr>
-        <w:t>、</w:t>
-      </w:r>
-      <w:hyperlink r:id="rId42">
-        <w:r>
-          <w:rPr>
-            <w:lang w:val="zh_TW" w:bidi="zh_TW"/>
-          </w:rPr>
-          <w:rPr>
-            <w:color w:val="0000EE"/>
-            <w:u w:val="single"/>
-          </w:rPr>
-          <w:t>34</w:t>
-        </w:r>
-      </w:hyperlink>
-      <w:r>
-        <w:rPr>
-          <w:lang w:val="zh_TW" w:bidi="zh_TW"/>
-        </w:rPr>
-        <w:t>）。</w:t>
-      </w:r>
-    </w:p>
-    <w:p>
-      <w:pPr/>
-      <w:r>
-        <w:rPr>
-          <w:lang w:val="zh_TW" w:bidi="zh_TW"/>
-        </w:rPr>
-      </w:r>
-      <w:r>
-        <w:rPr>
-          <w:i/>
-          <w:lang w:val="zh_TW" w:bidi="zh_TW"/>
-        </w:rPr>
-        <w:t>另見</w:t>
-      </w:r>
-      <w:r>
-        <w:rPr>
-          <w:lang w:val="zh_TW" w:bidi="zh_TW"/>
-        </w:rPr>
-        <w:t>平原上的城</w:t>
-      </w:r>
-      <w:r>
-        <w:rPr>
-          <w:lang w:val="zh_TW" w:bidi="zh_TW"/>
-        </w:rPr>
-        <w:t>。</w:t>
-      </w:r>
-      <w:r>
-        <w:rPr>
-          <w:lang w:val="zh_TW" w:bidi="zh_TW"/>
-        </w:rPr>
-      </w:r>
-      <w:r>
-        <w:rPr>
-          <w:lang w:val="zh_TW" w:bidi="zh_TW"/>
-        </w:rPr>
-      </w:r>
-    </w:p>
-    <w:p>
-      <w:pPr/>
-      <w:r>
-        <w:rPr>
-          <w:lang w:val="zh_TW" w:bidi="zh_TW"/>
-        </w:rPr>
-      </w:r>
-    </w:p>
-    <w:p>
-      <w:pPr>
-        <w:pStyle w:val="Heading2"/>
-      </w:pPr>
-      <w:r>
-        <w:rPr>
-          <w:lang w:val="zh_TW" w:bidi="zh_TW"/>
-        </w:rPr>
-        <w:t>瑣轄</w:t>
-      </w:r>
-      <w:r>
-        <w:rPr>
-          <w:lang w:val="zh_TW" w:bidi="zh_TW"/>
-        </w:rPr>
-      </w:r>
-    </w:p>
-    <w:p>
-      <w:pPr>
-        <w:pStyle w:val="ListNumber"/>
-        <w:numPr>
-          <w:ilvl w:val="0"/>
-          <w:numId w:val="15"/>
-        </w:numPr>
-        <w:spacing w:line="240" w:lineRule="auto"/>
-        <w:ind w:left="720"/>
-      </w:pPr>
-      <w:r>
-        <w:rPr>
-          <w:lang w:val="zh_TW" w:bidi="zh_TW"/>
-        </w:rPr>
-      </w:r>
-      <w:r>
-        <w:rPr>
-          <w:lang w:val="zh_TW" w:bidi="zh_TW"/>
-        </w:rPr>
-        <w:t>赫人以弗崙的父親。亞伯拉罕從以弗崙那裡買了麥比拉洞（</w:t>
-      </w:r>
-      <w:hyperlink r:id="rId43">
-        <w:r>
-          <w:rPr>
-            <w:lang w:val="zh_TW" w:bidi="zh_TW"/>
-          </w:rPr>
-          <w:rPr>
-            <w:color w:val="0000EE"/>
-            <w:u w:val="single"/>
-          </w:rPr>
-          <w:t>創23:7–9</w:t>
-        </w:r>
-      </w:hyperlink>
-      <w:r>
-        <w:rPr>
-          <w:lang w:val="zh_TW" w:bidi="zh_TW"/>
-        </w:rPr>
-        <w:t>，</w:t>
-      </w:r>
-      <w:hyperlink r:id="rId44">
-        <w:r>
-          <w:rPr>
-            <w:lang w:val="zh_TW" w:bidi="zh_TW"/>
-          </w:rPr>
-          <w:rPr>
-            <w:color w:val="0000EE"/>
-            <w:u w:val="single"/>
-          </w:rPr>
-          <w:t>25:9</w:t>
-        </w:r>
-      </w:hyperlink>
-      <w:r>
-        <w:rPr>
-          <w:lang w:val="zh_TW" w:bidi="zh_TW"/>
-        </w:rPr>
-        <w:t>）。</w:t>
-      </w:r>
-    </w:p>
-    <w:p>
-      <w:pPr>
-        <w:pStyle w:val="ListNumber"/>
-        <w:spacing w:line="240" w:lineRule="auto"/>
-        <w:ind w:left="720"/>
-      </w:pPr>
-      <w:r>
-        <w:rPr>
-          <w:lang w:val="zh_TW" w:bidi="zh_TW"/>
-        </w:rPr>
-      </w:r>
-      <w:r>
-        <w:rPr>
-          <w:lang w:val="zh_TW" w:bidi="zh_TW"/>
-        </w:rPr>
-        <w:t>在</w:t>
-      </w:r>
-      <w:hyperlink r:id="rId45">
-        <w:r>
-          <w:rPr>
-            <w:lang w:val="zh_TW" w:bidi="zh_TW"/>
-          </w:rPr>
-          <w:rPr>
-            <w:color w:val="0000EE"/>
-            <w:u w:val="single"/>
-          </w:rPr>
-          <w:t>創世記四十六章10節</w:t>
-        </w:r>
-      </w:hyperlink>
-      <w:r>
-        <w:rPr>
-          <w:lang w:val="zh_TW" w:bidi="zh_TW"/>
-        </w:rPr>
-        <w:t>和</w:t>
-      </w:r>
-      <w:hyperlink r:id="rId46">
-        <w:r>
-          <w:rPr>
-            <w:lang w:val="zh_TW" w:bidi="zh_TW"/>
-          </w:rPr>
-          <w:rPr>
-            <w:color w:val="0000EE"/>
-            <w:u w:val="single"/>
-          </w:rPr>
-          <w:t>出埃及記六章15節</w:t>
-        </w:r>
-      </w:hyperlink>
-      <w:r>
-        <w:rPr>
-          <w:lang w:val="zh_TW" w:bidi="zh_TW"/>
-        </w:rPr>
-        <w:t>中，西緬的兒子謝拉（Zerah）的另一種拼寫方式。（譯註：和合本在這兩處經文中未將其譯為謝拉，僅譯為瑣轄）</w:t>
-        <w:br/>
-      </w:r>
-      <w:r>
-        <w:rPr>
-          <w:i/>
-          <w:lang w:val="zh_TW" w:bidi="zh_TW"/>
-        </w:rPr>
-        <w:t xml:space="preserve">見 </w:t>
-      </w:r>
-      <w:r>
-        <w:rPr>
-          <w:lang w:val="zh_TW" w:bidi="zh_TW"/>
-        </w:rPr>
-        <w:t>謝拉#3</w:t>
-      </w:r>
-      <w:r>
-        <w:rPr>
-          <w:lang w:val="zh_TW" w:bidi="zh_TW"/>
-        </w:rPr>
-        <w:t>。</w:t>
-      </w:r>
-    </w:p>
-    <w:p>
-      <w:pPr>
-        <w:pStyle w:val="ListNumber"/>
-        <w:spacing w:line="240" w:lineRule="auto"/>
-        <w:ind w:left="720"/>
-      </w:pPr>
-      <w:r>
-        <w:rPr>
-          <w:lang w:val="zh_TW" w:bidi="zh_TW"/>
-        </w:rPr>
-      </w:r>
-      <w:hyperlink r:id="rId47">
-        <w:r>
-          <w:rPr>
-            <w:lang w:val="zh_TW" w:bidi="zh_TW"/>
-          </w:rPr>
-          <w:rPr>
-            <w:color w:val="0000EE"/>
-            <w:u w:val="single"/>
-          </w:rPr>
-          <w:t>歷代志上四章7節</w:t>
-        </w:r>
-      </w:hyperlink>
-      <w:r>
-        <w:rPr>
-          <w:lang w:val="zh_TW" w:bidi="zh_TW"/>
-        </w:rPr>
-        <w:t>中，以斯哈（Izhar ）的另一種拼寫方式。（譯註：和合本在此節經文未將其譯為以斯哈，僅譯為</w:t>
-      </w:r>
-      <w:r>
-        <w:rPr>
-          <w:lang w:val="zh_TW" w:bidi="zh_TW"/>
-        </w:rPr>
-        <w:t>瑣轄）</w:t>
+        <w:t>）；他可能與上述第2項的朔巴是同一人。</w:t>
       </w:r>
       <w:r>
         <w:rPr>
@@ -3327,12 +2305,6 @@
     <w:abstractNumId w:val="11"/>
   </w:num>
   <w:num w:numId="14">
-    <w:abstractNumId w:val="3"/>
-    <w:lvlOverride w:ilvl="0">
-      <w:startOverride w:val="1"/>
-    </w:lvlOverride>
-  </w:num>
-  <w:num w:numId="15">
     <w:abstractNumId w:val="3"/>
     <w:lvlOverride w:ilvl="0">
       <w:startOverride w:val="1"/>

--- a/zht/docx/160.content.docx
+++ b/zht/docx/160.content.docx
@@ -241,90 +241,60 @@
         </w:rPr>
         <w:t>以東地何利人西珥的七個兒子之一（</w:t>
       </w:r>
-      <w:hyperlink r:id="rId13">
-        <w:r>
-          <w:rPr>
-            <w:lang w:val="zh_TW" w:bidi="zh_TW"/>
-          </w:rPr>
-          <w:rPr>
-            <w:color w:val="0000EE"/>
-            <w:u w:val="single"/>
-          </w:rPr>
-          <w:t>創36:20</w:t>
-        </w:r>
-      </w:hyperlink>
+      <w:r>
+        <w:rPr>
+          <w:lang w:val="zh_TW" w:bidi="zh_TW"/>
+        </w:rPr>
+        <w:t>創36:20</w:t>
+      </w:r>
       <w:r>
         <w:rPr>
           <w:lang w:val="zh_TW" w:bidi="zh_TW"/>
         </w:rPr>
         <w:t>；</w:t>
       </w:r>
-      <w:hyperlink r:id="rId14">
-        <w:r>
-          <w:rPr>
-            <w:lang w:val="zh_TW" w:bidi="zh_TW"/>
-          </w:rPr>
-          <w:rPr>
-            <w:color w:val="0000EE"/>
-            <w:u w:val="single"/>
-          </w:rPr>
-          <w:t>代上1:38</w:t>
-        </w:r>
-      </w:hyperlink>
+      <w:r>
+        <w:rPr>
+          <w:lang w:val="zh_TW" w:bidi="zh_TW"/>
+        </w:rPr>
+        <w:t>代上1:38</w:t>
+      </w:r>
       <w:r>
         <w:rPr>
           <w:lang w:val="zh_TW" w:bidi="zh_TW"/>
         </w:rPr>
         <w:t>）。朔巴有五個兒子（</w:t>
       </w:r>
-      <w:hyperlink r:id="rId15">
-        <w:r>
-          <w:rPr>
-            <w:lang w:val="zh_TW" w:bidi="zh_TW"/>
-          </w:rPr>
-          <w:rPr>
-            <w:color w:val="0000EE"/>
-            <w:u w:val="single"/>
-          </w:rPr>
-          <w:t>創36:23</w:t>
-        </w:r>
-      </w:hyperlink>
+      <w:r>
+        <w:rPr>
+          <w:lang w:val="zh_TW" w:bidi="zh_TW"/>
+        </w:rPr>
+        <w:t>創36:23</w:t>
+      </w:r>
       <w:r>
         <w:rPr>
           <w:lang w:val="zh_TW" w:bidi="zh_TW"/>
         </w:rPr>
         <w:t>；</w:t>
       </w:r>
-      <w:hyperlink r:id="rId16">
-        <w:r>
-          <w:rPr>
-            <w:lang w:val="zh_TW" w:bidi="zh_TW"/>
-          </w:rPr>
-          <w:rPr>
-            <w:color w:val="0000EE"/>
-            <w:u w:val="single"/>
-          </w:rPr>
-          <w:t>代上1:40</w:t>
-        </w:r>
-      </w:hyperlink>
+      <w:r>
+        <w:rPr>
+          <w:lang w:val="zh_TW" w:bidi="zh_TW"/>
+        </w:rPr>
+        <w:t>代上1:40</w:t>
+      </w:r>
       <w:r>
         <w:rPr>
           <w:lang w:val="zh_TW" w:bidi="zh_TW"/>
         </w:rPr>
         <w:t>），並成為何利人的族長之一（</w:t>
       </w:r>
-      <w:hyperlink r:id="rId17">
-        <w:r>
-          <w:rPr>
-            <w:lang w:val="zh_TW" w:bidi="zh_TW"/>
-          </w:rPr>
-          <w:rPr>
-            <w:color w:val="0000EE"/>
-            <w:u w:val="single"/>
-          </w:rPr>
-          <w:t>創36:29</w:t>
-        </w:r>
-      </w:hyperlink>
+      <w:r>
+        <w:rPr>
+          <w:lang w:val="zh_TW" w:bidi="zh_TW"/>
+        </w:rPr>
+        <w:t>創36:29</w:t>
+      </w:r>
       <w:r>
         <w:rPr>
           <w:lang w:val="zh_TW" w:bidi="zh_TW"/>
@@ -349,18 +319,12 @@
         </w:rPr>
         <w:t>戶珥的兒子，哈羅以的父親，也是基列‧耶琳諸宗族的始祖（</w:t>
       </w:r>
-      <w:hyperlink r:id="rId18">
-        <w:r>
-          <w:rPr>
-            <w:lang w:val="zh_TW" w:bidi="zh_TW"/>
-          </w:rPr>
-          <w:rPr>
-            <w:color w:val="0000EE"/>
-            <w:u w:val="single"/>
-          </w:rPr>
-          <w:t>代上2:50–52</w:t>
-        </w:r>
-      </w:hyperlink>
+      <w:r>
+        <w:rPr>
+          <w:lang w:val="zh_TW" w:bidi="zh_TW"/>
+        </w:rPr>
+        <w:t>代上2:50–52</w:t>
+      </w:r>
       <w:r>
         <w:rPr>
           <w:lang w:val="zh_TW" w:bidi="zh_TW"/>
@@ -385,18 +349,12 @@
         </w:rPr>
         <w:t>猶大的五個兒子之一，也是利亞雅的父親（</w:t>
       </w:r>
-      <w:hyperlink r:id="rId19">
-        <w:r>
-          <w:rPr>
-            <w:lang w:val="zh_TW" w:bidi="zh_TW"/>
-          </w:rPr>
-          <w:rPr>
-            <w:color w:val="0000EE"/>
-            <w:u w:val="single"/>
-          </w:rPr>
-          <w:t>代上4:1–2</w:t>
-        </w:r>
-      </w:hyperlink>
+      <w:r>
+        <w:rPr>
+          <w:lang w:val="zh_TW" w:bidi="zh_TW"/>
+        </w:rPr>
+        <w:t>代上4:1–2</w:t>
+      </w:r>
       <w:r>
         <w:rPr>
           <w:lang w:val="zh_TW" w:bidi="zh_TW"/>
